--- a/Master Folder/Master BA Timlak RO Konsultan/01. BA Reviu Persiapan Pengadaan.docx
+++ b/Master Folder/Master BA Timlak RO Konsultan/01. BA Reviu Persiapan Pengadaan.docx
@@ -271,9 +271,16 @@
           <w:szCs w:val="22"/>
           <w:lang w:val="en-US"/>
         </w:rPr>
-        <w:t>{</w:t>
-      </w:r>
-      <w:proofErr w:type="spellStart"/>
+        <w:t>{kode_klasifikasi}</w:t>
+      </w:r>
+      <w:r>
+        <w:rPr>
+          <w:rFonts w:ascii="Arial" w:eastAsia="Arial" w:hAnsi="Arial" w:cs="Arial"/>
+          <w:sz w:val="22"/>
+          <w:szCs w:val="22"/>
+        </w:rPr>
+        <w:t>/R/Bp2jk17/POKJA-</w:t>
+      </w:r>
       <w:r>
         <w:rPr>
           <w:rFonts w:ascii="Arial" w:eastAsia="Arial" w:hAnsi="Arial" w:cs="Arial"/>
@@ -281,54 +288,7 @@
           <w:szCs w:val="22"/>
           <w:lang w:val="en-US"/>
         </w:rPr>
-        <w:t>kode_klasifikasi</w:t>
-      </w:r>
-      <w:proofErr w:type="spellEnd"/>
-      <w:r>
-        <w:rPr>
-          <w:rFonts w:ascii="Arial" w:eastAsia="Arial" w:hAnsi="Arial" w:cs="Arial"/>
-          <w:sz w:val="22"/>
-          <w:szCs w:val="22"/>
-          <w:lang w:val="en-US"/>
-        </w:rPr>
-        <w:t>}</w:t>
-      </w:r>
-      <w:r>
-        <w:rPr>
-          <w:rFonts w:ascii="Arial" w:eastAsia="Arial" w:hAnsi="Arial" w:cs="Arial"/>
-          <w:sz w:val="22"/>
-          <w:szCs w:val="22"/>
-        </w:rPr>
-        <w:t>/R/Bp2jk17/POKJA-</w:t>
-      </w:r>
-      <w:r>
-        <w:rPr>
-          <w:rFonts w:ascii="Arial" w:eastAsia="Arial" w:hAnsi="Arial" w:cs="Arial"/>
-          <w:sz w:val="22"/>
-          <w:szCs w:val="22"/>
-          <w:lang w:val="en-US"/>
-        </w:rPr>
-        <w:t>{</w:t>
-      </w:r>
-      <w:proofErr w:type="spellStart"/>
-      <w:r>
-        <w:rPr>
-          <w:rFonts w:ascii="Arial" w:eastAsia="Arial" w:hAnsi="Arial" w:cs="Arial"/>
-          <w:sz w:val="22"/>
-          <w:szCs w:val="22"/>
-          <w:lang w:val="en-US"/>
-        </w:rPr>
-        <w:t>kode_pokja</w:t>
-      </w:r>
-      <w:proofErr w:type="spellEnd"/>
-      <w:r>
-        <w:rPr>
-          <w:rFonts w:ascii="Arial" w:eastAsia="Arial" w:hAnsi="Arial" w:cs="Arial"/>
-          <w:sz w:val="22"/>
-          <w:szCs w:val="22"/>
-          <w:lang w:val="en-US"/>
-        </w:rPr>
-        <w:t>}</w:t>
+        <w:t>{kode_pokja}</w:t>
       </w:r>
       <w:r>
         <w:rPr>
@@ -503,7 +463,6 @@
         </w:rPr>
         <w:t>_</w:t>
       </w:r>
-      <w:proofErr w:type="spellStart"/>
       <w:r>
         <w:rPr>
           <w:rFonts w:ascii="Arial" w:eastAsia="Arial" w:hAnsi="Arial" w:cs="Arial"/>
@@ -517,7 +476,6 @@
         </w:rPr>
         <w:t>reviu</w:t>
       </w:r>
-      <w:proofErr w:type="spellEnd"/>
       <w:r>
         <w:rPr>
           <w:rFonts w:ascii="Arial" w:eastAsia="Arial" w:hAnsi="Arial" w:cs="Arial"/>
@@ -617,7 +575,6 @@
         </w:rPr>
         <w:t>{tanggal_</w:t>
       </w:r>
-      <w:proofErr w:type="spellStart"/>
       <w:r>
         <w:rPr>
           <w:rFonts w:ascii="Arial" w:eastAsia="Arial" w:hAnsi="Arial" w:cs="Arial"/>
@@ -628,9 +585,8 @@
           <w:szCs w:val="22"/>
           <w:lang w:val="en-US"/>
         </w:rPr>
-        <w:t>sebut</w:t>
-      </w:r>
-      <w:proofErr w:type="spellEnd"/>
+        <w:t>sebut_</w:t>
+      </w:r>
       <w:r>
         <w:rPr>
           <w:rFonts w:ascii="Arial" w:eastAsia="Arial" w:hAnsi="Arial" w:cs="Arial"/>
@@ -639,9 +595,8 @@
           <w:spacing w:val="5"/>
           <w:sz w:val="22"/>
           <w:szCs w:val="22"/>
-          <w:lang w:val="en-US"/>
-        </w:rPr>
-        <w:t>_</w:t>
+        </w:rPr>
+        <w:t>reviu</w:t>
       </w:r>
       <w:r>
         <w:rPr>
@@ -652,7 +607,7 @@
           <w:sz w:val="22"/>
           <w:szCs w:val="22"/>
         </w:rPr>
-        <w:t>reviu</w:t>
+        <w:t>}</w:t>
       </w:r>
       <w:r>
         <w:rPr>
@@ -663,17 +618,6 @@
           <w:sz w:val="22"/>
           <w:szCs w:val="22"/>
         </w:rPr>
-        <w:t>}</w:t>
-      </w:r>
-      <w:r>
-        <w:rPr>
-          <w:rFonts w:ascii="Arial" w:eastAsia="Arial" w:hAnsi="Arial" w:cs="Arial"/>
-          <w:b/>
-          <w:bCs/>
-          <w:spacing w:val="5"/>
-          <w:sz w:val="22"/>
-          <w:szCs w:val="22"/>
-        </w:rPr>
         <w:t xml:space="preserve"> </w:t>
       </w:r>
       <w:r>
@@ -740,7 +684,6 @@
         </w:rPr>
         <w:t>{bulan_</w:t>
       </w:r>
-      <w:proofErr w:type="spellStart"/>
       <w:r>
         <w:rPr>
           <w:rFonts w:ascii="Arial" w:eastAsia="Arial" w:hAnsi="Arial" w:cs="Arial"/>
@@ -751,9 +694,8 @@
           <w:szCs w:val="22"/>
           <w:lang w:val="en-US"/>
         </w:rPr>
-        <w:t>sebut</w:t>
-      </w:r>
-      <w:proofErr w:type="spellEnd"/>
+        <w:t>sebut_</w:t>
+      </w:r>
       <w:r>
         <w:rPr>
           <w:rFonts w:ascii="Arial" w:eastAsia="Arial" w:hAnsi="Arial" w:cs="Arial"/>
@@ -762,9 +704,8 @@
           <w:spacing w:val="6"/>
           <w:sz w:val="22"/>
           <w:szCs w:val="22"/>
-          <w:lang w:val="en-US"/>
-        </w:rPr>
-        <w:t>_</w:t>
+        </w:rPr>
+        <w:t>reviu</w:t>
       </w:r>
       <w:r>
         <w:rPr>
@@ -775,7 +716,7 @@
           <w:sz w:val="22"/>
           <w:szCs w:val="22"/>
         </w:rPr>
-        <w:t>reviu</w:t>
+        <w:t>}</w:t>
       </w:r>
       <w:r>
         <w:rPr>
@@ -786,17 +727,6 @@
           <w:sz w:val="22"/>
           <w:szCs w:val="22"/>
         </w:rPr>
-        <w:t>}</w:t>
-      </w:r>
-      <w:r>
-        <w:rPr>
-          <w:rFonts w:ascii="Arial" w:eastAsia="Arial" w:hAnsi="Arial" w:cs="Arial"/>
-          <w:b/>
-          <w:bCs/>
-          <w:spacing w:val="6"/>
-          <w:sz w:val="22"/>
-          <w:szCs w:val="22"/>
-        </w:rPr>
         <w:t xml:space="preserve"> </w:t>
       </w:r>
       <w:r>
@@ -854,7 +784,6 @@
         </w:rPr>
         <w:t>{tahun_</w:t>
       </w:r>
-      <w:proofErr w:type="spellStart"/>
       <w:r>
         <w:rPr>
           <w:rFonts w:ascii="Arial" w:eastAsia="Arial" w:hAnsi="Arial" w:cs="Arial"/>
@@ -865,20 +794,7 @@
           <w:szCs w:val="22"/>
           <w:lang w:val="en-US"/>
         </w:rPr>
-        <w:t>sebut</w:t>
-      </w:r>
-      <w:proofErr w:type="spellEnd"/>
-      <w:r>
-        <w:rPr>
-          <w:rFonts w:ascii="Arial" w:eastAsia="Arial" w:hAnsi="Arial" w:cs="Arial"/>
-          <w:b/>
-          <w:bCs/>
-          <w:spacing w:val="1"/>
-          <w:sz w:val="22"/>
-          <w:szCs w:val="22"/>
-          <w:lang w:val="en-US"/>
-        </w:rPr>
-        <w:t>_</w:t>
+        <w:t>sebut_</w:t>
       </w:r>
       <w:r>
         <w:rPr>
@@ -2038,7 +1954,6 @@
               </w:rPr>
               <w:t>{metode_</w:t>
             </w:r>
-            <w:proofErr w:type="spellStart"/>
             <w:r>
               <w:rPr>
                 <w:rFonts w:ascii="Arial" w:hAnsi="Arial" w:cs="Arial"/>
@@ -2048,7 +1963,6 @@
               </w:rPr>
               <w:t>pemilihan</w:t>
             </w:r>
-            <w:proofErr w:type="spellEnd"/>
             <w:r>
               <w:rPr>
                 <w:rFonts w:ascii="Arial" w:hAnsi="Arial" w:cs="Arial"/>
@@ -6876,7 +6790,6 @@
                 <w:highlight w:val="yellow"/>
               </w:rPr>
             </w:pPr>
-            <w:proofErr w:type="spellStart"/>
             <w:r>
               <w:rPr>
                 <w:rFonts w:ascii="Arial" w:hAnsi="Arial" w:cs="Arial"/>
@@ -6887,20 +6800,7 @@
                 <w:highlight w:val="yellow"/>
                 <w:lang w:val="en-US"/>
               </w:rPr>
-              <w:t>Catatan</w:t>
-            </w:r>
-            <w:proofErr w:type="spellEnd"/>
-            <w:r>
-              <w:rPr>
-                <w:rFonts w:ascii="Arial" w:hAnsi="Arial" w:cs="Arial"/>
-                <w:b/>
-                <w:bCs/>
-                <w:sz w:val="22"/>
-                <w:szCs w:val="22"/>
-                <w:highlight w:val="yellow"/>
-                <w:lang w:val="en-US"/>
-              </w:rPr>
-              <w:t>/</w:t>
+              <w:t>Catatan/</w:t>
             </w:r>
             <w:r>
               <w:rPr>
@@ -6936,7 +6836,6 @@
                 <w:lang w:val="en-US"/>
               </w:rPr>
             </w:pPr>
-            <w:proofErr w:type="spellStart"/>
             <w:r>
               <w:rPr>
                 <w:rFonts w:ascii="Arial" w:hAnsi="Arial" w:cs="Arial"/>
@@ -6947,35 +6846,8 @@
                 <w:highlight w:val="yellow"/>
                 <w:lang w:val="en-US"/>
               </w:rPr>
-              <w:t>Tindak</w:t>
-            </w:r>
-            <w:proofErr w:type="spellEnd"/>
-            <w:r>
-              <w:rPr>
-                <w:rFonts w:ascii="Arial" w:hAnsi="Arial" w:cs="Arial"/>
-                <w:b/>
-                <w:bCs/>
-                <w:sz w:val="22"/>
-                <w:szCs w:val="22"/>
-                <w:highlight w:val="yellow"/>
-                <w:lang w:val="en-US"/>
-              </w:rPr>
-              <w:t xml:space="preserve"> </w:t>
-            </w:r>
-            <w:proofErr w:type="spellStart"/>
-            <w:r>
-              <w:rPr>
-                <w:rFonts w:ascii="Arial" w:hAnsi="Arial" w:cs="Arial"/>
-                <w:b/>
-                <w:bCs/>
-                <w:sz w:val="22"/>
-                <w:szCs w:val="22"/>
-                <w:highlight w:val="yellow"/>
-                <w:lang w:val="en-US"/>
-              </w:rPr>
-              <w:t>Lanjut</w:t>
-            </w:r>
-            <w:proofErr w:type="spellEnd"/>
+              <w:t>Tindak Lanjut</w:t>
+            </w:r>
           </w:p>
         </w:tc>
       </w:tr>
@@ -7381,51 +7253,7 @@
                 <w:highlight w:val="yellow"/>
                 <w:lang w:val="en-US"/>
               </w:rPr>
-              <w:t xml:space="preserve">Surat </w:t>
-            </w:r>
-            <w:proofErr w:type="spellStart"/>
-            <w:r>
-              <w:rPr>
-                <w:rFonts w:ascii="Arial" w:hAnsi="Arial" w:cs="Arial"/>
-                <w:sz w:val="22"/>
-                <w:szCs w:val="22"/>
-                <w:highlight w:val="yellow"/>
-                <w:lang w:val="en-US"/>
-              </w:rPr>
-              <w:t>usulan</w:t>
-            </w:r>
-            <w:proofErr w:type="spellEnd"/>
-            <w:r>
-              <w:rPr>
-                <w:rFonts w:ascii="Arial" w:hAnsi="Arial" w:cs="Arial"/>
-                <w:sz w:val="22"/>
-                <w:szCs w:val="22"/>
-                <w:highlight w:val="yellow"/>
-                <w:lang w:val="en-US"/>
-              </w:rPr>
-              <w:t xml:space="preserve"> tender </w:t>
-            </w:r>
-            <w:proofErr w:type="spellStart"/>
-            <w:r>
-              <w:rPr>
-                <w:rFonts w:ascii="Arial" w:hAnsi="Arial" w:cs="Arial"/>
-                <w:sz w:val="22"/>
-                <w:szCs w:val="22"/>
-                <w:highlight w:val="yellow"/>
-                <w:lang w:val="en-US"/>
-              </w:rPr>
-              <w:t>dari</w:t>
-            </w:r>
-            <w:proofErr w:type="spellEnd"/>
-            <w:r>
-              <w:rPr>
-                <w:rFonts w:ascii="Arial" w:hAnsi="Arial" w:cs="Arial"/>
-                <w:sz w:val="22"/>
-                <w:szCs w:val="22"/>
-                <w:highlight w:val="yellow"/>
-                <w:lang w:val="en-US"/>
-              </w:rPr>
-              <w:t xml:space="preserve"> PPK</w:t>
+              <w:t>Surat usulan tender dari PPK</w:t>
             </w:r>
           </w:p>
         </w:tc>
@@ -7595,71 +7423,15 @@
                 <w:lang w:val="en-US"/>
               </w:rPr>
             </w:pPr>
-            <w:proofErr w:type="spellStart"/>
-            <w:r>
-              <w:rPr>
-                <w:rFonts w:ascii="Arial" w:hAnsi="Arial" w:cs="Arial"/>
-                <w:sz w:val="22"/>
-                <w:szCs w:val="22"/>
-                <w:highlight w:val="yellow"/>
-                <w:lang w:val="en-US"/>
-              </w:rPr>
-              <w:t>Kerangka</w:t>
-            </w:r>
-            <w:proofErr w:type="spellEnd"/>
-            <w:r>
-              <w:rPr>
-                <w:rFonts w:ascii="Arial" w:hAnsi="Arial" w:cs="Arial"/>
-                <w:sz w:val="22"/>
-                <w:szCs w:val="22"/>
-                <w:highlight w:val="yellow"/>
-                <w:lang w:val="en-US"/>
-              </w:rPr>
-              <w:t xml:space="preserve"> </w:t>
-            </w:r>
-            <w:proofErr w:type="spellStart"/>
-            <w:r>
-              <w:rPr>
-                <w:rFonts w:ascii="Arial" w:hAnsi="Arial" w:cs="Arial"/>
-                <w:sz w:val="22"/>
-                <w:szCs w:val="22"/>
-                <w:highlight w:val="yellow"/>
-                <w:lang w:val="en-US"/>
-              </w:rPr>
-              <w:t>Acuan</w:t>
-            </w:r>
-            <w:proofErr w:type="spellEnd"/>
-            <w:r>
-              <w:rPr>
-                <w:rFonts w:ascii="Arial" w:hAnsi="Arial" w:cs="Arial"/>
-                <w:sz w:val="22"/>
-                <w:szCs w:val="22"/>
-                <w:highlight w:val="yellow"/>
-                <w:lang w:val="en-US"/>
-              </w:rPr>
-              <w:t xml:space="preserve"> </w:t>
-            </w:r>
-            <w:proofErr w:type="spellStart"/>
-            <w:r>
-              <w:rPr>
-                <w:rFonts w:ascii="Arial" w:hAnsi="Arial" w:cs="Arial"/>
-                <w:sz w:val="22"/>
-                <w:szCs w:val="22"/>
-                <w:highlight w:val="yellow"/>
-                <w:lang w:val="en-US"/>
-              </w:rPr>
-              <w:t>Kerja</w:t>
-            </w:r>
-            <w:proofErr w:type="spellEnd"/>
-            <w:r>
-              <w:rPr>
-                <w:rFonts w:ascii="Arial" w:hAnsi="Arial" w:cs="Arial"/>
-                <w:sz w:val="22"/>
-                <w:szCs w:val="22"/>
-                <w:highlight w:val="yellow"/>
-                <w:lang w:val="en-US"/>
-              </w:rPr>
-              <w:t xml:space="preserve"> (</w:t>
+            <w:r>
+              <w:rPr>
+                <w:rFonts w:ascii="Arial" w:hAnsi="Arial" w:cs="Arial"/>
+                <w:sz w:val="22"/>
+                <w:szCs w:val="22"/>
+                <w:highlight w:val="yellow"/>
+                <w:lang w:val="en-US"/>
+              </w:rPr>
+              <w:t>Kerangka Acuan Kerja (</w:t>
             </w:r>
             <w:r>
               <w:rPr>
@@ -10804,40 +10576,16 @@
                 <w:lang w:val="en-US"/>
               </w:rPr>
             </w:pPr>
-            <w:proofErr w:type="spellStart"/>
-            <w:r>
-              <w:rPr>
-                <w:rFonts w:ascii="Arial" w:hAnsi="Arial" w:cs="Arial"/>
-                <w:sz w:val="22"/>
-                <w:szCs w:val="22"/>
-                <w:highlight w:val="yellow"/>
-                <w:lang w:val="en-US"/>
-              </w:rPr>
-              <w:t>Dokumen</w:t>
-            </w:r>
-            <w:proofErr w:type="spellEnd"/>
-            <w:r>
-              <w:rPr>
-                <w:rFonts w:ascii="Arial" w:hAnsi="Arial" w:cs="Arial"/>
-                <w:sz w:val="22"/>
-                <w:szCs w:val="22"/>
-                <w:highlight w:val="yellow"/>
-                <w:lang w:val="en-US"/>
-              </w:rPr>
-              <w:t xml:space="preserve"> </w:t>
-            </w:r>
-            <w:proofErr w:type="spellStart"/>
-            <w:r>
-              <w:rPr>
-                <w:rFonts w:ascii="Arial" w:hAnsi="Arial" w:cs="Arial"/>
-                <w:sz w:val="22"/>
-                <w:szCs w:val="22"/>
-                <w:highlight w:val="yellow"/>
-                <w:lang w:val="en-US"/>
-              </w:rPr>
-              <w:t>Pengadaan</w:t>
-            </w:r>
-            <w:proofErr w:type="spellEnd"/>
+            <w:r>
+              <w:rPr>
+                <w:rFonts w:ascii="Arial" w:hAnsi="Arial" w:cs="Arial"/>
+                <w:sz w:val="22"/>
+                <w:szCs w:val="22"/>
+                <w:highlight w:val="yellow"/>
+                <w:lang w:val="en-US"/>
+              </w:rPr>
+              <w:t>Dokumen Pengadaan</w:t>
+            </w:r>
           </w:p>
         </w:tc>
         <w:tc>
@@ -10964,40 +10712,16 @@
                 <w:lang w:val="en-US"/>
               </w:rPr>
             </w:pPr>
-            <w:proofErr w:type="spellStart"/>
-            <w:r>
-              <w:rPr>
-                <w:rFonts w:ascii="Arial" w:hAnsi="Arial" w:cs="Arial"/>
-                <w:sz w:val="22"/>
-                <w:szCs w:val="22"/>
-                <w:highlight w:val="yellow"/>
-                <w:lang w:val="en-US"/>
-              </w:rPr>
-              <w:t>Dokumen</w:t>
-            </w:r>
-            <w:proofErr w:type="spellEnd"/>
-            <w:r>
-              <w:rPr>
-                <w:rFonts w:ascii="Arial" w:hAnsi="Arial" w:cs="Arial"/>
-                <w:sz w:val="22"/>
-                <w:szCs w:val="22"/>
-                <w:highlight w:val="yellow"/>
-                <w:lang w:val="en-US"/>
-              </w:rPr>
-              <w:t xml:space="preserve"> </w:t>
-            </w:r>
-            <w:proofErr w:type="spellStart"/>
-            <w:r>
-              <w:rPr>
-                <w:rFonts w:ascii="Arial" w:hAnsi="Arial" w:cs="Arial"/>
-                <w:sz w:val="22"/>
-                <w:szCs w:val="22"/>
-                <w:highlight w:val="yellow"/>
-                <w:lang w:val="en-US"/>
-              </w:rPr>
-              <w:t>Kualifikasi</w:t>
-            </w:r>
-            <w:proofErr w:type="spellEnd"/>
+            <w:r>
+              <w:rPr>
+                <w:rFonts w:ascii="Arial" w:hAnsi="Arial" w:cs="Arial"/>
+                <w:sz w:val="22"/>
+                <w:szCs w:val="22"/>
+                <w:highlight w:val="yellow"/>
+                <w:lang w:val="en-US"/>
+              </w:rPr>
+              <w:t>Dokumen Kualifikasi</w:t>
+            </w:r>
           </w:p>
         </w:tc>
         <w:tc>
@@ -11163,40 +10887,16 @@
                 <w:lang w:val="en-US"/>
               </w:rPr>
             </w:pPr>
-            <w:proofErr w:type="spellStart"/>
-            <w:r>
-              <w:rPr>
-                <w:rFonts w:ascii="Arial" w:hAnsi="Arial" w:cs="Arial"/>
-                <w:sz w:val="22"/>
-                <w:szCs w:val="22"/>
-                <w:highlight w:val="yellow"/>
-                <w:lang w:val="en-US"/>
-              </w:rPr>
-              <w:t>Dokumen</w:t>
-            </w:r>
-            <w:proofErr w:type="spellEnd"/>
-            <w:r>
-              <w:rPr>
-                <w:rFonts w:ascii="Arial" w:hAnsi="Arial" w:cs="Arial"/>
-                <w:sz w:val="22"/>
-                <w:szCs w:val="22"/>
-                <w:highlight w:val="yellow"/>
-                <w:lang w:val="en-US"/>
-              </w:rPr>
-              <w:t xml:space="preserve"> </w:t>
-            </w:r>
-            <w:proofErr w:type="spellStart"/>
-            <w:r>
-              <w:rPr>
-                <w:rFonts w:ascii="Arial" w:hAnsi="Arial" w:cs="Arial"/>
-                <w:sz w:val="22"/>
-                <w:szCs w:val="22"/>
-                <w:highlight w:val="yellow"/>
-                <w:lang w:val="en-US"/>
-              </w:rPr>
-              <w:t>Seleksi</w:t>
-            </w:r>
-            <w:proofErr w:type="spellEnd"/>
+            <w:r>
+              <w:rPr>
+                <w:rFonts w:ascii="Arial" w:hAnsi="Arial" w:cs="Arial"/>
+                <w:sz w:val="22"/>
+                <w:szCs w:val="22"/>
+                <w:highlight w:val="yellow"/>
+                <w:lang w:val="en-US"/>
+              </w:rPr>
+              <w:t>Dokumen Seleksi</w:t>
+            </w:r>
           </w:p>
         </w:tc>
         <w:tc>
@@ -12443,268 +12143,6 @@
           </w:p>
         </w:tc>
       </w:tr>
-      <w:tr>
-        <w:trPr>
-          <w:trHeight w:val="785"/>
-        </w:trPr>
-        <w:tc>
-          <w:tcPr>
-            <w:tcW w:w="596" w:type="dxa"/>
-            <w:tcBorders>
-              <w:top w:val="single" w:sz="4" w:space="0" w:color="auto"/>
-              <w:bottom w:val="single" w:sz="4" w:space="0" w:color="auto"/>
-            </w:tcBorders>
-            <w:vAlign w:val="center"/>
-          </w:tcPr>
-          <w:p>
-            <w:pPr>
-              <w:jc w:val="center"/>
-              <w:rPr>
-                <w:rFonts w:ascii="Arial" w:hAnsi="Arial" w:cs="Arial"/>
-                <w:sz w:val="22"/>
-                <w:szCs w:val="22"/>
-              </w:rPr>
-            </w:pPr>
-            <w:r>
-              <w:rPr>
-                <w:rFonts w:ascii="Arial" w:hAnsi="Arial" w:cs="Arial"/>
-                <w:sz w:val="22"/>
-                <w:szCs w:val="22"/>
-              </w:rPr>
-              <w:t>4.</w:t>
-            </w:r>
-          </w:p>
-        </w:tc>
-        <w:tc>
-          <w:tcPr>
-            <w:tcW w:w="4507" w:type="dxa"/>
-            <w:tcBorders>
-              <w:top w:val="single" w:sz="4" w:space="0" w:color="auto"/>
-              <w:bottom w:val="single" w:sz="4" w:space="0" w:color="auto"/>
-            </w:tcBorders>
-            <w:vAlign w:val="center"/>
-          </w:tcPr>
-          <w:p>
-            <w:pPr>
-              <w:tabs>
-                <w:tab w:val="left" w:pos="6145"/>
-              </w:tabs>
-              <w:spacing w:line="276" w:lineRule="auto"/>
-              <w:contextualSpacing/>
-              <w:jc w:val="both"/>
-              <w:rPr>
-                <w:rFonts w:ascii="Arial" w:hAnsi="Arial" w:cs="Arial"/>
-                <w:sz w:val="22"/>
-                <w:szCs w:val="22"/>
-              </w:rPr>
-            </w:pPr>
-            <w:r>
-              <w:rPr>
-                <w:rFonts w:ascii="Arial" w:hAnsi="Arial" w:cs="Arial"/>
-                <w:sz w:val="22"/>
-                <w:szCs w:val="22"/>
-              </w:rPr>
-              <w:t>{anggota_pokja</w:t>
-            </w:r>
-            <w:r>
-              <w:rPr>
-                <w:rFonts w:ascii="Arial" w:hAnsi="Arial" w:cs="Arial"/>
-                <w:sz w:val="22"/>
-                <w:szCs w:val="22"/>
-                <w:lang w:val="en-US"/>
-              </w:rPr>
-              <w:t>2</w:t>
-            </w:r>
-            <w:r>
-              <w:rPr>
-                <w:rFonts w:ascii="Arial" w:hAnsi="Arial" w:cs="Arial"/>
-                <w:sz w:val="22"/>
-                <w:szCs w:val="22"/>
-              </w:rPr>
-              <w:t>}</w:t>
-            </w:r>
-          </w:p>
-        </w:tc>
-        <w:tc>
-          <w:tcPr>
-            <w:tcW w:w="2269" w:type="dxa"/>
-            <w:tcBorders>
-              <w:top w:val="single" w:sz="4" w:space="0" w:color="auto"/>
-              <w:bottom w:val="single" w:sz="4" w:space="0" w:color="auto"/>
-            </w:tcBorders>
-            <w:vAlign w:val="center"/>
-          </w:tcPr>
-          <w:p>
-            <w:pPr>
-              <w:jc w:val="center"/>
-              <w:rPr>
-                <w:rFonts w:ascii="Arial" w:hAnsi="Arial" w:cs="Arial"/>
-                <w:sz w:val="22"/>
-                <w:szCs w:val="22"/>
-              </w:rPr>
-            </w:pPr>
-            <w:r>
-              <w:rPr>
-                <w:rFonts w:ascii="Arial" w:hAnsi="Arial" w:cs="Arial"/>
-                <w:sz w:val="22"/>
-                <w:szCs w:val="22"/>
-              </w:rPr>
-              <w:t>Anggota</w:t>
-            </w:r>
-          </w:p>
-        </w:tc>
-        <w:tc>
-          <w:tcPr>
-            <w:tcW w:w="1417" w:type="dxa"/>
-            <w:tcBorders>
-              <w:top w:val="single" w:sz="4" w:space="0" w:color="auto"/>
-              <w:bottom w:val="single" w:sz="4" w:space="0" w:color="auto"/>
-            </w:tcBorders>
-            <w:vAlign w:val="center"/>
-          </w:tcPr>
-          <w:p>
-            <w:pPr>
-              <w:spacing w:before="160"/>
-              <w:jc w:val="center"/>
-              <w:rPr>
-                <w:rFonts w:ascii="Arial" w:hAnsi="Arial" w:cs="Arial"/>
-                <w:sz w:val="22"/>
-                <w:szCs w:val="22"/>
-              </w:rPr>
-            </w:pPr>
-          </w:p>
-        </w:tc>
-      </w:tr>
-      <w:tr>
-        <w:trPr>
-          <w:trHeight w:val="835"/>
-        </w:trPr>
-        <w:tc>
-          <w:tcPr>
-            <w:tcW w:w="596" w:type="dxa"/>
-            <w:tcBorders>
-              <w:top w:val="single" w:sz="4" w:space="0" w:color="auto"/>
-              <w:bottom w:val="single" w:sz="4" w:space="0" w:color="auto"/>
-            </w:tcBorders>
-            <w:vAlign w:val="center"/>
-          </w:tcPr>
-          <w:p>
-            <w:pPr>
-              <w:jc w:val="center"/>
-              <w:rPr>
-                <w:rFonts w:ascii="Arial" w:hAnsi="Arial" w:cs="Arial"/>
-                <w:sz w:val="22"/>
-                <w:szCs w:val="22"/>
-              </w:rPr>
-            </w:pPr>
-            <w:r>
-              <w:rPr>
-                <w:rFonts w:ascii="Arial" w:hAnsi="Arial" w:cs="Arial"/>
-                <w:sz w:val="22"/>
-                <w:szCs w:val="22"/>
-              </w:rPr>
-              <w:t>5.</w:t>
-            </w:r>
-          </w:p>
-        </w:tc>
-        <w:tc>
-          <w:tcPr>
-            <w:tcW w:w="4507" w:type="dxa"/>
-            <w:tcBorders>
-              <w:top w:val="single" w:sz="4" w:space="0" w:color="auto"/>
-              <w:bottom w:val="single" w:sz="4" w:space="0" w:color="auto"/>
-            </w:tcBorders>
-            <w:vAlign w:val="center"/>
-          </w:tcPr>
-          <w:p>
-            <w:pPr>
-              <w:tabs>
-                <w:tab w:val="left" w:pos="6145"/>
-              </w:tabs>
-              <w:spacing w:line="276" w:lineRule="auto"/>
-              <w:contextualSpacing/>
-              <w:rPr>
-                <w:rFonts w:ascii="Arial" w:hAnsi="Arial" w:cs="Arial"/>
-                <w:sz w:val="22"/>
-                <w:szCs w:val="22"/>
-              </w:rPr>
-            </w:pPr>
-            <w:r>
-              <w:rPr>
-                <w:rFonts w:ascii="Arial" w:hAnsi="Arial" w:cs="Arial"/>
-                <w:sz w:val="22"/>
-                <w:szCs w:val="22"/>
-              </w:rPr>
-              <w:t>{anggota_pokja</w:t>
-            </w:r>
-            <w:r>
-              <w:rPr>
-                <w:rFonts w:ascii="Arial" w:hAnsi="Arial" w:cs="Arial"/>
-                <w:sz w:val="22"/>
-                <w:szCs w:val="22"/>
-                <w:lang w:val="en-US"/>
-              </w:rPr>
-              <w:t>3</w:t>
-            </w:r>
-            <w:r>
-              <w:rPr>
-                <w:rFonts w:ascii="Arial" w:hAnsi="Arial" w:cs="Arial"/>
-                <w:sz w:val="22"/>
-                <w:szCs w:val="22"/>
-              </w:rPr>
-              <w:t>}</w:t>
-            </w:r>
-          </w:p>
-        </w:tc>
-        <w:tc>
-          <w:tcPr>
-            <w:tcW w:w="2269" w:type="dxa"/>
-            <w:tcBorders>
-              <w:top w:val="single" w:sz="4" w:space="0" w:color="auto"/>
-              <w:bottom w:val="single" w:sz="4" w:space="0" w:color="auto"/>
-            </w:tcBorders>
-            <w:vAlign w:val="center"/>
-          </w:tcPr>
-          <w:p>
-            <w:pPr>
-              <w:jc w:val="center"/>
-              <w:rPr>
-                <w:rFonts w:ascii="Arial" w:hAnsi="Arial" w:cs="Arial"/>
-                <w:sz w:val="22"/>
-                <w:szCs w:val="22"/>
-              </w:rPr>
-            </w:pPr>
-            <w:r>
-              <w:rPr>
-                <w:rFonts w:ascii="Arial" w:hAnsi="Arial" w:cs="Arial"/>
-                <w:sz w:val="22"/>
-                <w:szCs w:val="22"/>
-              </w:rPr>
-              <w:t>Anggota</w:t>
-            </w:r>
-          </w:p>
-        </w:tc>
-        <w:tc>
-          <w:tcPr>
-            <w:tcW w:w="1417" w:type="dxa"/>
-            <w:tcBorders>
-              <w:top w:val="single" w:sz="4" w:space="0" w:color="auto"/>
-              <w:bottom w:val="single" w:sz="4" w:space="0" w:color="auto"/>
-            </w:tcBorders>
-            <w:vAlign w:val="center"/>
-          </w:tcPr>
-          <w:p>
-            <w:pPr>
-              <w:jc w:val="center"/>
-              <w:rPr>
-                <w:rFonts w:ascii="Arial" w:hAnsi="Arial" w:cs="Arial"/>
-                <w:sz w:val="22"/>
-                <w:szCs w:val="22"/>
-              </w:rPr>
-            </w:pPr>
-          </w:p>
-        </w:tc>
-      </w:tr>
     </w:tbl>
     <w:p>
       <w:pPr>
@@ -13588,29 +13026,7 @@
                 <w:szCs w:val="22"/>
                 <w:lang w:val="en-US"/>
               </w:rPr>
-              <w:t>{</w:t>
-            </w:r>
-            <w:proofErr w:type="spellStart"/>
-            <w:r>
-              <w:rPr>
-                <w:rFonts w:ascii="Arial" w:eastAsia="Arial" w:hAnsi="Arial" w:cs="Arial"/>
-                <w:spacing w:val="-2"/>
-                <w:sz w:val="22"/>
-                <w:szCs w:val="22"/>
-                <w:lang w:val="en-US"/>
-              </w:rPr>
-              <w:t>nama_ppk</w:t>
-            </w:r>
-            <w:proofErr w:type="spellEnd"/>
-            <w:r>
-              <w:rPr>
-                <w:rFonts w:ascii="Arial" w:eastAsia="Arial" w:hAnsi="Arial" w:cs="Arial"/>
-                <w:spacing w:val="-2"/>
-                <w:sz w:val="22"/>
-                <w:szCs w:val="22"/>
-                <w:lang w:val="en-US"/>
-              </w:rPr>
-              <w:t>}</w:t>
+              <w:t>{nama_ppk}</w:t>
             </w:r>
           </w:p>
         </w:tc>
@@ -13640,27 +13056,7 @@
                 <w:szCs w:val="22"/>
                 <w:lang w:val="en-US"/>
               </w:rPr>
-              <w:t>{</w:t>
-            </w:r>
-            <w:proofErr w:type="spellStart"/>
-            <w:r>
-              <w:rPr>
-                <w:rFonts w:ascii="Arial" w:hAnsi="Arial" w:cs="Arial"/>
-                <w:sz w:val="22"/>
-                <w:szCs w:val="22"/>
-                <w:lang w:val="en-US"/>
-              </w:rPr>
-              <w:t>ppk</w:t>
-            </w:r>
-            <w:proofErr w:type="spellEnd"/>
-            <w:r>
-              <w:rPr>
-                <w:rFonts w:ascii="Arial" w:hAnsi="Arial" w:cs="Arial"/>
-                <w:sz w:val="22"/>
-                <w:szCs w:val="22"/>
-                <w:lang w:val="en-US"/>
-              </w:rPr>
-              <w:t>}</w:t>
+              <w:t>{ppk}</w:t>
             </w:r>
           </w:p>
         </w:tc>
@@ -14072,33 +13468,7 @@
         <w:szCs w:val="16"/>
         <w:lang w:val="en-US"/>
       </w:rPr>
-      <w:t>{</w:t>
-    </w:r>
-    <w:proofErr w:type="spellStart"/>
-    <w:r>
-      <w:rPr>
-        <w:rFonts w:ascii="Arial" w:eastAsia="Calibri" w:hAnsi="Arial" w:cs="Arial"/>
-        <w:b/>
-        <w:bCs/>
-        <w:spacing w:val="-8"/>
-        <w:sz w:val="16"/>
-        <w:szCs w:val="16"/>
-        <w:lang w:val="en-US"/>
-      </w:rPr>
-      <w:t>kode_pokja</w:t>
-    </w:r>
-    <w:proofErr w:type="spellEnd"/>
-    <w:r>
-      <w:rPr>
-        <w:rFonts w:ascii="Arial" w:eastAsia="Calibri" w:hAnsi="Arial" w:cs="Arial"/>
-        <w:b/>
-        <w:bCs/>
-        <w:spacing w:val="-8"/>
-        <w:sz w:val="16"/>
-        <w:szCs w:val="16"/>
-        <w:lang w:val="en-US"/>
-      </w:rPr>
-      <w:t>}</w:t>
+      <w:t>{kode_pokja}</w:t>
     </w:r>
     <w:r>
       <w:rPr>
@@ -14145,57 +13515,18 @@
       </w:rPr>
       <w:t xml:space="preserve">Jl. Yos Sudarso No. 37A Lt.2, Banjarmasin 70119 Telepon (0511) 6723416 Surel </w:t>
     </w:r>
-    <w:r>
-      <w:fldChar w:fldCharType="begin"/>
-    </w:r>
-    <w:r>
-      <w:instrText xml:space="preserve"> HYPERLINK "mailto:%7bemail_ketua_pokja%7ddi." </w:instrText>
-    </w:r>
-    <w:r>
-      <w:fldChar w:fldCharType="separate"/>
-    </w:r>
-    <w:r>
-      <w:rPr>
-        <w:rStyle w:val="Hyperlink"/>
-        <w:rFonts w:ascii="Arial" w:eastAsia="Calibri" w:hAnsi="Arial" w:cs="Arial"/>
-        <w:sz w:val="15"/>
-        <w:szCs w:val="15"/>
-        <w:lang w:val="en-US"/>
-      </w:rPr>
-      <w:t>{</w:t>
-    </w:r>
-    <w:proofErr w:type="spellStart"/>
-    <w:r>
-      <w:rPr>
-        <w:rStyle w:val="Hyperlink"/>
-        <w:rFonts w:ascii="Arial" w:eastAsia="Calibri" w:hAnsi="Arial" w:cs="Arial"/>
-        <w:sz w:val="15"/>
-        <w:szCs w:val="15"/>
-        <w:lang w:val="en-US"/>
-      </w:rPr>
-      <w:t>email_ketua_pokja</w:t>
-    </w:r>
-    <w:proofErr w:type="spellEnd"/>
-    <w:r>
-      <w:rPr>
-        <w:rStyle w:val="Hyperlink"/>
-        <w:rFonts w:ascii="Arial" w:eastAsia="Calibri" w:hAnsi="Arial" w:cs="Arial"/>
-        <w:sz w:val="15"/>
-        <w:szCs w:val="15"/>
-        <w:lang w:val="en-US"/>
-      </w:rPr>
-      <w:t>}</w:t>
-    </w:r>
-    <w:r>
-      <w:rPr>
-        <w:rStyle w:val="Hyperlink"/>
-        <w:rFonts w:ascii="Arial" w:eastAsia="Calibri" w:hAnsi="Arial" w:cs="Arial"/>
-        <w:sz w:val="15"/>
-        <w:szCs w:val="15"/>
-        <w:lang w:val="en-US"/>
-      </w:rPr>
-      <w:fldChar w:fldCharType="end"/>
-    </w:r>
+    <w:hyperlink r:id="rId2" w:history="1">
+      <w:r>
+        <w:rPr>
+          <w:rStyle w:val="Hyperlink"/>
+          <w:rFonts w:ascii="Arial" w:eastAsia="Calibri" w:hAnsi="Arial" w:cs="Arial"/>
+          <w:sz w:val="15"/>
+          <w:szCs w:val="15"/>
+          <w:lang w:val="en-US"/>
+        </w:rPr>
+        <w:t>{email_ketua_pokja}</w:t>
+      </w:r>
+    </w:hyperlink>
     <w:r>
       <w:rPr>
         <w:rFonts w:ascii="Arial" w:eastAsia="Calibri" w:hAnsi="Arial" w:cs="Arial"/>

--- a/Master Folder/Master BA Timlak RO Konsultan/01. BA Reviu Persiapan Pengadaan.docx
+++ b/Master Folder/Master BA Timlak RO Konsultan/01. BA Reviu Persiapan Pengadaan.docx
@@ -1,6 +1,6 @@
 
 <file path=word/document.xml><?xml version="1.0" encoding="utf-8"?>
-<w:document xmlns:wpc="http://schemas.microsoft.com/office/word/2010/wordprocessingCanvas" xmlns:cx="http://schemas.microsoft.com/office/drawing/2014/chartex" xmlns:cx1="http://schemas.microsoft.com/office/drawing/2015/9/8/chartex" xmlns:cx2="http://schemas.microsoft.com/office/drawing/2015/10/21/chartex" xmlns:cx3="http://schemas.microsoft.com/office/drawing/2016/5/9/chartex" xmlns:cx4="http://schemas.microsoft.com/office/drawing/2016/5/10/chartex" xmlns:cx5="http://schemas.microsoft.com/office/drawing/2016/5/11/chartex" xmlns:cx6="http://schemas.microsoft.com/office/drawing/2016/5/12/chartex" xmlns:cx7="http://schemas.microsoft.com/office/drawing/2016/5/13/chartex" xmlns:cx8="http://schemas.microsoft.com/office/drawing/2016/5/14/chartex" xmlns:mc="http://schemas.openxmlformats.org/markup-compatibility/2006" xmlns:aink="http://schemas.microsoft.com/office/drawing/2016/ink" xmlns:am3d="http://schemas.microsoft.com/office/drawing/2017/model3d" xmlns:o="urn:schemas-microsoft-com:office:office" xmlns:r="http://schemas.openxmlformats.org/officeDocument/2006/relationships" xmlns:m="http://schemas.openxmlformats.org/officeDocument/2006/math" xmlns:v="urn:schemas-microsoft-com:vml" xmlns:wp14="http://schemas.microsoft.com/office/word/2010/wordprocessingDrawing" xmlns:wp="http://schemas.openxmlformats.org/drawingml/2006/wordprocessingDrawing" xmlns:w10="urn:schemas-microsoft-com:office:word" xmlns:w="http://schemas.openxmlformats.org/wordprocessingml/2006/main" xmlns:w14="http://schemas.microsoft.com/office/word/2010/wordml" xmlns:w15="http://schemas.microsoft.com/office/word/2012/wordml" xmlns:w16cex="http://schemas.microsoft.com/office/word/2018/wordml/cex" xmlns:w16cid="http://schemas.microsoft.com/office/word/2016/wordml/cid" xmlns:w16="http://schemas.microsoft.com/office/word/2018/wordml" xmlns:w16sdtdh="http://schemas.microsoft.com/office/word/2020/wordml/sdtdatahash" xmlns:w16se="http://schemas.microsoft.com/office/word/2015/wordml/symex" xmlns:wpg="http://schemas.microsoft.com/office/word/2010/wordprocessingGroup" xmlns:wpi="http://schemas.microsoft.com/office/word/2010/wordprocessingInk" xmlns:wne="http://schemas.microsoft.com/office/word/2006/wordml" xmlns:wps="http://schemas.microsoft.com/office/word/2010/wordprocessingShape" mc:Ignorable="w14 w15 w16se w16cid w16 w16cex w16sdtdh wp14">
+<w:document xmlns:wpc="http://schemas.microsoft.com/office/word/2010/wordprocessingCanvas" xmlns:cx="http://schemas.microsoft.com/office/drawing/2014/chartex" xmlns:cx1="http://schemas.microsoft.com/office/drawing/2015/9/8/chartex" xmlns:cx2="http://schemas.microsoft.com/office/drawing/2015/10/21/chartex" xmlns:cx3="http://schemas.microsoft.com/office/drawing/2016/5/9/chartex" xmlns:cx4="http://schemas.microsoft.com/office/drawing/2016/5/10/chartex" xmlns:cx5="http://schemas.microsoft.com/office/drawing/2016/5/11/chartex" xmlns:cx6="http://schemas.microsoft.com/office/drawing/2016/5/12/chartex" xmlns:cx7="http://schemas.microsoft.com/office/drawing/2016/5/13/chartex" xmlns:cx8="http://schemas.microsoft.com/office/drawing/2016/5/14/chartex" xmlns:mc="http://schemas.openxmlformats.org/markup-compatibility/2006" xmlns:aink="http://schemas.microsoft.com/office/drawing/2016/ink" xmlns:am3d="http://schemas.microsoft.com/office/drawing/2017/model3d" xmlns:o="urn:schemas-microsoft-com:office:office" xmlns:oel="http://schemas.microsoft.com/office/2019/extlst" xmlns:r="http://schemas.openxmlformats.org/officeDocument/2006/relationships" xmlns:m="http://schemas.openxmlformats.org/officeDocument/2006/math" xmlns:v="urn:schemas-microsoft-com:vml" xmlns:wp14="http://schemas.microsoft.com/office/word/2010/wordprocessingDrawing" xmlns:wp="http://schemas.openxmlformats.org/drawingml/2006/wordprocessingDrawing" xmlns:w10="urn:schemas-microsoft-com:office:word" xmlns:w="http://schemas.openxmlformats.org/wordprocessingml/2006/main" xmlns:w14="http://schemas.microsoft.com/office/word/2010/wordml" xmlns:w15="http://schemas.microsoft.com/office/word/2012/wordml" xmlns:w16cex="http://schemas.microsoft.com/office/word/2018/wordml/cex" xmlns:w16cid="http://schemas.microsoft.com/office/word/2016/wordml/cid" xmlns:w16="http://schemas.microsoft.com/office/word/2018/wordml" xmlns:w16du="http://schemas.microsoft.com/office/word/2023/wordml/word16du" xmlns:w16sdtdh="http://schemas.microsoft.com/office/word/2020/wordml/sdtdatahash" xmlns:w16sdtfl="http://schemas.microsoft.com/office/word/2024/wordml/sdtformatlock" xmlns:w16se="http://schemas.microsoft.com/office/word/2015/wordml/symex" xmlns:wpg="http://schemas.microsoft.com/office/word/2010/wordprocessingGroup" xmlns:wpi="http://schemas.microsoft.com/office/word/2010/wordprocessingInk" xmlns:wne="http://schemas.microsoft.com/office/word/2006/wordml" xmlns:wps="http://schemas.microsoft.com/office/word/2010/wordprocessingShape" mc:Ignorable="w14 w15 w16se w16cid w16 w16cex w16sdtdh w16sdtfl w16du wp14">
   <w:body>
     <w:p>
       <w:pPr>
@@ -4413,87 +4413,6 @@
     </w:p>
     <w:p>
       <w:pPr>
-        <w:spacing w:before="2" w:line="276" w:lineRule="auto"/>
-        <w:ind w:right="28"/>
-        <w:jc w:val="both"/>
-        <w:rPr>
-          <w:rFonts w:ascii="Arial" w:eastAsia="Arial" w:hAnsi="Arial" w:cs="Arial"/>
-          <w:sz w:val="22"/>
-          <w:szCs w:val="22"/>
-        </w:rPr>
-      </w:pPr>
-    </w:p>
-    <w:p>
-      <w:pPr>
-        <w:spacing w:before="2" w:line="276" w:lineRule="auto"/>
-        <w:ind w:right="28"/>
-        <w:jc w:val="both"/>
-        <w:rPr>
-          <w:rFonts w:ascii="Arial" w:eastAsia="Arial" w:hAnsi="Arial" w:cs="Arial"/>
-          <w:sz w:val="22"/>
-          <w:szCs w:val="22"/>
-        </w:rPr>
-      </w:pPr>
-    </w:p>
-    <w:p>
-      <w:pPr>
-        <w:spacing w:before="2" w:line="276" w:lineRule="auto"/>
-        <w:ind w:right="28"/>
-        <w:jc w:val="both"/>
-        <w:rPr>
-          <w:rFonts w:ascii="Arial" w:eastAsia="Arial" w:hAnsi="Arial" w:cs="Arial"/>
-          <w:sz w:val="22"/>
-          <w:szCs w:val="22"/>
-        </w:rPr>
-      </w:pPr>
-    </w:p>
-    <w:p>
-      <w:pPr>
-        <w:spacing w:before="2" w:line="276" w:lineRule="auto"/>
-        <w:ind w:right="28"/>
-        <w:jc w:val="right"/>
-        <w:rPr>
-          <w:rFonts w:ascii="Arial" w:eastAsia="Arial" w:hAnsi="Arial" w:cs="Arial"/>
-          <w:i/>
-          <w:iCs/>
-          <w:sz w:val="22"/>
-          <w:szCs w:val="22"/>
-        </w:rPr>
-      </w:pPr>
-      <w:r>
-        <w:rPr>
-          <w:rFonts w:ascii="Arial" w:eastAsia="Arial" w:hAnsi="Arial" w:cs="Arial"/>
-          <w:i/>
-          <w:iCs/>
-          <w:sz w:val="22"/>
-          <w:szCs w:val="22"/>
-        </w:rPr>
-        <w:t xml:space="preserve">e. </w:t>
-      </w:r>
-      <w:r>
-        <w:rPr>
-          <w:rFonts w:ascii="Arial" w:eastAsia="Arial" w:hAnsi="Arial" w:cs="Arial"/>
-          <w:i/>
-          <w:iCs/>
-          <w:sz w:val="22"/>
-          <w:szCs w:val="22"/>
-          <w:lang w:val="en-US"/>
-        </w:rPr>
-        <w:t>Surat</w:t>
-      </w:r>
-      <w:r>
-        <w:rPr>
-          <w:rFonts w:ascii="Arial" w:eastAsia="Arial" w:hAnsi="Arial" w:cs="Arial"/>
-          <w:i/>
-          <w:iCs/>
-          <w:sz w:val="22"/>
-          <w:szCs w:val="22"/>
-        </w:rPr>
-        <w:t>...</w:t>
-      </w:r>
-    </w:p>
-    <w:p>
-      <w:pPr>
         <w:pStyle w:val="ListParagraph"/>
         <w:numPr>
           <w:ilvl w:val="0"/>
@@ -4514,9 +4433,79 @@
           <w:sz w:val="22"/>
           <w:szCs w:val="22"/>
         </w:rPr>
-        <w:lastRenderedPageBreak/>
         <w:t>Surat Edaran Kepala Lembaga Kebijakan Pengadaan Barang/Jasa Pemerintah Republik Indonesia Nomor 3 Tahun 2022 tentang Penjelasan Atas Pelaksanaan Penunjukan Langsung Permintaan Berulang (Repeat Order) Pengadaan Jasa Konsultansi;</w:t>
       </w:r>
+    </w:p>
+    <w:p>
+      <w:pPr>
+        <w:pStyle w:val="ListParagraph"/>
+        <w:spacing w:before="2" w:line="276" w:lineRule="auto"/>
+        <w:ind w:left="927" w:right="28"/>
+        <w:jc w:val="both"/>
+        <w:rPr>
+          <w:rFonts w:ascii="Arial" w:eastAsia="Arial" w:hAnsi="Arial" w:cs="Arial"/>
+          <w:sz w:val="22"/>
+          <w:szCs w:val="22"/>
+        </w:rPr>
+      </w:pPr>
+    </w:p>
+    <w:p>
+      <w:pPr>
+        <w:spacing w:before="2" w:line="276" w:lineRule="auto"/>
+        <w:ind w:left="567" w:right="28"/>
+        <w:jc w:val="right"/>
+        <w:rPr>
+          <w:rFonts w:ascii="Arial" w:eastAsia="Arial" w:hAnsi="Arial" w:cs="Arial"/>
+          <w:i/>
+          <w:iCs/>
+          <w:sz w:val="22"/>
+          <w:szCs w:val="22"/>
+        </w:rPr>
+      </w:pPr>
+      <w:r>
+        <w:rPr>
+          <w:rFonts w:ascii="Arial" w:eastAsia="Arial" w:hAnsi="Arial" w:cs="Arial"/>
+          <w:i/>
+          <w:iCs/>
+          <w:sz w:val="22"/>
+          <w:szCs w:val="22"/>
+        </w:rPr>
+        <w:t xml:space="preserve">e. </w:t>
+      </w:r>
+      <w:r>
+        <w:rPr>
+          <w:rFonts w:ascii="Arial" w:eastAsia="Arial" w:hAnsi="Arial" w:cs="Arial"/>
+          <w:i/>
+          <w:iCs/>
+          <w:sz w:val="22"/>
+          <w:szCs w:val="22"/>
+          <w:lang w:val="en-US"/>
+        </w:rPr>
+        <w:t>Surat</w:t>
+      </w:r>
+      <w:r>
+        <w:rPr>
+          <w:rFonts w:ascii="Arial" w:eastAsia="Arial" w:hAnsi="Arial" w:cs="Arial"/>
+          <w:i/>
+          <w:iCs/>
+          <w:sz w:val="22"/>
+          <w:szCs w:val="22"/>
+        </w:rPr>
+        <w:t>...</w:t>
+      </w:r>
+    </w:p>
+    <w:p>
+      <w:pPr>
+        <w:pStyle w:val="ListParagraph"/>
+        <w:spacing w:before="2" w:line="276" w:lineRule="auto"/>
+        <w:ind w:left="927" w:right="28"/>
+        <w:jc w:val="both"/>
+        <w:rPr>
+          <w:rFonts w:ascii="Arial" w:eastAsia="Arial" w:hAnsi="Arial" w:cs="Arial"/>
+          <w:sz w:val="22"/>
+          <w:szCs w:val="22"/>
+        </w:rPr>
+      </w:pPr>
     </w:p>
     <w:p>
       <w:pPr>
@@ -5844,7 +5833,23 @@
           <w:sz w:val="22"/>
           <w:szCs w:val="22"/>
         </w:rPr>
-        <w:t>{tanggal_undangan_rapat}</w:t>
+        <w:t>{tanggal_</w:t>
+      </w:r>
+      <w:r>
+        <w:rPr>
+          <w:rFonts w:ascii="Arial" w:eastAsia="Arial" w:hAnsi="Arial" w:cs="Arial"/>
+          <w:sz w:val="22"/>
+          <w:szCs w:val="22"/>
+        </w:rPr>
+        <w:t>reviu</w:t>
+      </w:r>
+      <w:r>
+        <w:rPr>
+          <w:rFonts w:ascii="Arial" w:eastAsia="Arial" w:hAnsi="Arial" w:cs="Arial"/>
+          <w:sz w:val="22"/>
+          <w:szCs w:val="22"/>
+        </w:rPr>
+        <w:t>}</w:t>
       </w:r>
       <w:r>
         <w:rPr>
@@ -6404,6 +6409,71 @@
       <w:pPr>
         <w:spacing w:line="276" w:lineRule="auto"/>
         <w:ind w:right="28"/>
+        <w:jc w:val="both"/>
+        <w:rPr>
+          <w:rFonts w:ascii="Arial" w:eastAsia="Arial" w:hAnsi="Arial" w:cs="Arial"/>
+          <w:sz w:val="22"/>
+          <w:szCs w:val="22"/>
+        </w:rPr>
+      </w:pPr>
+    </w:p>
+    <w:p>
+      <w:pPr>
+        <w:pStyle w:val="ListParagraph"/>
+        <w:spacing w:line="276" w:lineRule="auto"/>
+        <w:ind w:left="567" w:right="28"/>
+        <w:jc w:val="both"/>
+        <w:rPr>
+          <w:rFonts w:ascii="Arial" w:eastAsia="Arial" w:hAnsi="Arial" w:cs="Arial"/>
+          <w:sz w:val="22"/>
+          <w:szCs w:val="22"/>
+        </w:rPr>
+      </w:pPr>
+    </w:p>
+    <w:p>
+      <w:pPr>
+        <w:pStyle w:val="ListParagraph"/>
+        <w:spacing w:line="276" w:lineRule="auto"/>
+        <w:ind w:left="567" w:right="28"/>
+        <w:jc w:val="both"/>
+        <w:rPr>
+          <w:rFonts w:ascii="Arial" w:eastAsia="Arial" w:hAnsi="Arial" w:cs="Arial"/>
+          <w:sz w:val="22"/>
+          <w:szCs w:val="22"/>
+        </w:rPr>
+      </w:pPr>
+    </w:p>
+    <w:p>
+      <w:pPr>
+        <w:pStyle w:val="ListParagraph"/>
+        <w:spacing w:line="276" w:lineRule="auto"/>
+        <w:ind w:left="567" w:right="28"/>
+        <w:jc w:val="both"/>
+        <w:rPr>
+          <w:rFonts w:ascii="Arial" w:eastAsia="Arial" w:hAnsi="Arial" w:cs="Arial"/>
+          <w:sz w:val="22"/>
+          <w:szCs w:val="22"/>
+        </w:rPr>
+      </w:pPr>
+    </w:p>
+    <w:p>
+      <w:pPr>
+        <w:pStyle w:val="ListParagraph"/>
+        <w:spacing w:line="276" w:lineRule="auto"/>
+        <w:ind w:left="567" w:right="28"/>
+        <w:jc w:val="both"/>
+        <w:rPr>
+          <w:rFonts w:ascii="Arial" w:eastAsia="Arial" w:hAnsi="Arial" w:cs="Arial"/>
+          <w:sz w:val="22"/>
+          <w:szCs w:val="22"/>
+        </w:rPr>
+      </w:pPr>
+    </w:p>
+    <w:p>
+      <w:pPr>
+        <w:pStyle w:val="ListParagraph"/>
+        <w:spacing w:line="276" w:lineRule="auto"/>
+        <w:ind w:left="567" w:right="28"/>
         <w:jc w:val="both"/>
         <w:rPr>
           <w:rFonts w:ascii="Arial" w:eastAsia="Arial" w:hAnsi="Arial" w:cs="Arial"/>
@@ -10535,7 +10605,6 @@
                 <w:highlight w:val="yellow"/>
                 <w:lang w:val="en-US"/>
               </w:rPr>
-              <w:lastRenderedPageBreak/>
               <w:t>1</w:t>
             </w:r>
             <w:r>
@@ -11192,6 +11261,48 @@
         </w:rPr>
         <w:t> </w:t>
       </w:r>
+    </w:p>
+    <w:p>
+      <w:pPr>
+        <w:spacing w:before="2" w:line="276" w:lineRule="auto"/>
+        <w:ind w:right="28"/>
+        <w:jc w:val="right"/>
+        <w:rPr>
+          <w:rFonts w:ascii="Arial" w:eastAsia="Arial" w:hAnsi="Arial" w:cs="Arial"/>
+          <w:i/>
+          <w:iCs/>
+          <w:sz w:val="22"/>
+          <w:szCs w:val="22"/>
+        </w:rPr>
+      </w:pPr>
+    </w:p>
+    <w:p>
+      <w:pPr>
+        <w:spacing w:before="2" w:line="276" w:lineRule="auto"/>
+        <w:ind w:right="28"/>
+        <w:jc w:val="right"/>
+        <w:rPr>
+          <w:rFonts w:ascii="Arial" w:eastAsia="Arial" w:hAnsi="Arial" w:cs="Arial"/>
+          <w:i/>
+          <w:iCs/>
+          <w:sz w:val="22"/>
+          <w:szCs w:val="22"/>
+        </w:rPr>
+      </w:pPr>
+    </w:p>
+    <w:p>
+      <w:pPr>
+        <w:spacing w:before="2" w:line="276" w:lineRule="auto"/>
+        <w:ind w:right="28"/>
+        <w:jc w:val="right"/>
+        <w:rPr>
+          <w:rFonts w:ascii="Arial" w:eastAsia="Arial" w:hAnsi="Arial" w:cs="Arial"/>
+          <w:i/>
+          <w:iCs/>
+          <w:sz w:val="22"/>
+          <w:szCs w:val="22"/>
+        </w:rPr>
+      </w:pPr>
     </w:p>
     <w:p>
       <w:pPr>
@@ -13097,6 +13208,7 @@
       </w:pPr>
     </w:p>
     <w:sectPr>
+      <w:footerReference w:type="default" r:id="rId15"/>
       <w:pgSz w:w="11907" w:h="16840" w:code="9"/>
       <w:pgMar w:top="1418" w:right="1418" w:bottom="1134" w:left="1134" w:header="720" w:footer="284" w:gutter="0"/>
       <w:cols w:space="720"/>
@@ -13107,7 +13219,7 @@
 </file>
 
 <file path=word/endnotes.xml><?xml version="1.0" encoding="utf-8"?>
-<w:endnotes xmlns:wpc="http://schemas.microsoft.com/office/word/2010/wordprocessingCanvas" xmlns:cx="http://schemas.microsoft.com/office/drawing/2014/chartex" xmlns:cx1="http://schemas.microsoft.com/office/drawing/2015/9/8/chartex" xmlns:cx2="http://schemas.microsoft.com/office/drawing/2015/10/21/chartex" xmlns:cx3="http://schemas.microsoft.com/office/drawing/2016/5/9/chartex" xmlns:cx4="http://schemas.microsoft.com/office/drawing/2016/5/10/chartex" xmlns:cx5="http://schemas.microsoft.com/office/drawing/2016/5/11/chartex" xmlns:cx6="http://schemas.microsoft.com/office/drawing/2016/5/12/chartex" xmlns:cx7="http://schemas.microsoft.com/office/drawing/2016/5/13/chartex" xmlns:cx8="http://schemas.microsoft.com/office/drawing/2016/5/14/chartex" xmlns:mc="http://schemas.openxmlformats.org/markup-compatibility/2006" xmlns:aink="http://schemas.microsoft.com/office/drawing/2016/ink" xmlns:am3d="http://schemas.microsoft.com/office/drawing/2017/model3d" xmlns:o="urn:schemas-microsoft-com:office:office" xmlns:r="http://schemas.openxmlformats.org/officeDocument/2006/relationships" xmlns:m="http://schemas.openxmlformats.org/officeDocument/2006/math" xmlns:v="urn:schemas-microsoft-com:vml" xmlns:wp14="http://schemas.microsoft.com/office/word/2010/wordprocessingDrawing" xmlns:wp="http://schemas.openxmlformats.org/drawingml/2006/wordprocessingDrawing" xmlns:w10="urn:schemas-microsoft-com:office:word" xmlns:w="http://schemas.openxmlformats.org/wordprocessingml/2006/main" xmlns:w14="http://schemas.microsoft.com/office/word/2010/wordml" xmlns:w15="http://schemas.microsoft.com/office/word/2012/wordml" xmlns:w16cex="http://schemas.microsoft.com/office/word/2018/wordml/cex" xmlns:w16cid="http://schemas.microsoft.com/office/word/2016/wordml/cid" xmlns:w16="http://schemas.microsoft.com/office/word/2018/wordml" xmlns:w16sdtdh="http://schemas.microsoft.com/office/word/2020/wordml/sdtdatahash" xmlns:w16se="http://schemas.microsoft.com/office/word/2015/wordml/symex" xmlns:wpg="http://schemas.microsoft.com/office/word/2010/wordprocessingGroup" xmlns:wpi="http://schemas.microsoft.com/office/word/2010/wordprocessingInk" xmlns:wne="http://schemas.microsoft.com/office/word/2006/wordml" xmlns:wps="http://schemas.microsoft.com/office/word/2010/wordprocessingShape" mc:Ignorable="w14 w15 w16se w16cid w16 w16cex w16sdtdh wp14">
+<w:endnotes xmlns:wpc="http://schemas.microsoft.com/office/word/2010/wordprocessingCanvas" xmlns:cx="http://schemas.microsoft.com/office/drawing/2014/chartex" xmlns:cx1="http://schemas.microsoft.com/office/drawing/2015/9/8/chartex" xmlns:cx2="http://schemas.microsoft.com/office/drawing/2015/10/21/chartex" xmlns:cx3="http://schemas.microsoft.com/office/drawing/2016/5/9/chartex" xmlns:cx4="http://schemas.microsoft.com/office/drawing/2016/5/10/chartex" xmlns:cx5="http://schemas.microsoft.com/office/drawing/2016/5/11/chartex" xmlns:cx6="http://schemas.microsoft.com/office/drawing/2016/5/12/chartex" xmlns:cx7="http://schemas.microsoft.com/office/drawing/2016/5/13/chartex" xmlns:cx8="http://schemas.microsoft.com/office/drawing/2016/5/14/chartex" xmlns:mc="http://schemas.openxmlformats.org/markup-compatibility/2006" xmlns:aink="http://schemas.microsoft.com/office/drawing/2016/ink" xmlns:am3d="http://schemas.microsoft.com/office/drawing/2017/model3d" xmlns:o="urn:schemas-microsoft-com:office:office" xmlns:oel="http://schemas.microsoft.com/office/2019/extlst" xmlns:r="http://schemas.openxmlformats.org/officeDocument/2006/relationships" xmlns:m="http://schemas.openxmlformats.org/officeDocument/2006/math" xmlns:v="urn:schemas-microsoft-com:vml" xmlns:wp14="http://schemas.microsoft.com/office/word/2010/wordprocessingDrawing" xmlns:wp="http://schemas.openxmlformats.org/drawingml/2006/wordprocessingDrawing" xmlns:w10="urn:schemas-microsoft-com:office:word" xmlns:w="http://schemas.openxmlformats.org/wordprocessingml/2006/main" xmlns:w14="http://schemas.microsoft.com/office/word/2010/wordml" xmlns:w15="http://schemas.microsoft.com/office/word/2012/wordml" xmlns:w16cex="http://schemas.microsoft.com/office/word/2018/wordml/cex" xmlns:w16cid="http://schemas.microsoft.com/office/word/2016/wordml/cid" xmlns:w16="http://schemas.microsoft.com/office/word/2018/wordml" xmlns:w16du="http://schemas.microsoft.com/office/word/2023/wordml/word16du" xmlns:w16sdtdh="http://schemas.microsoft.com/office/word/2020/wordml/sdtdatahash" xmlns:w16sdtfl="http://schemas.microsoft.com/office/word/2024/wordml/sdtformatlock" xmlns:w16se="http://schemas.microsoft.com/office/word/2015/wordml/symex" xmlns:wpg="http://schemas.microsoft.com/office/word/2010/wordprocessingGroup" xmlns:wpi="http://schemas.microsoft.com/office/word/2010/wordprocessingInk" xmlns:wne="http://schemas.microsoft.com/office/word/2006/wordml" xmlns:wps="http://schemas.microsoft.com/office/word/2010/wordprocessingShape" mc:Ignorable="w14 w15 w16se w16cid w16 w16cex w16sdtdh w16sdtfl w16du wp14">
   <w:endnote w:type="separator" w:id="-1">
     <w:p>
       <w:r>
@@ -13129,7 +13241,29 @@
 </file>
 
 <file path=word/footer1.xml><?xml version="1.0" encoding="utf-8"?>
-<w:ftr xmlns:wpc="http://schemas.microsoft.com/office/word/2010/wordprocessingCanvas" xmlns:cx="http://schemas.microsoft.com/office/drawing/2014/chartex" xmlns:cx1="http://schemas.microsoft.com/office/drawing/2015/9/8/chartex" xmlns:cx2="http://schemas.microsoft.com/office/drawing/2015/10/21/chartex" xmlns:cx3="http://schemas.microsoft.com/office/drawing/2016/5/9/chartex" xmlns:cx4="http://schemas.microsoft.com/office/drawing/2016/5/10/chartex" xmlns:cx5="http://schemas.microsoft.com/office/drawing/2016/5/11/chartex" xmlns:cx6="http://schemas.microsoft.com/office/drawing/2016/5/12/chartex" xmlns:cx7="http://schemas.microsoft.com/office/drawing/2016/5/13/chartex" xmlns:cx8="http://schemas.microsoft.com/office/drawing/2016/5/14/chartex" xmlns:mc="http://schemas.openxmlformats.org/markup-compatibility/2006" xmlns:aink="http://schemas.microsoft.com/office/drawing/2016/ink" xmlns:am3d="http://schemas.microsoft.com/office/drawing/2017/model3d" xmlns:o="urn:schemas-microsoft-com:office:office" xmlns:r="http://schemas.openxmlformats.org/officeDocument/2006/relationships" xmlns:m="http://schemas.openxmlformats.org/officeDocument/2006/math" xmlns:v="urn:schemas-microsoft-com:vml" xmlns:wp14="http://schemas.microsoft.com/office/word/2010/wordprocessingDrawing" xmlns:wp="http://schemas.openxmlformats.org/drawingml/2006/wordprocessingDrawing" xmlns:w10="urn:schemas-microsoft-com:office:word" xmlns:w="http://schemas.openxmlformats.org/wordprocessingml/2006/main" xmlns:w14="http://schemas.microsoft.com/office/word/2010/wordml" xmlns:w15="http://schemas.microsoft.com/office/word/2012/wordml" xmlns:w16cex="http://schemas.microsoft.com/office/word/2018/wordml/cex" xmlns:w16cid="http://schemas.microsoft.com/office/word/2016/wordml/cid" xmlns:w16="http://schemas.microsoft.com/office/word/2018/wordml" xmlns:w16sdtdh="http://schemas.microsoft.com/office/word/2020/wordml/sdtdatahash" xmlns:w16se="http://schemas.microsoft.com/office/word/2015/wordml/symex" xmlns:wpg="http://schemas.microsoft.com/office/word/2010/wordprocessingGroup" xmlns:wpi="http://schemas.microsoft.com/office/word/2010/wordprocessingInk" xmlns:wne="http://schemas.microsoft.com/office/word/2006/wordml" xmlns:wps="http://schemas.microsoft.com/office/word/2010/wordprocessingShape" mc:Ignorable="w14 w15 w16se w16cid w16 w16cex w16sdtdh wp14">
+<w:ftr xmlns:wpc="http://schemas.microsoft.com/office/word/2010/wordprocessingCanvas" xmlns:cx="http://schemas.microsoft.com/office/drawing/2014/chartex" xmlns:cx1="http://schemas.microsoft.com/office/drawing/2015/9/8/chartex" xmlns:cx2="http://schemas.microsoft.com/office/drawing/2015/10/21/chartex" xmlns:cx3="http://schemas.microsoft.com/office/drawing/2016/5/9/chartex" xmlns:cx4="http://schemas.microsoft.com/office/drawing/2016/5/10/chartex" xmlns:cx5="http://schemas.microsoft.com/office/drawing/2016/5/11/chartex" xmlns:cx6="http://schemas.microsoft.com/office/drawing/2016/5/12/chartex" xmlns:cx7="http://schemas.microsoft.com/office/drawing/2016/5/13/chartex" xmlns:cx8="http://schemas.microsoft.com/office/drawing/2016/5/14/chartex" xmlns:mc="http://schemas.openxmlformats.org/markup-compatibility/2006" xmlns:aink="http://schemas.microsoft.com/office/drawing/2016/ink" xmlns:am3d="http://schemas.microsoft.com/office/drawing/2017/model3d" xmlns:o="urn:schemas-microsoft-com:office:office" xmlns:oel="http://schemas.microsoft.com/office/2019/extlst" xmlns:r="http://schemas.openxmlformats.org/officeDocument/2006/relationships" xmlns:m="http://schemas.openxmlformats.org/officeDocument/2006/math" xmlns:v="urn:schemas-microsoft-com:vml" xmlns:wp14="http://schemas.microsoft.com/office/word/2010/wordprocessingDrawing" xmlns:wp="http://schemas.openxmlformats.org/drawingml/2006/wordprocessingDrawing" xmlns:w10="urn:schemas-microsoft-com:office:word" xmlns:w="http://schemas.openxmlformats.org/wordprocessingml/2006/main" xmlns:w14="http://schemas.microsoft.com/office/word/2010/wordml" xmlns:w15="http://schemas.microsoft.com/office/word/2012/wordml" xmlns:w16cex="http://schemas.microsoft.com/office/word/2018/wordml/cex" xmlns:w16cid="http://schemas.microsoft.com/office/word/2016/wordml/cid" xmlns:w16="http://schemas.microsoft.com/office/word/2018/wordml" xmlns:w16du="http://schemas.microsoft.com/office/word/2023/wordml/word16du" xmlns:w16sdtdh="http://schemas.microsoft.com/office/word/2020/wordml/sdtdatahash" xmlns:w16sdtfl="http://schemas.microsoft.com/office/word/2024/wordml/sdtformatlock" xmlns:w16se="http://schemas.microsoft.com/office/word/2015/wordml/symex" xmlns:wpg="http://schemas.microsoft.com/office/word/2010/wordprocessingGroup" xmlns:wpi="http://schemas.microsoft.com/office/word/2010/wordprocessingInk" xmlns:wne="http://schemas.microsoft.com/office/word/2006/wordml" xmlns:wps="http://schemas.microsoft.com/office/word/2010/wordprocessingShape" mc:Ignorable="w14 w15 w16se w16cid w16 w16cex w16sdtdh w16sdtfl w16du wp14">
+  <w:p>
+    <w:pPr>
+      <w:pStyle w:val="Footer"/>
+      <w:jc w:val="center"/>
+    </w:pPr>
+  </w:p>
+</w:ftr>
+</file>
+
+<file path=word/footer2.xml><?xml version="1.0" encoding="utf-8"?>
+<w:ftr xmlns:wpc="http://schemas.microsoft.com/office/word/2010/wordprocessingCanvas" xmlns:cx="http://schemas.microsoft.com/office/drawing/2014/chartex" xmlns:cx1="http://schemas.microsoft.com/office/drawing/2015/9/8/chartex" xmlns:cx2="http://schemas.microsoft.com/office/drawing/2015/10/21/chartex" xmlns:cx3="http://schemas.microsoft.com/office/drawing/2016/5/9/chartex" xmlns:cx4="http://schemas.microsoft.com/office/drawing/2016/5/10/chartex" xmlns:cx5="http://schemas.microsoft.com/office/drawing/2016/5/11/chartex" xmlns:cx6="http://schemas.microsoft.com/office/drawing/2016/5/12/chartex" xmlns:cx7="http://schemas.microsoft.com/office/drawing/2016/5/13/chartex" xmlns:cx8="http://schemas.microsoft.com/office/drawing/2016/5/14/chartex" xmlns:mc="http://schemas.openxmlformats.org/markup-compatibility/2006" xmlns:aink="http://schemas.microsoft.com/office/drawing/2016/ink" xmlns:am3d="http://schemas.microsoft.com/office/drawing/2017/model3d" xmlns:o="urn:schemas-microsoft-com:office:office" xmlns:oel="http://schemas.microsoft.com/office/2019/extlst" xmlns:r="http://schemas.openxmlformats.org/officeDocument/2006/relationships" xmlns:m="http://schemas.openxmlformats.org/officeDocument/2006/math" xmlns:v="urn:schemas-microsoft-com:vml" xmlns:wp14="http://schemas.microsoft.com/office/word/2010/wordprocessingDrawing" xmlns:wp="http://schemas.openxmlformats.org/drawingml/2006/wordprocessingDrawing" xmlns:w10="urn:schemas-microsoft-com:office:word" xmlns:w="http://schemas.openxmlformats.org/wordprocessingml/2006/main" xmlns:w14="http://schemas.microsoft.com/office/word/2010/wordml" xmlns:w15="http://schemas.microsoft.com/office/word/2012/wordml" xmlns:w16cex="http://schemas.microsoft.com/office/word/2018/wordml/cex" xmlns:w16cid="http://schemas.microsoft.com/office/word/2016/wordml/cid" xmlns:w16="http://schemas.microsoft.com/office/word/2018/wordml" xmlns:w16du="http://schemas.microsoft.com/office/word/2023/wordml/word16du" xmlns:w16sdtdh="http://schemas.microsoft.com/office/word/2020/wordml/sdtdatahash" xmlns:w16sdtfl="http://schemas.microsoft.com/office/word/2024/wordml/sdtformatlock" xmlns:w16se="http://schemas.microsoft.com/office/word/2015/wordml/symex" xmlns:wpg="http://schemas.microsoft.com/office/word/2010/wordprocessingGroup" xmlns:wpi="http://schemas.microsoft.com/office/word/2010/wordprocessingInk" xmlns:wne="http://schemas.microsoft.com/office/word/2006/wordml" xmlns:wps="http://schemas.microsoft.com/office/word/2010/wordprocessingShape" mc:Ignorable="w14 w15 w16se w16cid w16 w16cex w16sdtdh w16sdtfl w16du wp14">
+  <w:p>
+    <w:pPr>
+      <w:pStyle w:val="Footer"/>
+      <w:jc w:val="center"/>
+    </w:pPr>
+  </w:p>
+</w:ftr>
+</file>
+
+<file path=word/footer3.xml><?xml version="1.0" encoding="utf-8"?>
+<w:ftr xmlns:wpc="http://schemas.microsoft.com/office/word/2010/wordprocessingCanvas" xmlns:cx="http://schemas.microsoft.com/office/drawing/2014/chartex" xmlns:cx1="http://schemas.microsoft.com/office/drawing/2015/9/8/chartex" xmlns:cx2="http://schemas.microsoft.com/office/drawing/2015/10/21/chartex" xmlns:cx3="http://schemas.microsoft.com/office/drawing/2016/5/9/chartex" xmlns:cx4="http://schemas.microsoft.com/office/drawing/2016/5/10/chartex" xmlns:cx5="http://schemas.microsoft.com/office/drawing/2016/5/11/chartex" xmlns:cx6="http://schemas.microsoft.com/office/drawing/2016/5/12/chartex" xmlns:cx7="http://schemas.microsoft.com/office/drawing/2016/5/13/chartex" xmlns:cx8="http://schemas.microsoft.com/office/drawing/2016/5/14/chartex" xmlns:mc="http://schemas.openxmlformats.org/markup-compatibility/2006" xmlns:aink="http://schemas.microsoft.com/office/drawing/2016/ink" xmlns:am3d="http://schemas.microsoft.com/office/drawing/2017/model3d" xmlns:o="urn:schemas-microsoft-com:office:office" xmlns:oel="http://schemas.microsoft.com/office/2019/extlst" xmlns:r="http://schemas.openxmlformats.org/officeDocument/2006/relationships" xmlns:m="http://schemas.openxmlformats.org/officeDocument/2006/math" xmlns:v="urn:schemas-microsoft-com:vml" xmlns:wp14="http://schemas.microsoft.com/office/word/2010/wordprocessingDrawing" xmlns:wp="http://schemas.openxmlformats.org/drawingml/2006/wordprocessingDrawing" xmlns:w10="urn:schemas-microsoft-com:office:word" xmlns:w="http://schemas.openxmlformats.org/wordprocessingml/2006/main" xmlns:w14="http://schemas.microsoft.com/office/word/2010/wordml" xmlns:w15="http://schemas.microsoft.com/office/word/2012/wordml" xmlns:w16cex="http://schemas.microsoft.com/office/word/2018/wordml/cex" xmlns:w16cid="http://schemas.microsoft.com/office/word/2016/wordml/cid" xmlns:w16="http://schemas.microsoft.com/office/word/2018/wordml" xmlns:w16du="http://schemas.microsoft.com/office/word/2023/wordml/word16du" xmlns:w16sdtdh="http://schemas.microsoft.com/office/word/2020/wordml/sdtdatahash" xmlns:w16sdtfl="http://schemas.microsoft.com/office/word/2024/wordml/sdtformatlock" xmlns:w16se="http://schemas.microsoft.com/office/word/2015/wordml/symex" xmlns:wpg="http://schemas.microsoft.com/office/word/2010/wordprocessingGroup" xmlns:wpi="http://schemas.microsoft.com/office/word/2010/wordprocessingInk" xmlns:wne="http://schemas.microsoft.com/office/word/2006/wordml" xmlns:wps="http://schemas.microsoft.com/office/word/2010/wordprocessingShape" mc:Ignorable="w14 w15 w16se w16cid w16 w16cex w16sdtdh w16sdtfl w16du wp14">
   <w:p>
     <w:pPr>
       <w:pStyle w:val="Footer"/>
@@ -13140,67 +13274,10 @@
         <w:noProof/>
       </w:rPr>
       <w:drawing>
-        <wp:inline distT="0" distB="0" distL="0" distR="0" wp14:anchorId="3432FB47" wp14:editId="22DEA571">
+        <wp:inline distT="0" distB="0" distL="0" distR="0" wp14:anchorId="3E32C45C" wp14:editId="3CA3CECB">
           <wp:extent cx="1076325" cy="783054"/>
           <wp:effectExtent l="0" t="0" r="0" b="0"/>
-          <wp:docPr id="348804972" name="Picture 2" descr="A black and blue rectangular card with red text&#10;&#10;Description automatically generated"/>
-          <wp:cNvGraphicFramePr>
-            <a:graphicFrameLocks xmlns:a="http://schemas.openxmlformats.org/drawingml/2006/main" noChangeAspect="1"/>
-          </wp:cNvGraphicFramePr>
-          <a:graphic xmlns:a="http://schemas.openxmlformats.org/drawingml/2006/main">
-            <a:graphicData uri="http://schemas.openxmlformats.org/drawingml/2006/picture">
-              <pic:pic xmlns:pic="http://schemas.openxmlformats.org/drawingml/2006/picture">
-                <pic:nvPicPr>
-                  <pic:cNvPr id="1524224242" name="Picture 2" descr="A black and blue rectangular card with red text&#10;&#10;Description automatically generated"/>
-                  <pic:cNvPicPr/>
-                </pic:nvPicPr>
-                <pic:blipFill>
-                  <a:blip r:embed="rId1">
-                    <a:extLst>
-                      <a:ext uri="{28A0092B-C50C-407E-A947-70E740481C1C}">
-                        <a14:useLocalDpi xmlns:a14="http://schemas.microsoft.com/office/drawing/2010/main" val="0"/>
-                      </a:ext>
-                    </a:extLst>
-                  </a:blip>
-                  <a:stretch>
-                    <a:fillRect/>
-                  </a:stretch>
-                </pic:blipFill>
-                <pic:spPr>
-                  <a:xfrm>
-                    <a:off x="0" y="0"/>
-                    <a:ext cx="1139584" cy="829077"/>
-                  </a:xfrm>
-                  <a:prstGeom prst="rect">
-                    <a:avLst/>
-                  </a:prstGeom>
-                </pic:spPr>
-              </pic:pic>
-            </a:graphicData>
-          </a:graphic>
-        </wp:inline>
-      </w:drawing>
-    </w:r>
-  </w:p>
-</w:ftr>
-</file>
-
-<file path=word/footer2.xml><?xml version="1.0" encoding="utf-8"?>
-<w:ftr xmlns:wpc="http://schemas.microsoft.com/office/word/2010/wordprocessingCanvas" xmlns:cx="http://schemas.microsoft.com/office/drawing/2014/chartex" xmlns:cx1="http://schemas.microsoft.com/office/drawing/2015/9/8/chartex" xmlns:cx2="http://schemas.microsoft.com/office/drawing/2015/10/21/chartex" xmlns:cx3="http://schemas.microsoft.com/office/drawing/2016/5/9/chartex" xmlns:cx4="http://schemas.microsoft.com/office/drawing/2016/5/10/chartex" xmlns:cx5="http://schemas.microsoft.com/office/drawing/2016/5/11/chartex" xmlns:cx6="http://schemas.microsoft.com/office/drawing/2016/5/12/chartex" xmlns:cx7="http://schemas.microsoft.com/office/drawing/2016/5/13/chartex" xmlns:cx8="http://schemas.microsoft.com/office/drawing/2016/5/14/chartex" xmlns:mc="http://schemas.openxmlformats.org/markup-compatibility/2006" xmlns:aink="http://schemas.microsoft.com/office/drawing/2016/ink" xmlns:am3d="http://schemas.microsoft.com/office/drawing/2017/model3d" xmlns:o="urn:schemas-microsoft-com:office:office" xmlns:r="http://schemas.openxmlformats.org/officeDocument/2006/relationships" xmlns:m="http://schemas.openxmlformats.org/officeDocument/2006/math" xmlns:v="urn:schemas-microsoft-com:vml" xmlns:wp14="http://schemas.microsoft.com/office/word/2010/wordprocessingDrawing" xmlns:wp="http://schemas.openxmlformats.org/drawingml/2006/wordprocessingDrawing" xmlns:w10="urn:schemas-microsoft-com:office:word" xmlns:w="http://schemas.openxmlformats.org/wordprocessingml/2006/main" xmlns:w14="http://schemas.microsoft.com/office/word/2010/wordml" xmlns:w15="http://schemas.microsoft.com/office/word/2012/wordml" xmlns:w16cex="http://schemas.microsoft.com/office/word/2018/wordml/cex" xmlns:w16cid="http://schemas.microsoft.com/office/word/2016/wordml/cid" xmlns:w16="http://schemas.microsoft.com/office/word/2018/wordml" xmlns:w16sdtdh="http://schemas.microsoft.com/office/word/2020/wordml/sdtdatahash" xmlns:w16se="http://schemas.microsoft.com/office/word/2015/wordml/symex" xmlns:wpg="http://schemas.microsoft.com/office/word/2010/wordprocessingGroup" xmlns:wpi="http://schemas.microsoft.com/office/word/2010/wordprocessingInk" xmlns:wne="http://schemas.microsoft.com/office/word/2006/wordml" xmlns:wps="http://schemas.microsoft.com/office/word/2010/wordprocessingShape" mc:Ignorable="w14 w15 w16se w16cid w16 w16cex w16sdtdh wp14">
-  <w:p>
-    <w:pPr>
-      <w:pStyle w:val="Footer"/>
-      <w:jc w:val="center"/>
-    </w:pPr>
-    <w:r>
-      <w:rPr>
-        <w:noProof/>
-      </w:rPr>
-      <w:drawing>
-        <wp:inline distT="0" distB="0" distL="0" distR="0" wp14:anchorId="1F545D28" wp14:editId="0286861A">
-          <wp:extent cx="1076325" cy="783054"/>
-          <wp:effectExtent l="0" t="0" r="0" b="0"/>
-          <wp:docPr id="901662316" name="Picture 2" descr="A black and blue rectangular card with red text&#10;&#10;Description automatically generated"/>
+          <wp:docPr id="1307756148" name="Picture 2" descr="A black and blue rectangular card with red text&#10;&#10;Description automatically generated"/>
           <wp:cNvGraphicFramePr>
             <a:graphicFrameLocks xmlns:a="http://schemas.openxmlformats.org/drawingml/2006/main" noChangeAspect="1"/>
           </wp:cNvGraphicFramePr>
@@ -13243,7 +13320,7 @@
 </file>
 
 <file path=word/footnotes.xml><?xml version="1.0" encoding="utf-8"?>
-<w:footnotes xmlns:wpc="http://schemas.microsoft.com/office/word/2010/wordprocessingCanvas" xmlns:cx="http://schemas.microsoft.com/office/drawing/2014/chartex" xmlns:cx1="http://schemas.microsoft.com/office/drawing/2015/9/8/chartex" xmlns:cx2="http://schemas.microsoft.com/office/drawing/2015/10/21/chartex" xmlns:cx3="http://schemas.microsoft.com/office/drawing/2016/5/9/chartex" xmlns:cx4="http://schemas.microsoft.com/office/drawing/2016/5/10/chartex" xmlns:cx5="http://schemas.microsoft.com/office/drawing/2016/5/11/chartex" xmlns:cx6="http://schemas.microsoft.com/office/drawing/2016/5/12/chartex" xmlns:cx7="http://schemas.microsoft.com/office/drawing/2016/5/13/chartex" xmlns:cx8="http://schemas.microsoft.com/office/drawing/2016/5/14/chartex" xmlns:mc="http://schemas.openxmlformats.org/markup-compatibility/2006" xmlns:aink="http://schemas.microsoft.com/office/drawing/2016/ink" xmlns:am3d="http://schemas.microsoft.com/office/drawing/2017/model3d" xmlns:o="urn:schemas-microsoft-com:office:office" xmlns:r="http://schemas.openxmlformats.org/officeDocument/2006/relationships" xmlns:m="http://schemas.openxmlformats.org/officeDocument/2006/math" xmlns:v="urn:schemas-microsoft-com:vml" xmlns:wp14="http://schemas.microsoft.com/office/word/2010/wordprocessingDrawing" xmlns:wp="http://schemas.openxmlformats.org/drawingml/2006/wordprocessingDrawing" xmlns:w10="urn:schemas-microsoft-com:office:word" xmlns:w="http://schemas.openxmlformats.org/wordprocessingml/2006/main" xmlns:w14="http://schemas.microsoft.com/office/word/2010/wordml" xmlns:w15="http://schemas.microsoft.com/office/word/2012/wordml" xmlns:w16cex="http://schemas.microsoft.com/office/word/2018/wordml/cex" xmlns:w16cid="http://schemas.microsoft.com/office/word/2016/wordml/cid" xmlns:w16="http://schemas.microsoft.com/office/word/2018/wordml" xmlns:w16sdtdh="http://schemas.microsoft.com/office/word/2020/wordml/sdtdatahash" xmlns:w16se="http://schemas.microsoft.com/office/word/2015/wordml/symex" xmlns:wpg="http://schemas.microsoft.com/office/word/2010/wordprocessingGroup" xmlns:wpi="http://schemas.microsoft.com/office/word/2010/wordprocessingInk" xmlns:wne="http://schemas.microsoft.com/office/word/2006/wordml" xmlns:wps="http://schemas.microsoft.com/office/word/2010/wordprocessingShape" mc:Ignorable="w14 w15 w16se w16cid w16 w16cex w16sdtdh wp14">
+<w:footnotes xmlns:wpc="http://schemas.microsoft.com/office/word/2010/wordprocessingCanvas" xmlns:cx="http://schemas.microsoft.com/office/drawing/2014/chartex" xmlns:cx1="http://schemas.microsoft.com/office/drawing/2015/9/8/chartex" xmlns:cx2="http://schemas.microsoft.com/office/drawing/2015/10/21/chartex" xmlns:cx3="http://schemas.microsoft.com/office/drawing/2016/5/9/chartex" xmlns:cx4="http://schemas.microsoft.com/office/drawing/2016/5/10/chartex" xmlns:cx5="http://schemas.microsoft.com/office/drawing/2016/5/11/chartex" xmlns:cx6="http://schemas.microsoft.com/office/drawing/2016/5/12/chartex" xmlns:cx7="http://schemas.microsoft.com/office/drawing/2016/5/13/chartex" xmlns:cx8="http://schemas.microsoft.com/office/drawing/2016/5/14/chartex" xmlns:mc="http://schemas.openxmlformats.org/markup-compatibility/2006" xmlns:aink="http://schemas.microsoft.com/office/drawing/2016/ink" xmlns:am3d="http://schemas.microsoft.com/office/drawing/2017/model3d" xmlns:o="urn:schemas-microsoft-com:office:office" xmlns:oel="http://schemas.microsoft.com/office/2019/extlst" xmlns:r="http://schemas.openxmlformats.org/officeDocument/2006/relationships" xmlns:m="http://schemas.openxmlformats.org/officeDocument/2006/math" xmlns:v="urn:schemas-microsoft-com:vml" xmlns:wp14="http://schemas.microsoft.com/office/word/2010/wordprocessingDrawing" xmlns:wp="http://schemas.openxmlformats.org/drawingml/2006/wordprocessingDrawing" xmlns:w10="urn:schemas-microsoft-com:office:word" xmlns:w="http://schemas.openxmlformats.org/wordprocessingml/2006/main" xmlns:w14="http://schemas.microsoft.com/office/word/2010/wordml" xmlns:w15="http://schemas.microsoft.com/office/word/2012/wordml" xmlns:w16cex="http://schemas.microsoft.com/office/word/2018/wordml/cex" xmlns:w16cid="http://schemas.microsoft.com/office/word/2016/wordml/cid" xmlns:w16="http://schemas.microsoft.com/office/word/2018/wordml" xmlns:w16du="http://schemas.microsoft.com/office/word/2023/wordml/word16du" xmlns:w16sdtdh="http://schemas.microsoft.com/office/word/2020/wordml/sdtdatahash" xmlns:w16sdtfl="http://schemas.microsoft.com/office/word/2024/wordml/sdtformatlock" xmlns:w16se="http://schemas.microsoft.com/office/word/2015/wordml/symex" xmlns:wpg="http://schemas.microsoft.com/office/word/2010/wordprocessingGroup" xmlns:wpi="http://schemas.microsoft.com/office/word/2010/wordprocessingInk" xmlns:wne="http://schemas.microsoft.com/office/word/2006/wordml" xmlns:wps="http://schemas.microsoft.com/office/word/2010/wordprocessingShape" mc:Ignorable="w14 w15 w16se w16cid w16 w16cex w16sdtdh w16sdtfl w16du wp14">
   <w:footnote w:type="separator" w:id="-1">
     <w:p>
       <w:r>
@@ -13265,7 +13342,7 @@
 </file>
 
 <file path=word/header1.xml><?xml version="1.0" encoding="utf-8"?>
-<w:hdr xmlns:wpc="http://schemas.microsoft.com/office/word/2010/wordprocessingCanvas" xmlns:cx="http://schemas.microsoft.com/office/drawing/2014/chartex" xmlns:cx1="http://schemas.microsoft.com/office/drawing/2015/9/8/chartex" xmlns:cx2="http://schemas.microsoft.com/office/drawing/2015/10/21/chartex" xmlns:cx3="http://schemas.microsoft.com/office/drawing/2016/5/9/chartex" xmlns:cx4="http://schemas.microsoft.com/office/drawing/2016/5/10/chartex" xmlns:cx5="http://schemas.microsoft.com/office/drawing/2016/5/11/chartex" xmlns:cx6="http://schemas.microsoft.com/office/drawing/2016/5/12/chartex" xmlns:cx7="http://schemas.microsoft.com/office/drawing/2016/5/13/chartex" xmlns:cx8="http://schemas.microsoft.com/office/drawing/2016/5/14/chartex" xmlns:mc="http://schemas.openxmlformats.org/markup-compatibility/2006" xmlns:aink="http://schemas.microsoft.com/office/drawing/2016/ink" xmlns:am3d="http://schemas.microsoft.com/office/drawing/2017/model3d" xmlns:o="urn:schemas-microsoft-com:office:office" xmlns:r="http://schemas.openxmlformats.org/officeDocument/2006/relationships" xmlns:m="http://schemas.openxmlformats.org/officeDocument/2006/math" xmlns:v="urn:schemas-microsoft-com:vml" xmlns:wp14="http://schemas.microsoft.com/office/word/2010/wordprocessingDrawing" xmlns:wp="http://schemas.openxmlformats.org/drawingml/2006/wordprocessingDrawing" xmlns:w10="urn:schemas-microsoft-com:office:word" xmlns:w="http://schemas.openxmlformats.org/wordprocessingml/2006/main" xmlns:w14="http://schemas.microsoft.com/office/word/2010/wordml" xmlns:w15="http://schemas.microsoft.com/office/word/2012/wordml" xmlns:w16cex="http://schemas.microsoft.com/office/word/2018/wordml/cex" xmlns:w16cid="http://schemas.microsoft.com/office/word/2016/wordml/cid" xmlns:w16="http://schemas.microsoft.com/office/word/2018/wordml" xmlns:w16sdtdh="http://schemas.microsoft.com/office/word/2020/wordml/sdtdatahash" xmlns:w16se="http://schemas.microsoft.com/office/word/2015/wordml/symex" xmlns:wpg="http://schemas.microsoft.com/office/word/2010/wordprocessingGroup" xmlns:wpi="http://schemas.microsoft.com/office/word/2010/wordprocessingInk" xmlns:wne="http://schemas.microsoft.com/office/word/2006/wordml" xmlns:wps="http://schemas.microsoft.com/office/word/2010/wordprocessingShape" mc:Ignorable="w14 w15 w16se w16cid w16 w16cex w16sdtdh wp14">
+<w:hdr xmlns:wpc="http://schemas.microsoft.com/office/word/2010/wordprocessingCanvas" xmlns:cx="http://schemas.microsoft.com/office/drawing/2014/chartex" xmlns:cx1="http://schemas.microsoft.com/office/drawing/2015/9/8/chartex" xmlns:cx2="http://schemas.microsoft.com/office/drawing/2015/10/21/chartex" xmlns:cx3="http://schemas.microsoft.com/office/drawing/2016/5/9/chartex" xmlns:cx4="http://schemas.microsoft.com/office/drawing/2016/5/10/chartex" xmlns:cx5="http://schemas.microsoft.com/office/drawing/2016/5/11/chartex" xmlns:cx6="http://schemas.microsoft.com/office/drawing/2016/5/12/chartex" xmlns:cx7="http://schemas.microsoft.com/office/drawing/2016/5/13/chartex" xmlns:cx8="http://schemas.microsoft.com/office/drawing/2016/5/14/chartex" xmlns:mc="http://schemas.openxmlformats.org/markup-compatibility/2006" xmlns:aink="http://schemas.microsoft.com/office/drawing/2016/ink" xmlns:am3d="http://schemas.microsoft.com/office/drawing/2017/model3d" xmlns:o="urn:schemas-microsoft-com:office:office" xmlns:oel="http://schemas.microsoft.com/office/2019/extlst" xmlns:r="http://schemas.openxmlformats.org/officeDocument/2006/relationships" xmlns:m="http://schemas.openxmlformats.org/officeDocument/2006/math" xmlns:v="urn:schemas-microsoft-com:vml" xmlns:wp14="http://schemas.microsoft.com/office/word/2010/wordprocessingDrawing" xmlns:wp="http://schemas.openxmlformats.org/drawingml/2006/wordprocessingDrawing" xmlns:w10="urn:schemas-microsoft-com:office:word" xmlns:w="http://schemas.openxmlformats.org/wordprocessingml/2006/main" xmlns:w14="http://schemas.microsoft.com/office/word/2010/wordml" xmlns:w15="http://schemas.microsoft.com/office/word/2012/wordml" xmlns:w16cex="http://schemas.microsoft.com/office/word/2018/wordml/cex" xmlns:w16cid="http://schemas.microsoft.com/office/word/2016/wordml/cid" xmlns:w16="http://schemas.microsoft.com/office/word/2018/wordml" xmlns:w16du="http://schemas.microsoft.com/office/word/2023/wordml/word16du" xmlns:w16sdtdh="http://schemas.microsoft.com/office/word/2020/wordml/sdtdatahash" xmlns:w16sdtfl="http://schemas.microsoft.com/office/word/2024/wordml/sdtformatlock" xmlns:w16se="http://schemas.microsoft.com/office/word/2015/wordml/symex" xmlns:wpg="http://schemas.microsoft.com/office/word/2010/wordprocessingGroup" xmlns:wpi="http://schemas.microsoft.com/office/word/2010/wordprocessingInk" xmlns:wne="http://schemas.microsoft.com/office/word/2006/wordml" xmlns:wps="http://schemas.microsoft.com/office/word/2010/wordprocessingShape" mc:Ignorable="w14 w15 w16se w16cid w16 w16cex w16sdtdh w16sdtfl w16du wp14">
   <w:p>
     <w:pPr>
       <w:pStyle w:val="Header"/>
@@ -13280,7 +13357,7 @@
 </file>
 
 <file path=word/header2.xml><?xml version="1.0" encoding="utf-8"?>
-<w:hdr xmlns:wpc="http://schemas.microsoft.com/office/word/2010/wordprocessingCanvas" xmlns:cx="http://schemas.microsoft.com/office/drawing/2014/chartex" xmlns:cx1="http://schemas.microsoft.com/office/drawing/2015/9/8/chartex" xmlns:cx2="http://schemas.microsoft.com/office/drawing/2015/10/21/chartex" xmlns:cx3="http://schemas.microsoft.com/office/drawing/2016/5/9/chartex" xmlns:cx4="http://schemas.microsoft.com/office/drawing/2016/5/10/chartex" xmlns:cx5="http://schemas.microsoft.com/office/drawing/2016/5/11/chartex" xmlns:cx6="http://schemas.microsoft.com/office/drawing/2016/5/12/chartex" xmlns:cx7="http://schemas.microsoft.com/office/drawing/2016/5/13/chartex" xmlns:cx8="http://schemas.microsoft.com/office/drawing/2016/5/14/chartex" xmlns:mc="http://schemas.openxmlformats.org/markup-compatibility/2006" xmlns:aink="http://schemas.microsoft.com/office/drawing/2016/ink" xmlns:am3d="http://schemas.microsoft.com/office/drawing/2017/model3d" xmlns:o="urn:schemas-microsoft-com:office:office" xmlns:r="http://schemas.openxmlformats.org/officeDocument/2006/relationships" xmlns:m="http://schemas.openxmlformats.org/officeDocument/2006/math" xmlns:v="urn:schemas-microsoft-com:vml" xmlns:wp14="http://schemas.microsoft.com/office/word/2010/wordprocessingDrawing" xmlns:wp="http://schemas.openxmlformats.org/drawingml/2006/wordprocessingDrawing" xmlns:w10="urn:schemas-microsoft-com:office:word" xmlns:w="http://schemas.openxmlformats.org/wordprocessingml/2006/main" xmlns:w14="http://schemas.microsoft.com/office/word/2010/wordml" xmlns:w15="http://schemas.microsoft.com/office/word/2012/wordml" xmlns:w16cex="http://schemas.microsoft.com/office/word/2018/wordml/cex" xmlns:w16cid="http://schemas.microsoft.com/office/word/2016/wordml/cid" xmlns:w16="http://schemas.microsoft.com/office/word/2018/wordml" xmlns:w16sdtdh="http://schemas.microsoft.com/office/word/2020/wordml/sdtdatahash" xmlns:w16se="http://schemas.microsoft.com/office/word/2015/wordml/symex" xmlns:wpg="http://schemas.microsoft.com/office/word/2010/wordprocessingGroup" xmlns:wpi="http://schemas.microsoft.com/office/word/2010/wordprocessingInk" xmlns:wne="http://schemas.microsoft.com/office/word/2006/wordml" xmlns:wps="http://schemas.microsoft.com/office/word/2010/wordprocessingShape" mc:Ignorable="w14 w15 w16se w16cid w16 w16cex w16sdtdh wp14">
+<w:hdr xmlns:wpc="http://schemas.microsoft.com/office/word/2010/wordprocessingCanvas" xmlns:cx="http://schemas.microsoft.com/office/drawing/2014/chartex" xmlns:cx1="http://schemas.microsoft.com/office/drawing/2015/9/8/chartex" xmlns:cx2="http://schemas.microsoft.com/office/drawing/2015/10/21/chartex" xmlns:cx3="http://schemas.microsoft.com/office/drawing/2016/5/9/chartex" xmlns:cx4="http://schemas.microsoft.com/office/drawing/2016/5/10/chartex" xmlns:cx5="http://schemas.microsoft.com/office/drawing/2016/5/11/chartex" xmlns:cx6="http://schemas.microsoft.com/office/drawing/2016/5/12/chartex" xmlns:cx7="http://schemas.microsoft.com/office/drawing/2016/5/13/chartex" xmlns:cx8="http://schemas.microsoft.com/office/drawing/2016/5/14/chartex" xmlns:mc="http://schemas.openxmlformats.org/markup-compatibility/2006" xmlns:aink="http://schemas.microsoft.com/office/drawing/2016/ink" xmlns:am3d="http://schemas.microsoft.com/office/drawing/2017/model3d" xmlns:o="urn:schemas-microsoft-com:office:office" xmlns:oel="http://schemas.microsoft.com/office/2019/extlst" xmlns:r="http://schemas.openxmlformats.org/officeDocument/2006/relationships" xmlns:m="http://schemas.openxmlformats.org/officeDocument/2006/math" xmlns:v="urn:schemas-microsoft-com:vml" xmlns:wp14="http://schemas.microsoft.com/office/word/2010/wordprocessingDrawing" xmlns:wp="http://schemas.openxmlformats.org/drawingml/2006/wordprocessingDrawing" xmlns:w10="urn:schemas-microsoft-com:office:word" xmlns:w="http://schemas.openxmlformats.org/wordprocessingml/2006/main" xmlns:w14="http://schemas.microsoft.com/office/word/2010/wordml" xmlns:w15="http://schemas.microsoft.com/office/word/2012/wordml" xmlns:w16cex="http://schemas.microsoft.com/office/word/2018/wordml/cex" xmlns:w16cid="http://schemas.microsoft.com/office/word/2016/wordml/cid" xmlns:w16="http://schemas.microsoft.com/office/word/2018/wordml" xmlns:w16du="http://schemas.microsoft.com/office/word/2023/wordml/word16du" xmlns:w16sdtdh="http://schemas.microsoft.com/office/word/2020/wordml/sdtdatahash" xmlns:w16sdtfl="http://schemas.microsoft.com/office/word/2024/wordml/sdtformatlock" xmlns:w16se="http://schemas.microsoft.com/office/word/2015/wordml/symex" xmlns:wpg="http://schemas.microsoft.com/office/word/2010/wordprocessingGroup" xmlns:wpi="http://schemas.microsoft.com/office/word/2010/wordprocessingInk" xmlns:wne="http://schemas.microsoft.com/office/word/2006/wordml" xmlns:wps="http://schemas.microsoft.com/office/word/2010/wordprocessingShape" mc:Ignorable="w14 w15 w16se w16cid w16 w16cex w16sdtdh w16sdtfl w16du wp14">
   <w:p>
     <w:pPr>
       <w:widowControl w:val="0"/>
@@ -13632,7 +13709,7 @@
 </file>
 
 <file path=word/numbering.xml><?xml version="1.0" encoding="utf-8"?>
-<w:numbering xmlns:wpc="http://schemas.microsoft.com/office/word/2010/wordprocessingCanvas" xmlns:cx="http://schemas.microsoft.com/office/drawing/2014/chartex" xmlns:cx1="http://schemas.microsoft.com/office/drawing/2015/9/8/chartex" xmlns:cx2="http://schemas.microsoft.com/office/drawing/2015/10/21/chartex" xmlns:cx3="http://schemas.microsoft.com/office/drawing/2016/5/9/chartex" xmlns:cx4="http://schemas.microsoft.com/office/drawing/2016/5/10/chartex" xmlns:cx5="http://schemas.microsoft.com/office/drawing/2016/5/11/chartex" xmlns:cx6="http://schemas.microsoft.com/office/drawing/2016/5/12/chartex" xmlns:cx7="http://schemas.microsoft.com/office/drawing/2016/5/13/chartex" xmlns:cx8="http://schemas.microsoft.com/office/drawing/2016/5/14/chartex" xmlns:mc="http://schemas.openxmlformats.org/markup-compatibility/2006" xmlns:aink="http://schemas.microsoft.com/office/drawing/2016/ink" xmlns:am3d="http://schemas.microsoft.com/office/drawing/2017/model3d" xmlns:o="urn:schemas-microsoft-com:office:office" xmlns:r="http://schemas.openxmlformats.org/officeDocument/2006/relationships" xmlns:m="http://schemas.openxmlformats.org/officeDocument/2006/math" xmlns:v="urn:schemas-microsoft-com:vml" xmlns:wp14="http://schemas.microsoft.com/office/word/2010/wordprocessingDrawing" xmlns:wp="http://schemas.openxmlformats.org/drawingml/2006/wordprocessingDrawing" xmlns:w10="urn:schemas-microsoft-com:office:word" xmlns:w="http://schemas.openxmlformats.org/wordprocessingml/2006/main" xmlns:w14="http://schemas.microsoft.com/office/word/2010/wordml" xmlns:w15="http://schemas.microsoft.com/office/word/2012/wordml" xmlns:w16cex="http://schemas.microsoft.com/office/word/2018/wordml/cex" xmlns:w16cid="http://schemas.microsoft.com/office/word/2016/wordml/cid" xmlns:w16="http://schemas.microsoft.com/office/word/2018/wordml" xmlns:w16sdtdh="http://schemas.microsoft.com/office/word/2020/wordml/sdtdatahash" xmlns:w16se="http://schemas.microsoft.com/office/word/2015/wordml/symex" xmlns:wpg="http://schemas.microsoft.com/office/word/2010/wordprocessingGroup" xmlns:wpi="http://schemas.microsoft.com/office/word/2010/wordprocessingInk" xmlns:wne="http://schemas.microsoft.com/office/word/2006/wordml" xmlns:wps="http://schemas.microsoft.com/office/word/2010/wordprocessingShape" mc:Ignorable="w14 w15 w16se w16cid w16 w16cex w16sdtdh wp14">
+<w:numbering xmlns:wpc="http://schemas.microsoft.com/office/word/2010/wordprocessingCanvas" xmlns:cx="http://schemas.microsoft.com/office/drawing/2014/chartex" xmlns:cx1="http://schemas.microsoft.com/office/drawing/2015/9/8/chartex" xmlns:cx2="http://schemas.microsoft.com/office/drawing/2015/10/21/chartex" xmlns:cx3="http://schemas.microsoft.com/office/drawing/2016/5/9/chartex" xmlns:cx4="http://schemas.microsoft.com/office/drawing/2016/5/10/chartex" xmlns:cx5="http://schemas.microsoft.com/office/drawing/2016/5/11/chartex" xmlns:cx6="http://schemas.microsoft.com/office/drawing/2016/5/12/chartex" xmlns:cx7="http://schemas.microsoft.com/office/drawing/2016/5/13/chartex" xmlns:cx8="http://schemas.microsoft.com/office/drawing/2016/5/14/chartex" xmlns:mc="http://schemas.openxmlformats.org/markup-compatibility/2006" xmlns:aink="http://schemas.microsoft.com/office/drawing/2016/ink" xmlns:am3d="http://schemas.microsoft.com/office/drawing/2017/model3d" xmlns:o="urn:schemas-microsoft-com:office:office" xmlns:oel="http://schemas.microsoft.com/office/2019/extlst" xmlns:r="http://schemas.openxmlformats.org/officeDocument/2006/relationships" xmlns:m="http://schemas.openxmlformats.org/officeDocument/2006/math" xmlns:v="urn:schemas-microsoft-com:vml" xmlns:wp14="http://schemas.microsoft.com/office/word/2010/wordprocessingDrawing" xmlns:wp="http://schemas.openxmlformats.org/drawingml/2006/wordprocessingDrawing" xmlns:w10="urn:schemas-microsoft-com:office:word" xmlns:w="http://schemas.openxmlformats.org/wordprocessingml/2006/main" xmlns:w14="http://schemas.microsoft.com/office/word/2010/wordml" xmlns:w15="http://schemas.microsoft.com/office/word/2012/wordml" xmlns:w16cex="http://schemas.microsoft.com/office/word/2018/wordml/cex" xmlns:w16cid="http://schemas.microsoft.com/office/word/2016/wordml/cid" xmlns:w16="http://schemas.microsoft.com/office/word/2018/wordml" xmlns:w16du="http://schemas.microsoft.com/office/word/2023/wordml/word16du" xmlns:w16sdtdh="http://schemas.microsoft.com/office/word/2020/wordml/sdtdatahash" xmlns:w16sdtfl="http://schemas.microsoft.com/office/word/2024/wordml/sdtformatlock" xmlns:w16se="http://schemas.microsoft.com/office/word/2015/wordml/symex" xmlns:wpg="http://schemas.microsoft.com/office/word/2010/wordprocessingGroup" xmlns:wpi="http://schemas.microsoft.com/office/word/2010/wordprocessingInk" xmlns:wne="http://schemas.microsoft.com/office/word/2006/wordml" xmlns:wps="http://schemas.microsoft.com/office/word/2010/wordprocessingShape" mc:Ignorable="w14 w15 w16se w16cid w16 w16cex w16sdtdh w16sdtfl w16du wp14">
   <w:abstractNum w:abstractNumId="0" w15:restartNumberingAfterBreak="0">
     <w:nsid w:val="FFFFFF88"/>
     <w:multiLevelType w:val="singleLevel"/>
@@ -16497,103 +16574,103 @@
       </w:pPr>
     </w:lvl>
   </w:abstractNum>
-  <w:num w:numId="1">
+  <w:num w:numId="1" w16cid:durableId="1093816314">
     <w:abstractNumId w:val="8"/>
   </w:num>
-  <w:num w:numId="2">
+  <w:num w:numId="2" w16cid:durableId="1884438236">
     <w:abstractNumId w:val="18"/>
   </w:num>
-  <w:num w:numId="3">
+  <w:num w:numId="3" w16cid:durableId="237861502">
     <w:abstractNumId w:val="23"/>
   </w:num>
-  <w:num w:numId="4">
+  <w:num w:numId="4" w16cid:durableId="1461147422">
     <w:abstractNumId w:val="0"/>
   </w:num>
-  <w:num w:numId="5">
+  <w:num w:numId="5" w16cid:durableId="2083913728">
     <w:abstractNumId w:val="12"/>
   </w:num>
-  <w:num w:numId="6">
+  <w:num w:numId="6" w16cid:durableId="1702433169">
     <w:abstractNumId w:val="13"/>
   </w:num>
-  <w:num w:numId="7">
+  <w:num w:numId="7" w16cid:durableId="701399018">
     <w:abstractNumId w:val="22"/>
   </w:num>
-  <w:num w:numId="8">
+  <w:num w:numId="8" w16cid:durableId="1109082946">
     <w:abstractNumId w:val="1"/>
   </w:num>
-  <w:num w:numId="9">
+  <w:num w:numId="9" w16cid:durableId="1754163219">
     <w:abstractNumId w:val="27"/>
   </w:num>
-  <w:num w:numId="10">
+  <w:num w:numId="10" w16cid:durableId="1501578083">
     <w:abstractNumId w:val="7"/>
   </w:num>
-  <w:num w:numId="11">
+  <w:num w:numId="11" w16cid:durableId="2033455155">
     <w:abstractNumId w:val="14"/>
   </w:num>
-  <w:num w:numId="12">
+  <w:num w:numId="12" w16cid:durableId="1506094368">
     <w:abstractNumId w:val="32"/>
   </w:num>
-  <w:num w:numId="13">
+  <w:num w:numId="13" w16cid:durableId="1159688418">
     <w:abstractNumId w:val="9"/>
   </w:num>
-  <w:num w:numId="14">
+  <w:num w:numId="14" w16cid:durableId="916984661">
     <w:abstractNumId w:val="6"/>
   </w:num>
-  <w:num w:numId="15">
+  <w:num w:numId="15" w16cid:durableId="1669672028">
     <w:abstractNumId w:val="10"/>
   </w:num>
-  <w:num w:numId="16">
+  <w:num w:numId="16" w16cid:durableId="1132596073">
     <w:abstractNumId w:val="20"/>
   </w:num>
-  <w:num w:numId="17">
+  <w:num w:numId="17" w16cid:durableId="1116093951">
     <w:abstractNumId w:val="11"/>
   </w:num>
-  <w:num w:numId="18">
+  <w:num w:numId="18" w16cid:durableId="2079086084">
     <w:abstractNumId w:val="16"/>
   </w:num>
-  <w:num w:numId="19">
+  <w:num w:numId="19" w16cid:durableId="537207051">
     <w:abstractNumId w:val="5"/>
   </w:num>
-  <w:num w:numId="20">
+  <w:num w:numId="20" w16cid:durableId="1808816897">
     <w:abstractNumId w:val="19"/>
   </w:num>
-  <w:num w:numId="21">
+  <w:num w:numId="21" w16cid:durableId="1772435715">
     <w:abstractNumId w:val="25"/>
   </w:num>
-  <w:num w:numId="22">
+  <w:num w:numId="22" w16cid:durableId="1302030350">
     <w:abstractNumId w:val="28"/>
   </w:num>
-  <w:num w:numId="23">
+  <w:num w:numId="23" w16cid:durableId="1407268309">
     <w:abstractNumId w:val="4"/>
   </w:num>
-  <w:num w:numId="24">
+  <w:num w:numId="24" w16cid:durableId="25451836">
     <w:abstractNumId w:val="21"/>
   </w:num>
-  <w:num w:numId="25">
+  <w:num w:numId="25" w16cid:durableId="1834106278">
     <w:abstractNumId w:val="31"/>
   </w:num>
-  <w:num w:numId="26">
+  <w:num w:numId="26" w16cid:durableId="1151827088">
     <w:abstractNumId w:val="24"/>
   </w:num>
-  <w:num w:numId="27">
+  <w:num w:numId="27" w16cid:durableId="1207598456">
     <w:abstractNumId w:val="26"/>
   </w:num>
-  <w:num w:numId="28">
+  <w:num w:numId="28" w16cid:durableId="1206673789">
     <w:abstractNumId w:val="29"/>
   </w:num>
-  <w:num w:numId="29">
+  <w:num w:numId="29" w16cid:durableId="1408191974">
     <w:abstractNumId w:val="17"/>
   </w:num>
-  <w:num w:numId="30">
+  <w:num w:numId="30" w16cid:durableId="1816601434">
     <w:abstractNumId w:val="30"/>
   </w:num>
-  <w:num w:numId="31">
+  <w:num w:numId="31" w16cid:durableId="224217245">
     <w:abstractNumId w:val="3"/>
   </w:num>
-  <w:num w:numId="32">
+  <w:num w:numId="32" w16cid:durableId="1769698310">
     <w:abstractNumId w:val="2"/>
   </w:num>
-  <w:num w:numId="33">
+  <w:num w:numId="33" w16cid:durableId="160238531">
     <w:abstractNumId w:val="15"/>
   </w:num>
   <w:numIdMacAtCleanup w:val="15"/>
@@ -16601,7 +16678,7 @@
 </file>
 
 <file path=word/styles.xml><?xml version="1.0" encoding="utf-8"?>
-<w:styles xmlns:mc="http://schemas.openxmlformats.org/markup-compatibility/2006" xmlns:r="http://schemas.openxmlformats.org/officeDocument/2006/relationships" xmlns:w="http://schemas.openxmlformats.org/wordprocessingml/2006/main" xmlns:w14="http://schemas.microsoft.com/office/word/2010/wordml" xmlns:w15="http://schemas.microsoft.com/office/word/2012/wordml" xmlns:w16cex="http://schemas.microsoft.com/office/word/2018/wordml/cex" xmlns:w16cid="http://schemas.microsoft.com/office/word/2016/wordml/cid" xmlns:w16="http://schemas.microsoft.com/office/word/2018/wordml" xmlns:w16sdtdh="http://schemas.microsoft.com/office/word/2020/wordml/sdtdatahash" xmlns:w16se="http://schemas.microsoft.com/office/word/2015/wordml/symex" mc:Ignorable="w14 w15 w16se w16cid w16 w16cex w16sdtdh">
+<w:styles xmlns:mc="http://schemas.openxmlformats.org/markup-compatibility/2006" xmlns:r="http://schemas.openxmlformats.org/officeDocument/2006/relationships" xmlns:w="http://schemas.openxmlformats.org/wordprocessingml/2006/main" xmlns:w14="http://schemas.microsoft.com/office/word/2010/wordml" xmlns:w15="http://schemas.microsoft.com/office/word/2012/wordml" xmlns:w16cex="http://schemas.microsoft.com/office/word/2018/wordml/cex" xmlns:w16cid="http://schemas.microsoft.com/office/word/2016/wordml/cid" xmlns:w16="http://schemas.microsoft.com/office/word/2018/wordml" xmlns:w16du="http://schemas.microsoft.com/office/word/2023/wordml/word16du" xmlns:w16sdtdh="http://schemas.microsoft.com/office/word/2020/wordml/sdtdatahash" xmlns:w16sdtfl="http://schemas.microsoft.com/office/word/2024/wordml/sdtformatlock" xmlns:w16se="http://schemas.microsoft.com/office/word/2015/wordml/symex" mc:Ignorable="w14 w15 w16se w16cid w16 w16cex w16sdtdh w16sdtfl w16du">
   <w:docDefaults>
     <w:rPrDefault>
       <w:rPr>
@@ -18088,15 +18165,6 @@
 </file>
 
 <file path=customXml/item1.xml><?xml version="1.0" encoding="utf-8"?>
-<?mso-contentType ?>
-<FormTemplates xmlns="http://schemas.microsoft.com/sharepoint/v3/contenttype/forms">
-  <Display>DocumentLibraryForm</Display>
-  <Edit>DocumentLibraryForm</Edit>
-  <New>DocumentLibraryForm</New>
-</FormTemplates>
-</file>
-
-<file path=customXml/item2.xml><?xml version="1.0" encoding="utf-8"?>
 <ct:contentTypeSchema xmlns:ct="http://schemas.microsoft.com/office/2006/metadata/contentType" xmlns:ma="http://schemas.microsoft.com/office/2006/metadata/properties/metaAttributes" ct:_="" ma:_="" ma:contentTypeName="Document" ma:contentTypeID="0x010100AEF28E0A17E4AE4FA5DD6A9AABB5DBC8" ma:contentTypeVersion="16" ma:contentTypeDescription="Create a new document." ma:contentTypeScope="" ma:versionID="a17fa769c7c4fea18ba461e558e121e5">
   <xsd:schema xmlns:xsd="http://www.w3.org/2001/XMLSchema" xmlns:xs="http://www.w3.org/2001/XMLSchema" xmlns:p="http://schemas.microsoft.com/office/2006/metadata/properties" xmlns:ns2="87f1a149-5420-40c2-b2e8-d8d0877ebc85" xmlns:ns3="23b7ebbb-480e-4d36-8f38-fd0ac82dae9c" targetNamespace="http://schemas.microsoft.com/office/2006/metadata/properties" ma:root="true" ma:fieldsID="3bfa0fac8ae4d24da5269d6ff34039be" ns2:_="" ns3:_="">
     <xsd:import namespace="87f1a149-5420-40c2-b2e8-d8d0877ebc85"/>
@@ -18339,11 +18407,16 @@
 </ct:contentTypeSchema>
 </file>
 
-<file path=customXml/item3.xml><?xml version="1.0" encoding="utf-8"?>
-<b:Sources xmlns:b="http://schemas.openxmlformats.org/officeDocument/2006/bibliography" xmlns="http://schemas.openxmlformats.org/officeDocument/2006/bibliography" SelectedStyle="\APASixthEditionOfficeOnline.xsl" StyleName="APA" Version="6"/>
+<file path=customXml/item2.xml><?xml version="1.0" encoding="utf-8"?>
+<?mso-contentType ?>
+<FormTemplates xmlns="http://schemas.microsoft.com/sharepoint/v3/contenttype/forms">
+  <Display>DocumentLibraryForm</Display>
+  <Edit>DocumentLibraryForm</Edit>
+  <New>DocumentLibraryForm</New>
+</FormTemplates>
 </file>
 
-<file path=customXml/item4.xml><?xml version="1.0" encoding="utf-8"?>
+<file path=customXml/item3.xml><?xml version="1.0" encoding="utf-8"?>
 <p:properties xmlns:p="http://schemas.microsoft.com/office/2006/metadata/properties" xmlns:xsi="http://www.w3.org/2001/XMLSchema-instance" xmlns:pc="http://schemas.microsoft.com/office/infopath/2007/PartnerControls">
   <documentManagement>
     <TaxCatchAll xmlns="23b7ebbb-480e-4d36-8f38-fd0ac82dae9c" xsi:nil="true"/>
@@ -18355,15 +18428,11 @@
 </p:properties>
 </file>
 
-<file path=customXml/itemProps1.xml><?xml version="1.0" encoding="utf-8"?>
-<ds:datastoreItem xmlns:ds="http://schemas.openxmlformats.org/officeDocument/2006/customXml" ds:itemID="{ADE80AD1-B511-437D-9EC6-E71B406ED00D}">
-  <ds:schemaRefs>
-    <ds:schemaRef ds:uri="http://schemas.microsoft.com/sharepoint/v3/contenttype/forms"/>
-  </ds:schemaRefs>
-</ds:datastoreItem>
+<file path=customXml/item4.xml><?xml version="1.0" encoding="utf-8"?>
+<b:Sources xmlns:b="http://schemas.openxmlformats.org/officeDocument/2006/bibliography" xmlns="http://schemas.openxmlformats.org/officeDocument/2006/bibliography" SelectedStyle="\APASixthEditionOfficeOnline.xsl" StyleName="APA" Version="6"/>
 </file>
 
-<file path=customXml/itemProps2.xml><?xml version="1.0" encoding="utf-8"?>
+<file path=customXml/itemProps1.xml><?xml version="1.0" encoding="utf-8"?>
 <ds:datastoreItem xmlns:ds="http://schemas.openxmlformats.org/officeDocument/2006/customXml" ds:itemID="{A2934C3C-1F7E-4BE6-BD60-DDF56A21B2D7}">
   <ds:schemaRefs>
     <ds:schemaRef ds:uri="http://schemas.microsoft.com/office/2006/metadata/contentType"/>
@@ -18382,15 +18451,15 @@
 </ds:datastoreItem>
 </file>
 
-<file path=customXml/itemProps3.xml><?xml version="1.0" encoding="utf-8"?>
-<ds:datastoreItem xmlns:ds="http://schemas.openxmlformats.org/officeDocument/2006/customXml" ds:itemID="{10D35394-9BBA-4CA7-9ACA-93FF9FC4B9FE}">
+<file path=customXml/itemProps2.xml><?xml version="1.0" encoding="utf-8"?>
+<ds:datastoreItem xmlns:ds="http://schemas.openxmlformats.org/officeDocument/2006/customXml" ds:itemID="{ADE80AD1-B511-437D-9EC6-E71B406ED00D}">
   <ds:schemaRefs>
-    <ds:schemaRef ds:uri="http://schemas.openxmlformats.org/officeDocument/2006/bibliography"/>
+    <ds:schemaRef ds:uri="http://schemas.microsoft.com/sharepoint/v3/contenttype/forms"/>
   </ds:schemaRefs>
 </ds:datastoreItem>
 </file>
 
-<file path=customXml/itemProps4.xml><?xml version="1.0" encoding="utf-8"?>
+<file path=customXml/itemProps3.xml><?xml version="1.0" encoding="utf-8"?>
 <ds:datastoreItem xmlns:ds="http://schemas.openxmlformats.org/officeDocument/2006/customXml" ds:itemID="{0EF6B3C1-2C0C-45C1-848E-2E47DFDB0FBC}">
   <ds:schemaRefs>
     <ds:schemaRef ds:uri="http://schemas.microsoft.com/office/2006/metadata/properties"/>
@@ -18399,4 +18468,12 @@
     <ds:schemaRef ds:uri="87f1a149-5420-40c2-b2e8-d8d0877ebc85"/>
   </ds:schemaRefs>
 </ds:datastoreItem>
+</file>
+
+<file path=customXml/itemProps4.xml><?xml version="1.0" encoding="utf-8"?>
+<ds:datastoreItem xmlns:ds="http://schemas.openxmlformats.org/officeDocument/2006/customXml" ds:itemID="{10D35394-9BBA-4CA7-9ACA-93FF9FC4B9FE}">
+  <ds:schemaRefs>
+    <ds:schemaRef ds:uri="http://schemas.openxmlformats.org/officeDocument/2006/bibliography"/>
+  </ds:schemaRefs>
+</ds:datastoreItem>
 </file>
--- a/Master Folder/Master BA Timlak RO Konsultan/01. BA Reviu Persiapan Pengadaan.docx
+++ b/Master Folder/Master BA Timlak RO Konsultan/01. BA Reviu Persiapan Pengadaan.docx
@@ -2,21 +2,6 @@
 <file path=word/document.xml><?xml version="1.0" encoding="utf-8"?>
 <w:document xmlns:wpc="http://schemas.microsoft.com/office/word/2010/wordprocessingCanvas" xmlns:cx="http://schemas.microsoft.com/office/drawing/2014/chartex" xmlns:cx1="http://schemas.microsoft.com/office/drawing/2015/9/8/chartex" xmlns:cx2="http://schemas.microsoft.com/office/drawing/2015/10/21/chartex" xmlns:cx3="http://schemas.microsoft.com/office/drawing/2016/5/9/chartex" xmlns:cx4="http://schemas.microsoft.com/office/drawing/2016/5/10/chartex" xmlns:cx5="http://schemas.microsoft.com/office/drawing/2016/5/11/chartex" xmlns:cx6="http://schemas.microsoft.com/office/drawing/2016/5/12/chartex" xmlns:cx7="http://schemas.microsoft.com/office/drawing/2016/5/13/chartex" xmlns:cx8="http://schemas.microsoft.com/office/drawing/2016/5/14/chartex" xmlns:mc="http://schemas.openxmlformats.org/markup-compatibility/2006" xmlns:aink="http://schemas.microsoft.com/office/drawing/2016/ink" xmlns:am3d="http://schemas.microsoft.com/office/drawing/2017/model3d" xmlns:o="urn:schemas-microsoft-com:office:office" xmlns:oel="http://schemas.microsoft.com/office/2019/extlst" xmlns:r="http://schemas.openxmlformats.org/officeDocument/2006/relationships" xmlns:m="http://schemas.openxmlformats.org/officeDocument/2006/math" xmlns:v="urn:schemas-microsoft-com:vml" xmlns:wp14="http://schemas.microsoft.com/office/word/2010/wordprocessingDrawing" xmlns:wp="http://schemas.openxmlformats.org/drawingml/2006/wordprocessingDrawing" xmlns:w10="urn:schemas-microsoft-com:office:word" xmlns:w="http://schemas.openxmlformats.org/wordprocessingml/2006/main" xmlns:w14="http://schemas.microsoft.com/office/word/2010/wordml" xmlns:w15="http://schemas.microsoft.com/office/word/2012/wordml" xmlns:w16cex="http://schemas.microsoft.com/office/word/2018/wordml/cex" xmlns:w16cid="http://schemas.microsoft.com/office/word/2016/wordml/cid" xmlns:w16="http://schemas.microsoft.com/office/word/2018/wordml" xmlns:w16du="http://schemas.microsoft.com/office/word/2023/wordml/word16du" xmlns:w16sdtdh="http://schemas.microsoft.com/office/word/2020/wordml/sdtdatahash" xmlns:w16sdtfl="http://schemas.microsoft.com/office/word/2024/wordml/sdtformatlock" xmlns:w16se="http://schemas.microsoft.com/office/word/2015/wordml/symex" xmlns:wpg="http://schemas.microsoft.com/office/word/2010/wordprocessingGroup" xmlns:wpi="http://schemas.microsoft.com/office/word/2010/wordprocessingInk" xmlns:wne="http://schemas.microsoft.com/office/word/2006/wordml" xmlns:wps="http://schemas.microsoft.com/office/word/2010/wordprocessingShape" mc:Ignorable="w14 w15 w16se w16cid w16 w16cex w16sdtdh w16sdtfl w16du wp14">
   <w:body>
-    <w:p>
-      <w:pPr>
-        <w:spacing w:before="32" w:line="276" w:lineRule="auto"/>
-        <w:ind w:right="28"/>
-        <w:jc w:val="center"/>
-        <w:rPr>
-          <w:rFonts w:ascii="Arial" w:eastAsia="Arial" w:hAnsi="Arial" w:cs="Arial"/>
-          <w:b/>
-          <w:bCs/>
-          <w:spacing w:val="1"/>
-          <w:sz w:val="22"/>
-          <w:szCs w:val="22"/>
-        </w:rPr>
-      </w:pPr>
-    </w:p>
     <w:p>
       <w:pPr>
         <w:spacing w:before="32" w:line="276" w:lineRule="auto"/>
@@ -4433,129 +4418,64 @@
           <w:sz w:val="22"/>
           <w:szCs w:val="22"/>
         </w:rPr>
-        <w:t>Surat Edaran Kepala Lembaga Kebijakan Pengadaan Barang/Jasa Pemerintah Republik Indonesia Nomor 3 Tahun 2022 tentang Penjelasan Atas Pelaksanaan Penunjukan Langsung Permintaan Berulang (Repeat Order) Pengadaan Jasa Konsultansi;</w:t>
-      </w:r>
+        <w:t>Standar Operasional Prosedur Nomor 13/SOP.04/2024 tanggal 15 Juli 2024 tentang Reviu Dokumen Persiapan Pengadaan dan Penyiapan Dokumen Pemilihan;</w:t>
+      </w:r>
+    </w:p>
+    <w:p>
+      <w:pPr>
+        <w:spacing w:before="2" w:line="276" w:lineRule="auto"/>
+        <w:ind w:right="28"/>
+        <w:jc w:val="both"/>
+        <w:rPr>
+          <w:rFonts w:ascii="Arial" w:eastAsia="Arial" w:hAnsi="Arial" w:cs="Arial"/>
+          <w:sz w:val="22"/>
+          <w:szCs w:val="22"/>
+        </w:rPr>
+      </w:pPr>
+    </w:p>
+    <w:p>
+      <w:pPr>
+        <w:spacing w:before="2" w:line="276" w:lineRule="auto"/>
+        <w:ind w:right="28"/>
+        <w:jc w:val="both"/>
+        <w:rPr>
+          <w:rFonts w:ascii="Arial" w:eastAsia="Arial" w:hAnsi="Arial" w:cs="Arial"/>
+          <w:sz w:val="22"/>
+          <w:szCs w:val="22"/>
+        </w:rPr>
+      </w:pPr>
+    </w:p>
+    <w:p>
+      <w:pPr>
+        <w:spacing w:before="2" w:line="276" w:lineRule="auto"/>
+        <w:ind w:right="28"/>
+        <w:jc w:val="both"/>
+        <w:rPr>
+          <w:rFonts w:ascii="Arial" w:eastAsia="Arial" w:hAnsi="Arial" w:cs="Arial"/>
+          <w:sz w:val="22"/>
+          <w:szCs w:val="22"/>
+        </w:rPr>
+      </w:pPr>
     </w:p>
     <w:p>
       <w:pPr>
         <w:pStyle w:val="ListParagraph"/>
         <w:spacing w:before="2" w:line="276" w:lineRule="auto"/>
         <w:ind w:left="927" w:right="28"/>
-        <w:jc w:val="both"/>
-        <w:rPr>
-          <w:rFonts w:ascii="Arial" w:eastAsia="Arial" w:hAnsi="Arial" w:cs="Arial"/>
-          <w:sz w:val="22"/>
-          <w:szCs w:val="22"/>
-        </w:rPr>
-      </w:pPr>
-    </w:p>
-    <w:p>
-      <w:pPr>
-        <w:spacing w:before="2" w:line="276" w:lineRule="auto"/>
-        <w:ind w:left="567" w:right="28"/>
         <w:jc w:val="right"/>
         <w:rPr>
           <w:rFonts w:ascii="Arial" w:eastAsia="Arial" w:hAnsi="Arial" w:cs="Arial"/>
-          <w:i/>
-          <w:iCs/>
-          <w:sz w:val="22"/>
-          <w:szCs w:val="22"/>
-        </w:rPr>
-      </w:pPr>
-      <w:r>
-        <w:rPr>
-          <w:rFonts w:ascii="Arial" w:eastAsia="Arial" w:hAnsi="Arial" w:cs="Arial"/>
-          <w:i/>
-          <w:iCs/>
-          <w:sz w:val="22"/>
-          <w:szCs w:val="22"/>
-        </w:rPr>
-        <w:t xml:space="preserve">e. </w:t>
-      </w:r>
-      <w:r>
-        <w:rPr>
-          <w:rFonts w:ascii="Arial" w:eastAsia="Arial" w:hAnsi="Arial" w:cs="Arial"/>
-          <w:i/>
-          <w:iCs/>
-          <w:sz w:val="22"/>
-          <w:szCs w:val="22"/>
-          <w:lang w:val="en-US"/>
-        </w:rPr>
-        <w:t>Surat</w:t>
-      </w:r>
-      <w:r>
-        <w:rPr>
-          <w:rFonts w:ascii="Arial" w:eastAsia="Arial" w:hAnsi="Arial" w:cs="Arial"/>
-          <w:i/>
-          <w:iCs/>
-          <w:sz w:val="22"/>
-          <w:szCs w:val="22"/>
-        </w:rPr>
-        <w:t>...</w:t>
-      </w:r>
-    </w:p>
-    <w:p>
-      <w:pPr>
-        <w:pStyle w:val="ListParagraph"/>
-        <w:spacing w:before="2" w:line="276" w:lineRule="auto"/>
-        <w:ind w:left="927" w:right="28"/>
-        <w:jc w:val="both"/>
-        <w:rPr>
-          <w:rFonts w:ascii="Arial" w:eastAsia="Arial" w:hAnsi="Arial" w:cs="Arial"/>
-          <w:sz w:val="22"/>
-          <w:szCs w:val="22"/>
-        </w:rPr>
-      </w:pPr>
-    </w:p>
-    <w:p>
-      <w:pPr>
-        <w:pStyle w:val="ListParagraph"/>
-        <w:numPr>
-          <w:ilvl w:val="0"/>
-          <w:numId w:val="1"/>
-        </w:numPr>
-        <w:spacing w:before="2" w:line="276" w:lineRule="auto"/>
-        <w:ind w:right="28"/>
-        <w:jc w:val="both"/>
-        <w:rPr>
-          <w:rFonts w:ascii="Arial" w:eastAsia="Arial" w:hAnsi="Arial" w:cs="Arial"/>
-          <w:sz w:val="22"/>
-          <w:szCs w:val="22"/>
-        </w:rPr>
-      </w:pPr>
-      <w:r>
-        <w:rPr>
-          <w:rFonts w:ascii="Arial" w:eastAsia="Arial" w:hAnsi="Arial" w:cs="Arial"/>
-          <w:sz w:val="22"/>
-          <w:szCs w:val="22"/>
-        </w:rPr>
-        <w:t>Surat Edaran Menteri PUPR Nomor 14/SE/M/2024 tentang Pedoman Penunjukan Langsung Permintaan Berulang (</w:t>
-      </w:r>
-      <w:r>
-        <w:rPr>
-          <w:rFonts w:ascii="Arial" w:eastAsia="Arial" w:hAnsi="Arial" w:cs="Arial"/>
-          <w:i/>
-          <w:iCs/>
-          <w:sz w:val="22"/>
-          <w:szCs w:val="22"/>
-        </w:rPr>
-        <w:t>Repeat Order</w:t>
-      </w:r>
-      <w:r>
-        <w:rPr>
-          <w:rFonts w:ascii="Arial" w:eastAsia="Arial" w:hAnsi="Arial" w:cs="Arial"/>
-          <w:sz w:val="22"/>
-          <w:szCs w:val="22"/>
-        </w:rPr>
-        <w:t>) dalam Pengadaan Jasa Konsultansi di Kementerian Pekerjaan Umum dan Perumahan Rakyat</w:t>
-      </w:r>
-      <w:r>
-        <w:rPr>
-          <w:rFonts w:ascii="Arial" w:eastAsia="Arial" w:hAnsi="Arial" w:cs="Arial"/>
-          <w:sz w:val="22"/>
-          <w:szCs w:val="22"/>
-        </w:rPr>
-        <w:t>;</w:t>
+          <w:sz w:val="22"/>
+          <w:szCs w:val="22"/>
+        </w:rPr>
+      </w:pPr>
+      <w:r>
+        <w:rPr>
+          <w:rFonts w:ascii="Arial" w:eastAsia="Arial" w:hAnsi="Arial" w:cs="Arial"/>
+          <w:sz w:val="22"/>
+          <w:szCs w:val="22"/>
+        </w:rPr>
+        <w:t>e. Keputusan...</w:t>
       </w:r>
     </w:p>
     <w:p>
@@ -4582,6 +4502,7 @@
           <w:sz w:val="22"/>
           <w:szCs w:val="22"/>
         </w:rPr>
+        <w:lastRenderedPageBreak/>
         <w:t>K</w:t>
       </w:r>
       <w:r>
@@ -5838,6 +5759,7 @@
       <w:r>
         <w:rPr>
           <w:rFonts w:ascii="Arial" w:eastAsia="Arial" w:hAnsi="Arial" w:cs="Arial"/>
+          <w:spacing w:val="-2"/>
           <w:sz w:val="22"/>
           <w:szCs w:val="22"/>
         </w:rPr>
@@ -6666,12 +6588,25 @@
     </w:p>
     <w:p>
       <w:pPr>
+        <w:pStyle w:val="ListParagraph"/>
         <w:spacing w:line="276" w:lineRule="auto"/>
-        <w:ind w:right="28"/>
-        <w:rPr>
-          <w:rFonts w:ascii="Arial" w:eastAsia="Arial" w:hAnsi="Arial" w:cs="Arial"/>
-          <w:i/>
-          <w:iCs/>
+        <w:ind w:left="567" w:right="28"/>
+        <w:jc w:val="both"/>
+        <w:rPr>
+          <w:rFonts w:ascii="Arial" w:eastAsia="Arial" w:hAnsi="Arial" w:cs="Arial"/>
+          <w:sz w:val="22"/>
+          <w:szCs w:val="22"/>
+        </w:rPr>
+      </w:pPr>
+    </w:p>
+    <w:p>
+      <w:pPr>
+        <w:pStyle w:val="ListParagraph"/>
+        <w:spacing w:line="276" w:lineRule="auto"/>
+        <w:ind w:left="567" w:right="28"/>
+        <w:jc w:val="both"/>
+        <w:rPr>
+          <w:rFonts w:ascii="Arial" w:eastAsia="Arial" w:hAnsi="Arial" w:cs="Arial"/>
           <w:sz w:val="22"/>
           <w:szCs w:val="22"/>
         </w:rPr>
@@ -6690,11 +6625,28 @@
           <w:sz w:val="22"/>
           <w:szCs w:val="22"/>
         </w:rPr>
+      </w:pPr>
+    </w:p>
+    <w:p>
+      <w:pPr>
+        <w:pStyle w:val="ListParagraph"/>
+        <w:spacing w:line="276" w:lineRule="auto"/>
+        <w:ind w:left="567" w:right="28"/>
+        <w:jc w:val="right"/>
+        <w:rPr>
+          <w:rFonts w:ascii="Arial" w:eastAsia="Arial" w:hAnsi="Arial" w:cs="Arial"/>
+          <w:i/>
+          <w:iCs/>
+          <w:sz w:val="22"/>
+          <w:szCs w:val="22"/>
+        </w:rPr>
         <w:sectPr>
-          <w:headerReference w:type="default" r:id="rId11"/>
-          <w:footerReference w:type="default" r:id="rId12"/>
-          <w:headerReference w:type="first" r:id="rId13"/>
-          <w:footerReference w:type="first" r:id="rId14"/>
+          <w:headerReference w:type="even" r:id="rId11"/>
+          <w:headerReference w:type="default" r:id="rId12"/>
+          <w:footerReference w:type="even" r:id="rId13"/>
+          <w:footerReference w:type="default" r:id="rId14"/>
+          <w:headerReference w:type="first" r:id="rId15"/>
+          <w:footerReference w:type="first" r:id="rId16"/>
           <w:pgSz w:w="11907" w:h="16840" w:code="9"/>
           <w:pgMar w:top="1134" w:right="1134" w:bottom="1418" w:left="1418" w:header="720" w:footer="284" w:gutter="0"/>
           <w:cols w:space="720"/>
@@ -6727,7 +6679,6 @@
           <w:rFonts w:ascii="Arial" w:hAnsi="Arial" w:cs="Arial"/>
           <w:sz w:val="22"/>
           <w:szCs w:val="22"/>
-          <w:highlight w:val="yellow"/>
         </w:rPr>
       </w:pPr>
       <w:r>
@@ -6737,7 +6688,6 @@
           <w:bCs/>
           <w:sz w:val="22"/>
           <w:szCs w:val="22"/>
-          <w:highlight w:val="yellow"/>
         </w:rPr>
         <w:lastRenderedPageBreak/>
         <w:t>Hasil Reviu</w:t>
@@ -6749,7 +6699,6 @@
           <w:bCs/>
           <w:sz w:val="22"/>
           <w:szCs w:val="22"/>
-          <w:highlight w:val="yellow"/>
         </w:rPr>
         <w:t xml:space="preserve"> Dokumen Persiapan Pengadaan</w:t>
       </w:r>
@@ -6792,7 +6741,6 @@
                 <w:bCs/>
                 <w:sz w:val="22"/>
                 <w:szCs w:val="22"/>
-                <w:highlight w:val="yellow"/>
               </w:rPr>
             </w:pPr>
             <w:r>
@@ -6802,7 +6750,6 @@
                 <w:bCs/>
                 <w:sz w:val="22"/>
                 <w:szCs w:val="22"/>
-                <w:highlight w:val="yellow"/>
               </w:rPr>
               <w:t>No.</w:t>
             </w:r>
@@ -6825,7 +6772,6 @@
                 <w:bCs/>
                 <w:sz w:val="22"/>
                 <w:szCs w:val="22"/>
-                <w:highlight w:val="yellow"/>
               </w:rPr>
             </w:pPr>
             <w:r>
@@ -6835,7 +6781,6 @@
                 <w:bCs/>
                 <w:sz w:val="22"/>
                 <w:szCs w:val="22"/>
-                <w:highlight w:val="yellow"/>
               </w:rPr>
               <w:t>Uraian Dokumen</w:t>
             </w:r>
@@ -6857,7 +6802,6 @@
                 <w:bCs/>
                 <w:sz w:val="22"/>
                 <w:szCs w:val="22"/>
-                <w:highlight w:val="yellow"/>
               </w:rPr>
             </w:pPr>
             <w:r>
@@ -6867,7 +6811,6 @@
                 <w:bCs/>
                 <w:sz w:val="22"/>
                 <w:szCs w:val="22"/>
-                <w:highlight w:val="yellow"/>
                 <w:lang w:val="en-US"/>
               </w:rPr>
               <w:t>Catatan/</w:t>
@@ -6879,7 +6822,6 @@
                 <w:bCs/>
                 <w:sz w:val="22"/>
                 <w:szCs w:val="22"/>
-                <w:highlight w:val="yellow"/>
               </w:rPr>
               <w:t>Tanggapan</w:t>
             </w:r>
@@ -6902,7 +6844,6 @@
                 <w:bCs/>
                 <w:sz w:val="22"/>
                 <w:szCs w:val="22"/>
-                <w:highlight w:val="yellow"/>
                 <w:lang w:val="en-US"/>
               </w:rPr>
             </w:pPr>
@@ -6913,7 +6854,6 @@
                 <w:bCs/>
                 <w:sz w:val="22"/>
                 <w:szCs w:val="22"/>
-                <w:highlight w:val="yellow"/>
                 <w:lang w:val="en-US"/>
               </w:rPr>
               <w:t>Tindak Lanjut</w:t>
@@ -6944,7 +6884,6 @@
                 <w:bCs/>
                 <w:sz w:val="22"/>
                 <w:szCs w:val="22"/>
-                <w:highlight w:val="yellow"/>
               </w:rPr>
             </w:pPr>
           </w:p>
@@ -6966,7 +6905,6 @@
                 <w:bCs/>
                 <w:sz w:val="22"/>
                 <w:szCs w:val="22"/>
-                <w:highlight w:val="yellow"/>
               </w:rPr>
             </w:pPr>
           </w:p>
@@ -6987,7 +6925,6 @@
                 <w:bCs/>
                 <w:sz w:val="22"/>
                 <w:szCs w:val="22"/>
-                <w:highlight w:val="yellow"/>
               </w:rPr>
             </w:pPr>
             <w:r>
@@ -6997,7 +6934,6 @@
                 <w:bCs/>
                 <w:sz w:val="22"/>
                 <w:szCs w:val="22"/>
-                <w:highlight w:val="yellow"/>
               </w:rPr>
               <w:t xml:space="preserve">Tim Pelaksana </w:t>
             </w:r>
@@ -7019,7 +6955,6 @@
                 <w:bCs/>
                 <w:sz w:val="22"/>
                 <w:szCs w:val="22"/>
-                <w:highlight w:val="yellow"/>
               </w:rPr>
             </w:pPr>
             <w:r>
@@ -7029,7 +6964,6 @@
                 <w:bCs/>
                 <w:sz w:val="22"/>
                 <w:szCs w:val="22"/>
-                <w:highlight w:val="yellow"/>
               </w:rPr>
               <w:t>Pokja</w:t>
             </w:r>
@@ -7051,7 +6985,6 @@
                 <w:bCs/>
                 <w:sz w:val="22"/>
                 <w:szCs w:val="22"/>
-                <w:highlight w:val="yellow"/>
               </w:rPr>
             </w:pPr>
             <w:r>
@@ -7061,7 +6994,6 @@
                 <w:bCs/>
                 <w:sz w:val="22"/>
                 <w:szCs w:val="22"/>
-                <w:highlight w:val="yellow"/>
               </w:rPr>
               <w:t>PPK</w:t>
             </w:r>
@@ -7083,7 +7015,6 @@
                 <w:bCs/>
                 <w:sz w:val="22"/>
                 <w:szCs w:val="22"/>
-                <w:highlight w:val="yellow"/>
               </w:rPr>
             </w:pPr>
           </w:p>
@@ -7107,15 +7038,13 @@
                 <w:rFonts w:ascii="Arial" w:hAnsi="Arial" w:cs="Arial"/>
                 <w:sz w:val="22"/>
                 <w:szCs w:val="22"/>
-                <w:highlight w:val="yellow"/>
-              </w:rPr>
-            </w:pPr>
-            <w:r>
-              <w:rPr>
-                <w:rFonts w:ascii="Arial" w:hAnsi="Arial" w:cs="Arial"/>
-                <w:sz w:val="22"/>
-                <w:szCs w:val="22"/>
-                <w:highlight w:val="yellow"/>
+              </w:rPr>
+            </w:pPr>
+            <w:r>
+              <w:rPr>
+                <w:rFonts w:ascii="Arial" w:hAnsi="Arial" w:cs="Arial"/>
+                <w:sz w:val="22"/>
+                <w:szCs w:val="22"/>
               </w:rPr>
               <w:t>1.</w:t>
             </w:r>
@@ -7133,7 +7062,6 @@
                 <w:rFonts w:ascii="Arial" w:hAnsi="Arial" w:cs="Arial"/>
                 <w:sz w:val="22"/>
                 <w:szCs w:val="22"/>
-                <w:highlight w:val="yellow"/>
                 <w:lang w:val="sv-SE"/>
               </w:rPr>
             </w:pPr>
@@ -7142,7 +7070,6 @@
                 <w:rFonts w:ascii="Arial" w:hAnsi="Arial" w:cs="Arial"/>
                 <w:sz w:val="22"/>
                 <w:szCs w:val="22"/>
-                <w:highlight w:val="yellow"/>
                 <w:lang w:val="sv-SE"/>
               </w:rPr>
               <w:t>Surat usulan tender dari Kasatker</w:t>
@@ -7162,16 +7089,14 @@
                 <w:rFonts w:ascii="Arial" w:hAnsi="Arial" w:cs="Arial"/>
                 <w:sz w:val="22"/>
                 <w:szCs w:val="22"/>
-                <w:highlight w:val="yellow"/>
-                <w:lang w:val="en-US"/>
-              </w:rPr>
-            </w:pPr>
-            <w:r>
-              <w:rPr>
-                <w:rFonts w:ascii="Arial" w:hAnsi="Arial" w:cs="Arial"/>
-                <w:sz w:val="22"/>
-                <w:szCs w:val="22"/>
-                <w:highlight w:val="yellow"/>
+                <w:lang w:val="en-US"/>
+              </w:rPr>
+            </w:pPr>
+            <w:r>
+              <w:rPr>
+                <w:rFonts w:ascii="Arial" w:hAnsi="Arial" w:cs="Arial"/>
+                <w:sz w:val="22"/>
+                <w:szCs w:val="22"/>
                 <w:lang w:val="en-US"/>
               </w:rPr>
               <w:t>-</w:t>
@@ -7192,16 +7117,14 @@
                 <w:rFonts w:ascii="Arial" w:hAnsi="Arial" w:cs="Arial"/>
                 <w:sz w:val="22"/>
                 <w:szCs w:val="22"/>
-                <w:highlight w:val="yellow"/>
-                <w:lang w:val="en-US"/>
-              </w:rPr>
-            </w:pPr>
-            <w:r>
-              <w:rPr>
-                <w:rFonts w:ascii="Arial" w:hAnsi="Arial" w:cs="Arial"/>
-                <w:sz w:val="22"/>
-                <w:szCs w:val="22"/>
-                <w:highlight w:val="yellow"/>
+                <w:lang w:val="en-US"/>
+              </w:rPr>
+            </w:pPr>
+            <w:r>
+              <w:rPr>
+                <w:rFonts w:ascii="Arial" w:hAnsi="Arial" w:cs="Arial"/>
+                <w:sz w:val="22"/>
+                <w:szCs w:val="22"/>
                 <w:lang w:val="en-US"/>
               </w:rPr>
               <w:t>-</w:t>
@@ -7221,16 +7144,14 @@
                 <w:rFonts w:ascii="Arial" w:hAnsi="Arial" w:cs="Arial"/>
                 <w:sz w:val="22"/>
                 <w:szCs w:val="22"/>
-                <w:highlight w:val="yellow"/>
-                <w:lang w:val="en-US"/>
-              </w:rPr>
-            </w:pPr>
-            <w:r>
-              <w:rPr>
-                <w:rFonts w:ascii="Arial" w:hAnsi="Arial" w:cs="Arial"/>
-                <w:sz w:val="22"/>
-                <w:szCs w:val="22"/>
-                <w:highlight w:val="yellow"/>
+                <w:lang w:val="en-US"/>
+              </w:rPr>
+            </w:pPr>
+            <w:r>
+              <w:rPr>
+                <w:rFonts w:ascii="Arial" w:hAnsi="Arial" w:cs="Arial"/>
+                <w:sz w:val="22"/>
+                <w:szCs w:val="22"/>
                 <w:lang w:val="en-US"/>
               </w:rPr>
               <w:t>-</w:t>
@@ -7250,16 +7171,14 @@
                 <w:rFonts w:ascii="Arial" w:hAnsi="Arial" w:cs="Arial"/>
                 <w:sz w:val="22"/>
                 <w:szCs w:val="22"/>
-                <w:highlight w:val="yellow"/>
-                <w:lang w:val="en-US"/>
-              </w:rPr>
-            </w:pPr>
-            <w:r>
-              <w:rPr>
-                <w:rFonts w:ascii="Arial" w:hAnsi="Arial" w:cs="Arial"/>
-                <w:sz w:val="22"/>
-                <w:szCs w:val="22"/>
-                <w:highlight w:val="yellow"/>
+                <w:lang w:val="en-US"/>
+              </w:rPr>
+            </w:pPr>
+            <w:r>
+              <w:rPr>
+                <w:rFonts w:ascii="Arial" w:hAnsi="Arial" w:cs="Arial"/>
+                <w:sz w:val="22"/>
+                <w:szCs w:val="22"/>
                 <w:lang w:val="en-US"/>
               </w:rPr>
               <w:t>-</w:t>
@@ -7285,15 +7204,13 @@
                 <w:rFonts w:ascii="Arial" w:hAnsi="Arial" w:cs="Arial"/>
                 <w:sz w:val="22"/>
                 <w:szCs w:val="22"/>
-                <w:highlight w:val="yellow"/>
-              </w:rPr>
-            </w:pPr>
-            <w:r>
-              <w:rPr>
-                <w:rFonts w:ascii="Arial" w:hAnsi="Arial" w:cs="Arial"/>
-                <w:sz w:val="22"/>
-                <w:szCs w:val="22"/>
-                <w:highlight w:val="yellow"/>
+              </w:rPr>
+            </w:pPr>
+            <w:r>
+              <w:rPr>
+                <w:rFonts w:ascii="Arial" w:hAnsi="Arial" w:cs="Arial"/>
+                <w:sz w:val="22"/>
+                <w:szCs w:val="22"/>
               </w:rPr>
               <w:t>2.</w:t>
             </w:r>
@@ -7311,16 +7228,14 @@
                 <w:rFonts w:ascii="Arial" w:hAnsi="Arial" w:cs="Arial"/>
                 <w:sz w:val="22"/>
                 <w:szCs w:val="22"/>
-                <w:highlight w:val="yellow"/>
-                <w:lang w:val="en-US"/>
-              </w:rPr>
-            </w:pPr>
-            <w:r>
-              <w:rPr>
-                <w:rFonts w:ascii="Arial" w:hAnsi="Arial" w:cs="Arial"/>
-                <w:sz w:val="22"/>
-                <w:szCs w:val="22"/>
-                <w:highlight w:val="yellow"/>
+                <w:lang w:val="en-US"/>
+              </w:rPr>
+            </w:pPr>
+            <w:r>
+              <w:rPr>
+                <w:rFonts w:ascii="Arial" w:hAnsi="Arial" w:cs="Arial"/>
+                <w:sz w:val="22"/>
+                <w:szCs w:val="22"/>
                 <w:lang w:val="en-US"/>
               </w:rPr>
               <w:t>Surat usulan tender dari PPK</w:t>
@@ -7340,16 +7255,14 @@
                 <w:rFonts w:ascii="Arial" w:hAnsi="Arial" w:cs="Arial"/>
                 <w:sz w:val="22"/>
                 <w:szCs w:val="22"/>
-                <w:highlight w:val="yellow"/>
-                <w:lang w:val="en-US"/>
-              </w:rPr>
-            </w:pPr>
-            <w:r>
-              <w:rPr>
-                <w:rFonts w:ascii="Arial" w:hAnsi="Arial" w:cs="Arial"/>
-                <w:sz w:val="22"/>
-                <w:szCs w:val="22"/>
-                <w:highlight w:val="yellow"/>
+                <w:lang w:val="en-US"/>
+              </w:rPr>
+            </w:pPr>
+            <w:r>
+              <w:rPr>
+                <w:rFonts w:ascii="Arial" w:hAnsi="Arial" w:cs="Arial"/>
+                <w:sz w:val="22"/>
+                <w:szCs w:val="22"/>
                 <w:lang w:val="en-US"/>
               </w:rPr>
               <w:t>-</w:t>
@@ -7370,16 +7283,14 @@
                 <w:rFonts w:ascii="Arial" w:hAnsi="Arial" w:cs="Arial"/>
                 <w:sz w:val="22"/>
                 <w:szCs w:val="22"/>
-                <w:highlight w:val="yellow"/>
-                <w:lang w:val="en-US"/>
-              </w:rPr>
-            </w:pPr>
-            <w:r>
-              <w:rPr>
-                <w:rFonts w:ascii="Arial" w:hAnsi="Arial" w:cs="Arial"/>
-                <w:sz w:val="22"/>
-                <w:szCs w:val="22"/>
-                <w:highlight w:val="yellow"/>
+                <w:lang w:val="en-US"/>
+              </w:rPr>
+            </w:pPr>
+            <w:r>
+              <w:rPr>
+                <w:rFonts w:ascii="Arial" w:hAnsi="Arial" w:cs="Arial"/>
+                <w:sz w:val="22"/>
+                <w:szCs w:val="22"/>
                 <w:lang w:val="en-US"/>
               </w:rPr>
               <w:t>-</w:t>
@@ -7399,16 +7310,14 @@
                 <w:rFonts w:ascii="Arial" w:hAnsi="Arial" w:cs="Arial"/>
                 <w:sz w:val="22"/>
                 <w:szCs w:val="22"/>
-                <w:highlight w:val="yellow"/>
-                <w:lang w:val="en-US"/>
-              </w:rPr>
-            </w:pPr>
-            <w:r>
-              <w:rPr>
-                <w:rFonts w:ascii="Arial" w:hAnsi="Arial" w:cs="Arial"/>
-                <w:sz w:val="22"/>
-                <w:szCs w:val="22"/>
-                <w:highlight w:val="yellow"/>
+                <w:lang w:val="en-US"/>
+              </w:rPr>
+            </w:pPr>
+            <w:r>
+              <w:rPr>
+                <w:rFonts w:ascii="Arial" w:hAnsi="Arial" w:cs="Arial"/>
+                <w:sz w:val="22"/>
+                <w:szCs w:val="22"/>
                 <w:lang w:val="en-US"/>
               </w:rPr>
               <w:t>-</w:t>
@@ -7428,16 +7337,14 @@
                 <w:rFonts w:ascii="Arial" w:hAnsi="Arial" w:cs="Arial"/>
                 <w:sz w:val="22"/>
                 <w:szCs w:val="22"/>
-                <w:highlight w:val="yellow"/>
-                <w:lang w:val="en-US"/>
-              </w:rPr>
-            </w:pPr>
-            <w:r>
-              <w:rPr>
-                <w:rFonts w:ascii="Arial" w:hAnsi="Arial" w:cs="Arial"/>
-                <w:sz w:val="22"/>
-                <w:szCs w:val="22"/>
-                <w:highlight w:val="yellow"/>
+                <w:lang w:val="en-US"/>
+              </w:rPr>
+            </w:pPr>
+            <w:r>
+              <w:rPr>
+                <w:rFonts w:ascii="Arial" w:hAnsi="Arial" w:cs="Arial"/>
+                <w:sz w:val="22"/>
+                <w:szCs w:val="22"/>
                 <w:lang w:val="en-US"/>
               </w:rPr>
               <w:t>-</w:t>
@@ -7463,15 +7370,13 @@
                 <w:rFonts w:ascii="Arial" w:hAnsi="Arial" w:cs="Arial"/>
                 <w:sz w:val="22"/>
                 <w:szCs w:val="22"/>
-                <w:highlight w:val="yellow"/>
-              </w:rPr>
-            </w:pPr>
-            <w:r>
-              <w:rPr>
-                <w:rFonts w:ascii="Arial" w:hAnsi="Arial" w:cs="Arial"/>
-                <w:sz w:val="22"/>
-                <w:szCs w:val="22"/>
-                <w:highlight w:val="yellow"/>
+              </w:rPr>
+            </w:pPr>
+            <w:r>
+              <w:rPr>
+                <w:rFonts w:ascii="Arial" w:hAnsi="Arial" w:cs="Arial"/>
+                <w:sz w:val="22"/>
+                <w:szCs w:val="22"/>
               </w:rPr>
               <w:t>3.</w:t>
             </w:r>
@@ -7489,16 +7394,14 @@
                 <w:rFonts w:ascii="Arial" w:hAnsi="Arial" w:cs="Arial"/>
                 <w:sz w:val="22"/>
                 <w:szCs w:val="22"/>
-                <w:highlight w:val="yellow"/>
-                <w:lang w:val="en-US"/>
-              </w:rPr>
-            </w:pPr>
-            <w:r>
-              <w:rPr>
-                <w:rFonts w:ascii="Arial" w:hAnsi="Arial" w:cs="Arial"/>
-                <w:sz w:val="22"/>
-                <w:szCs w:val="22"/>
-                <w:highlight w:val="yellow"/>
+                <w:lang w:val="en-US"/>
+              </w:rPr>
+            </w:pPr>
+            <w:r>
+              <w:rPr>
+                <w:rFonts w:ascii="Arial" w:hAnsi="Arial" w:cs="Arial"/>
+                <w:sz w:val="22"/>
+                <w:szCs w:val="22"/>
                 <w:lang w:val="en-US"/>
               </w:rPr>
               <w:t>Kerangka Acuan Kerja (</w:t>
@@ -7508,7 +7411,6 @@
                 <w:rFonts w:ascii="Arial" w:hAnsi="Arial" w:cs="Arial"/>
                 <w:sz w:val="22"/>
                 <w:szCs w:val="22"/>
-                <w:highlight w:val="yellow"/>
               </w:rPr>
               <w:t>KAK</w:t>
             </w:r>
@@ -7517,7 +7419,6 @@
                 <w:rFonts w:ascii="Arial" w:hAnsi="Arial" w:cs="Arial"/>
                 <w:sz w:val="22"/>
                 <w:szCs w:val="22"/>
-                <w:highlight w:val="yellow"/>
                 <w:lang w:val="en-US"/>
               </w:rPr>
               <w:t>)</w:t>
@@ -7537,16 +7438,14 @@
                 <w:rFonts w:ascii="Arial" w:hAnsi="Arial" w:cs="Arial"/>
                 <w:sz w:val="22"/>
                 <w:szCs w:val="22"/>
-                <w:highlight w:val="yellow"/>
-                <w:lang w:val="en-US"/>
-              </w:rPr>
-            </w:pPr>
-            <w:r>
-              <w:rPr>
-                <w:rFonts w:ascii="Arial" w:hAnsi="Arial" w:cs="Arial"/>
-                <w:sz w:val="22"/>
-                <w:szCs w:val="22"/>
-                <w:highlight w:val="yellow"/>
+                <w:lang w:val="en-US"/>
+              </w:rPr>
+            </w:pPr>
+            <w:r>
+              <w:rPr>
+                <w:rFonts w:ascii="Arial" w:hAnsi="Arial" w:cs="Arial"/>
+                <w:sz w:val="22"/>
+                <w:szCs w:val="22"/>
                 <w:lang w:val="en-US"/>
               </w:rPr>
               <w:t>-</w:t>
@@ -7567,16 +7466,14 @@
                 <w:rFonts w:ascii="Arial" w:hAnsi="Arial" w:cs="Arial"/>
                 <w:sz w:val="22"/>
                 <w:szCs w:val="22"/>
-                <w:highlight w:val="yellow"/>
-                <w:lang w:val="en-US"/>
-              </w:rPr>
-            </w:pPr>
-            <w:r>
-              <w:rPr>
-                <w:rFonts w:ascii="Arial" w:hAnsi="Arial" w:cs="Arial"/>
-                <w:sz w:val="22"/>
-                <w:szCs w:val="22"/>
-                <w:highlight w:val="yellow"/>
+                <w:lang w:val="en-US"/>
+              </w:rPr>
+            </w:pPr>
+            <w:r>
+              <w:rPr>
+                <w:rFonts w:ascii="Arial" w:hAnsi="Arial" w:cs="Arial"/>
+                <w:sz w:val="22"/>
+                <w:szCs w:val="22"/>
                 <w:lang w:val="en-US"/>
               </w:rPr>
               <w:t>-</w:t>
@@ -7596,16 +7493,14 @@
                 <w:rFonts w:ascii="Arial" w:hAnsi="Arial" w:cs="Arial"/>
                 <w:sz w:val="22"/>
                 <w:szCs w:val="22"/>
-                <w:highlight w:val="yellow"/>
-                <w:lang w:val="en-US"/>
-              </w:rPr>
-            </w:pPr>
-            <w:r>
-              <w:rPr>
-                <w:rFonts w:ascii="Arial" w:hAnsi="Arial" w:cs="Arial"/>
-                <w:sz w:val="22"/>
-                <w:szCs w:val="22"/>
-                <w:highlight w:val="yellow"/>
+                <w:lang w:val="en-US"/>
+              </w:rPr>
+            </w:pPr>
+            <w:r>
+              <w:rPr>
+                <w:rFonts w:ascii="Arial" w:hAnsi="Arial" w:cs="Arial"/>
+                <w:sz w:val="22"/>
+                <w:szCs w:val="22"/>
                 <w:lang w:val="en-US"/>
               </w:rPr>
               <w:t>-</w:t>
@@ -7625,16 +7520,14 @@
                 <w:rFonts w:ascii="Arial" w:hAnsi="Arial" w:cs="Arial"/>
                 <w:sz w:val="22"/>
                 <w:szCs w:val="22"/>
-                <w:highlight w:val="yellow"/>
-                <w:lang w:val="en-US"/>
-              </w:rPr>
-            </w:pPr>
-            <w:r>
-              <w:rPr>
-                <w:rFonts w:ascii="Arial" w:hAnsi="Arial" w:cs="Arial"/>
-                <w:sz w:val="22"/>
-                <w:szCs w:val="22"/>
-                <w:highlight w:val="yellow"/>
+                <w:lang w:val="en-US"/>
+              </w:rPr>
+            </w:pPr>
+            <w:r>
+              <w:rPr>
+                <w:rFonts w:ascii="Arial" w:hAnsi="Arial" w:cs="Arial"/>
+                <w:sz w:val="22"/>
+                <w:szCs w:val="22"/>
                 <w:lang w:val="en-US"/>
               </w:rPr>
               <w:t>-</w:t>
@@ -7660,15 +7553,13 @@
                 <w:rFonts w:ascii="Arial" w:hAnsi="Arial" w:cs="Arial"/>
                 <w:sz w:val="22"/>
                 <w:szCs w:val="22"/>
-                <w:highlight w:val="yellow"/>
-              </w:rPr>
-            </w:pPr>
-            <w:r>
-              <w:rPr>
-                <w:rFonts w:ascii="Arial" w:hAnsi="Arial" w:cs="Arial"/>
-                <w:sz w:val="22"/>
-                <w:szCs w:val="22"/>
-                <w:highlight w:val="yellow"/>
+              </w:rPr>
+            </w:pPr>
+            <w:r>
+              <w:rPr>
+                <w:rFonts w:ascii="Arial" w:hAnsi="Arial" w:cs="Arial"/>
+                <w:sz w:val="22"/>
+                <w:szCs w:val="22"/>
               </w:rPr>
               <w:t>4.</w:t>
             </w:r>
@@ -7686,15 +7577,13 @@
                 <w:rFonts w:ascii="Arial" w:hAnsi="Arial" w:cs="Arial"/>
                 <w:sz w:val="22"/>
                 <w:szCs w:val="22"/>
-                <w:highlight w:val="yellow"/>
-              </w:rPr>
-            </w:pPr>
-            <w:r>
-              <w:rPr>
-                <w:rFonts w:ascii="Arial" w:hAnsi="Arial" w:cs="Arial"/>
-                <w:sz w:val="22"/>
-                <w:szCs w:val="22"/>
-                <w:highlight w:val="yellow"/>
+              </w:rPr>
+            </w:pPr>
+            <w:r>
+              <w:rPr>
+                <w:rFonts w:ascii="Arial" w:hAnsi="Arial" w:cs="Arial"/>
+                <w:sz w:val="22"/>
+                <w:szCs w:val="22"/>
               </w:rPr>
               <w:t>Identifikasi kebutuhan</w:t>
             </w:r>
@@ -7713,15 +7602,13 @@
                 <w:rFonts w:ascii="Arial" w:hAnsi="Arial" w:cs="Arial"/>
                 <w:sz w:val="22"/>
                 <w:szCs w:val="22"/>
-                <w:highlight w:val="yellow"/>
-              </w:rPr>
-            </w:pPr>
-            <w:r>
-              <w:rPr>
-                <w:rFonts w:ascii="Arial" w:hAnsi="Arial" w:cs="Arial"/>
-                <w:sz w:val="22"/>
-                <w:szCs w:val="22"/>
-                <w:highlight w:val="yellow"/>
+              </w:rPr>
+            </w:pPr>
+            <w:r>
+              <w:rPr>
+                <w:rFonts w:ascii="Arial" w:hAnsi="Arial" w:cs="Arial"/>
+                <w:sz w:val="22"/>
+                <w:szCs w:val="22"/>
                 <w:lang w:val="en-US"/>
               </w:rPr>
               <w:t>-</w:t>
@@ -7742,16 +7629,14 @@
                 <w:rFonts w:ascii="Arial" w:hAnsi="Arial" w:cs="Arial"/>
                 <w:sz w:val="22"/>
                 <w:szCs w:val="22"/>
-                <w:highlight w:val="yellow"/>
-                <w:lang w:val="en-US"/>
-              </w:rPr>
-            </w:pPr>
-            <w:r>
-              <w:rPr>
-                <w:rFonts w:ascii="Arial" w:hAnsi="Arial" w:cs="Arial"/>
-                <w:sz w:val="22"/>
-                <w:szCs w:val="22"/>
-                <w:highlight w:val="yellow"/>
+                <w:lang w:val="en-US"/>
+              </w:rPr>
+            </w:pPr>
+            <w:r>
+              <w:rPr>
+                <w:rFonts w:ascii="Arial" w:hAnsi="Arial" w:cs="Arial"/>
+                <w:sz w:val="22"/>
+                <w:szCs w:val="22"/>
                 <w:lang w:val="en-US"/>
               </w:rPr>
               <w:t>-</w:t>
@@ -7771,16 +7656,14 @@
                 <w:rFonts w:ascii="Arial" w:hAnsi="Arial" w:cs="Arial"/>
                 <w:sz w:val="22"/>
                 <w:szCs w:val="22"/>
-                <w:highlight w:val="yellow"/>
-                <w:lang w:val="en-US"/>
-              </w:rPr>
-            </w:pPr>
-            <w:r>
-              <w:rPr>
-                <w:rFonts w:ascii="Arial" w:hAnsi="Arial" w:cs="Arial"/>
-                <w:sz w:val="22"/>
-                <w:szCs w:val="22"/>
-                <w:highlight w:val="yellow"/>
+                <w:lang w:val="en-US"/>
+              </w:rPr>
+            </w:pPr>
+            <w:r>
+              <w:rPr>
+                <w:rFonts w:ascii="Arial" w:hAnsi="Arial" w:cs="Arial"/>
+                <w:sz w:val="22"/>
+                <w:szCs w:val="22"/>
                 <w:lang w:val="en-US"/>
               </w:rPr>
               <w:t>-</w:t>
@@ -7800,16 +7683,14 @@
                 <w:rFonts w:ascii="Arial" w:hAnsi="Arial" w:cs="Arial"/>
                 <w:sz w:val="22"/>
                 <w:szCs w:val="22"/>
-                <w:highlight w:val="yellow"/>
-                <w:lang w:val="en-US"/>
-              </w:rPr>
-            </w:pPr>
-            <w:r>
-              <w:rPr>
-                <w:rFonts w:ascii="Arial" w:hAnsi="Arial" w:cs="Arial"/>
-                <w:sz w:val="22"/>
-                <w:szCs w:val="22"/>
-                <w:highlight w:val="yellow"/>
+                <w:lang w:val="en-US"/>
+              </w:rPr>
+            </w:pPr>
+            <w:r>
+              <w:rPr>
+                <w:rFonts w:ascii="Arial" w:hAnsi="Arial" w:cs="Arial"/>
+                <w:sz w:val="22"/>
+                <w:szCs w:val="22"/>
                 <w:lang w:val="en-US"/>
               </w:rPr>
               <w:t>-</w:t>
@@ -7835,15 +7716,13 @@
                 <w:rFonts w:ascii="Arial" w:hAnsi="Arial" w:cs="Arial"/>
                 <w:sz w:val="22"/>
                 <w:szCs w:val="22"/>
-                <w:highlight w:val="yellow"/>
-              </w:rPr>
-            </w:pPr>
-            <w:r>
-              <w:rPr>
-                <w:rFonts w:ascii="Arial" w:hAnsi="Arial" w:cs="Arial"/>
-                <w:sz w:val="22"/>
-                <w:szCs w:val="22"/>
-                <w:highlight w:val="yellow"/>
+              </w:rPr>
+            </w:pPr>
+            <w:r>
+              <w:rPr>
+                <w:rFonts w:ascii="Arial" w:hAnsi="Arial" w:cs="Arial"/>
+                <w:sz w:val="22"/>
+                <w:szCs w:val="22"/>
               </w:rPr>
               <w:t>5.</w:t>
             </w:r>
@@ -7861,15 +7740,13 @@
                 <w:rFonts w:ascii="Arial" w:hAnsi="Arial" w:cs="Arial"/>
                 <w:sz w:val="22"/>
                 <w:szCs w:val="22"/>
-                <w:highlight w:val="yellow"/>
-              </w:rPr>
-            </w:pPr>
-            <w:r>
-              <w:rPr>
-                <w:rFonts w:ascii="Arial" w:hAnsi="Arial" w:cs="Arial"/>
-                <w:sz w:val="22"/>
-                <w:szCs w:val="22"/>
-                <w:highlight w:val="yellow"/>
+              </w:rPr>
+            </w:pPr>
+            <w:r>
+              <w:rPr>
+                <w:rFonts w:ascii="Arial" w:hAnsi="Arial" w:cs="Arial"/>
+                <w:sz w:val="22"/>
+                <w:szCs w:val="22"/>
               </w:rPr>
               <w:t>Uraian Singkat</w:t>
             </w:r>
@@ -7888,15 +7765,13 @@
                 <w:rFonts w:ascii="Arial" w:hAnsi="Arial" w:cs="Arial"/>
                 <w:sz w:val="22"/>
                 <w:szCs w:val="22"/>
-                <w:highlight w:val="yellow"/>
-              </w:rPr>
-            </w:pPr>
-            <w:r>
-              <w:rPr>
-                <w:rFonts w:ascii="Arial" w:hAnsi="Arial" w:cs="Arial"/>
-                <w:sz w:val="22"/>
-                <w:szCs w:val="22"/>
-                <w:highlight w:val="yellow"/>
+              </w:rPr>
+            </w:pPr>
+            <w:r>
+              <w:rPr>
+                <w:rFonts w:ascii="Arial" w:hAnsi="Arial" w:cs="Arial"/>
+                <w:sz w:val="22"/>
+                <w:szCs w:val="22"/>
                 <w:lang w:val="en-US"/>
               </w:rPr>
               <w:t>-</w:t>
@@ -7917,16 +7792,14 @@
                 <w:rFonts w:ascii="Arial" w:hAnsi="Arial" w:cs="Arial"/>
                 <w:sz w:val="22"/>
                 <w:szCs w:val="22"/>
-                <w:highlight w:val="yellow"/>
-                <w:lang w:val="en-US"/>
-              </w:rPr>
-            </w:pPr>
-            <w:r>
-              <w:rPr>
-                <w:rFonts w:ascii="Arial" w:hAnsi="Arial" w:cs="Arial"/>
-                <w:sz w:val="22"/>
-                <w:szCs w:val="22"/>
-                <w:highlight w:val="yellow"/>
+                <w:lang w:val="en-US"/>
+              </w:rPr>
+            </w:pPr>
+            <w:r>
+              <w:rPr>
+                <w:rFonts w:ascii="Arial" w:hAnsi="Arial" w:cs="Arial"/>
+                <w:sz w:val="22"/>
+                <w:szCs w:val="22"/>
                 <w:lang w:val="en-US"/>
               </w:rPr>
               <w:t>-</w:t>
@@ -7946,16 +7819,14 @@
                 <w:rFonts w:ascii="Arial" w:hAnsi="Arial" w:cs="Arial"/>
                 <w:sz w:val="22"/>
                 <w:szCs w:val="22"/>
-                <w:highlight w:val="yellow"/>
-                <w:lang w:val="en-US"/>
-              </w:rPr>
-            </w:pPr>
-            <w:r>
-              <w:rPr>
-                <w:rFonts w:ascii="Arial" w:hAnsi="Arial" w:cs="Arial"/>
-                <w:sz w:val="22"/>
-                <w:szCs w:val="22"/>
-                <w:highlight w:val="yellow"/>
+                <w:lang w:val="en-US"/>
+              </w:rPr>
+            </w:pPr>
+            <w:r>
+              <w:rPr>
+                <w:rFonts w:ascii="Arial" w:hAnsi="Arial" w:cs="Arial"/>
+                <w:sz w:val="22"/>
+                <w:szCs w:val="22"/>
                 <w:lang w:val="en-US"/>
               </w:rPr>
               <w:t>-</w:t>
@@ -7975,16 +7846,14 @@
                 <w:rFonts w:ascii="Arial" w:hAnsi="Arial" w:cs="Arial"/>
                 <w:sz w:val="22"/>
                 <w:szCs w:val="22"/>
-                <w:highlight w:val="yellow"/>
-                <w:lang w:val="en-US"/>
-              </w:rPr>
-            </w:pPr>
-            <w:r>
-              <w:rPr>
-                <w:rFonts w:ascii="Arial" w:hAnsi="Arial" w:cs="Arial"/>
-                <w:sz w:val="22"/>
-                <w:szCs w:val="22"/>
-                <w:highlight w:val="yellow"/>
+                <w:lang w:val="en-US"/>
+              </w:rPr>
+            </w:pPr>
+            <w:r>
+              <w:rPr>
+                <w:rFonts w:ascii="Arial" w:hAnsi="Arial" w:cs="Arial"/>
+                <w:sz w:val="22"/>
+                <w:szCs w:val="22"/>
                 <w:lang w:val="en-US"/>
               </w:rPr>
               <w:t>-</w:t>
@@ -8010,15 +7879,13 @@
                 <w:rFonts w:ascii="Arial" w:hAnsi="Arial" w:cs="Arial"/>
                 <w:sz w:val="22"/>
                 <w:szCs w:val="22"/>
-                <w:highlight w:val="yellow"/>
-              </w:rPr>
-            </w:pPr>
-            <w:r>
-              <w:rPr>
-                <w:rFonts w:ascii="Arial" w:hAnsi="Arial" w:cs="Arial"/>
-                <w:sz w:val="22"/>
-                <w:szCs w:val="22"/>
-                <w:highlight w:val="yellow"/>
+              </w:rPr>
+            </w:pPr>
+            <w:r>
+              <w:rPr>
+                <w:rFonts w:ascii="Arial" w:hAnsi="Arial" w:cs="Arial"/>
+                <w:sz w:val="22"/>
+                <w:szCs w:val="22"/>
               </w:rPr>
               <w:t>6.</w:t>
             </w:r>
@@ -8036,15 +7903,13 @@
                 <w:rFonts w:ascii="Arial" w:hAnsi="Arial" w:cs="Arial"/>
                 <w:sz w:val="22"/>
                 <w:szCs w:val="22"/>
-                <w:highlight w:val="yellow"/>
-              </w:rPr>
-            </w:pPr>
-            <w:r>
-              <w:rPr>
-                <w:rFonts w:ascii="Arial" w:hAnsi="Arial" w:cs="Arial"/>
-                <w:sz w:val="22"/>
-                <w:szCs w:val="22"/>
-                <w:highlight w:val="yellow"/>
+              </w:rPr>
+            </w:pPr>
+            <w:r>
+              <w:rPr>
+                <w:rFonts w:ascii="Arial" w:hAnsi="Arial" w:cs="Arial"/>
+                <w:sz w:val="22"/>
+                <w:szCs w:val="22"/>
               </w:rPr>
               <w:t>Rekapitulasi TKDN</w:t>
             </w:r>
@@ -8063,15 +7928,13 @@
                 <w:rFonts w:ascii="Arial" w:hAnsi="Arial" w:cs="Arial"/>
                 <w:sz w:val="22"/>
                 <w:szCs w:val="22"/>
-                <w:highlight w:val="yellow"/>
-              </w:rPr>
-            </w:pPr>
-            <w:r>
-              <w:rPr>
-                <w:rFonts w:ascii="Arial" w:hAnsi="Arial" w:cs="Arial"/>
-                <w:sz w:val="22"/>
-                <w:szCs w:val="22"/>
-                <w:highlight w:val="yellow"/>
+              </w:rPr>
+            </w:pPr>
+            <w:r>
+              <w:rPr>
+                <w:rFonts w:ascii="Arial" w:hAnsi="Arial" w:cs="Arial"/>
+                <w:sz w:val="22"/>
+                <w:szCs w:val="22"/>
                 <w:lang w:val="en-US"/>
               </w:rPr>
               <w:t>-</w:t>
@@ -8092,16 +7955,14 @@
                 <w:rFonts w:ascii="Arial" w:hAnsi="Arial" w:cs="Arial"/>
                 <w:sz w:val="22"/>
                 <w:szCs w:val="22"/>
-                <w:highlight w:val="yellow"/>
-                <w:lang w:val="en-US"/>
-              </w:rPr>
-            </w:pPr>
-            <w:r>
-              <w:rPr>
-                <w:rFonts w:ascii="Arial" w:hAnsi="Arial" w:cs="Arial"/>
-                <w:sz w:val="22"/>
-                <w:szCs w:val="22"/>
-                <w:highlight w:val="yellow"/>
+                <w:lang w:val="en-US"/>
+              </w:rPr>
+            </w:pPr>
+            <w:r>
+              <w:rPr>
+                <w:rFonts w:ascii="Arial" w:hAnsi="Arial" w:cs="Arial"/>
+                <w:sz w:val="22"/>
+                <w:szCs w:val="22"/>
                 <w:lang w:val="en-US"/>
               </w:rPr>
               <w:t>-</w:t>
@@ -8121,16 +7982,14 @@
                 <w:rFonts w:ascii="Arial" w:hAnsi="Arial" w:cs="Arial"/>
                 <w:sz w:val="22"/>
                 <w:szCs w:val="22"/>
-                <w:highlight w:val="yellow"/>
-                <w:lang w:val="en-US"/>
-              </w:rPr>
-            </w:pPr>
-            <w:r>
-              <w:rPr>
-                <w:rFonts w:ascii="Arial" w:hAnsi="Arial" w:cs="Arial"/>
-                <w:sz w:val="22"/>
-                <w:szCs w:val="22"/>
-                <w:highlight w:val="yellow"/>
+                <w:lang w:val="en-US"/>
+              </w:rPr>
+            </w:pPr>
+            <w:r>
+              <w:rPr>
+                <w:rFonts w:ascii="Arial" w:hAnsi="Arial" w:cs="Arial"/>
+                <w:sz w:val="22"/>
+                <w:szCs w:val="22"/>
                 <w:lang w:val="en-US"/>
               </w:rPr>
               <w:t>-</w:t>
@@ -8150,16 +8009,14 @@
                 <w:rFonts w:ascii="Arial" w:hAnsi="Arial" w:cs="Arial"/>
                 <w:sz w:val="22"/>
                 <w:szCs w:val="22"/>
-                <w:highlight w:val="yellow"/>
-                <w:lang w:val="en-US"/>
-              </w:rPr>
-            </w:pPr>
-            <w:r>
-              <w:rPr>
-                <w:rFonts w:ascii="Arial" w:hAnsi="Arial" w:cs="Arial"/>
-                <w:sz w:val="22"/>
-                <w:szCs w:val="22"/>
-                <w:highlight w:val="yellow"/>
+                <w:lang w:val="en-US"/>
+              </w:rPr>
+            </w:pPr>
+            <w:r>
+              <w:rPr>
+                <w:rFonts w:ascii="Arial" w:hAnsi="Arial" w:cs="Arial"/>
+                <w:sz w:val="22"/>
+                <w:szCs w:val="22"/>
                 <w:lang w:val="en-US"/>
               </w:rPr>
               <w:t>-</w:t>
@@ -8185,15 +8042,13 @@
                 <w:rFonts w:ascii="Arial" w:hAnsi="Arial" w:cs="Arial"/>
                 <w:sz w:val="22"/>
                 <w:szCs w:val="22"/>
-                <w:highlight w:val="yellow"/>
-              </w:rPr>
-            </w:pPr>
-            <w:r>
-              <w:rPr>
-                <w:rFonts w:ascii="Arial" w:hAnsi="Arial" w:cs="Arial"/>
-                <w:sz w:val="22"/>
-                <w:szCs w:val="22"/>
-                <w:highlight w:val="yellow"/>
+              </w:rPr>
+            </w:pPr>
+            <w:r>
+              <w:rPr>
+                <w:rFonts w:ascii="Arial" w:hAnsi="Arial" w:cs="Arial"/>
+                <w:sz w:val="22"/>
+                <w:szCs w:val="22"/>
               </w:rPr>
               <w:t>7.</w:t>
             </w:r>
@@ -8211,15 +8066,13 @@
                 <w:rFonts w:ascii="Arial" w:hAnsi="Arial" w:cs="Arial"/>
                 <w:sz w:val="22"/>
                 <w:szCs w:val="22"/>
-                <w:highlight w:val="yellow"/>
-              </w:rPr>
-            </w:pPr>
-            <w:r>
-              <w:rPr>
-                <w:rFonts w:ascii="Arial" w:hAnsi="Arial" w:cs="Arial"/>
-                <w:sz w:val="22"/>
-                <w:szCs w:val="22"/>
-                <w:highlight w:val="yellow"/>
+              </w:rPr>
+            </w:pPr>
+            <w:r>
+              <w:rPr>
+                <w:rFonts w:ascii="Arial" w:hAnsi="Arial" w:cs="Arial"/>
+                <w:sz w:val="22"/>
+                <w:szCs w:val="22"/>
               </w:rPr>
               <w:t>BOQ Kosongan</w:t>
             </w:r>
@@ -8238,15 +8091,13 @@
                 <w:rFonts w:ascii="Arial" w:hAnsi="Arial" w:cs="Arial"/>
                 <w:sz w:val="22"/>
                 <w:szCs w:val="22"/>
-                <w:highlight w:val="yellow"/>
-              </w:rPr>
-            </w:pPr>
-            <w:r>
-              <w:rPr>
-                <w:rFonts w:ascii="Arial" w:hAnsi="Arial" w:cs="Arial"/>
-                <w:sz w:val="22"/>
-                <w:szCs w:val="22"/>
-                <w:highlight w:val="yellow"/>
+              </w:rPr>
+            </w:pPr>
+            <w:r>
+              <w:rPr>
+                <w:rFonts w:ascii="Arial" w:hAnsi="Arial" w:cs="Arial"/>
+                <w:sz w:val="22"/>
+                <w:szCs w:val="22"/>
                 <w:lang w:val="en-US"/>
               </w:rPr>
               <w:t>-</w:t>
@@ -8267,16 +8118,14 @@
                 <w:rFonts w:ascii="Arial" w:hAnsi="Arial" w:cs="Arial"/>
                 <w:sz w:val="22"/>
                 <w:szCs w:val="22"/>
-                <w:highlight w:val="yellow"/>
-                <w:lang w:val="en-US"/>
-              </w:rPr>
-            </w:pPr>
-            <w:r>
-              <w:rPr>
-                <w:rFonts w:ascii="Arial" w:hAnsi="Arial" w:cs="Arial"/>
-                <w:sz w:val="22"/>
-                <w:szCs w:val="22"/>
-                <w:highlight w:val="yellow"/>
+                <w:lang w:val="en-US"/>
+              </w:rPr>
+            </w:pPr>
+            <w:r>
+              <w:rPr>
+                <w:rFonts w:ascii="Arial" w:hAnsi="Arial" w:cs="Arial"/>
+                <w:sz w:val="22"/>
+                <w:szCs w:val="22"/>
                 <w:lang w:val="en-US"/>
               </w:rPr>
               <w:t>-</w:t>
@@ -8296,16 +8145,14 @@
                 <w:rFonts w:ascii="Arial" w:hAnsi="Arial" w:cs="Arial"/>
                 <w:sz w:val="22"/>
                 <w:szCs w:val="22"/>
-                <w:highlight w:val="yellow"/>
-                <w:lang w:val="en-US"/>
-              </w:rPr>
-            </w:pPr>
-            <w:r>
-              <w:rPr>
-                <w:rFonts w:ascii="Arial" w:hAnsi="Arial" w:cs="Arial"/>
-                <w:sz w:val="22"/>
-                <w:szCs w:val="22"/>
-                <w:highlight w:val="yellow"/>
+                <w:lang w:val="en-US"/>
+              </w:rPr>
+            </w:pPr>
+            <w:r>
+              <w:rPr>
+                <w:rFonts w:ascii="Arial" w:hAnsi="Arial" w:cs="Arial"/>
+                <w:sz w:val="22"/>
+                <w:szCs w:val="22"/>
                 <w:lang w:val="en-US"/>
               </w:rPr>
               <w:t>-</w:t>
@@ -8325,16 +8172,14 @@
                 <w:rFonts w:ascii="Arial" w:hAnsi="Arial" w:cs="Arial"/>
                 <w:sz w:val="22"/>
                 <w:szCs w:val="22"/>
-                <w:highlight w:val="yellow"/>
-                <w:lang w:val="en-US"/>
-              </w:rPr>
-            </w:pPr>
-            <w:r>
-              <w:rPr>
-                <w:rFonts w:ascii="Arial" w:hAnsi="Arial" w:cs="Arial"/>
-                <w:sz w:val="22"/>
-                <w:szCs w:val="22"/>
-                <w:highlight w:val="yellow"/>
+                <w:lang w:val="en-US"/>
+              </w:rPr>
+            </w:pPr>
+            <w:r>
+              <w:rPr>
+                <w:rFonts w:ascii="Arial" w:hAnsi="Arial" w:cs="Arial"/>
+                <w:sz w:val="22"/>
+                <w:szCs w:val="22"/>
                 <w:lang w:val="en-US"/>
               </w:rPr>
               <w:t>-</w:t>
@@ -8360,15 +8205,13 @@
                 <w:rFonts w:ascii="Arial" w:hAnsi="Arial" w:cs="Arial"/>
                 <w:sz w:val="22"/>
                 <w:szCs w:val="22"/>
-                <w:highlight w:val="yellow"/>
-              </w:rPr>
-            </w:pPr>
-            <w:r>
-              <w:rPr>
-                <w:rFonts w:ascii="Arial" w:hAnsi="Arial" w:cs="Arial"/>
-                <w:sz w:val="22"/>
-                <w:szCs w:val="22"/>
-                <w:highlight w:val="yellow"/>
+              </w:rPr>
+            </w:pPr>
+            <w:r>
+              <w:rPr>
+                <w:rFonts w:ascii="Arial" w:hAnsi="Arial" w:cs="Arial"/>
+                <w:sz w:val="22"/>
+                <w:szCs w:val="22"/>
               </w:rPr>
               <w:t>8.</w:t>
             </w:r>
@@ -8386,15 +8229,13 @@
                 <w:rFonts w:ascii="Arial" w:hAnsi="Arial" w:cs="Arial"/>
                 <w:sz w:val="22"/>
                 <w:szCs w:val="22"/>
-                <w:highlight w:val="yellow"/>
-              </w:rPr>
-            </w:pPr>
-            <w:r>
-              <w:rPr>
-                <w:rFonts w:ascii="Arial" w:hAnsi="Arial" w:cs="Arial"/>
-                <w:sz w:val="22"/>
-                <w:szCs w:val="22"/>
-                <w:highlight w:val="yellow"/>
+              </w:rPr>
+            </w:pPr>
+            <w:r>
+              <w:rPr>
+                <w:rFonts w:ascii="Arial" w:hAnsi="Arial" w:cs="Arial"/>
+                <w:sz w:val="22"/>
+                <w:szCs w:val="22"/>
               </w:rPr>
               <w:t>Harga Perkiraan Sendiri (HPS)</w:t>
             </w:r>
@@ -8413,16 +8254,14 @@
                 <w:rFonts w:ascii="Arial" w:hAnsi="Arial" w:cs="Arial"/>
                 <w:sz w:val="22"/>
                 <w:szCs w:val="22"/>
-                <w:highlight w:val="yellow"/>
-                <w:lang w:val="en-US"/>
-              </w:rPr>
-            </w:pPr>
-            <w:r>
-              <w:rPr>
-                <w:rFonts w:ascii="Arial" w:hAnsi="Arial" w:cs="Arial"/>
-                <w:sz w:val="22"/>
-                <w:szCs w:val="22"/>
-                <w:highlight w:val="yellow"/>
+                <w:lang w:val="en-US"/>
+              </w:rPr>
+            </w:pPr>
+            <w:r>
+              <w:rPr>
+                <w:rFonts w:ascii="Arial" w:hAnsi="Arial" w:cs="Arial"/>
+                <w:sz w:val="22"/>
+                <w:szCs w:val="22"/>
                 <w:lang w:val="en-US"/>
               </w:rPr>
               <w:t>-</w:t>
@@ -8443,16 +8282,14 @@
                 <w:rFonts w:ascii="Arial" w:hAnsi="Arial" w:cs="Arial"/>
                 <w:sz w:val="22"/>
                 <w:szCs w:val="22"/>
-                <w:highlight w:val="yellow"/>
-                <w:lang w:val="en-US"/>
-              </w:rPr>
-            </w:pPr>
-            <w:r>
-              <w:rPr>
-                <w:rFonts w:ascii="Arial" w:hAnsi="Arial" w:cs="Arial"/>
-                <w:sz w:val="22"/>
-                <w:szCs w:val="22"/>
-                <w:highlight w:val="yellow"/>
+                <w:lang w:val="en-US"/>
+              </w:rPr>
+            </w:pPr>
+            <w:r>
+              <w:rPr>
+                <w:rFonts w:ascii="Arial" w:hAnsi="Arial" w:cs="Arial"/>
+                <w:sz w:val="22"/>
+                <w:szCs w:val="22"/>
                 <w:lang w:val="en-US"/>
               </w:rPr>
               <w:t>-</w:t>
@@ -8472,16 +8309,14 @@
                 <w:rFonts w:ascii="Arial" w:hAnsi="Arial" w:cs="Arial"/>
                 <w:sz w:val="22"/>
                 <w:szCs w:val="22"/>
-                <w:highlight w:val="yellow"/>
-                <w:lang w:val="en-US"/>
-              </w:rPr>
-            </w:pPr>
-            <w:r>
-              <w:rPr>
-                <w:rFonts w:ascii="Arial" w:hAnsi="Arial" w:cs="Arial"/>
-                <w:sz w:val="22"/>
-                <w:szCs w:val="22"/>
-                <w:highlight w:val="yellow"/>
+                <w:lang w:val="en-US"/>
+              </w:rPr>
+            </w:pPr>
+            <w:r>
+              <w:rPr>
+                <w:rFonts w:ascii="Arial" w:hAnsi="Arial" w:cs="Arial"/>
+                <w:sz w:val="22"/>
+                <w:szCs w:val="22"/>
                 <w:lang w:val="en-US"/>
               </w:rPr>
               <w:t>-</w:t>
@@ -8501,16 +8336,14 @@
                 <w:rFonts w:ascii="Arial" w:hAnsi="Arial" w:cs="Arial"/>
                 <w:sz w:val="22"/>
                 <w:szCs w:val="22"/>
-                <w:highlight w:val="yellow"/>
-                <w:lang w:val="en-US"/>
-              </w:rPr>
-            </w:pPr>
-            <w:r>
-              <w:rPr>
-                <w:rFonts w:ascii="Arial" w:hAnsi="Arial" w:cs="Arial"/>
-                <w:sz w:val="22"/>
-                <w:szCs w:val="22"/>
-                <w:highlight w:val="yellow"/>
+                <w:lang w:val="en-US"/>
+              </w:rPr>
+            </w:pPr>
+            <w:r>
+              <w:rPr>
+                <w:rFonts w:ascii="Arial" w:hAnsi="Arial" w:cs="Arial"/>
+                <w:sz w:val="22"/>
+                <w:szCs w:val="22"/>
                 <w:lang w:val="en-US"/>
               </w:rPr>
               <w:t>-</w:t>
@@ -8535,15 +8368,13 @@
                 <w:rFonts w:ascii="Arial" w:hAnsi="Arial" w:cs="Arial"/>
                 <w:sz w:val="22"/>
                 <w:szCs w:val="22"/>
-                <w:highlight w:val="yellow"/>
-              </w:rPr>
-            </w:pPr>
-            <w:r>
-              <w:rPr>
-                <w:rFonts w:ascii="Arial" w:hAnsi="Arial" w:cs="Arial"/>
-                <w:sz w:val="22"/>
-                <w:szCs w:val="22"/>
-                <w:highlight w:val="yellow"/>
+              </w:rPr>
+            </w:pPr>
+            <w:r>
+              <w:rPr>
+                <w:rFonts w:ascii="Arial" w:hAnsi="Arial" w:cs="Arial"/>
+                <w:sz w:val="22"/>
+                <w:szCs w:val="22"/>
               </w:rPr>
               <w:t>9</w:t>
             </w:r>
@@ -8552,7 +8383,6 @@
                 <w:rFonts w:ascii="Arial" w:hAnsi="Arial" w:cs="Arial"/>
                 <w:sz w:val="22"/>
                 <w:szCs w:val="22"/>
-                <w:highlight w:val="yellow"/>
               </w:rPr>
               <w:t>.</w:t>
             </w:r>
@@ -8570,15 +8400,13 @@
                 <w:rFonts w:ascii="Arial" w:hAnsi="Arial" w:cs="Arial"/>
                 <w:sz w:val="22"/>
                 <w:szCs w:val="22"/>
-                <w:highlight w:val="yellow"/>
-              </w:rPr>
-            </w:pPr>
-            <w:r>
-              <w:rPr>
-                <w:rFonts w:ascii="Arial" w:hAnsi="Arial" w:cs="Arial"/>
-                <w:sz w:val="22"/>
-                <w:szCs w:val="22"/>
-                <w:highlight w:val="yellow"/>
+              </w:rPr>
+            </w:pPr>
+            <w:r>
+              <w:rPr>
+                <w:rFonts w:ascii="Arial" w:hAnsi="Arial" w:cs="Arial"/>
+                <w:sz w:val="22"/>
+                <w:szCs w:val="22"/>
               </w:rPr>
               <w:t>Rancangan Kontrak:</w:t>
             </w:r>
@@ -8597,16 +8425,14 @@
                 <w:rFonts w:ascii="Arial" w:hAnsi="Arial" w:cs="Arial"/>
                 <w:sz w:val="22"/>
                 <w:szCs w:val="22"/>
-                <w:highlight w:val="yellow"/>
-                <w:lang w:val="en-US"/>
-              </w:rPr>
-            </w:pPr>
-            <w:r>
-              <w:rPr>
-                <w:rFonts w:ascii="Arial" w:hAnsi="Arial" w:cs="Arial"/>
-                <w:sz w:val="22"/>
-                <w:szCs w:val="22"/>
-                <w:highlight w:val="yellow"/>
+                <w:lang w:val="en-US"/>
+              </w:rPr>
+            </w:pPr>
+            <w:r>
+              <w:rPr>
+                <w:rFonts w:ascii="Arial" w:hAnsi="Arial" w:cs="Arial"/>
+                <w:sz w:val="22"/>
+                <w:szCs w:val="22"/>
                 <w:lang w:val="en-US"/>
               </w:rPr>
               <w:t>-</w:t>
@@ -8627,16 +8453,14 @@
                 <w:rFonts w:ascii="Arial" w:hAnsi="Arial" w:cs="Arial"/>
                 <w:sz w:val="22"/>
                 <w:szCs w:val="22"/>
-                <w:highlight w:val="yellow"/>
-                <w:lang w:val="en-US"/>
-              </w:rPr>
-            </w:pPr>
-            <w:r>
-              <w:rPr>
-                <w:rFonts w:ascii="Arial" w:hAnsi="Arial" w:cs="Arial"/>
-                <w:sz w:val="22"/>
-                <w:szCs w:val="22"/>
-                <w:highlight w:val="yellow"/>
+                <w:lang w:val="en-US"/>
+              </w:rPr>
+            </w:pPr>
+            <w:r>
+              <w:rPr>
+                <w:rFonts w:ascii="Arial" w:hAnsi="Arial" w:cs="Arial"/>
+                <w:sz w:val="22"/>
+                <w:szCs w:val="22"/>
                 <w:lang w:val="en-US"/>
               </w:rPr>
               <w:t>-</w:t>
@@ -8657,16 +8481,14 @@
                 <w:rFonts w:ascii="Arial" w:hAnsi="Arial" w:cs="Arial"/>
                 <w:sz w:val="22"/>
                 <w:szCs w:val="22"/>
-                <w:highlight w:val="yellow"/>
-                <w:lang w:val="en-US"/>
-              </w:rPr>
-            </w:pPr>
-            <w:r>
-              <w:rPr>
-                <w:rFonts w:ascii="Arial" w:hAnsi="Arial" w:cs="Arial"/>
-                <w:sz w:val="22"/>
-                <w:szCs w:val="22"/>
-                <w:highlight w:val="yellow"/>
+                <w:lang w:val="en-US"/>
+              </w:rPr>
+            </w:pPr>
+            <w:r>
+              <w:rPr>
+                <w:rFonts w:ascii="Arial" w:hAnsi="Arial" w:cs="Arial"/>
+                <w:sz w:val="22"/>
+                <w:szCs w:val="22"/>
                 <w:lang w:val="en-US"/>
               </w:rPr>
               <w:t>-</w:t>
@@ -8687,16 +8509,14 @@
                 <w:rFonts w:ascii="Arial" w:hAnsi="Arial" w:cs="Arial"/>
                 <w:sz w:val="22"/>
                 <w:szCs w:val="22"/>
-                <w:highlight w:val="yellow"/>
-                <w:lang w:val="en-US"/>
-              </w:rPr>
-            </w:pPr>
-            <w:r>
-              <w:rPr>
-                <w:rFonts w:ascii="Arial" w:hAnsi="Arial" w:cs="Arial"/>
-                <w:sz w:val="22"/>
-                <w:szCs w:val="22"/>
-                <w:highlight w:val="yellow"/>
+                <w:lang w:val="en-US"/>
+              </w:rPr>
+            </w:pPr>
+            <w:r>
+              <w:rPr>
+                <w:rFonts w:ascii="Arial" w:hAnsi="Arial" w:cs="Arial"/>
+                <w:sz w:val="22"/>
+                <w:szCs w:val="22"/>
                 <w:lang w:val="en-US"/>
               </w:rPr>
               <w:t>-</w:t>
@@ -8721,7 +8541,6 @@
                 <w:rFonts w:ascii="Arial" w:hAnsi="Arial" w:cs="Arial"/>
                 <w:sz w:val="22"/>
                 <w:szCs w:val="22"/>
-                <w:highlight w:val="yellow"/>
               </w:rPr>
             </w:pPr>
           </w:p>
@@ -8742,15 +8561,13 @@
                 <w:rFonts w:ascii="Arial" w:hAnsi="Arial" w:cs="Arial"/>
                 <w:sz w:val="22"/>
                 <w:szCs w:val="22"/>
-                <w:highlight w:val="yellow"/>
-              </w:rPr>
-            </w:pPr>
-            <w:r>
-              <w:rPr>
-                <w:rFonts w:ascii="Arial" w:hAnsi="Arial" w:cs="Arial"/>
-                <w:sz w:val="22"/>
-                <w:szCs w:val="22"/>
-                <w:highlight w:val="yellow"/>
+              </w:rPr>
+            </w:pPr>
+            <w:r>
+              <w:rPr>
+                <w:rFonts w:ascii="Arial" w:hAnsi="Arial" w:cs="Arial"/>
+                <w:sz w:val="22"/>
+                <w:szCs w:val="22"/>
               </w:rPr>
               <w:t>Naskah Perjanjian;</w:t>
             </w:r>
@@ -8769,16 +8586,14 @@
                 <w:rFonts w:ascii="Arial" w:hAnsi="Arial" w:cs="Arial"/>
                 <w:sz w:val="22"/>
                 <w:szCs w:val="22"/>
-                <w:highlight w:val="yellow"/>
-                <w:lang w:val="en-US"/>
-              </w:rPr>
-            </w:pPr>
-            <w:r>
-              <w:rPr>
-                <w:rFonts w:ascii="Arial" w:hAnsi="Arial" w:cs="Arial"/>
-                <w:sz w:val="22"/>
-                <w:szCs w:val="22"/>
-                <w:highlight w:val="yellow"/>
+                <w:lang w:val="en-US"/>
+              </w:rPr>
+            </w:pPr>
+            <w:r>
+              <w:rPr>
+                <w:rFonts w:ascii="Arial" w:hAnsi="Arial" w:cs="Arial"/>
+                <w:sz w:val="22"/>
+                <w:szCs w:val="22"/>
                 <w:lang w:val="en-US"/>
               </w:rPr>
               <w:t>-</w:t>
@@ -8799,16 +8614,14 @@
                 <w:rFonts w:ascii="Arial" w:hAnsi="Arial" w:cs="Arial"/>
                 <w:sz w:val="22"/>
                 <w:szCs w:val="22"/>
-                <w:highlight w:val="yellow"/>
-                <w:lang w:val="en-US"/>
-              </w:rPr>
-            </w:pPr>
-            <w:r>
-              <w:rPr>
-                <w:rFonts w:ascii="Arial" w:hAnsi="Arial" w:cs="Arial"/>
-                <w:sz w:val="22"/>
-                <w:szCs w:val="22"/>
-                <w:highlight w:val="yellow"/>
+                <w:lang w:val="en-US"/>
+              </w:rPr>
+            </w:pPr>
+            <w:r>
+              <w:rPr>
+                <w:rFonts w:ascii="Arial" w:hAnsi="Arial" w:cs="Arial"/>
+                <w:sz w:val="22"/>
+                <w:szCs w:val="22"/>
                 <w:lang w:val="en-US"/>
               </w:rPr>
               <w:t>-</w:t>
@@ -8829,16 +8642,14 @@
                 <w:rFonts w:ascii="Arial" w:hAnsi="Arial" w:cs="Arial"/>
                 <w:sz w:val="22"/>
                 <w:szCs w:val="22"/>
-                <w:highlight w:val="yellow"/>
-                <w:lang w:val="en-US"/>
-              </w:rPr>
-            </w:pPr>
-            <w:r>
-              <w:rPr>
-                <w:rFonts w:ascii="Arial" w:hAnsi="Arial" w:cs="Arial"/>
-                <w:sz w:val="22"/>
-                <w:szCs w:val="22"/>
-                <w:highlight w:val="yellow"/>
+                <w:lang w:val="en-US"/>
+              </w:rPr>
+            </w:pPr>
+            <w:r>
+              <w:rPr>
+                <w:rFonts w:ascii="Arial" w:hAnsi="Arial" w:cs="Arial"/>
+                <w:sz w:val="22"/>
+                <w:szCs w:val="22"/>
                 <w:lang w:val="en-US"/>
               </w:rPr>
               <w:t>-</w:t>
@@ -8859,16 +8670,14 @@
                 <w:rFonts w:ascii="Arial" w:hAnsi="Arial" w:cs="Arial"/>
                 <w:sz w:val="22"/>
                 <w:szCs w:val="22"/>
-                <w:highlight w:val="yellow"/>
-                <w:lang w:val="en-US"/>
-              </w:rPr>
-            </w:pPr>
-            <w:r>
-              <w:rPr>
-                <w:rFonts w:ascii="Arial" w:hAnsi="Arial" w:cs="Arial"/>
-                <w:sz w:val="22"/>
-                <w:szCs w:val="22"/>
-                <w:highlight w:val="yellow"/>
+                <w:lang w:val="en-US"/>
+              </w:rPr>
+            </w:pPr>
+            <w:r>
+              <w:rPr>
+                <w:rFonts w:ascii="Arial" w:hAnsi="Arial" w:cs="Arial"/>
+                <w:sz w:val="22"/>
+                <w:szCs w:val="22"/>
                 <w:lang w:val="en-US"/>
               </w:rPr>
               <w:t>-</w:t>
@@ -8893,7 +8702,6 @@
                 <w:rFonts w:ascii="Arial" w:hAnsi="Arial" w:cs="Arial"/>
                 <w:sz w:val="22"/>
                 <w:szCs w:val="22"/>
-                <w:highlight w:val="yellow"/>
               </w:rPr>
             </w:pPr>
           </w:p>
@@ -8914,15 +8722,13 @@
                 <w:rFonts w:ascii="Arial" w:hAnsi="Arial" w:cs="Arial"/>
                 <w:sz w:val="22"/>
                 <w:szCs w:val="22"/>
-                <w:highlight w:val="yellow"/>
-              </w:rPr>
-            </w:pPr>
-            <w:r>
-              <w:rPr>
-                <w:rFonts w:ascii="Arial" w:hAnsi="Arial" w:cs="Arial"/>
-                <w:sz w:val="22"/>
-                <w:szCs w:val="22"/>
-                <w:highlight w:val="yellow"/>
+              </w:rPr>
+            </w:pPr>
+            <w:r>
+              <w:rPr>
+                <w:rFonts w:ascii="Arial" w:hAnsi="Arial" w:cs="Arial"/>
+                <w:sz w:val="22"/>
+                <w:szCs w:val="22"/>
               </w:rPr>
               <w:t>Syarat-Syarat Khusus Kontrak;</w:t>
             </w:r>
@@ -8941,16 +8747,14 @@
                 <w:rFonts w:ascii="Arial" w:hAnsi="Arial" w:cs="Arial"/>
                 <w:sz w:val="22"/>
                 <w:szCs w:val="22"/>
-                <w:highlight w:val="yellow"/>
-                <w:lang w:val="en-US"/>
-              </w:rPr>
-            </w:pPr>
-            <w:r>
-              <w:rPr>
-                <w:rFonts w:ascii="Arial" w:hAnsi="Arial" w:cs="Arial"/>
-                <w:sz w:val="22"/>
-                <w:szCs w:val="22"/>
-                <w:highlight w:val="yellow"/>
+                <w:lang w:val="en-US"/>
+              </w:rPr>
+            </w:pPr>
+            <w:r>
+              <w:rPr>
+                <w:rFonts w:ascii="Arial" w:hAnsi="Arial" w:cs="Arial"/>
+                <w:sz w:val="22"/>
+                <w:szCs w:val="22"/>
                 <w:lang w:val="en-US"/>
               </w:rPr>
               <w:t>-</w:t>
@@ -8971,16 +8775,14 @@
                 <w:rFonts w:ascii="Arial" w:hAnsi="Arial" w:cs="Arial"/>
                 <w:sz w:val="22"/>
                 <w:szCs w:val="22"/>
-                <w:highlight w:val="yellow"/>
-                <w:lang w:val="en-US"/>
-              </w:rPr>
-            </w:pPr>
-            <w:r>
-              <w:rPr>
-                <w:rFonts w:ascii="Arial" w:hAnsi="Arial" w:cs="Arial"/>
-                <w:sz w:val="22"/>
-                <w:szCs w:val="22"/>
-                <w:highlight w:val="yellow"/>
+                <w:lang w:val="en-US"/>
+              </w:rPr>
+            </w:pPr>
+            <w:r>
+              <w:rPr>
+                <w:rFonts w:ascii="Arial" w:hAnsi="Arial" w:cs="Arial"/>
+                <w:sz w:val="22"/>
+                <w:szCs w:val="22"/>
                 <w:lang w:val="en-US"/>
               </w:rPr>
               <w:t>-</w:t>
@@ -9000,16 +8802,14 @@
                 <w:rFonts w:ascii="Arial" w:hAnsi="Arial" w:cs="Arial"/>
                 <w:sz w:val="22"/>
                 <w:szCs w:val="22"/>
-                <w:highlight w:val="yellow"/>
-                <w:lang w:val="en-US"/>
-              </w:rPr>
-            </w:pPr>
-            <w:r>
-              <w:rPr>
-                <w:rFonts w:ascii="Arial" w:hAnsi="Arial" w:cs="Arial"/>
-                <w:sz w:val="22"/>
-                <w:szCs w:val="22"/>
-                <w:highlight w:val="yellow"/>
+                <w:lang w:val="en-US"/>
+              </w:rPr>
+            </w:pPr>
+            <w:r>
+              <w:rPr>
+                <w:rFonts w:ascii="Arial" w:hAnsi="Arial" w:cs="Arial"/>
+                <w:sz w:val="22"/>
+                <w:szCs w:val="22"/>
                 <w:lang w:val="en-US"/>
               </w:rPr>
               <w:t>-</w:t>
@@ -9029,16 +8829,14 @@
                 <w:rFonts w:ascii="Arial" w:hAnsi="Arial" w:cs="Arial"/>
                 <w:sz w:val="22"/>
                 <w:szCs w:val="22"/>
-                <w:highlight w:val="yellow"/>
-                <w:lang w:val="en-US"/>
-              </w:rPr>
-            </w:pPr>
-            <w:r>
-              <w:rPr>
-                <w:rFonts w:ascii="Arial" w:hAnsi="Arial" w:cs="Arial"/>
-                <w:sz w:val="22"/>
-                <w:szCs w:val="22"/>
-                <w:highlight w:val="yellow"/>
+                <w:lang w:val="en-US"/>
+              </w:rPr>
+            </w:pPr>
+            <w:r>
+              <w:rPr>
+                <w:rFonts w:ascii="Arial" w:hAnsi="Arial" w:cs="Arial"/>
+                <w:sz w:val="22"/>
+                <w:szCs w:val="22"/>
                 <w:lang w:val="en-US"/>
               </w:rPr>
               <w:t>-</w:t>
@@ -9063,7 +8861,6 @@
                 <w:rFonts w:ascii="Arial" w:hAnsi="Arial" w:cs="Arial"/>
                 <w:sz w:val="22"/>
                 <w:szCs w:val="22"/>
-                <w:highlight w:val="yellow"/>
               </w:rPr>
             </w:pPr>
           </w:p>
@@ -9084,15 +8881,13 @@
                 <w:rFonts w:ascii="Arial" w:hAnsi="Arial" w:cs="Arial"/>
                 <w:sz w:val="22"/>
                 <w:szCs w:val="22"/>
-                <w:highlight w:val="yellow"/>
-              </w:rPr>
-            </w:pPr>
-            <w:r>
-              <w:rPr>
-                <w:rFonts w:ascii="Arial" w:hAnsi="Arial" w:cs="Arial"/>
-                <w:sz w:val="22"/>
-                <w:szCs w:val="22"/>
-                <w:highlight w:val="yellow"/>
+              </w:rPr>
+            </w:pPr>
+            <w:r>
+              <w:rPr>
+                <w:rFonts w:ascii="Arial" w:hAnsi="Arial" w:cs="Arial"/>
+                <w:sz w:val="22"/>
+                <w:szCs w:val="22"/>
               </w:rPr>
               <w:t>Syarat-Syarat Umum Kontrak</w:t>
             </w:r>
@@ -9111,16 +8906,14 @@
                 <w:rFonts w:ascii="Arial" w:hAnsi="Arial" w:cs="Arial"/>
                 <w:sz w:val="22"/>
                 <w:szCs w:val="22"/>
-                <w:highlight w:val="yellow"/>
-                <w:lang w:val="en-US"/>
-              </w:rPr>
-            </w:pPr>
-            <w:r>
-              <w:rPr>
-                <w:rFonts w:ascii="Arial" w:hAnsi="Arial" w:cs="Arial"/>
-                <w:sz w:val="22"/>
-                <w:szCs w:val="22"/>
-                <w:highlight w:val="yellow"/>
+                <w:lang w:val="en-US"/>
+              </w:rPr>
+            </w:pPr>
+            <w:r>
+              <w:rPr>
+                <w:rFonts w:ascii="Arial" w:hAnsi="Arial" w:cs="Arial"/>
+                <w:sz w:val="22"/>
+                <w:szCs w:val="22"/>
                 <w:lang w:val="en-US"/>
               </w:rPr>
               <w:t>-</w:t>
@@ -9141,16 +8934,14 @@
                 <w:rFonts w:ascii="Arial" w:hAnsi="Arial" w:cs="Arial"/>
                 <w:sz w:val="22"/>
                 <w:szCs w:val="22"/>
-                <w:highlight w:val="yellow"/>
-                <w:lang w:val="en-US"/>
-              </w:rPr>
-            </w:pPr>
-            <w:r>
-              <w:rPr>
-                <w:rFonts w:ascii="Arial" w:hAnsi="Arial" w:cs="Arial"/>
-                <w:sz w:val="22"/>
-                <w:szCs w:val="22"/>
-                <w:highlight w:val="yellow"/>
+                <w:lang w:val="en-US"/>
+              </w:rPr>
+            </w:pPr>
+            <w:r>
+              <w:rPr>
+                <w:rFonts w:ascii="Arial" w:hAnsi="Arial" w:cs="Arial"/>
+                <w:sz w:val="22"/>
+                <w:szCs w:val="22"/>
                 <w:lang w:val="en-US"/>
               </w:rPr>
               <w:t>-</w:t>
@@ -9171,16 +8962,14 @@
                 <w:rFonts w:ascii="Arial" w:hAnsi="Arial" w:cs="Arial"/>
                 <w:sz w:val="22"/>
                 <w:szCs w:val="22"/>
-                <w:highlight w:val="yellow"/>
-                <w:lang w:val="en-US"/>
-              </w:rPr>
-            </w:pPr>
-            <w:r>
-              <w:rPr>
-                <w:rFonts w:ascii="Arial" w:hAnsi="Arial" w:cs="Arial"/>
-                <w:sz w:val="22"/>
-                <w:szCs w:val="22"/>
-                <w:highlight w:val="yellow"/>
+                <w:lang w:val="en-US"/>
+              </w:rPr>
+            </w:pPr>
+            <w:r>
+              <w:rPr>
+                <w:rFonts w:ascii="Arial" w:hAnsi="Arial" w:cs="Arial"/>
+                <w:sz w:val="22"/>
+                <w:szCs w:val="22"/>
                 <w:lang w:val="en-US"/>
               </w:rPr>
               <w:t>-</w:t>
@@ -9201,16 +8990,14 @@
                 <w:rFonts w:ascii="Arial" w:hAnsi="Arial" w:cs="Arial"/>
                 <w:sz w:val="22"/>
                 <w:szCs w:val="22"/>
-                <w:highlight w:val="yellow"/>
-                <w:lang w:val="en-US"/>
-              </w:rPr>
-            </w:pPr>
-            <w:r>
-              <w:rPr>
-                <w:rFonts w:ascii="Arial" w:hAnsi="Arial" w:cs="Arial"/>
-                <w:sz w:val="22"/>
-                <w:szCs w:val="22"/>
-                <w:highlight w:val="yellow"/>
+                <w:lang w:val="en-US"/>
+              </w:rPr>
+            </w:pPr>
+            <w:r>
+              <w:rPr>
+                <w:rFonts w:ascii="Arial" w:hAnsi="Arial" w:cs="Arial"/>
+                <w:sz w:val="22"/>
+                <w:szCs w:val="22"/>
                 <w:lang w:val="en-US"/>
               </w:rPr>
               <w:t>-</w:t>
@@ -9235,15 +9022,13 @@
                 <w:rFonts w:ascii="Arial" w:hAnsi="Arial" w:cs="Arial"/>
                 <w:sz w:val="22"/>
                 <w:szCs w:val="22"/>
-                <w:highlight w:val="yellow"/>
-              </w:rPr>
-            </w:pPr>
-            <w:r>
-              <w:rPr>
-                <w:rFonts w:ascii="Arial" w:hAnsi="Arial" w:cs="Arial"/>
-                <w:sz w:val="22"/>
-                <w:szCs w:val="22"/>
-                <w:highlight w:val="yellow"/>
+              </w:rPr>
+            </w:pPr>
+            <w:r>
+              <w:rPr>
+                <w:rFonts w:ascii="Arial" w:hAnsi="Arial" w:cs="Arial"/>
+                <w:sz w:val="22"/>
+                <w:szCs w:val="22"/>
               </w:rPr>
               <w:t>10</w:t>
             </w:r>
@@ -9252,7 +9037,6 @@
                 <w:rFonts w:ascii="Arial" w:hAnsi="Arial" w:cs="Arial"/>
                 <w:sz w:val="22"/>
                 <w:szCs w:val="22"/>
-                <w:highlight w:val="yellow"/>
               </w:rPr>
               <w:t>.</w:t>
             </w:r>
@@ -9269,15 +9053,13 @@
                 <w:rFonts w:ascii="Arial" w:hAnsi="Arial" w:cs="Arial"/>
                 <w:sz w:val="22"/>
                 <w:szCs w:val="22"/>
-                <w:highlight w:val="yellow"/>
-              </w:rPr>
-            </w:pPr>
-            <w:r>
-              <w:rPr>
-                <w:rFonts w:ascii="Arial" w:hAnsi="Arial" w:cs="Arial"/>
-                <w:sz w:val="22"/>
-                <w:szCs w:val="22"/>
-                <w:highlight w:val="yellow"/>
+              </w:rPr>
+            </w:pPr>
+            <w:r>
+              <w:rPr>
+                <w:rFonts w:ascii="Arial" w:hAnsi="Arial" w:cs="Arial"/>
+                <w:sz w:val="22"/>
+                <w:szCs w:val="22"/>
               </w:rPr>
               <w:t>Dokumen Anggaran Belanja (DIPA atau RKA-KL yang telah ditetapkan)</w:t>
             </w:r>
@@ -9297,16 +9079,14 @@
                 <w:rFonts w:ascii="Arial" w:hAnsi="Arial" w:cs="Arial"/>
                 <w:sz w:val="22"/>
                 <w:szCs w:val="22"/>
-                <w:highlight w:val="yellow"/>
-                <w:lang w:val="en-US"/>
-              </w:rPr>
-            </w:pPr>
-            <w:r>
-              <w:rPr>
-                <w:rFonts w:ascii="Arial" w:hAnsi="Arial" w:cs="Arial"/>
-                <w:sz w:val="22"/>
-                <w:szCs w:val="22"/>
-                <w:highlight w:val="yellow"/>
+                <w:lang w:val="en-US"/>
+              </w:rPr>
+            </w:pPr>
+            <w:r>
+              <w:rPr>
+                <w:rFonts w:ascii="Arial" w:hAnsi="Arial" w:cs="Arial"/>
+                <w:sz w:val="22"/>
+                <w:szCs w:val="22"/>
                 <w:lang w:val="en-US"/>
               </w:rPr>
               <w:t>-</w:t>
@@ -9327,16 +9107,14 @@
                 <w:rFonts w:ascii="Arial" w:hAnsi="Arial" w:cs="Arial"/>
                 <w:sz w:val="22"/>
                 <w:szCs w:val="22"/>
-                <w:highlight w:val="yellow"/>
-                <w:lang w:val="en-US"/>
-              </w:rPr>
-            </w:pPr>
-            <w:r>
-              <w:rPr>
-                <w:rFonts w:ascii="Arial" w:hAnsi="Arial" w:cs="Arial"/>
-                <w:sz w:val="22"/>
-                <w:szCs w:val="22"/>
-                <w:highlight w:val="yellow"/>
+                <w:lang w:val="en-US"/>
+              </w:rPr>
+            </w:pPr>
+            <w:r>
+              <w:rPr>
+                <w:rFonts w:ascii="Arial" w:hAnsi="Arial" w:cs="Arial"/>
+                <w:sz w:val="22"/>
+                <w:szCs w:val="22"/>
                 <w:lang w:val="en-US"/>
               </w:rPr>
               <w:t>-</w:t>
@@ -9357,16 +9135,14 @@
                 <w:rFonts w:ascii="Arial" w:hAnsi="Arial" w:cs="Arial"/>
                 <w:sz w:val="22"/>
                 <w:szCs w:val="22"/>
-                <w:highlight w:val="yellow"/>
-                <w:lang w:val="en-US"/>
-              </w:rPr>
-            </w:pPr>
-            <w:r>
-              <w:rPr>
-                <w:rFonts w:ascii="Arial" w:hAnsi="Arial" w:cs="Arial"/>
-                <w:sz w:val="22"/>
-                <w:szCs w:val="22"/>
-                <w:highlight w:val="yellow"/>
+                <w:lang w:val="en-US"/>
+              </w:rPr>
+            </w:pPr>
+            <w:r>
+              <w:rPr>
+                <w:rFonts w:ascii="Arial" w:hAnsi="Arial" w:cs="Arial"/>
+                <w:sz w:val="22"/>
+                <w:szCs w:val="22"/>
                 <w:lang w:val="en-US"/>
               </w:rPr>
               <w:t>-</w:t>
@@ -9387,16 +9163,14 @@
                 <w:rFonts w:ascii="Arial" w:hAnsi="Arial" w:cs="Arial"/>
                 <w:sz w:val="22"/>
                 <w:szCs w:val="22"/>
-                <w:highlight w:val="yellow"/>
-                <w:lang w:val="en-US"/>
-              </w:rPr>
-            </w:pPr>
-            <w:r>
-              <w:rPr>
-                <w:rFonts w:ascii="Arial" w:hAnsi="Arial" w:cs="Arial"/>
-                <w:sz w:val="22"/>
-                <w:szCs w:val="22"/>
-                <w:highlight w:val="yellow"/>
+                <w:lang w:val="en-US"/>
+              </w:rPr>
+            </w:pPr>
+            <w:r>
+              <w:rPr>
+                <w:rFonts w:ascii="Arial" w:hAnsi="Arial" w:cs="Arial"/>
+                <w:sz w:val="22"/>
+                <w:szCs w:val="22"/>
                 <w:lang w:val="en-US"/>
               </w:rPr>
               <w:t>-</w:t>
@@ -9421,15 +9195,13 @@
                 <w:rFonts w:ascii="Arial" w:hAnsi="Arial" w:cs="Arial"/>
                 <w:sz w:val="22"/>
                 <w:szCs w:val="22"/>
-                <w:highlight w:val="yellow"/>
-              </w:rPr>
-            </w:pPr>
-            <w:r>
-              <w:rPr>
-                <w:rFonts w:ascii="Arial" w:hAnsi="Arial" w:cs="Arial"/>
-                <w:sz w:val="22"/>
-                <w:szCs w:val="22"/>
-                <w:highlight w:val="yellow"/>
+              </w:rPr>
+            </w:pPr>
+            <w:r>
+              <w:rPr>
+                <w:rFonts w:ascii="Arial" w:hAnsi="Arial" w:cs="Arial"/>
+                <w:sz w:val="22"/>
+                <w:szCs w:val="22"/>
               </w:rPr>
               <w:t>11</w:t>
             </w:r>
@@ -9438,7 +9210,6 @@
                 <w:rFonts w:ascii="Arial" w:hAnsi="Arial" w:cs="Arial"/>
                 <w:sz w:val="22"/>
                 <w:szCs w:val="22"/>
-                <w:highlight w:val="yellow"/>
               </w:rPr>
               <w:t>.</w:t>
             </w:r>
@@ -9456,15 +9227,13 @@
                 <w:rFonts w:ascii="Arial" w:hAnsi="Arial" w:cs="Arial"/>
                 <w:sz w:val="22"/>
                 <w:szCs w:val="22"/>
-                <w:highlight w:val="yellow"/>
-              </w:rPr>
-            </w:pPr>
-            <w:r>
-              <w:rPr>
-                <w:rFonts w:ascii="Arial" w:hAnsi="Arial" w:cs="Arial"/>
-                <w:sz w:val="22"/>
-                <w:szCs w:val="22"/>
-                <w:highlight w:val="yellow"/>
+              </w:rPr>
+            </w:pPr>
+            <w:r>
+              <w:rPr>
+                <w:rFonts w:ascii="Arial" w:hAnsi="Arial" w:cs="Arial"/>
+                <w:sz w:val="22"/>
+                <w:szCs w:val="22"/>
               </w:rPr>
               <w:t>ID paket RUP</w:t>
             </w:r>
@@ -9484,16 +9253,14 @@
                 <w:rFonts w:ascii="Arial" w:hAnsi="Arial" w:cs="Arial"/>
                 <w:sz w:val="22"/>
                 <w:szCs w:val="22"/>
-                <w:highlight w:val="yellow"/>
-                <w:lang w:val="en-US"/>
-              </w:rPr>
-            </w:pPr>
-            <w:r>
-              <w:rPr>
-                <w:rFonts w:ascii="Arial" w:hAnsi="Arial" w:cs="Arial"/>
-                <w:sz w:val="22"/>
-                <w:szCs w:val="22"/>
-                <w:highlight w:val="yellow"/>
+                <w:lang w:val="en-US"/>
+              </w:rPr>
+            </w:pPr>
+            <w:r>
+              <w:rPr>
+                <w:rFonts w:ascii="Arial" w:hAnsi="Arial" w:cs="Arial"/>
+                <w:sz w:val="22"/>
+                <w:szCs w:val="22"/>
                 <w:lang w:val="en-US"/>
               </w:rPr>
               <w:t>-</w:t>
@@ -9514,16 +9281,14 @@
                 <w:rFonts w:ascii="Arial" w:hAnsi="Arial" w:cs="Arial"/>
                 <w:sz w:val="22"/>
                 <w:szCs w:val="22"/>
-                <w:highlight w:val="yellow"/>
-                <w:lang w:val="en-US"/>
-              </w:rPr>
-            </w:pPr>
-            <w:r>
-              <w:rPr>
-                <w:rFonts w:ascii="Arial" w:hAnsi="Arial" w:cs="Arial"/>
-                <w:sz w:val="22"/>
-                <w:szCs w:val="22"/>
-                <w:highlight w:val="yellow"/>
+                <w:lang w:val="en-US"/>
+              </w:rPr>
+            </w:pPr>
+            <w:r>
+              <w:rPr>
+                <w:rFonts w:ascii="Arial" w:hAnsi="Arial" w:cs="Arial"/>
+                <w:sz w:val="22"/>
+                <w:szCs w:val="22"/>
                 <w:lang w:val="en-US"/>
               </w:rPr>
               <w:t>-</w:t>
@@ -9544,16 +9309,14 @@
                 <w:rFonts w:ascii="Arial" w:hAnsi="Arial" w:cs="Arial"/>
                 <w:sz w:val="22"/>
                 <w:szCs w:val="22"/>
-                <w:highlight w:val="yellow"/>
-                <w:lang w:val="en-US"/>
-              </w:rPr>
-            </w:pPr>
-            <w:r>
-              <w:rPr>
-                <w:rFonts w:ascii="Arial" w:hAnsi="Arial" w:cs="Arial"/>
-                <w:sz w:val="22"/>
-                <w:szCs w:val="22"/>
-                <w:highlight w:val="yellow"/>
+                <w:lang w:val="en-US"/>
+              </w:rPr>
+            </w:pPr>
+            <w:r>
+              <w:rPr>
+                <w:rFonts w:ascii="Arial" w:hAnsi="Arial" w:cs="Arial"/>
+                <w:sz w:val="22"/>
+                <w:szCs w:val="22"/>
                 <w:lang w:val="en-US"/>
               </w:rPr>
               <w:t>-</w:t>
@@ -9574,16 +9337,14 @@
                 <w:rFonts w:ascii="Arial" w:hAnsi="Arial" w:cs="Arial"/>
                 <w:sz w:val="22"/>
                 <w:szCs w:val="22"/>
-                <w:highlight w:val="yellow"/>
-                <w:lang w:val="en-US"/>
-              </w:rPr>
-            </w:pPr>
-            <w:r>
-              <w:rPr>
-                <w:rFonts w:ascii="Arial" w:hAnsi="Arial" w:cs="Arial"/>
-                <w:sz w:val="22"/>
-                <w:szCs w:val="22"/>
-                <w:highlight w:val="yellow"/>
+                <w:lang w:val="en-US"/>
+              </w:rPr>
+            </w:pPr>
+            <w:r>
+              <w:rPr>
+                <w:rFonts w:ascii="Arial" w:hAnsi="Arial" w:cs="Arial"/>
+                <w:sz w:val="22"/>
+                <w:szCs w:val="22"/>
                 <w:lang w:val="en-US"/>
               </w:rPr>
               <w:t>-</w:t>
@@ -9608,15 +9369,13 @@
                 <w:rFonts w:ascii="Arial" w:hAnsi="Arial" w:cs="Arial"/>
                 <w:sz w:val="22"/>
                 <w:szCs w:val="22"/>
-                <w:highlight w:val="yellow"/>
-              </w:rPr>
-            </w:pPr>
-            <w:r>
-              <w:rPr>
-                <w:rFonts w:ascii="Arial" w:hAnsi="Arial" w:cs="Arial"/>
-                <w:sz w:val="22"/>
-                <w:szCs w:val="22"/>
-                <w:highlight w:val="yellow"/>
+              </w:rPr>
+            </w:pPr>
+            <w:r>
+              <w:rPr>
+                <w:rFonts w:ascii="Arial" w:hAnsi="Arial" w:cs="Arial"/>
+                <w:sz w:val="22"/>
+                <w:szCs w:val="22"/>
               </w:rPr>
               <w:t>12.</w:t>
             </w:r>
@@ -9634,15 +9393,13 @@
                 <w:rFonts w:ascii="Arial" w:hAnsi="Arial" w:cs="Arial"/>
                 <w:sz w:val="22"/>
                 <w:szCs w:val="22"/>
-                <w:highlight w:val="yellow"/>
-              </w:rPr>
-            </w:pPr>
-            <w:r>
-              <w:rPr>
-                <w:rFonts w:ascii="Arial" w:hAnsi="Arial" w:cs="Arial"/>
-                <w:sz w:val="22"/>
-                <w:szCs w:val="22"/>
-                <w:highlight w:val="yellow"/>
+              </w:rPr>
+            </w:pPr>
+            <w:r>
+              <w:rPr>
+                <w:rFonts w:ascii="Arial" w:hAnsi="Arial" w:cs="Arial"/>
+                <w:sz w:val="22"/>
+                <w:szCs w:val="22"/>
               </w:rPr>
               <w:t>Waktu Penggunaan Barang/Jasa</w:t>
             </w:r>
@@ -9662,16 +9419,14 @@
                 <w:rFonts w:ascii="Arial" w:hAnsi="Arial" w:cs="Arial"/>
                 <w:sz w:val="22"/>
                 <w:szCs w:val="22"/>
-                <w:highlight w:val="yellow"/>
-                <w:lang w:val="en-US"/>
-              </w:rPr>
-            </w:pPr>
-            <w:r>
-              <w:rPr>
-                <w:rFonts w:ascii="Arial" w:hAnsi="Arial" w:cs="Arial"/>
-                <w:sz w:val="22"/>
-                <w:szCs w:val="22"/>
-                <w:highlight w:val="yellow"/>
+                <w:lang w:val="en-US"/>
+              </w:rPr>
+            </w:pPr>
+            <w:r>
+              <w:rPr>
+                <w:rFonts w:ascii="Arial" w:hAnsi="Arial" w:cs="Arial"/>
+                <w:sz w:val="22"/>
+                <w:szCs w:val="22"/>
                 <w:lang w:val="en-US"/>
               </w:rPr>
               <w:t>-</w:t>
@@ -9692,16 +9447,14 @@
                 <w:rFonts w:ascii="Arial" w:hAnsi="Arial" w:cs="Arial"/>
                 <w:sz w:val="22"/>
                 <w:szCs w:val="22"/>
-                <w:highlight w:val="yellow"/>
-                <w:lang w:val="en-US"/>
-              </w:rPr>
-            </w:pPr>
-            <w:r>
-              <w:rPr>
-                <w:rFonts w:ascii="Arial" w:hAnsi="Arial" w:cs="Arial"/>
-                <w:sz w:val="22"/>
-                <w:szCs w:val="22"/>
-                <w:highlight w:val="yellow"/>
+                <w:lang w:val="en-US"/>
+              </w:rPr>
+            </w:pPr>
+            <w:r>
+              <w:rPr>
+                <w:rFonts w:ascii="Arial" w:hAnsi="Arial" w:cs="Arial"/>
+                <w:sz w:val="22"/>
+                <w:szCs w:val="22"/>
                 <w:lang w:val="en-US"/>
               </w:rPr>
               <w:t>-</w:t>
@@ -9722,16 +9475,14 @@
                 <w:rFonts w:ascii="Arial" w:hAnsi="Arial" w:cs="Arial"/>
                 <w:sz w:val="22"/>
                 <w:szCs w:val="22"/>
-                <w:highlight w:val="yellow"/>
-                <w:lang w:val="en-US"/>
-              </w:rPr>
-            </w:pPr>
-            <w:r>
-              <w:rPr>
-                <w:rFonts w:ascii="Arial" w:hAnsi="Arial" w:cs="Arial"/>
-                <w:sz w:val="22"/>
-                <w:szCs w:val="22"/>
-                <w:highlight w:val="yellow"/>
+                <w:lang w:val="en-US"/>
+              </w:rPr>
+            </w:pPr>
+            <w:r>
+              <w:rPr>
+                <w:rFonts w:ascii="Arial" w:hAnsi="Arial" w:cs="Arial"/>
+                <w:sz w:val="22"/>
+                <w:szCs w:val="22"/>
                 <w:lang w:val="en-US"/>
               </w:rPr>
               <w:t>-</w:t>
@@ -9752,16 +9503,14 @@
                 <w:rFonts w:ascii="Arial" w:hAnsi="Arial" w:cs="Arial"/>
                 <w:sz w:val="22"/>
                 <w:szCs w:val="22"/>
-                <w:highlight w:val="yellow"/>
-                <w:lang w:val="en-US"/>
-              </w:rPr>
-            </w:pPr>
-            <w:r>
-              <w:rPr>
-                <w:rFonts w:ascii="Arial" w:hAnsi="Arial" w:cs="Arial"/>
-                <w:sz w:val="22"/>
-                <w:szCs w:val="22"/>
-                <w:highlight w:val="yellow"/>
+                <w:lang w:val="en-US"/>
+              </w:rPr>
+            </w:pPr>
+            <w:r>
+              <w:rPr>
+                <w:rFonts w:ascii="Arial" w:hAnsi="Arial" w:cs="Arial"/>
+                <w:sz w:val="22"/>
+                <w:szCs w:val="22"/>
                 <w:lang w:val="en-US"/>
               </w:rPr>
               <w:t>-</w:t>
@@ -9786,15 +9535,13 @@
                 <w:rFonts w:ascii="Arial" w:hAnsi="Arial" w:cs="Arial"/>
                 <w:sz w:val="22"/>
                 <w:szCs w:val="22"/>
-                <w:highlight w:val="yellow"/>
-              </w:rPr>
-            </w:pPr>
-            <w:r>
-              <w:rPr>
-                <w:rFonts w:ascii="Arial" w:hAnsi="Arial" w:cs="Arial"/>
-                <w:sz w:val="22"/>
-                <w:szCs w:val="22"/>
-                <w:highlight w:val="yellow"/>
+              </w:rPr>
+            </w:pPr>
+            <w:r>
+              <w:rPr>
+                <w:rFonts w:ascii="Arial" w:hAnsi="Arial" w:cs="Arial"/>
+                <w:sz w:val="22"/>
+                <w:szCs w:val="22"/>
               </w:rPr>
               <w:t>13</w:t>
             </w:r>
@@ -9803,7 +9550,6 @@
                 <w:rFonts w:ascii="Arial" w:hAnsi="Arial" w:cs="Arial"/>
                 <w:sz w:val="22"/>
                 <w:szCs w:val="22"/>
-                <w:highlight w:val="yellow"/>
               </w:rPr>
               <w:t>.</w:t>
             </w:r>
@@ -9821,15 +9567,13 @@
                 <w:rFonts w:ascii="Arial" w:hAnsi="Arial" w:cs="Arial"/>
                 <w:sz w:val="22"/>
                 <w:szCs w:val="22"/>
-                <w:highlight w:val="yellow"/>
-              </w:rPr>
-            </w:pPr>
-            <w:r>
-              <w:rPr>
-                <w:rFonts w:ascii="Arial" w:hAnsi="Arial" w:cs="Arial"/>
-                <w:sz w:val="22"/>
-                <w:szCs w:val="22"/>
-                <w:highlight w:val="yellow"/>
+              </w:rPr>
+            </w:pPr>
+            <w:r>
+              <w:rPr>
+                <w:rFonts w:ascii="Arial" w:hAnsi="Arial" w:cs="Arial"/>
+                <w:sz w:val="22"/>
+                <w:szCs w:val="22"/>
               </w:rPr>
               <w:t>Analisis Pasar</w:t>
             </w:r>
@@ -9849,16 +9593,14 @@
                 <w:rFonts w:ascii="Arial" w:hAnsi="Arial" w:cs="Arial"/>
                 <w:sz w:val="22"/>
                 <w:szCs w:val="22"/>
-                <w:highlight w:val="yellow"/>
-                <w:lang w:val="en-US"/>
-              </w:rPr>
-            </w:pPr>
-            <w:r>
-              <w:rPr>
-                <w:rFonts w:ascii="Arial" w:hAnsi="Arial" w:cs="Arial"/>
-                <w:sz w:val="22"/>
-                <w:szCs w:val="22"/>
-                <w:highlight w:val="yellow"/>
+                <w:lang w:val="en-US"/>
+              </w:rPr>
+            </w:pPr>
+            <w:r>
+              <w:rPr>
+                <w:rFonts w:ascii="Arial" w:hAnsi="Arial" w:cs="Arial"/>
+                <w:sz w:val="22"/>
+                <w:szCs w:val="22"/>
                 <w:lang w:val="en-US"/>
               </w:rPr>
               <w:t>-</w:t>
@@ -9879,16 +9621,14 @@
                 <w:rFonts w:ascii="Arial" w:hAnsi="Arial" w:cs="Arial"/>
                 <w:sz w:val="22"/>
                 <w:szCs w:val="22"/>
-                <w:highlight w:val="yellow"/>
-                <w:lang w:val="en-US"/>
-              </w:rPr>
-            </w:pPr>
-            <w:r>
-              <w:rPr>
-                <w:rFonts w:ascii="Arial" w:hAnsi="Arial" w:cs="Arial"/>
-                <w:sz w:val="22"/>
-                <w:szCs w:val="22"/>
-                <w:highlight w:val="yellow"/>
+                <w:lang w:val="en-US"/>
+              </w:rPr>
+            </w:pPr>
+            <w:r>
+              <w:rPr>
+                <w:rFonts w:ascii="Arial" w:hAnsi="Arial" w:cs="Arial"/>
+                <w:sz w:val="22"/>
+                <w:szCs w:val="22"/>
                 <w:lang w:val="en-US"/>
               </w:rPr>
               <w:t>-</w:t>
@@ -9909,16 +9649,14 @@
                 <w:rFonts w:ascii="Arial" w:hAnsi="Arial" w:cs="Arial"/>
                 <w:sz w:val="22"/>
                 <w:szCs w:val="22"/>
-                <w:highlight w:val="yellow"/>
-                <w:lang w:val="en-US"/>
-              </w:rPr>
-            </w:pPr>
-            <w:r>
-              <w:rPr>
-                <w:rFonts w:ascii="Arial" w:hAnsi="Arial" w:cs="Arial"/>
-                <w:sz w:val="22"/>
-                <w:szCs w:val="22"/>
-                <w:highlight w:val="yellow"/>
+                <w:lang w:val="en-US"/>
+              </w:rPr>
+            </w:pPr>
+            <w:r>
+              <w:rPr>
+                <w:rFonts w:ascii="Arial" w:hAnsi="Arial" w:cs="Arial"/>
+                <w:sz w:val="22"/>
+                <w:szCs w:val="22"/>
                 <w:lang w:val="en-US"/>
               </w:rPr>
               <w:t>-</w:t>
@@ -9939,16 +9677,14 @@
                 <w:rFonts w:ascii="Arial" w:hAnsi="Arial" w:cs="Arial"/>
                 <w:sz w:val="22"/>
                 <w:szCs w:val="22"/>
-                <w:highlight w:val="yellow"/>
-                <w:lang w:val="en-US"/>
-              </w:rPr>
-            </w:pPr>
-            <w:r>
-              <w:rPr>
-                <w:rFonts w:ascii="Arial" w:hAnsi="Arial" w:cs="Arial"/>
-                <w:sz w:val="22"/>
-                <w:szCs w:val="22"/>
-                <w:highlight w:val="yellow"/>
+                <w:lang w:val="en-US"/>
+              </w:rPr>
+            </w:pPr>
+            <w:r>
+              <w:rPr>
+                <w:rFonts w:ascii="Arial" w:hAnsi="Arial" w:cs="Arial"/>
+                <w:sz w:val="22"/>
+                <w:szCs w:val="22"/>
                 <w:lang w:val="en-US"/>
               </w:rPr>
               <w:t>-</w:t>
@@ -9973,15 +9709,13 @@
                 <w:rFonts w:ascii="Arial" w:hAnsi="Arial" w:cs="Arial"/>
                 <w:sz w:val="22"/>
                 <w:szCs w:val="22"/>
-                <w:highlight w:val="yellow"/>
-              </w:rPr>
-            </w:pPr>
-            <w:r>
-              <w:rPr>
-                <w:rFonts w:ascii="Arial" w:hAnsi="Arial" w:cs="Arial"/>
-                <w:sz w:val="22"/>
-                <w:szCs w:val="22"/>
-                <w:highlight w:val="yellow"/>
+              </w:rPr>
+            </w:pPr>
+            <w:r>
+              <w:rPr>
+                <w:rFonts w:ascii="Arial" w:hAnsi="Arial" w:cs="Arial"/>
+                <w:sz w:val="22"/>
+                <w:szCs w:val="22"/>
               </w:rPr>
               <w:t>1</w:t>
             </w:r>
@@ -9990,7 +9724,6 @@
                 <w:rFonts w:ascii="Arial" w:hAnsi="Arial" w:cs="Arial"/>
                 <w:sz w:val="22"/>
                 <w:szCs w:val="22"/>
-                <w:highlight w:val="yellow"/>
               </w:rPr>
               <w:t>4</w:t>
             </w:r>
@@ -9999,7 +9732,6 @@
                 <w:rFonts w:ascii="Arial" w:hAnsi="Arial" w:cs="Arial"/>
                 <w:sz w:val="22"/>
                 <w:szCs w:val="22"/>
-                <w:highlight w:val="yellow"/>
               </w:rPr>
               <w:t>.</w:t>
             </w:r>
@@ -10017,15 +9749,13 @@
                 <w:rFonts w:ascii="Arial" w:hAnsi="Arial" w:cs="Arial"/>
                 <w:sz w:val="22"/>
                 <w:szCs w:val="22"/>
-                <w:highlight w:val="yellow"/>
-              </w:rPr>
-            </w:pPr>
-            <w:r>
-              <w:rPr>
-                <w:rFonts w:ascii="Arial" w:hAnsi="Arial" w:cs="Arial"/>
-                <w:sz w:val="22"/>
-                <w:szCs w:val="22"/>
-                <w:highlight w:val="yellow"/>
+              </w:rPr>
+            </w:pPr>
+            <w:r>
+              <w:rPr>
+                <w:rFonts w:ascii="Arial" w:hAnsi="Arial" w:cs="Arial"/>
+                <w:sz w:val="22"/>
+                <w:szCs w:val="22"/>
               </w:rPr>
               <w:t>SK Penetapan PPK</w:t>
             </w:r>
@@ -10045,16 +9775,14 @@
                 <w:rFonts w:ascii="Arial" w:hAnsi="Arial" w:cs="Arial"/>
                 <w:sz w:val="22"/>
                 <w:szCs w:val="22"/>
-                <w:highlight w:val="yellow"/>
-                <w:lang w:val="en-US"/>
-              </w:rPr>
-            </w:pPr>
-            <w:r>
-              <w:rPr>
-                <w:rFonts w:ascii="Arial" w:hAnsi="Arial" w:cs="Arial"/>
-                <w:sz w:val="22"/>
-                <w:szCs w:val="22"/>
-                <w:highlight w:val="yellow"/>
+                <w:lang w:val="en-US"/>
+              </w:rPr>
+            </w:pPr>
+            <w:r>
+              <w:rPr>
+                <w:rFonts w:ascii="Arial" w:hAnsi="Arial" w:cs="Arial"/>
+                <w:sz w:val="22"/>
+                <w:szCs w:val="22"/>
                 <w:lang w:val="en-US"/>
               </w:rPr>
               <w:t>-</w:t>
@@ -10075,16 +9803,14 @@
                 <w:rFonts w:ascii="Arial" w:hAnsi="Arial" w:cs="Arial"/>
                 <w:sz w:val="22"/>
                 <w:szCs w:val="22"/>
-                <w:highlight w:val="yellow"/>
-                <w:lang w:val="en-US"/>
-              </w:rPr>
-            </w:pPr>
-            <w:r>
-              <w:rPr>
-                <w:rFonts w:ascii="Arial" w:hAnsi="Arial" w:cs="Arial"/>
-                <w:sz w:val="22"/>
-                <w:szCs w:val="22"/>
-                <w:highlight w:val="yellow"/>
+                <w:lang w:val="en-US"/>
+              </w:rPr>
+            </w:pPr>
+            <w:r>
+              <w:rPr>
+                <w:rFonts w:ascii="Arial" w:hAnsi="Arial" w:cs="Arial"/>
+                <w:sz w:val="22"/>
+                <w:szCs w:val="22"/>
                 <w:lang w:val="en-US"/>
               </w:rPr>
               <w:t>-</w:t>
@@ -10105,16 +9831,14 @@
                 <w:rFonts w:ascii="Arial" w:hAnsi="Arial" w:cs="Arial"/>
                 <w:sz w:val="22"/>
                 <w:szCs w:val="22"/>
-                <w:highlight w:val="yellow"/>
-                <w:lang w:val="en-US"/>
-              </w:rPr>
-            </w:pPr>
-            <w:r>
-              <w:rPr>
-                <w:rFonts w:ascii="Arial" w:hAnsi="Arial" w:cs="Arial"/>
-                <w:sz w:val="22"/>
-                <w:szCs w:val="22"/>
-                <w:highlight w:val="yellow"/>
+                <w:lang w:val="en-US"/>
+              </w:rPr>
+            </w:pPr>
+            <w:r>
+              <w:rPr>
+                <w:rFonts w:ascii="Arial" w:hAnsi="Arial" w:cs="Arial"/>
+                <w:sz w:val="22"/>
+                <w:szCs w:val="22"/>
                 <w:lang w:val="en-US"/>
               </w:rPr>
               <w:t>-</w:t>
@@ -10135,16 +9859,14 @@
                 <w:rFonts w:ascii="Arial" w:hAnsi="Arial" w:cs="Arial"/>
                 <w:sz w:val="22"/>
                 <w:szCs w:val="22"/>
-                <w:highlight w:val="yellow"/>
-                <w:lang w:val="en-US"/>
-              </w:rPr>
-            </w:pPr>
-            <w:r>
-              <w:rPr>
-                <w:rFonts w:ascii="Arial" w:hAnsi="Arial" w:cs="Arial"/>
-                <w:sz w:val="22"/>
-                <w:szCs w:val="22"/>
-                <w:highlight w:val="yellow"/>
+                <w:lang w:val="en-US"/>
+              </w:rPr>
+            </w:pPr>
+            <w:r>
+              <w:rPr>
+                <w:rFonts w:ascii="Arial" w:hAnsi="Arial" w:cs="Arial"/>
+                <w:sz w:val="22"/>
+                <w:szCs w:val="22"/>
                 <w:lang w:val="en-US"/>
               </w:rPr>
               <w:t>-</w:t>
@@ -10169,15 +9891,13 @@
                 <w:rFonts w:ascii="Arial" w:hAnsi="Arial" w:cs="Arial"/>
                 <w:sz w:val="22"/>
                 <w:szCs w:val="22"/>
-                <w:highlight w:val="yellow"/>
-              </w:rPr>
-            </w:pPr>
-            <w:r>
-              <w:rPr>
-                <w:rFonts w:ascii="Arial" w:hAnsi="Arial" w:cs="Arial"/>
-                <w:sz w:val="22"/>
-                <w:szCs w:val="22"/>
-                <w:highlight w:val="yellow"/>
+              </w:rPr>
+            </w:pPr>
+            <w:r>
+              <w:rPr>
+                <w:rFonts w:ascii="Arial" w:hAnsi="Arial" w:cs="Arial"/>
+                <w:sz w:val="22"/>
+                <w:szCs w:val="22"/>
               </w:rPr>
               <w:t>1</w:t>
             </w:r>
@@ -10186,7 +9906,6 @@
                 <w:rFonts w:ascii="Arial" w:hAnsi="Arial" w:cs="Arial"/>
                 <w:sz w:val="22"/>
                 <w:szCs w:val="22"/>
-                <w:highlight w:val="yellow"/>
               </w:rPr>
               <w:t>5</w:t>
             </w:r>
@@ -10195,7 +9914,6 @@
                 <w:rFonts w:ascii="Arial" w:hAnsi="Arial" w:cs="Arial"/>
                 <w:sz w:val="22"/>
                 <w:szCs w:val="22"/>
-                <w:highlight w:val="yellow"/>
               </w:rPr>
               <w:t>.</w:t>
             </w:r>
@@ -10214,7 +9932,6 @@
                 <w:strike/>
                 <w:sz w:val="22"/>
                 <w:szCs w:val="22"/>
-                <w:highlight w:val="yellow"/>
               </w:rPr>
             </w:pPr>
             <w:r>
@@ -10223,7 +9940,6 @@
                 <w:strike/>
                 <w:sz w:val="22"/>
                 <w:szCs w:val="22"/>
-                <w:highlight w:val="yellow"/>
               </w:rPr>
               <w:t>Surat Izin MYC*</w:t>
             </w:r>
@@ -10243,16 +9959,14 @@
                 <w:rFonts w:ascii="Arial" w:hAnsi="Arial" w:cs="Arial"/>
                 <w:sz w:val="22"/>
                 <w:szCs w:val="22"/>
-                <w:highlight w:val="yellow"/>
-                <w:lang w:val="en-US"/>
-              </w:rPr>
-            </w:pPr>
-            <w:r>
-              <w:rPr>
-                <w:rFonts w:ascii="Arial" w:hAnsi="Arial" w:cs="Arial"/>
-                <w:sz w:val="22"/>
-                <w:szCs w:val="22"/>
-                <w:highlight w:val="yellow"/>
+                <w:lang w:val="en-US"/>
+              </w:rPr>
+            </w:pPr>
+            <w:r>
+              <w:rPr>
+                <w:rFonts w:ascii="Arial" w:hAnsi="Arial" w:cs="Arial"/>
+                <w:sz w:val="22"/>
+                <w:szCs w:val="22"/>
                 <w:lang w:val="en-US"/>
               </w:rPr>
               <w:t>-</w:t>
@@ -10273,16 +9987,14 @@
                 <w:rFonts w:ascii="Arial" w:hAnsi="Arial" w:cs="Arial"/>
                 <w:sz w:val="22"/>
                 <w:szCs w:val="22"/>
-                <w:highlight w:val="yellow"/>
-                <w:lang w:val="en-US"/>
-              </w:rPr>
-            </w:pPr>
-            <w:r>
-              <w:rPr>
-                <w:rFonts w:ascii="Arial" w:hAnsi="Arial" w:cs="Arial"/>
-                <w:sz w:val="22"/>
-                <w:szCs w:val="22"/>
-                <w:highlight w:val="yellow"/>
+                <w:lang w:val="en-US"/>
+              </w:rPr>
+            </w:pPr>
+            <w:r>
+              <w:rPr>
+                <w:rFonts w:ascii="Arial" w:hAnsi="Arial" w:cs="Arial"/>
+                <w:sz w:val="22"/>
+                <w:szCs w:val="22"/>
                 <w:lang w:val="en-US"/>
               </w:rPr>
               <w:t>-</w:t>
@@ -10303,16 +10015,14 @@
                 <w:rFonts w:ascii="Arial" w:hAnsi="Arial" w:cs="Arial"/>
                 <w:sz w:val="22"/>
                 <w:szCs w:val="22"/>
-                <w:highlight w:val="yellow"/>
-                <w:lang w:val="en-US"/>
-              </w:rPr>
-            </w:pPr>
-            <w:r>
-              <w:rPr>
-                <w:rFonts w:ascii="Arial" w:hAnsi="Arial" w:cs="Arial"/>
-                <w:sz w:val="22"/>
-                <w:szCs w:val="22"/>
-                <w:highlight w:val="yellow"/>
+                <w:lang w:val="en-US"/>
+              </w:rPr>
+            </w:pPr>
+            <w:r>
+              <w:rPr>
+                <w:rFonts w:ascii="Arial" w:hAnsi="Arial" w:cs="Arial"/>
+                <w:sz w:val="22"/>
+                <w:szCs w:val="22"/>
                 <w:lang w:val="en-US"/>
               </w:rPr>
               <w:t>-</w:t>
@@ -10333,16 +10043,14 @@
                 <w:rFonts w:ascii="Arial" w:hAnsi="Arial" w:cs="Arial"/>
                 <w:sz w:val="22"/>
                 <w:szCs w:val="22"/>
-                <w:highlight w:val="yellow"/>
-                <w:lang w:val="en-US"/>
-              </w:rPr>
-            </w:pPr>
-            <w:r>
-              <w:rPr>
-                <w:rFonts w:ascii="Arial" w:hAnsi="Arial" w:cs="Arial"/>
-                <w:sz w:val="22"/>
-                <w:szCs w:val="22"/>
-                <w:highlight w:val="yellow"/>
+                <w:lang w:val="en-US"/>
+              </w:rPr>
+            </w:pPr>
+            <w:r>
+              <w:rPr>
+                <w:rFonts w:ascii="Arial" w:hAnsi="Arial" w:cs="Arial"/>
+                <w:sz w:val="22"/>
+                <w:szCs w:val="22"/>
                 <w:lang w:val="en-US"/>
               </w:rPr>
               <w:t>-</w:t>
@@ -10367,15 +10075,13 @@
                 <w:rFonts w:ascii="Arial" w:hAnsi="Arial" w:cs="Arial"/>
                 <w:sz w:val="22"/>
                 <w:szCs w:val="22"/>
-                <w:highlight w:val="yellow"/>
-              </w:rPr>
-            </w:pPr>
-            <w:r>
-              <w:rPr>
-                <w:rFonts w:ascii="Arial" w:hAnsi="Arial" w:cs="Arial"/>
-                <w:sz w:val="22"/>
-                <w:szCs w:val="22"/>
-                <w:highlight w:val="yellow"/>
+              </w:rPr>
+            </w:pPr>
+            <w:r>
+              <w:rPr>
+                <w:rFonts w:ascii="Arial" w:hAnsi="Arial" w:cs="Arial"/>
+                <w:sz w:val="22"/>
+                <w:szCs w:val="22"/>
               </w:rPr>
               <w:t>1</w:t>
             </w:r>
@@ -10384,7 +10090,6 @@
                 <w:rFonts w:ascii="Arial" w:hAnsi="Arial" w:cs="Arial"/>
                 <w:sz w:val="22"/>
                 <w:szCs w:val="22"/>
-                <w:highlight w:val="yellow"/>
               </w:rPr>
               <w:t>6</w:t>
             </w:r>
@@ -10393,7 +10098,6 @@
                 <w:rFonts w:ascii="Arial" w:hAnsi="Arial" w:cs="Arial"/>
                 <w:sz w:val="22"/>
                 <w:szCs w:val="22"/>
-                <w:highlight w:val="yellow"/>
               </w:rPr>
               <w:t>.</w:t>
             </w:r>
@@ -10412,7 +10116,6 @@
                 <w:strike/>
                 <w:sz w:val="22"/>
                 <w:szCs w:val="22"/>
-                <w:highlight w:val="yellow"/>
               </w:rPr>
             </w:pPr>
             <w:r>
@@ -10421,7 +10124,6 @@
                 <w:strike/>
                 <w:sz w:val="22"/>
                 <w:szCs w:val="22"/>
-                <w:highlight w:val="yellow"/>
               </w:rPr>
               <w:t>Rencana Perkiraan Biaya (RPB)*</w:t>
             </w:r>
@@ -10441,16 +10143,14 @@
                 <w:rFonts w:ascii="Arial" w:hAnsi="Arial" w:cs="Arial"/>
                 <w:sz w:val="22"/>
                 <w:szCs w:val="22"/>
-                <w:highlight w:val="yellow"/>
-                <w:lang w:val="en-US"/>
-              </w:rPr>
-            </w:pPr>
-            <w:r>
-              <w:rPr>
-                <w:rFonts w:ascii="Arial" w:hAnsi="Arial" w:cs="Arial"/>
-                <w:sz w:val="22"/>
-                <w:szCs w:val="22"/>
-                <w:highlight w:val="yellow"/>
+                <w:lang w:val="en-US"/>
+              </w:rPr>
+            </w:pPr>
+            <w:r>
+              <w:rPr>
+                <w:rFonts w:ascii="Arial" w:hAnsi="Arial" w:cs="Arial"/>
+                <w:sz w:val="22"/>
+                <w:szCs w:val="22"/>
                 <w:lang w:val="en-US"/>
               </w:rPr>
               <w:t>-</w:t>
@@ -10465,7 +10165,6 @@
                 <w:rFonts w:ascii="Arial" w:hAnsi="Arial" w:cs="Arial"/>
                 <w:sz w:val="22"/>
                 <w:szCs w:val="22"/>
-                <w:highlight w:val="yellow"/>
                 <w:lang w:val="en-US"/>
               </w:rPr>
             </w:pPr>
@@ -10479,7 +10178,6 @@
                 <w:rFonts w:ascii="Arial" w:hAnsi="Arial" w:cs="Arial"/>
                 <w:sz w:val="22"/>
                 <w:szCs w:val="22"/>
-                <w:highlight w:val="yellow"/>
                 <w:lang w:val="en-US"/>
               </w:rPr>
             </w:pPr>
@@ -10499,16 +10197,14 @@
                 <w:rFonts w:ascii="Arial" w:hAnsi="Arial" w:cs="Arial"/>
                 <w:sz w:val="22"/>
                 <w:szCs w:val="22"/>
-                <w:highlight w:val="yellow"/>
-                <w:lang w:val="en-US"/>
-              </w:rPr>
-            </w:pPr>
-            <w:r>
-              <w:rPr>
-                <w:rFonts w:ascii="Arial" w:hAnsi="Arial" w:cs="Arial"/>
-                <w:sz w:val="22"/>
-                <w:szCs w:val="22"/>
-                <w:highlight w:val="yellow"/>
+                <w:lang w:val="en-US"/>
+              </w:rPr>
+            </w:pPr>
+            <w:r>
+              <w:rPr>
+                <w:rFonts w:ascii="Arial" w:hAnsi="Arial" w:cs="Arial"/>
+                <w:sz w:val="22"/>
+                <w:szCs w:val="22"/>
                 <w:lang w:val="en-US"/>
               </w:rPr>
               <w:t>-</w:t>
@@ -10529,16 +10225,14 @@
                 <w:rFonts w:ascii="Arial" w:hAnsi="Arial" w:cs="Arial"/>
                 <w:sz w:val="22"/>
                 <w:szCs w:val="22"/>
-                <w:highlight w:val="yellow"/>
-                <w:lang w:val="en-US"/>
-              </w:rPr>
-            </w:pPr>
-            <w:r>
-              <w:rPr>
-                <w:rFonts w:ascii="Arial" w:hAnsi="Arial" w:cs="Arial"/>
-                <w:sz w:val="22"/>
-                <w:szCs w:val="22"/>
-                <w:highlight w:val="yellow"/>
+                <w:lang w:val="en-US"/>
+              </w:rPr>
+            </w:pPr>
+            <w:r>
+              <w:rPr>
+                <w:rFonts w:ascii="Arial" w:hAnsi="Arial" w:cs="Arial"/>
+                <w:sz w:val="22"/>
+                <w:szCs w:val="22"/>
                 <w:lang w:val="en-US"/>
               </w:rPr>
               <w:t>-</w:t>
@@ -10559,16 +10253,14 @@
                 <w:rFonts w:ascii="Arial" w:hAnsi="Arial" w:cs="Arial"/>
                 <w:sz w:val="22"/>
                 <w:szCs w:val="22"/>
-                <w:highlight w:val="yellow"/>
-                <w:lang w:val="en-US"/>
-              </w:rPr>
-            </w:pPr>
-            <w:r>
-              <w:rPr>
-                <w:rFonts w:ascii="Arial" w:hAnsi="Arial" w:cs="Arial"/>
-                <w:sz w:val="22"/>
-                <w:szCs w:val="22"/>
-                <w:highlight w:val="yellow"/>
+                <w:lang w:val="en-US"/>
+              </w:rPr>
+            </w:pPr>
+            <w:r>
+              <w:rPr>
+                <w:rFonts w:ascii="Arial" w:hAnsi="Arial" w:cs="Arial"/>
+                <w:sz w:val="22"/>
+                <w:szCs w:val="22"/>
                 <w:lang w:val="en-US"/>
               </w:rPr>
               <w:t>-</w:t>
@@ -10593,16 +10285,14 @@
                 <w:rFonts w:ascii="Arial" w:hAnsi="Arial" w:cs="Arial"/>
                 <w:sz w:val="22"/>
                 <w:szCs w:val="22"/>
-                <w:highlight w:val="yellow"/>
-                <w:lang w:val="en-US"/>
-              </w:rPr>
-            </w:pPr>
-            <w:r>
-              <w:rPr>
-                <w:rFonts w:ascii="Arial" w:hAnsi="Arial" w:cs="Arial"/>
-                <w:sz w:val="22"/>
-                <w:szCs w:val="22"/>
-                <w:highlight w:val="yellow"/>
+                <w:lang w:val="en-US"/>
+              </w:rPr>
+            </w:pPr>
+            <w:r>
+              <w:rPr>
+                <w:rFonts w:ascii="Arial" w:hAnsi="Arial" w:cs="Arial"/>
+                <w:sz w:val="22"/>
+                <w:szCs w:val="22"/>
                 <w:lang w:val="en-US"/>
               </w:rPr>
               <w:t>1</w:t>
@@ -10612,7 +10302,6 @@
                 <w:rFonts w:ascii="Arial" w:hAnsi="Arial" w:cs="Arial"/>
                 <w:sz w:val="22"/>
                 <w:szCs w:val="22"/>
-                <w:highlight w:val="yellow"/>
                 <w:lang w:val="en-US"/>
               </w:rPr>
               <w:t>7</w:t>
@@ -10622,7 +10311,6 @@
                 <w:rFonts w:ascii="Arial" w:hAnsi="Arial" w:cs="Arial"/>
                 <w:sz w:val="22"/>
                 <w:szCs w:val="22"/>
-                <w:highlight w:val="yellow"/>
                 <w:lang w:val="en-US"/>
               </w:rPr>
               <w:t>.</w:t>
@@ -10641,16 +10329,14 @@
                 <w:rFonts w:ascii="Arial" w:hAnsi="Arial" w:cs="Arial"/>
                 <w:sz w:val="22"/>
                 <w:szCs w:val="22"/>
-                <w:highlight w:val="yellow"/>
-                <w:lang w:val="en-US"/>
-              </w:rPr>
-            </w:pPr>
-            <w:r>
-              <w:rPr>
-                <w:rFonts w:ascii="Arial" w:hAnsi="Arial" w:cs="Arial"/>
-                <w:sz w:val="22"/>
-                <w:szCs w:val="22"/>
-                <w:highlight w:val="yellow"/>
+                <w:lang w:val="en-US"/>
+              </w:rPr>
+            </w:pPr>
+            <w:r>
+              <w:rPr>
+                <w:rFonts w:ascii="Arial" w:hAnsi="Arial" w:cs="Arial"/>
+                <w:sz w:val="22"/>
+                <w:szCs w:val="22"/>
                 <w:lang w:val="en-US"/>
               </w:rPr>
               <w:t>Dokumen Pengadaan</w:t>
@@ -10671,7 +10357,6 @@
                 <w:rFonts w:ascii="Arial" w:hAnsi="Arial" w:cs="Arial"/>
                 <w:sz w:val="22"/>
                 <w:szCs w:val="22"/>
-                <w:highlight w:val="yellow"/>
                 <w:lang w:val="en-US"/>
               </w:rPr>
             </w:pPr>
@@ -10691,7 +10376,6 @@
                 <w:rFonts w:ascii="Arial" w:hAnsi="Arial" w:cs="Arial"/>
                 <w:sz w:val="22"/>
                 <w:szCs w:val="22"/>
-                <w:highlight w:val="yellow"/>
                 <w:lang w:val="en-US"/>
               </w:rPr>
             </w:pPr>
@@ -10711,7 +10395,6 @@
                 <w:rFonts w:ascii="Arial" w:hAnsi="Arial" w:cs="Arial"/>
                 <w:sz w:val="22"/>
                 <w:szCs w:val="22"/>
-                <w:highlight w:val="yellow"/>
                 <w:lang w:val="en-US"/>
               </w:rPr>
             </w:pPr>
@@ -10731,7 +10414,6 @@
                 <w:rFonts w:ascii="Arial" w:hAnsi="Arial" w:cs="Arial"/>
                 <w:sz w:val="22"/>
                 <w:szCs w:val="22"/>
-                <w:highlight w:val="yellow"/>
                 <w:lang w:val="en-US"/>
               </w:rPr>
             </w:pPr>
@@ -10755,7 +10437,6 @@
                 <w:rFonts w:ascii="Arial" w:hAnsi="Arial" w:cs="Arial"/>
                 <w:sz w:val="22"/>
                 <w:szCs w:val="22"/>
-                <w:highlight w:val="yellow"/>
                 <w:lang w:val="en-US"/>
               </w:rPr>
             </w:pPr>
@@ -10777,16 +10458,14 @@
                 <w:rFonts w:ascii="Arial" w:hAnsi="Arial" w:cs="Arial"/>
                 <w:sz w:val="22"/>
                 <w:szCs w:val="22"/>
-                <w:highlight w:val="yellow"/>
-                <w:lang w:val="en-US"/>
-              </w:rPr>
-            </w:pPr>
-            <w:r>
-              <w:rPr>
-                <w:rFonts w:ascii="Arial" w:hAnsi="Arial" w:cs="Arial"/>
-                <w:sz w:val="22"/>
-                <w:szCs w:val="22"/>
-                <w:highlight w:val="yellow"/>
+                <w:lang w:val="en-US"/>
+              </w:rPr>
+            </w:pPr>
+            <w:r>
+              <w:rPr>
+                <w:rFonts w:ascii="Arial" w:hAnsi="Arial" w:cs="Arial"/>
+                <w:sz w:val="22"/>
+                <w:szCs w:val="22"/>
                 <w:lang w:val="en-US"/>
               </w:rPr>
               <w:t>Dokumen Kualifikasi</w:t>
@@ -10806,16 +10485,14 @@
                 <w:rFonts w:ascii="Arial" w:hAnsi="Arial" w:cs="Arial"/>
                 <w:sz w:val="22"/>
                 <w:szCs w:val="22"/>
-                <w:highlight w:val="yellow"/>
-                <w:lang w:val="en-US"/>
-              </w:rPr>
-            </w:pPr>
-            <w:r>
-              <w:rPr>
-                <w:rFonts w:ascii="Arial" w:hAnsi="Arial" w:cs="Arial"/>
-                <w:sz w:val="22"/>
-                <w:szCs w:val="22"/>
-                <w:highlight w:val="yellow"/>
+                <w:lang w:val="en-US"/>
+              </w:rPr>
+            </w:pPr>
+            <w:r>
+              <w:rPr>
+                <w:rFonts w:ascii="Arial" w:hAnsi="Arial" w:cs="Arial"/>
+                <w:sz w:val="22"/>
+                <w:szCs w:val="22"/>
                 <w:lang w:val="en-US"/>
               </w:rPr>
               <w:t>-</w:t>
@@ -10836,16 +10513,14 @@
                 <w:rFonts w:ascii="Arial" w:hAnsi="Arial" w:cs="Arial"/>
                 <w:sz w:val="22"/>
                 <w:szCs w:val="22"/>
-                <w:highlight w:val="yellow"/>
-                <w:lang w:val="en-US"/>
-              </w:rPr>
-            </w:pPr>
-            <w:r>
-              <w:rPr>
-                <w:rFonts w:ascii="Arial" w:hAnsi="Arial" w:cs="Arial"/>
-                <w:sz w:val="22"/>
-                <w:szCs w:val="22"/>
-                <w:highlight w:val="yellow"/>
+                <w:lang w:val="en-US"/>
+              </w:rPr>
+            </w:pPr>
+            <w:r>
+              <w:rPr>
+                <w:rFonts w:ascii="Arial" w:hAnsi="Arial" w:cs="Arial"/>
+                <w:sz w:val="22"/>
+                <w:szCs w:val="22"/>
                 <w:lang w:val="en-US"/>
               </w:rPr>
               <w:t>-</w:t>
@@ -10866,16 +10541,14 @@
                 <w:rFonts w:ascii="Arial" w:hAnsi="Arial" w:cs="Arial"/>
                 <w:sz w:val="22"/>
                 <w:szCs w:val="22"/>
-                <w:highlight w:val="yellow"/>
-                <w:lang w:val="en-US"/>
-              </w:rPr>
-            </w:pPr>
-            <w:r>
-              <w:rPr>
-                <w:rFonts w:ascii="Arial" w:hAnsi="Arial" w:cs="Arial"/>
-                <w:sz w:val="22"/>
-                <w:szCs w:val="22"/>
-                <w:highlight w:val="yellow"/>
+                <w:lang w:val="en-US"/>
+              </w:rPr>
+            </w:pPr>
+            <w:r>
+              <w:rPr>
+                <w:rFonts w:ascii="Arial" w:hAnsi="Arial" w:cs="Arial"/>
+                <w:sz w:val="22"/>
+                <w:szCs w:val="22"/>
                 <w:lang w:val="en-US"/>
               </w:rPr>
               <w:t>-</w:t>
@@ -10896,16 +10569,14 @@
                 <w:rFonts w:ascii="Arial" w:hAnsi="Arial" w:cs="Arial"/>
                 <w:sz w:val="22"/>
                 <w:szCs w:val="22"/>
-                <w:highlight w:val="yellow"/>
-                <w:lang w:val="en-US"/>
-              </w:rPr>
-            </w:pPr>
-            <w:r>
-              <w:rPr>
-                <w:rFonts w:ascii="Arial" w:hAnsi="Arial" w:cs="Arial"/>
-                <w:sz w:val="22"/>
-                <w:szCs w:val="22"/>
-                <w:highlight w:val="yellow"/>
+                <w:lang w:val="en-US"/>
+              </w:rPr>
+            </w:pPr>
+            <w:r>
+              <w:rPr>
+                <w:rFonts w:ascii="Arial" w:hAnsi="Arial" w:cs="Arial"/>
+                <w:sz w:val="22"/>
+                <w:szCs w:val="22"/>
                 <w:lang w:val="en-US"/>
               </w:rPr>
               <w:t>-</w:t>
@@ -10930,7 +10601,6 @@
                 <w:rFonts w:ascii="Arial" w:hAnsi="Arial" w:cs="Arial"/>
                 <w:sz w:val="22"/>
                 <w:szCs w:val="22"/>
-                <w:highlight w:val="yellow"/>
                 <w:lang w:val="en-US"/>
               </w:rPr>
             </w:pPr>
@@ -10952,16 +10622,14 @@
                 <w:rFonts w:ascii="Arial" w:hAnsi="Arial" w:cs="Arial"/>
                 <w:sz w:val="22"/>
                 <w:szCs w:val="22"/>
-                <w:highlight w:val="yellow"/>
-                <w:lang w:val="en-US"/>
-              </w:rPr>
-            </w:pPr>
-            <w:r>
-              <w:rPr>
-                <w:rFonts w:ascii="Arial" w:hAnsi="Arial" w:cs="Arial"/>
-                <w:sz w:val="22"/>
-                <w:szCs w:val="22"/>
-                <w:highlight w:val="yellow"/>
+                <w:lang w:val="en-US"/>
+              </w:rPr>
+            </w:pPr>
+            <w:r>
+              <w:rPr>
+                <w:rFonts w:ascii="Arial" w:hAnsi="Arial" w:cs="Arial"/>
+                <w:sz w:val="22"/>
+                <w:szCs w:val="22"/>
                 <w:lang w:val="en-US"/>
               </w:rPr>
               <w:t>Dokumen Seleksi</w:t>
@@ -10980,16 +10648,14 @@
                 <w:rFonts w:ascii="Arial" w:hAnsi="Arial" w:cs="Arial"/>
                 <w:sz w:val="22"/>
                 <w:szCs w:val="22"/>
-                <w:highlight w:val="yellow"/>
-                <w:lang w:val="en-US"/>
-              </w:rPr>
-            </w:pPr>
-            <w:r>
-              <w:rPr>
-                <w:rFonts w:ascii="Arial" w:hAnsi="Arial" w:cs="Arial"/>
-                <w:sz w:val="22"/>
-                <w:szCs w:val="22"/>
-                <w:highlight w:val="yellow"/>
+                <w:lang w:val="en-US"/>
+              </w:rPr>
+            </w:pPr>
+            <w:r>
+              <w:rPr>
+                <w:rFonts w:ascii="Arial" w:hAnsi="Arial" w:cs="Arial"/>
+                <w:sz w:val="22"/>
+                <w:szCs w:val="22"/>
                 <w:lang w:val="en-US"/>
               </w:rPr>
               <w:t>-</w:t>
@@ -11010,16 +10676,14 @@
                 <w:rFonts w:ascii="Arial" w:hAnsi="Arial" w:cs="Arial"/>
                 <w:sz w:val="22"/>
                 <w:szCs w:val="22"/>
-                <w:highlight w:val="yellow"/>
-                <w:lang w:val="en-US"/>
-              </w:rPr>
-            </w:pPr>
-            <w:r>
-              <w:rPr>
-                <w:rFonts w:ascii="Arial" w:hAnsi="Arial" w:cs="Arial"/>
-                <w:sz w:val="22"/>
-                <w:szCs w:val="22"/>
-                <w:highlight w:val="yellow"/>
+                <w:lang w:val="en-US"/>
+              </w:rPr>
+            </w:pPr>
+            <w:r>
+              <w:rPr>
+                <w:rFonts w:ascii="Arial" w:hAnsi="Arial" w:cs="Arial"/>
+                <w:sz w:val="22"/>
+                <w:szCs w:val="22"/>
                 <w:lang w:val="en-US"/>
               </w:rPr>
               <w:t>-</w:t>
@@ -11040,16 +10704,14 @@
                 <w:rFonts w:ascii="Arial" w:hAnsi="Arial" w:cs="Arial"/>
                 <w:sz w:val="22"/>
                 <w:szCs w:val="22"/>
-                <w:highlight w:val="yellow"/>
-                <w:lang w:val="en-US"/>
-              </w:rPr>
-            </w:pPr>
-            <w:r>
-              <w:rPr>
-                <w:rFonts w:ascii="Arial" w:hAnsi="Arial" w:cs="Arial"/>
-                <w:sz w:val="22"/>
-                <w:szCs w:val="22"/>
-                <w:highlight w:val="yellow"/>
+                <w:lang w:val="en-US"/>
+              </w:rPr>
+            </w:pPr>
+            <w:r>
+              <w:rPr>
+                <w:rFonts w:ascii="Arial" w:hAnsi="Arial" w:cs="Arial"/>
+                <w:sz w:val="22"/>
+                <w:szCs w:val="22"/>
                 <w:lang w:val="en-US"/>
               </w:rPr>
               <w:t>-</w:t>
@@ -11070,16 +10732,14 @@
                 <w:rFonts w:ascii="Arial" w:hAnsi="Arial" w:cs="Arial"/>
                 <w:sz w:val="22"/>
                 <w:szCs w:val="22"/>
-                <w:highlight w:val="yellow"/>
-                <w:lang w:val="en-US"/>
-              </w:rPr>
-            </w:pPr>
-            <w:r>
-              <w:rPr>
-                <w:rFonts w:ascii="Arial" w:hAnsi="Arial" w:cs="Arial"/>
-                <w:sz w:val="22"/>
-                <w:szCs w:val="22"/>
-                <w:highlight w:val="yellow"/>
+                <w:lang w:val="en-US"/>
+              </w:rPr>
+            </w:pPr>
+            <w:r>
+              <w:rPr>
+                <w:rFonts w:ascii="Arial" w:hAnsi="Arial" w:cs="Arial"/>
+                <w:sz w:val="22"/>
+                <w:szCs w:val="22"/>
                 <w:lang w:val="en-US"/>
               </w:rPr>
               <w:t>-</w:t>
@@ -11104,15 +10764,13 @@
           <w:rFonts w:ascii="Arial" w:eastAsia="Arial" w:hAnsi="Arial" w:cs="Arial"/>
           <w:sz w:val="22"/>
           <w:szCs w:val="22"/>
-          <w:highlight w:val="yellow"/>
-        </w:rPr>
-      </w:pPr>
-      <w:r>
-        <w:rPr>
-          <w:rFonts w:ascii="Arial" w:eastAsia="Arial" w:hAnsi="Arial" w:cs="Arial"/>
-          <w:sz w:val="22"/>
-          <w:szCs w:val="22"/>
-          <w:highlight w:val="yellow"/>
+        </w:rPr>
+      </w:pPr>
+      <w:r>
+        <w:rPr>
+          <w:rFonts w:ascii="Arial" w:eastAsia="Arial" w:hAnsi="Arial" w:cs="Arial"/>
+          <w:sz w:val="22"/>
+          <w:szCs w:val="22"/>
         </w:rPr>
         <w:t>*</w:t>
       </w:r>
@@ -11121,7 +10779,6 @@
           <w:rFonts w:ascii="Arial" w:eastAsia="Arial" w:hAnsi="Arial" w:cs="Arial"/>
           <w:sz w:val="22"/>
           <w:szCs w:val="22"/>
-          <w:highlight w:val="yellow"/>
         </w:rPr>
         <w:t xml:space="preserve">Menyesuaikan dengan </w:t>
       </w:r>
@@ -11130,7 +10787,6 @@
           <w:rFonts w:ascii="Arial" w:eastAsia="Arial" w:hAnsi="Arial" w:cs="Arial"/>
           <w:sz w:val="22"/>
           <w:szCs w:val="22"/>
-          <w:highlight w:val="yellow"/>
           <w:lang w:val="sv-SE"/>
         </w:rPr>
         <w:t>jasa konsultansi konstruksi yang akan di</w:t>
@@ -11140,7 +10796,6 @@
           <w:rFonts w:ascii="Arial" w:eastAsia="Arial" w:hAnsi="Arial" w:cs="Arial"/>
           <w:sz w:val="22"/>
           <w:szCs w:val="22"/>
-          <w:highlight w:val="yellow"/>
           <w:lang w:val="sv-SE"/>
         </w:rPr>
         <w:t>seleksikan</w:t>
@@ -11150,7 +10805,6 @@
           <w:rFonts w:ascii="Arial" w:eastAsia="Arial" w:hAnsi="Arial" w:cs="Arial"/>
           <w:sz w:val="22"/>
           <w:szCs w:val="22"/>
-          <w:highlight w:val="yellow"/>
         </w:rPr>
         <w:t xml:space="preserve"> </w:t>
       </w:r>
@@ -11171,7 +10825,6 @@
           <w:rFonts w:ascii="Arial" w:eastAsia="Arial" w:hAnsi="Arial" w:cs="Arial"/>
           <w:sz w:val="22"/>
           <w:szCs w:val="22"/>
-          <w:highlight w:val="yellow"/>
         </w:rPr>
       </w:pPr>
     </w:p>
@@ -11191,7 +10844,6 @@
           <w:rFonts w:ascii="Arial" w:eastAsia="Arial" w:hAnsi="Arial" w:cs="Arial"/>
           <w:sz w:val="22"/>
           <w:szCs w:val="22"/>
-          <w:highlight w:val="yellow"/>
         </w:rPr>
         <w:t>Berdasarkan Rapat Reviu Dokumen Persiapan Pengadaan yang telah dilakukan,</w:t>
       </w:r>
@@ -11200,7 +10852,6 @@
           <w:rFonts w:ascii="Arial" w:eastAsia="Arial" w:hAnsi="Arial" w:cs="Arial"/>
           <w:sz w:val="22"/>
           <w:szCs w:val="22"/>
-          <w:highlight w:val="yellow"/>
         </w:rPr>
         <w:t xml:space="preserve"> </w:t>
       </w:r>
@@ -11209,7 +10860,6 @@
           <w:rFonts w:ascii="Arial" w:eastAsia="Arial" w:hAnsi="Arial" w:cs="Arial"/>
           <w:sz w:val="22"/>
           <w:szCs w:val="22"/>
-          <w:highlight w:val="yellow"/>
         </w:rPr>
         <w:t xml:space="preserve">Pokja Pemilihan, Tim Pelaksana, dan PPK </w:t>
       </w:r>
@@ -11220,7 +10870,6 @@
           <w:bCs/>
           <w:sz w:val="22"/>
           <w:szCs w:val="22"/>
-          <w:highlight w:val="yellow"/>
         </w:rPr>
         <w:t>sepakat</w:t>
       </w:r>
@@ -11232,7 +10881,6 @@
           <w:strike/>
           <w:sz w:val="22"/>
           <w:szCs w:val="22"/>
-          <w:highlight w:val="yellow"/>
         </w:rPr>
         <w:t>/tidak sepakat</w:t>
       </w:r>
@@ -11241,7 +10889,6 @@
           <w:rFonts w:ascii="Arial" w:eastAsia="Arial" w:hAnsi="Arial" w:cs="Arial"/>
           <w:sz w:val="22"/>
           <w:szCs w:val="22"/>
-          <w:highlight w:val="yellow"/>
         </w:rPr>
         <w:t xml:space="preserve"> untuk dilanjutkan ke proses penetapan dokumen persiapan pengadaan hasil reviu.</w:t>
       </w:r>
@@ -11261,48 +10908,6 @@
         </w:rPr>
         <w:t> </w:t>
       </w:r>
-    </w:p>
-    <w:p>
-      <w:pPr>
-        <w:spacing w:before="2" w:line="276" w:lineRule="auto"/>
-        <w:ind w:right="28"/>
-        <w:jc w:val="right"/>
-        <w:rPr>
-          <w:rFonts w:ascii="Arial" w:eastAsia="Arial" w:hAnsi="Arial" w:cs="Arial"/>
-          <w:i/>
-          <w:iCs/>
-          <w:sz w:val="22"/>
-          <w:szCs w:val="22"/>
-        </w:rPr>
-      </w:pPr>
-    </w:p>
-    <w:p>
-      <w:pPr>
-        <w:spacing w:before="2" w:line="276" w:lineRule="auto"/>
-        <w:ind w:right="28"/>
-        <w:jc w:val="right"/>
-        <w:rPr>
-          <w:rFonts w:ascii="Arial" w:eastAsia="Arial" w:hAnsi="Arial" w:cs="Arial"/>
-          <w:i/>
-          <w:iCs/>
-          <w:sz w:val="22"/>
-          <w:szCs w:val="22"/>
-        </w:rPr>
-      </w:pPr>
-    </w:p>
-    <w:p>
-      <w:pPr>
-        <w:spacing w:before="2" w:line="276" w:lineRule="auto"/>
-        <w:ind w:right="28"/>
-        <w:jc w:val="right"/>
-        <w:rPr>
-          <w:rFonts w:ascii="Arial" w:eastAsia="Arial" w:hAnsi="Arial" w:cs="Arial"/>
-          <w:i/>
-          <w:iCs/>
-          <w:sz w:val="22"/>
-          <w:szCs w:val="22"/>
-        </w:rPr>
-      </w:pPr>
     </w:p>
     <w:p>
       <w:pPr>
@@ -12254,6 +11859,268 @@
           </w:p>
         </w:tc>
       </w:tr>
+      <w:tr>
+        <w:trPr>
+          <w:trHeight w:val="785"/>
+        </w:trPr>
+        <w:tc>
+          <w:tcPr>
+            <w:tcW w:w="596" w:type="dxa"/>
+            <w:tcBorders>
+              <w:top w:val="single" w:sz="4" w:space="0" w:color="auto"/>
+              <w:bottom w:val="single" w:sz="4" w:space="0" w:color="auto"/>
+            </w:tcBorders>
+            <w:vAlign w:val="center"/>
+          </w:tcPr>
+          <w:p>
+            <w:pPr>
+              <w:jc w:val="center"/>
+              <w:rPr>
+                <w:rFonts w:ascii="Arial" w:hAnsi="Arial" w:cs="Arial"/>
+                <w:sz w:val="22"/>
+                <w:szCs w:val="22"/>
+              </w:rPr>
+            </w:pPr>
+            <w:r>
+              <w:rPr>
+                <w:rFonts w:ascii="Arial" w:hAnsi="Arial" w:cs="Arial"/>
+                <w:sz w:val="22"/>
+                <w:szCs w:val="22"/>
+              </w:rPr>
+              <w:t>4.</w:t>
+            </w:r>
+          </w:p>
+        </w:tc>
+        <w:tc>
+          <w:tcPr>
+            <w:tcW w:w="4507" w:type="dxa"/>
+            <w:tcBorders>
+              <w:top w:val="single" w:sz="4" w:space="0" w:color="auto"/>
+              <w:bottom w:val="single" w:sz="4" w:space="0" w:color="auto"/>
+            </w:tcBorders>
+            <w:vAlign w:val="center"/>
+          </w:tcPr>
+          <w:p>
+            <w:pPr>
+              <w:tabs>
+                <w:tab w:val="left" w:pos="6145"/>
+              </w:tabs>
+              <w:spacing w:line="276" w:lineRule="auto"/>
+              <w:contextualSpacing/>
+              <w:jc w:val="both"/>
+              <w:rPr>
+                <w:rFonts w:ascii="Arial" w:hAnsi="Arial" w:cs="Arial"/>
+                <w:sz w:val="22"/>
+                <w:szCs w:val="22"/>
+              </w:rPr>
+            </w:pPr>
+            <w:r>
+              <w:rPr>
+                <w:rFonts w:ascii="Arial" w:hAnsi="Arial" w:cs="Arial"/>
+                <w:sz w:val="22"/>
+                <w:szCs w:val="22"/>
+              </w:rPr>
+              <w:t>{anggota_pokja</w:t>
+            </w:r>
+            <w:r>
+              <w:rPr>
+                <w:rFonts w:ascii="Arial" w:hAnsi="Arial" w:cs="Arial"/>
+                <w:sz w:val="22"/>
+                <w:szCs w:val="22"/>
+                <w:lang w:val="en-US"/>
+              </w:rPr>
+              <w:t>2</w:t>
+            </w:r>
+            <w:r>
+              <w:rPr>
+                <w:rFonts w:ascii="Arial" w:hAnsi="Arial" w:cs="Arial"/>
+                <w:sz w:val="22"/>
+                <w:szCs w:val="22"/>
+              </w:rPr>
+              <w:t>}</w:t>
+            </w:r>
+          </w:p>
+        </w:tc>
+        <w:tc>
+          <w:tcPr>
+            <w:tcW w:w="2269" w:type="dxa"/>
+            <w:tcBorders>
+              <w:top w:val="single" w:sz="4" w:space="0" w:color="auto"/>
+              <w:bottom w:val="single" w:sz="4" w:space="0" w:color="auto"/>
+            </w:tcBorders>
+            <w:vAlign w:val="center"/>
+          </w:tcPr>
+          <w:p>
+            <w:pPr>
+              <w:jc w:val="center"/>
+              <w:rPr>
+                <w:rFonts w:ascii="Arial" w:hAnsi="Arial" w:cs="Arial"/>
+                <w:sz w:val="22"/>
+                <w:szCs w:val="22"/>
+              </w:rPr>
+            </w:pPr>
+            <w:r>
+              <w:rPr>
+                <w:rFonts w:ascii="Arial" w:hAnsi="Arial" w:cs="Arial"/>
+                <w:sz w:val="22"/>
+                <w:szCs w:val="22"/>
+              </w:rPr>
+              <w:t>Anggota</w:t>
+            </w:r>
+          </w:p>
+        </w:tc>
+        <w:tc>
+          <w:tcPr>
+            <w:tcW w:w="1417" w:type="dxa"/>
+            <w:tcBorders>
+              <w:top w:val="single" w:sz="4" w:space="0" w:color="auto"/>
+              <w:bottom w:val="single" w:sz="4" w:space="0" w:color="auto"/>
+            </w:tcBorders>
+            <w:vAlign w:val="center"/>
+          </w:tcPr>
+          <w:p>
+            <w:pPr>
+              <w:spacing w:before="160"/>
+              <w:jc w:val="center"/>
+              <w:rPr>
+                <w:rFonts w:ascii="Arial" w:hAnsi="Arial" w:cs="Arial"/>
+                <w:sz w:val="22"/>
+                <w:szCs w:val="22"/>
+              </w:rPr>
+            </w:pPr>
+          </w:p>
+        </w:tc>
+      </w:tr>
+      <w:tr>
+        <w:trPr>
+          <w:trHeight w:val="835"/>
+        </w:trPr>
+        <w:tc>
+          <w:tcPr>
+            <w:tcW w:w="596" w:type="dxa"/>
+            <w:tcBorders>
+              <w:top w:val="single" w:sz="4" w:space="0" w:color="auto"/>
+              <w:bottom w:val="single" w:sz="4" w:space="0" w:color="auto"/>
+            </w:tcBorders>
+            <w:vAlign w:val="center"/>
+          </w:tcPr>
+          <w:p>
+            <w:pPr>
+              <w:jc w:val="center"/>
+              <w:rPr>
+                <w:rFonts w:ascii="Arial" w:hAnsi="Arial" w:cs="Arial"/>
+                <w:sz w:val="22"/>
+                <w:szCs w:val="22"/>
+              </w:rPr>
+            </w:pPr>
+            <w:r>
+              <w:rPr>
+                <w:rFonts w:ascii="Arial" w:hAnsi="Arial" w:cs="Arial"/>
+                <w:sz w:val="22"/>
+                <w:szCs w:val="22"/>
+              </w:rPr>
+              <w:t>5.</w:t>
+            </w:r>
+          </w:p>
+        </w:tc>
+        <w:tc>
+          <w:tcPr>
+            <w:tcW w:w="4507" w:type="dxa"/>
+            <w:tcBorders>
+              <w:top w:val="single" w:sz="4" w:space="0" w:color="auto"/>
+              <w:bottom w:val="single" w:sz="4" w:space="0" w:color="auto"/>
+            </w:tcBorders>
+            <w:vAlign w:val="center"/>
+          </w:tcPr>
+          <w:p>
+            <w:pPr>
+              <w:tabs>
+                <w:tab w:val="left" w:pos="6145"/>
+              </w:tabs>
+              <w:spacing w:line="276" w:lineRule="auto"/>
+              <w:contextualSpacing/>
+              <w:rPr>
+                <w:rFonts w:ascii="Arial" w:hAnsi="Arial" w:cs="Arial"/>
+                <w:sz w:val="22"/>
+                <w:szCs w:val="22"/>
+              </w:rPr>
+            </w:pPr>
+            <w:r>
+              <w:rPr>
+                <w:rFonts w:ascii="Arial" w:hAnsi="Arial" w:cs="Arial"/>
+                <w:sz w:val="22"/>
+                <w:szCs w:val="22"/>
+              </w:rPr>
+              <w:t>{anggota_pokja</w:t>
+            </w:r>
+            <w:r>
+              <w:rPr>
+                <w:rFonts w:ascii="Arial" w:hAnsi="Arial" w:cs="Arial"/>
+                <w:sz w:val="22"/>
+                <w:szCs w:val="22"/>
+                <w:lang w:val="en-US"/>
+              </w:rPr>
+              <w:t>3</w:t>
+            </w:r>
+            <w:r>
+              <w:rPr>
+                <w:rFonts w:ascii="Arial" w:hAnsi="Arial" w:cs="Arial"/>
+                <w:sz w:val="22"/>
+                <w:szCs w:val="22"/>
+              </w:rPr>
+              <w:t>}</w:t>
+            </w:r>
+          </w:p>
+        </w:tc>
+        <w:tc>
+          <w:tcPr>
+            <w:tcW w:w="2269" w:type="dxa"/>
+            <w:tcBorders>
+              <w:top w:val="single" w:sz="4" w:space="0" w:color="auto"/>
+              <w:bottom w:val="single" w:sz="4" w:space="0" w:color="auto"/>
+            </w:tcBorders>
+            <w:vAlign w:val="center"/>
+          </w:tcPr>
+          <w:p>
+            <w:pPr>
+              <w:jc w:val="center"/>
+              <w:rPr>
+                <w:rFonts w:ascii="Arial" w:hAnsi="Arial" w:cs="Arial"/>
+                <w:sz w:val="22"/>
+                <w:szCs w:val="22"/>
+              </w:rPr>
+            </w:pPr>
+            <w:r>
+              <w:rPr>
+                <w:rFonts w:ascii="Arial" w:hAnsi="Arial" w:cs="Arial"/>
+                <w:sz w:val="22"/>
+                <w:szCs w:val="22"/>
+              </w:rPr>
+              <w:t>Anggota</w:t>
+            </w:r>
+          </w:p>
+        </w:tc>
+        <w:tc>
+          <w:tcPr>
+            <w:tcW w:w="1417" w:type="dxa"/>
+            <w:tcBorders>
+              <w:top w:val="single" w:sz="4" w:space="0" w:color="auto"/>
+              <w:bottom w:val="single" w:sz="4" w:space="0" w:color="auto"/>
+            </w:tcBorders>
+            <w:vAlign w:val="center"/>
+          </w:tcPr>
+          <w:p>
+            <w:pPr>
+              <w:jc w:val="center"/>
+              <w:rPr>
+                <w:rFonts w:ascii="Arial" w:hAnsi="Arial" w:cs="Arial"/>
+                <w:sz w:val="22"/>
+                <w:szCs w:val="22"/>
+              </w:rPr>
+            </w:pPr>
+          </w:p>
+        </w:tc>
+      </w:tr>
     </w:tbl>
     <w:p>
       <w:pPr>
@@ -13208,7 +13075,7 @@
       </w:pPr>
     </w:p>
     <w:sectPr>
-      <w:footerReference w:type="default" r:id="rId15"/>
+      <w:footerReference w:type="default" r:id="rId17"/>
       <w:pgSz w:w="11907" w:h="16840" w:code="9"/>
       <w:pgMar w:top="1418" w:right="1418" w:bottom="1134" w:left="1134" w:header="720" w:footer="284" w:gutter="0"/>
       <w:cols w:space="720"/>
@@ -13245,7 +13112,6 @@
   <w:p>
     <w:pPr>
       <w:pStyle w:val="Footer"/>
-      <w:jc w:val="center"/>
     </w:pPr>
   </w:p>
 </w:ftr>
@@ -13269,15 +13135,26 @@
       <w:pStyle w:val="Footer"/>
       <w:jc w:val="center"/>
     </w:pPr>
+  </w:p>
+</w:ftr>
+</file>
+
+<file path=word/footer4.xml><?xml version="1.0" encoding="utf-8"?>
+<w:ftr xmlns:wpc="http://schemas.microsoft.com/office/word/2010/wordprocessingCanvas" xmlns:cx="http://schemas.microsoft.com/office/drawing/2014/chartex" xmlns:cx1="http://schemas.microsoft.com/office/drawing/2015/9/8/chartex" xmlns:cx2="http://schemas.microsoft.com/office/drawing/2015/10/21/chartex" xmlns:cx3="http://schemas.microsoft.com/office/drawing/2016/5/9/chartex" xmlns:cx4="http://schemas.microsoft.com/office/drawing/2016/5/10/chartex" xmlns:cx5="http://schemas.microsoft.com/office/drawing/2016/5/11/chartex" xmlns:cx6="http://schemas.microsoft.com/office/drawing/2016/5/12/chartex" xmlns:cx7="http://schemas.microsoft.com/office/drawing/2016/5/13/chartex" xmlns:cx8="http://schemas.microsoft.com/office/drawing/2016/5/14/chartex" xmlns:mc="http://schemas.openxmlformats.org/markup-compatibility/2006" xmlns:aink="http://schemas.microsoft.com/office/drawing/2016/ink" xmlns:am3d="http://schemas.microsoft.com/office/drawing/2017/model3d" xmlns:o="urn:schemas-microsoft-com:office:office" xmlns:oel="http://schemas.microsoft.com/office/2019/extlst" xmlns:r="http://schemas.openxmlformats.org/officeDocument/2006/relationships" xmlns:m="http://schemas.openxmlformats.org/officeDocument/2006/math" xmlns:v="urn:schemas-microsoft-com:vml" xmlns:wp14="http://schemas.microsoft.com/office/word/2010/wordprocessingDrawing" xmlns:wp="http://schemas.openxmlformats.org/drawingml/2006/wordprocessingDrawing" xmlns:w10="urn:schemas-microsoft-com:office:word" xmlns:w="http://schemas.openxmlformats.org/wordprocessingml/2006/main" xmlns:w14="http://schemas.microsoft.com/office/word/2010/wordml" xmlns:w15="http://schemas.microsoft.com/office/word/2012/wordml" xmlns:w16cex="http://schemas.microsoft.com/office/word/2018/wordml/cex" xmlns:w16cid="http://schemas.microsoft.com/office/word/2016/wordml/cid" xmlns:w16="http://schemas.microsoft.com/office/word/2018/wordml" xmlns:w16du="http://schemas.microsoft.com/office/word/2023/wordml/word16du" xmlns:w16sdtdh="http://schemas.microsoft.com/office/word/2020/wordml/sdtdatahash" xmlns:w16sdtfl="http://schemas.microsoft.com/office/word/2024/wordml/sdtformatlock" xmlns:w16se="http://schemas.microsoft.com/office/word/2015/wordml/symex" xmlns:wpg="http://schemas.microsoft.com/office/word/2010/wordprocessingGroup" xmlns:wpi="http://schemas.microsoft.com/office/word/2010/wordprocessingInk" xmlns:wne="http://schemas.microsoft.com/office/word/2006/wordml" xmlns:wps="http://schemas.microsoft.com/office/word/2010/wordprocessingShape" mc:Ignorable="w14 w15 w16se w16cid w16 w16cex w16sdtdh w16sdtfl w16du wp14">
+  <w:p>
+    <w:pPr>
+      <w:pStyle w:val="Footer"/>
+      <w:jc w:val="center"/>
+    </w:pPr>
     <w:r>
       <w:rPr>
         <w:noProof/>
       </w:rPr>
       <w:drawing>
-        <wp:inline distT="0" distB="0" distL="0" distR="0" wp14:anchorId="3E32C45C" wp14:editId="3CA3CECB">
+        <wp:inline distT="0" distB="0" distL="0" distR="0" wp14:anchorId="18BB7C43" wp14:editId="6B9AD8A6">
           <wp:extent cx="1076325" cy="783054"/>
           <wp:effectExtent l="0" t="0" r="0" b="0"/>
-          <wp:docPr id="1307756148" name="Picture 2" descr="A black and blue rectangular card with red text&#10;&#10;Description automatically generated"/>
+          <wp:docPr id="1375103633" name="Picture 2" descr="A black and blue rectangular card with red text&#10;&#10;Description automatically generated"/>
           <wp:cNvGraphicFramePr>
             <a:graphicFrameLocks xmlns:a="http://schemas.openxmlformats.org/drawingml/2006/main" noChangeAspect="1"/>
           </wp:cNvGraphicFramePr>
@@ -13348,6 +13225,16 @@
       <w:pStyle w:val="Header"/>
     </w:pPr>
   </w:p>
+</w:hdr>
+</file>
+
+<file path=word/header2.xml><?xml version="1.0" encoding="utf-8"?>
+<w:hdr xmlns:wpc="http://schemas.microsoft.com/office/word/2010/wordprocessingCanvas" xmlns:cx="http://schemas.microsoft.com/office/drawing/2014/chartex" xmlns:cx1="http://schemas.microsoft.com/office/drawing/2015/9/8/chartex" xmlns:cx2="http://schemas.microsoft.com/office/drawing/2015/10/21/chartex" xmlns:cx3="http://schemas.microsoft.com/office/drawing/2016/5/9/chartex" xmlns:cx4="http://schemas.microsoft.com/office/drawing/2016/5/10/chartex" xmlns:cx5="http://schemas.microsoft.com/office/drawing/2016/5/11/chartex" xmlns:cx6="http://schemas.microsoft.com/office/drawing/2016/5/12/chartex" xmlns:cx7="http://schemas.microsoft.com/office/drawing/2016/5/13/chartex" xmlns:cx8="http://schemas.microsoft.com/office/drawing/2016/5/14/chartex" xmlns:mc="http://schemas.openxmlformats.org/markup-compatibility/2006" xmlns:aink="http://schemas.microsoft.com/office/drawing/2016/ink" xmlns:am3d="http://schemas.microsoft.com/office/drawing/2017/model3d" xmlns:o="urn:schemas-microsoft-com:office:office" xmlns:oel="http://schemas.microsoft.com/office/2019/extlst" xmlns:r="http://schemas.openxmlformats.org/officeDocument/2006/relationships" xmlns:m="http://schemas.openxmlformats.org/officeDocument/2006/math" xmlns:v="urn:schemas-microsoft-com:vml" xmlns:wp14="http://schemas.microsoft.com/office/word/2010/wordprocessingDrawing" xmlns:wp="http://schemas.openxmlformats.org/drawingml/2006/wordprocessingDrawing" xmlns:w10="urn:schemas-microsoft-com:office:word" xmlns:w="http://schemas.openxmlformats.org/wordprocessingml/2006/main" xmlns:w14="http://schemas.microsoft.com/office/word/2010/wordml" xmlns:w15="http://schemas.microsoft.com/office/word/2012/wordml" xmlns:w16cex="http://schemas.microsoft.com/office/word/2018/wordml/cex" xmlns:w16cid="http://schemas.microsoft.com/office/word/2016/wordml/cid" xmlns:w16="http://schemas.microsoft.com/office/word/2018/wordml" xmlns:w16du="http://schemas.microsoft.com/office/word/2023/wordml/word16du" xmlns:w16sdtdh="http://schemas.microsoft.com/office/word/2020/wordml/sdtdatahash" xmlns:w16sdtfl="http://schemas.microsoft.com/office/word/2024/wordml/sdtformatlock" xmlns:w16se="http://schemas.microsoft.com/office/word/2015/wordml/symex" xmlns:wpg="http://schemas.microsoft.com/office/word/2010/wordprocessingGroup" xmlns:wpi="http://schemas.microsoft.com/office/word/2010/wordprocessingInk" xmlns:wne="http://schemas.microsoft.com/office/word/2006/wordml" xmlns:wps="http://schemas.microsoft.com/office/word/2010/wordprocessingShape" mc:Ignorable="w14 w15 w16se w16cid w16 w16cex w16sdtdh w16sdtfl w16du wp14">
+  <w:p>
+    <w:pPr>
+      <w:pStyle w:val="Header"/>
+    </w:pPr>
+  </w:p>
   <w:p>
     <w:pPr>
       <w:pStyle w:val="Header"/>
@@ -13356,7 +13243,7 @@
 </w:hdr>
 </file>
 
-<file path=word/header2.xml><?xml version="1.0" encoding="utf-8"?>
+<file path=word/header3.xml><?xml version="1.0" encoding="utf-8"?>
 <w:hdr xmlns:wpc="http://schemas.microsoft.com/office/word/2010/wordprocessingCanvas" xmlns:cx="http://schemas.microsoft.com/office/drawing/2014/chartex" xmlns:cx1="http://schemas.microsoft.com/office/drawing/2015/9/8/chartex" xmlns:cx2="http://schemas.microsoft.com/office/drawing/2015/10/21/chartex" xmlns:cx3="http://schemas.microsoft.com/office/drawing/2016/5/9/chartex" xmlns:cx4="http://schemas.microsoft.com/office/drawing/2016/5/10/chartex" xmlns:cx5="http://schemas.microsoft.com/office/drawing/2016/5/11/chartex" xmlns:cx6="http://schemas.microsoft.com/office/drawing/2016/5/12/chartex" xmlns:cx7="http://schemas.microsoft.com/office/drawing/2016/5/13/chartex" xmlns:cx8="http://schemas.microsoft.com/office/drawing/2016/5/14/chartex" xmlns:mc="http://schemas.openxmlformats.org/markup-compatibility/2006" xmlns:aink="http://schemas.microsoft.com/office/drawing/2016/ink" xmlns:am3d="http://schemas.microsoft.com/office/drawing/2017/model3d" xmlns:o="urn:schemas-microsoft-com:office:office" xmlns:oel="http://schemas.microsoft.com/office/2019/extlst" xmlns:r="http://schemas.openxmlformats.org/officeDocument/2006/relationships" xmlns:m="http://schemas.openxmlformats.org/officeDocument/2006/math" xmlns:v="urn:schemas-microsoft-com:vml" xmlns:wp14="http://schemas.microsoft.com/office/word/2010/wordprocessingDrawing" xmlns:wp="http://schemas.openxmlformats.org/drawingml/2006/wordprocessingDrawing" xmlns:w10="urn:schemas-microsoft-com:office:word" xmlns:w="http://schemas.openxmlformats.org/wordprocessingml/2006/main" xmlns:w14="http://schemas.microsoft.com/office/word/2010/wordml" xmlns:w15="http://schemas.microsoft.com/office/word/2012/wordml" xmlns:w16cex="http://schemas.microsoft.com/office/word/2018/wordml/cex" xmlns:w16cid="http://schemas.microsoft.com/office/word/2016/wordml/cid" xmlns:w16="http://schemas.microsoft.com/office/word/2018/wordml" xmlns:w16du="http://schemas.microsoft.com/office/word/2023/wordml/word16du" xmlns:w16sdtdh="http://schemas.microsoft.com/office/word/2020/wordml/sdtdatahash" xmlns:w16sdtfl="http://schemas.microsoft.com/office/word/2024/wordml/sdtformatlock" xmlns:w16se="http://schemas.microsoft.com/office/word/2015/wordml/symex" xmlns:wpg="http://schemas.microsoft.com/office/word/2010/wordprocessingGroup" xmlns:wpi="http://schemas.microsoft.com/office/word/2010/wordprocessingInk" xmlns:wne="http://schemas.microsoft.com/office/word/2006/wordml" xmlns:wps="http://schemas.microsoft.com/office/word/2010/wordprocessingShape" mc:Ignorable="w14 w15 w16se w16cid w16 w16cex w16sdtdh w16sdtfl w16du wp14">
   <w:p>
     <w:pPr>
@@ -13367,8 +13254,6 @@
       <w:jc w:val="center"/>
       <w:rPr>
         <w:rFonts w:ascii="Arial" w:eastAsia="Calibri" w:hAnsi="Arial" w:cs="Arial"/>
-        <w:b/>
-        <w:bCs/>
         <w:sz w:val="36"/>
         <w:szCs w:val="36"/>
       </w:rPr>
@@ -13450,8 +13335,6 @@
     <w:r>
       <w:rPr>
         <w:rFonts w:ascii="Arial" w:eastAsia="Calibri" w:hAnsi="Arial" w:cs="Arial"/>
-        <w:b/>
-        <w:bCs/>
         <w:sz w:val="36"/>
         <w:szCs w:val="36"/>
       </w:rPr>
@@ -13469,8 +13352,6 @@
       <w:outlineLvl w:val="4"/>
       <w:rPr>
         <w:rFonts w:ascii="Arial" w:hAnsi="Arial" w:cs="Arial"/>
-        <w:b/>
-        <w:bCs/>
         <w:sz w:val="28"/>
         <w:szCs w:val="28"/>
       </w:rPr>
@@ -13478,8 +13359,6 @@
     <w:r>
       <w:rPr>
         <w:rFonts w:ascii="Arial" w:hAnsi="Arial" w:cs="Arial"/>
-        <w:b/>
-        <w:bCs/>
         <w:sz w:val="24"/>
         <w:szCs w:val="24"/>
       </w:rPr>
@@ -16574,103 +16453,103 @@
       </w:pPr>
     </w:lvl>
   </w:abstractNum>
-  <w:num w:numId="1" w16cid:durableId="1093816314">
+  <w:num w:numId="1" w16cid:durableId="1725371652">
     <w:abstractNumId w:val="8"/>
   </w:num>
-  <w:num w:numId="2" w16cid:durableId="1884438236">
+  <w:num w:numId="2" w16cid:durableId="358164675">
     <w:abstractNumId w:val="18"/>
   </w:num>
-  <w:num w:numId="3" w16cid:durableId="237861502">
+  <w:num w:numId="3" w16cid:durableId="1387216940">
     <w:abstractNumId w:val="23"/>
   </w:num>
-  <w:num w:numId="4" w16cid:durableId="1461147422">
+  <w:num w:numId="4" w16cid:durableId="2124301378">
     <w:abstractNumId w:val="0"/>
   </w:num>
-  <w:num w:numId="5" w16cid:durableId="2083913728">
+  <w:num w:numId="5" w16cid:durableId="534582392">
     <w:abstractNumId w:val="12"/>
   </w:num>
-  <w:num w:numId="6" w16cid:durableId="1702433169">
+  <w:num w:numId="6" w16cid:durableId="1304777578">
     <w:abstractNumId w:val="13"/>
   </w:num>
-  <w:num w:numId="7" w16cid:durableId="701399018">
+  <w:num w:numId="7" w16cid:durableId="605960462">
     <w:abstractNumId w:val="22"/>
   </w:num>
-  <w:num w:numId="8" w16cid:durableId="1109082946">
+  <w:num w:numId="8" w16cid:durableId="1266425279">
     <w:abstractNumId w:val="1"/>
   </w:num>
-  <w:num w:numId="9" w16cid:durableId="1754163219">
+  <w:num w:numId="9" w16cid:durableId="2017265384">
     <w:abstractNumId w:val="27"/>
   </w:num>
-  <w:num w:numId="10" w16cid:durableId="1501578083">
+  <w:num w:numId="10" w16cid:durableId="1254318143">
     <w:abstractNumId w:val="7"/>
   </w:num>
-  <w:num w:numId="11" w16cid:durableId="2033455155">
+  <w:num w:numId="11" w16cid:durableId="9262115">
     <w:abstractNumId w:val="14"/>
   </w:num>
-  <w:num w:numId="12" w16cid:durableId="1506094368">
+  <w:num w:numId="12" w16cid:durableId="2097482073">
     <w:abstractNumId w:val="32"/>
   </w:num>
-  <w:num w:numId="13" w16cid:durableId="1159688418">
+  <w:num w:numId="13" w16cid:durableId="1388991497">
     <w:abstractNumId w:val="9"/>
   </w:num>
-  <w:num w:numId="14" w16cid:durableId="916984661">
+  <w:num w:numId="14" w16cid:durableId="1244873859">
     <w:abstractNumId w:val="6"/>
   </w:num>
-  <w:num w:numId="15" w16cid:durableId="1669672028">
+  <w:num w:numId="15" w16cid:durableId="818766178">
     <w:abstractNumId w:val="10"/>
   </w:num>
-  <w:num w:numId="16" w16cid:durableId="1132596073">
+  <w:num w:numId="16" w16cid:durableId="1067260671">
     <w:abstractNumId w:val="20"/>
   </w:num>
-  <w:num w:numId="17" w16cid:durableId="1116093951">
+  <w:num w:numId="17" w16cid:durableId="2145003018">
     <w:abstractNumId w:val="11"/>
   </w:num>
-  <w:num w:numId="18" w16cid:durableId="2079086084">
+  <w:num w:numId="18" w16cid:durableId="377366125">
     <w:abstractNumId w:val="16"/>
   </w:num>
-  <w:num w:numId="19" w16cid:durableId="537207051">
+  <w:num w:numId="19" w16cid:durableId="1418596256">
     <w:abstractNumId w:val="5"/>
   </w:num>
-  <w:num w:numId="20" w16cid:durableId="1808816897">
+  <w:num w:numId="20" w16cid:durableId="444033612">
     <w:abstractNumId w:val="19"/>
   </w:num>
-  <w:num w:numId="21" w16cid:durableId="1772435715">
+  <w:num w:numId="21" w16cid:durableId="1559513947">
     <w:abstractNumId w:val="25"/>
   </w:num>
-  <w:num w:numId="22" w16cid:durableId="1302030350">
+  <w:num w:numId="22" w16cid:durableId="520700073">
     <w:abstractNumId w:val="28"/>
   </w:num>
-  <w:num w:numId="23" w16cid:durableId="1407268309">
+  <w:num w:numId="23" w16cid:durableId="1641034066">
     <w:abstractNumId w:val="4"/>
   </w:num>
-  <w:num w:numId="24" w16cid:durableId="25451836">
+  <w:num w:numId="24" w16cid:durableId="845287951">
     <w:abstractNumId w:val="21"/>
   </w:num>
-  <w:num w:numId="25" w16cid:durableId="1834106278">
+  <w:num w:numId="25" w16cid:durableId="1156383135">
     <w:abstractNumId w:val="31"/>
   </w:num>
-  <w:num w:numId="26" w16cid:durableId="1151827088">
+  <w:num w:numId="26" w16cid:durableId="420414002">
     <w:abstractNumId w:val="24"/>
   </w:num>
-  <w:num w:numId="27" w16cid:durableId="1207598456">
+  <w:num w:numId="27" w16cid:durableId="1843278306">
     <w:abstractNumId w:val="26"/>
   </w:num>
-  <w:num w:numId="28" w16cid:durableId="1206673789">
+  <w:num w:numId="28" w16cid:durableId="1184899089">
     <w:abstractNumId w:val="29"/>
   </w:num>
-  <w:num w:numId="29" w16cid:durableId="1408191974">
+  <w:num w:numId="29" w16cid:durableId="1067144551">
     <w:abstractNumId w:val="17"/>
   </w:num>
-  <w:num w:numId="30" w16cid:durableId="1816601434">
+  <w:num w:numId="30" w16cid:durableId="840584627">
     <w:abstractNumId w:val="30"/>
   </w:num>
-  <w:num w:numId="31" w16cid:durableId="224217245">
+  <w:num w:numId="31" w16cid:durableId="666129232">
     <w:abstractNumId w:val="3"/>
   </w:num>
-  <w:num w:numId="32" w16cid:durableId="1769698310">
+  <w:num w:numId="32" w16cid:durableId="718169896">
     <w:abstractNumId w:val="2"/>
   </w:num>
-  <w:num w:numId="33" w16cid:durableId="160238531">
+  <w:num w:numId="33" w16cid:durableId="1347052091">
     <w:abstractNumId w:val="15"/>
   </w:num>
   <w:numIdMacAtCleanup w:val="15"/>
@@ -18165,6 +18044,15 @@
 </file>
 
 <file path=customXml/item1.xml><?xml version="1.0" encoding="utf-8"?>
+<?mso-contentType ?>
+<FormTemplates xmlns="http://schemas.microsoft.com/sharepoint/v3/contenttype/forms">
+  <Display>DocumentLibraryForm</Display>
+  <Edit>DocumentLibraryForm</Edit>
+  <New>DocumentLibraryForm</New>
+</FormTemplates>
+</file>
+
+<file path=customXml/item2.xml><?xml version="1.0" encoding="utf-8"?>
 <ct:contentTypeSchema xmlns:ct="http://schemas.microsoft.com/office/2006/metadata/contentType" xmlns:ma="http://schemas.microsoft.com/office/2006/metadata/properties/metaAttributes" ct:_="" ma:_="" ma:contentTypeName="Document" ma:contentTypeID="0x010100AEF28E0A17E4AE4FA5DD6A9AABB5DBC8" ma:contentTypeVersion="16" ma:contentTypeDescription="Create a new document." ma:contentTypeScope="" ma:versionID="a17fa769c7c4fea18ba461e558e121e5">
   <xsd:schema xmlns:xsd="http://www.w3.org/2001/XMLSchema" xmlns:xs="http://www.w3.org/2001/XMLSchema" xmlns:p="http://schemas.microsoft.com/office/2006/metadata/properties" xmlns:ns2="87f1a149-5420-40c2-b2e8-d8d0877ebc85" xmlns:ns3="23b7ebbb-480e-4d36-8f38-fd0ac82dae9c" targetNamespace="http://schemas.microsoft.com/office/2006/metadata/properties" ma:root="true" ma:fieldsID="3bfa0fac8ae4d24da5269d6ff34039be" ns2:_="" ns3:_="">
     <xsd:import namespace="87f1a149-5420-40c2-b2e8-d8d0877ebc85"/>
@@ -18407,16 +18295,11 @@
 </ct:contentTypeSchema>
 </file>
 
-<file path=customXml/item2.xml><?xml version="1.0" encoding="utf-8"?>
-<?mso-contentType ?>
-<FormTemplates xmlns="http://schemas.microsoft.com/sharepoint/v3/contenttype/forms">
-  <Display>DocumentLibraryForm</Display>
-  <Edit>DocumentLibraryForm</Edit>
-  <New>DocumentLibraryForm</New>
-</FormTemplates>
+<file path=customXml/item3.xml><?xml version="1.0" encoding="utf-8"?>
+<b:Sources xmlns:b="http://schemas.openxmlformats.org/officeDocument/2006/bibliography" xmlns="http://schemas.openxmlformats.org/officeDocument/2006/bibliography" SelectedStyle="\APASixthEditionOfficeOnline.xsl" StyleName="APA" Version="6"/>
 </file>
 
-<file path=customXml/item3.xml><?xml version="1.0" encoding="utf-8"?>
+<file path=customXml/item4.xml><?xml version="1.0" encoding="utf-8"?>
 <p:properties xmlns:p="http://schemas.microsoft.com/office/2006/metadata/properties" xmlns:xsi="http://www.w3.org/2001/XMLSchema-instance" xmlns:pc="http://schemas.microsoft.com/office/infopath/2007/PartnerControls">
   <documentManagement>
     <TaxCatchAll xmlns="23b7ebbb-480e-4d36-8f38-fd0ac82dae9c" xsi:nil="true"/>
@@ -18428,11 +18311,15 @@
 </p:properties>
 </file>
 
-<file path=customXml/item4.xml><?xml version="1.0" encoding="utf-8"?>
-<b:Sources xmlns:b="http://schemas.openxmlformats.org/officeDocument/2006/bibliography" xmlns="http://schemas.openxmlformats.org/officeDocument/2006/bibliography" SelectedStyle="\APASixthEditionOfficeOnline.xsl" StyleName="APA" Version="6"/>
+<file path=customXml/itemProps1.xml><?xml version="1.0" encoding="utf-8"?>
+<ds:datastoreItem xmlns:ds="http://schemas.openxmlformats.org/officeDocument/2006/customXml" ds:itemID="{ADE80AD1-B511-437D-9EC6-E71B406ED00D}">
+  <ds:schemaRefs>
+    <ds:schemaRef ds:uri="http://schemas.microsoft.com/sharepoint/v3/contenttype/forms"/>
+  </ds:schemaRefs>
+</ds:datastoreItem>
 </file>
 
-<file path=customXml/itemProps1.xml><?xml version="1.0" encoding="utf-8"?>
+<file path=customXml/itemProps2.xml><?xml version="1.0" encoding="utf-8"?>
 <ds:datastoreItem xmlns:ds="http://schemas.openxmlformats.org/officeDocument/2006/customXml" ds:itemID="{A2934C3C-1F7E-4BE6-BD60-DDF56A21B2D7}">
   <ds:schemaRefs>
     <ds:schemaRef ds:uri="http://schemas.microsoft.com/office/2006/metadata/contentType"/>
@@ -18451,15 +18338,15 @@
 </ds:datastoreItem>
 </file>
 
-<file path=customXml/itemProps2.xml><?xml version="1.0" encoding="utf-8"?>
-<ds:datastoreItem xmlns:ds="http://schemas.openxmlformats.org/officeDocument/2006/customXml" ds:itemID="{ADE80AD1-B511-437D-9EC6-E71B406ED00D}">
+<file path=customXml/itemProps3.xml><?xml version="1.0" encoding="utf-8"?>
+<ds:datastoreItem xmlns:ds="http://schemas.openxmlformats.org/officeDocument/2006/customXml" ds:itemID="{10D35394-9BBA-4CA7-9ACA-93FF9FC4B9FE}">
   <ds:schemaRefs>
-    <ds:schemaRef ds:uri="http://schemas.microsoft.com/sharepoint/v3/contenttype/forms"/>
+    <ds:schemaRef ds:uri="http://schemas.openxmlformats.org/officeDocument/2006/bibliography"/>
   </ds:schemaRefs>
 </ds:datastoreItem>
 </file>
 
-<file path=customXml/itemProps3.xml><?xml version="1.0" encoding="utf-8"?>
+<file path=customXml/itemProps4.xml><?xml version="1.0" encoding="utf-8"?>
 <ds:datastoreItem xmlns:ds="http://schemas.openxmlformats.org/officeDocument/2006/customXml" ds:itemID="{0EF6B3C1-2C0C-45C1-848E-2E47DFDB0FBC}">
   <ds:schemaRefs>
     <ds:schemaRef ds:uri="http://schemas.microsoft.com/office/2006/metadata/properties"/>
@@ -18468,12 +18355,4 @@
     <ds:schemaRef ds:uri="87f1a149-5420-40c2-b2e8-d8d0877ebc85"/>
   </ds:schemaRefs>
 </ds:datastoreItem>
-</file>
-
-<file path=customXml/itemProps4.xml><?xml version="1.0" encoding="utf-8"?>
-<ds:datastoreItem xmlns:ds="http://schemas.openxmlformats.org/officeDocument/2006/customXml" ds:itemID="{10D35394-9BBA-4CA7-9ACA-93FF9FC4B9FE}">
-  <ds:schemaRefs>
-    <ds:schemaRef ds:uri="http://schemas.openxmlformats.org/officeDocument/2006/bibliography"/>
-  </ds:schemaRefs>
-</ds:datastoreItem>
 </file>
--- a/Master Folder/Master BA Timlak RO Konsultan/01. BA Reviu Persiapan Pengadaan.docx
+++ b/Master Folder/Master BA Timlak RO Konsultan/01. BA Reviu Persiapan Pengadaan.docx
@@ -7072,7 +7072,27 @@
                 <w:szCs w:val="22"/>
                 <w:lang w:val="sv-SE"/>
               </w:rPr>
-              <w:t>Surat usulan tender dari Kasatker</w:t>
+              <w:t xml:space="preserve">Surat usulan </w:t>
+            </w:r>
+            <w:proofErr w:type="gramStart"/>
+            <w:r>
+              <w:rPr>
+                <w:rFonts w:ascii="Arial" w:hAnsi="Arial" w:cs="Arial"/>
+                <w:sz w:val="22"/>
+                <w:szCs w:val="22"/>
+                <w:lang w:val="sv-SE"/>
+              </w:rPr>
+              <w:t>tender dari</w:t>
+            </w:r>
+            <w:proofErr w:type="gramEnd"/>
+            <w:r>
+              <w:rPr>
+                <w:rFonts w:ascii="Arial" w:hAnsi="Arial" w:cs="Arial"/>
+                <w:sz w:val="22"/>
+                <w:szCs w:val="22"/>
+                <w:lang w:val="sv-SE"/>
+              </w:rPr>
+              <w:t xml:space="preserve"> Kasatker</w:t>
             </w:r>
           </w:p>
         </w:tc>
@@ -10845,23 +10865,7 @@
           <w:sz w:val="22"/>
           <w:szCs w:val="22"/>
         </w:rPr>
-        <w:t>Berdasarkan Rapat Reviu Dokumen Persiapan Pengadaan yang telah dilakukan,</w:t>
-      </w:r>
-      <w:r>
-        <w:rPr>
-          <w:rFonts w:ascii="Arial" w:eastAsia="Arial" w:hAnsi="Arial" w:cs="Arial"/>
-          <w:sz w:val="22"/>
-          <w:szCs w:val="22"/>
-        </w:rPr>
-        <w:t xml:space="preserve"> </w:t>
-      </w:r>
-      <w:r>
-        <w:rPr>
-          <w:rFonts w:ascii="Arial" w:eastAsia="Arial" w:hAnsi="Arial" w:cs="Arial"/>
-          <w:sz w:val="22"/>
-          <w:szCs w:val="22"/>
-        </w:rPr>
-        <w:t xml:space="preserve">Pokja Pemilihan, Tim Pelaksana, dan PPK </w:t>
+        <w:t xml:space="preserve">Berdasarkan Rapat Reviu Dokumen Persiapan Pengadaan yang telah dilakukan, Pokja Pemilihan, Tim Pelaksana, dan PPK </w:t>
       </w:r>
       <w:r>
         <w:rPr>
@@ -10876,21 +10880,34 @@
       <w:r>
         <w:rPr>
           <w:rFonts w:ascii="Arial" w:eastAsia="Arial" w:hAnsi="Arial" w:cs="Arial"/>
-          <w:b/>
-          <w:bCs/>
-          <w:strike/>
-          <w:sz w:val="22"/>
-          <w:szCs w:val="22"/>
-        </w:rPr>
-        <w:t>/tidak sepakat</w:t>
-      </w:r>
-      <w:r>
-        <w:rPr>
-          <w:rFonts w:ascii="Arial" w:eastAsia="Arial" w:hAnsi="Arial" w:cs="Arial"/>
-          <w:sz w:val="22"/>
-          <w:szCs w:val="22"/>
-        </w:rPr>
-        <w:t xml:space="preserve"> untuk dilanjutkan ke proses penetapan dokumen persiapan pengadaan hasil reviu.</w:t>
+          <w:sz w:val="22"/>
+          <w:szCs w:val="22"/>
+        </w:rPr>
+        <w:t xml:space="preserve"> untuk </w:t>
+      </w:r>
+      <w:r>
+        <w:rPr>
+          <w:rFonts w:ascii="Arial" w:eastAsia="Arial" w:hAnsi="Arial" w:cs="Arial"/>
+          <w:sz w:val="22"/>
+          <w:szCs w:val="22"/>
+        </w:rPr>
+        <w:t>ditetapkan</w:t>
+      </w:r>
+      <w:r>
+        <w:rPr>
+          <w:rFonts w:ascii="Arial" w:eastAsia="Arial" w:hAnsi="Arial" w:cs="Arial"/>
+          <w:sz w:val="22"/>
+          <w:szCs w:val="22"/>
+        </w:rPr>
+        <w:t xml:space="preserve"> Dokumen Persiapan Pengadaan</w:t>
+      </w:r>
+      <w:r>
+        <w:rPr>
+          <w:rFonts w:ascii="Arial" w:eastAsia="Arial" w:hAnsi="Arial" w:cs="Arial"/>
+          <w:sz w:val="22"/>
+          <w:szCs w:val="22"/>
+        </w:rPr>
+        <w:t>.</w:t>
       </w:r>
       <w:r>
         <w:rPr>
@@ -18044,15 +18061,22 @@
 </file>
 
 <file path=customXml/item1.xml><?xml version="1.0" encoding="utf-8"?>
-<?mso-contentType ?>
-<FormTemplates xmlns="http://schemas.microsoft.com/sharepoint/v3/contenttype/forms">
-  <Display>DocumentLibraryForm</Display>
-  <Edit>DocumentLibraryForm</Edit>
-  <New>DocumentLibraryForm</New>
-</FormTemplates>
+<p:properties xmlns:p="http://schemas.microsoft.com/office/2006/metadata/properties" xmlns:xsi="http://www.w3.org/2001/XMLSchema-instance" xmlns:pc="http://schemas.microsoft.com/office/infopath/2007/PartnerControls">
+  <documentManagement>
+    <TaxCatchAll xmlns="23b7ebbb-480e-4d36-8f38-fd0ac82dae9c" xsi:nil="true"/>
+    <lcf76f155ced4ddcb4097134ff3c332f xmlns="87f1a149-5420-40c2-b2e8-d8d0877ebc85">
+      <Terms xmlns="http://schemas.microsoft.com/office/infopath/2007/PartnerControls"/>
+    </lcf76f155ced4ddcb4097134ff3c332f>
+    <PIC xmlns="87f1a149-5420-40c2-b2e8-d8d0877ebc85" xsi:nil="true"/>
+  </documentManagement>
+</p:properties>
 </file>
 
 <file path=customXml/item2.xml><?xml version="1.0" encoding="utf-8"?>
+<b:Sources xmlns:b="http://schemas.openxmlformats.org/officeDocument/2006/bibliography" xmlns="http://schemas.openxmlformats.org/officeDocument/2006/bibliography" SelectedStyle="\APASixthEditionOfficeOnline.xsl" StyleName="APA" Version="6"/>
+</file>
+
+<file path=customXml/item3.xml><?xml version="1.0" encoding="utf-8"?>
 <ct:contentTypeSchema xmlns:ct="http://schemas.microsoft.com/office/2006/metadata/contentType" xmlns:ma="http://schemas.microsoft.com/office/2006/metadata/properties/metaAttributes" ct:_="" ma:_="" ma:contentTypeName="Document" ma:contentTypeID="0x010100AEF28E0A17E4AE4FA5DD6A9AABB5DBC8" ma:contentTypeVersion="16" ma:contentTypeDescription="Create a new document." ma:contentTypeScope="" ma:versionID="a17fa769c7c4fea18ba461e558e121e5">
   <xsd:schema xmlns:xsd="http://www.w3.org/2001/XMLSchema" xmlns:xs="http://www.w3.org/2001/XMLSchema" xmlns:p="http://schemas.microsoft.com/office/2006/metadata/properties" xmlns:ns2="87f1a149-5420-40c2-b2e8-d8d0877ebc85" xmlns:ns3="23b7ebbb-480e-4d36-8f38-fd0ac82dae9c" targetNamespace="http://schemas.microsoft.com/office/2006/metadata/properties" ma:root="true" ma:fieldsID="3bfa0fac8ae4d24da5269d6ff34039be" ns2:_="" ns3:_="">
     <xsd:import namespace="87f1a149-5420-40c2-b2e8-d8d0877ebc85"/>
@@ -18295,31 +18319,35 @@
 </ct:contentTypeSchema>
 </file>
 
-<file path=customXml/item3.xml><?xml version="1.0" encoding="utf-8"?>
-<b:Sources xmlns:b="http://schemas.openxmlformats.org/officeDocument/2006/bibliography" xmlns="http://schemas.openxmlformats.org/officeDocument/2006/bibliography" SelectedStyle="\APASixthEditionOfficeOnline.xsl" StyleName="APA" Version="6"/>
-</file>
-
 <file path=customXml/item4.xml><?xml version="1.0" encoding="utf-8"?>
-<p:properties xmlns:p="http://schemas.microsoft.com/office/2006/metadata/properties" xmlns:xsi="http://www.w3.org/2001/XMLSchema-instance" xmlns:pc="http://schemas.microsoft.com/office/infopath/2007/PartnerControls">
-  <documentManagement>
-    <TaxCatchAll xmlns="23b7ebbb-480e-4d36-8f38-fd0ac82dae9c" xsi:nil="true"/>
-    <lcf76f155ced4ddcb4097134ff3c332f xmlns="87f1a149-5420-40c2-b2e8-d8d0877ebc85">
-      <Terms xmlns="http://schemas.microsoft.com/office/infopath/2007/PartnerControls"/>
-    </lcf76f155ced4ddcb4097134ff3c332f>
-    <PIC xmlns="87f1a149-5420-40c2-b2e8-d8d0877ebc85" xsi:nil="true"/>
-  </documentManagement>
-</p:properties>
+<?mso-contentType ?>
+<FormTemplates xmlns="http://schemas.microsoft.com/sharepoint/v3/contenttype/forms">
+  <Display>DocumentLibraryForm</Display>
+  <Edit>DocumentLibraryForm</Edit>
+  <New>DocumentLibraryForm</New>
+</FormTemplates>
 </file>
 
 <file path=customXml/itemProps1.xml><?xml version="1.0" encoding="utf-8"?>
-<ds:datastoreItem xmlns:ds="http://schemas.openxmlformats.org/officeDocument/2006/customXml" ds:itemID="{ADE80AD1-B511-437D-9EC6-E71B406ED00D}">
+<ds:datastoreItem xmlns:ds="http://schemas.openxmlformats.org/officeDocument/2006/customXml" ds:itemID="{0EF6B3C1-2C0C-45C1-848E-2E47DFDB0FBC}">
   <ds:schemaRefs>
-    <ds:schemaRef ds:uri="http://schemas.microsoft.com/sharepoint/v3/contenttype/forms"/>
+    <ds:schemaRef ds:uri="http://schemas.microsoft.com/office/2006/metadata/properties"/>
+    <ds:schemaRef ds:uri="http://schemas.microsoft.com/office/infopath/2007/PartnerControls"/>
+    <ds:schemaRef ds:uri="23b7ebbb-480e-4d36-8f38-fd0ac82dae9c"/>
+    <ds:schemaRef ds:uri="87f1a149-5420-40c2-b2e8-d8d0877ebc85"/>
   </ds:schemaRefs>
 </ds:datastoreItem>
 </file>
 
 <file path=customXml/itemProps2.xml><?xml version="1.0" encoding="utf-8"?>
+<ds:datastoreItem xmlns:ds="http://schemas.openxmlformats.org/officeDocument/2006/customXml" ds:itemID="{10D35394-9BBA-4CA7-9ACA-93FF9FC4B9FE}">
+  <ds:schemaRefs>
+    <ds:schemaRef ds:uri="http://schemas.openxmlformats.org/officeDocument/2006/bibliography"/>
+  </ds:schemaRefs>
+</ds:datastoreItem>
+</file>
+
+<file path=customXml/itemProps3.xml><?xml version="1.0" encoding="utf-8"?>
 <ds:datastoreItem xmlns:ds="http://schemas.openxmlformats.org/officeDocument/2006/customXml" ds:itemID="{A2934C3C-1F7E-4BE6-BD60-DDF56A21B2D7}">
   <ds:schemaRefs>
     <ds:schemaRef ds:uri="http://schemas.microsoft.com/office/2006/metadata/contentType"/>
@@ -18338,21 +18366,10 @@
 </ds:datastoreItem>
 </file>
 
-<file path=customXml/itemProps3.xml><?xml version="1.0" encoding="utf-8"?>
-<ds:datastoreItem xmlns:ds="http://schemas.openxmlformats.org/officeDocument/2006/customXml" ds:itemID="{10D35394-9BBA-4CA7-9ACA-93FF9FC4B9FE}">
+<file path=customXml/itemProps4.xml><?xml version="1.0" encoding="utf-8"?>
+<ds:datastoreItem xmlns:ds="http://schemas.openxmlformats.org/officeDocument/2006/customXml" ds:itemID="{ADE80AD1-B511-437D-9EC6-E71B406ED00D}">
   <ds:schemaRefs>
-    <ds:schemaRef ds:uri="http://schemas.openxmlformats.org/officeDocument/2006/bibliography"/>
-  </ds:schemaRefs>
-</ds:datastoreItem>
-</file>
-
-<file path=customXml/itemProps4.xml><?xml version="1.0" encoding="utf-8"?>
-<ds:datastoreItem xmlns:ds="http://schemas.openxmlformats.org/officeDocument/2006/customXml" ds:itemID="{0EF6B3C1-2C0C-45C1-848E-2E47DFDB0FBC}">
-  <ds:schemaRefs>
-    <ds:schemaRef ds:uri="http://schemas.microsoft.com/office/2006/metadata/properties"/>
-    <ds:schemaRef ds:uri="http://schemas.microsoft.com/office/infopath/2007/PartnerControls"/>
-    <ds:schemaRef ds:uri="23b7ebbb-480e-4d36-8f38-fd0ac82dae9c"/>
-    <ds:schemaRef ds:uri="87f1a149-5420-40c2-b2e8-d8d0877ebc85"/>
+    <ds:schemaRef ds:uri="http://schemas.microsoft.com/sharepoint/v3/contenttype/forms"/>
   </ds:schemaRefs>
 </ds:datastoreItem>
 </file>
--- a/Master Folder/Master BA Timlak RO Konsultan/01. BA Reviu Persiapan Pengadaan.docx
+++ b/Master Folder/Master BA Timlak RO Konsultan/01. BA Reviu Persiapan Pengadaan.docx
@@ -256,9 +256,16 @@
           <w:szCs w:val="22"/>
           <w:lang w:val="en-US"/>
         </w:rPr>
-        <w:t>{</w:t>
-      </w:r>
-      <w:proofErr w:type="spellStart"/>
+        <w:t>{kode_klasifikasi}</w:t>
+      </w:r>
+      <w:r>
+        <w:rPr>
+          <w:rFonts w:ascii="Arial" w:eastAsia="Arial" w:hAnsi="Arial" w:cs="Arial"/>
+          <w:sz w:val="22"/>
+          <w:szCs w:val="22"/>
+        </w:rPr>
+        <w:t>/R/Bp2jk17/POKJA-</w:t>
+      </w:r>
       <w:r>
         <w:rPr>
           <w:rFonts w:ascii="Arial" w:eastAsia="Arial" w:hAnsi="Arial" w:cs="Arial"/>
@@ -266,54 +273,7 @@
           <w:szCs w:val="22"/>
           <w:lang w:val="en-US"/>
         </w:rPr>
-        <w:t>kode_klasifikasi</w:t>
-      </w:r>
-      <w:proofErr w:type="spellEnd"/>
-      <w:r>
-        <w:rPr>
-          <w:rFonts w:ascii="Arial" w:eastAsia="Arial" w:hAnsi="Arial" w:cs="Arial"/>
-          <w:sz w:val="22"/>
-          <w:szCs w:val="22"/>
-          <w:lang w:val="en-US"/>
-        </w:rPr>
-        <w:t>}</w:t>
-      </w:r>
-      <w:r>
-        <w:rPr>
-          <w:rFonts w:ascii="Arial" w:eastAsia="Arial" w:hAnsi="Arial" w:cs="Arial"/>
-          <w:sz w:val="22"/>
-          <w:szCs w:val="22"/>
-        </w:rPr>
-        <w:t>/R/Bp2jk17/POKJA-</w:t>
-      </w:r>
-      <w:r>
-        <w:rPr>
-          <w:rFonts w:ascii="Arial" w:eastAsia="Arial" w:hAnsi="Arial" w:cs="Arial"/>
-          <w:sz w:val="22"/>
-          <w:szCs w:val="22"/>
-          <w:lang w:val="en-US"/>
-        </w:rPr>
-        <w:t>{</w:t>
-      </w:r>
-      <w:proofErr w:type="spellStart"/>
-      <w:r>
-        <w:rPr>
-          <w:rFonts w:ascii="Arial" w:eastAsia="Arial" w:hAnsi="Arial" w:cs="Arial"/>
-          <w:sz w:val="22"/>
-          <w:szCs w:val="22"/>
-          <w:lang w:val="en-US"/>
-        </w:rPr>
-        <w:t>kode_pokja</w:t>
-      </w:r>
-      <w:proofErr w:type="spellEnd"/>
-      <w:r>
-        <w:rPr>
-          <w:rFonts w:ascii="Arial" w:eastAsia="Arial" w:hAnsi="Arial" w:cs="Arial"/>
-          <w:sz w:val="22"/>
-          <w:szCs w:val="22"/>
-          <w:lang w:val="en-US"/>
-        </w:rPr>
-        <w:t>}</w:t>
+        <w:t>{kode_pokja}</w:t>
       </w:r>
       <w:r>
         <w:rPr>
@@ -488,7 +448,6 @@
         </w:rPr>
         <w:t>_</w:t>
       </w:r>
-      <w:proofErr w:type="spellStart"/>
       <w:r>
         <w:rPr>
           <w:rFonts w:ascii="Arial" w:eastAsia="Arial" w:hAnsi="Arial" w:cs="Arial"/>
@@ -502,7 +461,6 @@
         </w:rPr>
         <w:t>reviu</w:t>
       </w:r>
-      <w:proofErr w:type="spellEnd"/>
       <w:r>
         <w:rPr>
           <w:rFonts w:ascii="Arial" w:eastAsia="Arial" w:hAnsi="Arial" w:cs="Arial"/>
@@ -602,7 +560,6 @@
         </w:rPr>
         <w:t>{tanggal_</w:t>
       </w:r>
-      <w:proofErr w:type="spellStart"/>
       <w:r>
         <w:rPr>
           <w:rFonts w:ascii="Arial" w:eastAsia="Arial" w:hAnsi="Arial" w:cs="Arial"/>
@@ -613,9 +570,8 @@
           <w:szCs w:val="22"/>
           <w:lang w:val="en-US"/>
         </w:rPr>
-        <w:t>sebut</w:t>
-      </w:r>
-      <w:proofErr w:type="spellEnd"/>
+        <w:t>sebut_</w:t>
+      </w:r>
       <w:r>
         <w:rPr>
           <w:rFonts w:ascii="Arial" w:eastAsia="Arial" w:hAnsi="Arial" w:cs="Arial"/>
@@ -624,9 +580,8 @@
           <w:spacing w:val="5"/>
           <w:sz w:val="22"/>
           <w:szCs w:val="22"/>
-          <w:lang w:val="en-US"/>
-        </w:rPr>
-        <w:t>_</w:t>
+        </w:rPr>
+        <w:t>reviu</w:t>
       </w:r>
       <w:r>
         <w:rPr>
@@ -637,7 +592,7 @@
           <w:sz w:val="22"/>
           <w:szCs w:val="22"/>
         </w:rPr>
-        <w:t>reviu</w:t>
+        <w:t>}</w:t>
       </w:r>
       <w:r>
         <w:rPr>
@@ -648,17 +603,6 @@
           <w:sz w:val="22"/>
           <w:szCs w:val="22"/>
         </w:rPr>
-        <w:t>}</w:t>
-      </w:r>
-      <w:r>
-        <w:rPr>
-          <w:rFonts w:ascii="Arial" w:eastAsia="Arial" w:hAnsi="Arial" w:cs="Arial"/>
-          <w:b/>
-          <w:bCs/>
-          <w:spacing w:val="5"/>
-          <w:sz w:val="22"/>
-          <w:szCs w:val="22"/>
-        </w:rPr>
         <w:t xml:space="preserve"> </w:t>
       </w:r>
       <w:r>
@@ -725,7 +669,6 @@
         </w:rPr>
         <w:t>{bulan_</w:t>
       </w:r>
-      <w:proofErr w:type="spellStart"/>
       <w:r>
         <w:rPr>
           <w:rFonts w:ascii="Arial" w:eastAsia="Arial" w:hAnsi="Arial" w:cs="Arial"/>
@@ -736,9 +679,8 @@
           <w:szCs w:val="22"/>
           <w:lang w:val="en-US"/>
         </w:rPr>
-        <w:t>sebut</w:t>
-      </w:r>
-      <w:proofErr w:type="spellEnd"/>
+        <w:t>sebut_</w:t>
+      </w:r>
       <w:r>
         <w:rPr>
           <w:rFonts w:ascii="Arial" w:eastAsia="Arial" w:hAnsi="Arial" w:cs="Arial"/>
@@ -747,9 +689,8 @@
           <w:spacing w:val="6"/>
           <w:sz w:val="22"/>
           <w:szCs w:val="22"/>
-          <w:lang w:val="en-US"/>
-        </w:rPr>
-        <w:t>_</w:t>
+        </w:rPr>
+        <w:t>reviu</w:t>
       </w:r>
       <w:r>
         <w:rPr>
@@ -760,7 +701,7 @@
           <w:sz w:val="22"/>
           <w:szCs w:val="22"/>
         </w:rPr>
-        <w:t>reviu</w:t>
+        <w:t>}</w:t>
       </w:r>
       <w:r>
         <w:rPr>
@@ -771,17 +712,6 @@
           <w:sz w:val="22"/>
           <w:szCs w:val="22"/>
         </w:rPr>
-        <w:t>}</w:t>
-      </w:r>
-      <w:r>
-        <w:rPr>
-          <w:rFonts w:ascii="Arial" w:eastAsia="Arial" w:hAnsi="Arial" w:cs="Arial"/>
-          <w:b/>
-          <w:bCs/>
-          <w:spacing w:val="6"/>
-          <w:sz w:val="22"/>
-          <w:szCs w:val="22"/>
-        </w:rPr>
         <w:t xml:space="preserve"> </w:t>
       </w:r>
       <w:r>
@@ -839,7 +769,6 @@
         </w:rPr>
         <w:t>{tahun_</w:t>
       </w:r>
-      <w:proofErr w:type="spellStart"/>
       <w:r>
         <w:rPr>
           <w:rFonts w:ascii="Arial" w:eastAsia="Arial" w:hAnsi="Arial" w:cs="Arial"/>
@@ -850,20 +779,7 @@
           <w:szCs w:val="22"/>
           <w:lang w:val="en-US"/>
         </w:rPr>
-        <w:t>sebut</w:t>
-      </w:r>
-      <w:proofErr w:type="spellEnd"/>
-      <w:r>
-        <w:rPr>
-          <w:rFonts w:ascii="Arial" w:eastAsia="Arial" w:hAnsi="Arial" w:cs="Arial"/>
-          <w:b/>
-          <w:bCs/>
-          <w:spacing w:val="1"/>
-          <w:sz w:val="22"/>
-          <w:szCs w:val="22"/>
-          <w:lang w:val="en-US"/>
-        </w:rPr>
-        <w:t>_</w:t>
+        <w:t>sebut_</w:t>
       </w:r>
       <w:r>
         <w:rPr>
@@ -2023,7 +1939,6 @@
               </w:rPr>
               <w:t>{metode_</w:t>
             </w:r>
-            <w:proofErr w:type="spellStart"/>
             <w:r>
               <w:rPr>
                 <w:rFonts w:ascii="Arial" w:hAnsi="Arial" w:cs="Arial"/>
@@ -2033,7 +1948,6 @@
               </w:rPr>
               <w:t>pemilihan</w:t>
             </w:r>
-            <w:proofErr w:type="spellEnd"/>
             <w:r>
               <w:rPr>
                 <w:rFonts w:ascii="Arial" w:hAnsi="Arial" w:cs="Arial"/>
@@ -4513,63 +4427,7 @@
         <w:t>;</w:t>
       </w:r>
     </w:p>
-    <w:p>
-      <w:pPr>
-        <w:spacing w:before="2" w:line="276" w:lineRule="auto"/>
-        <w:ind w:right="28"/>
-        <w:jc w:val="both"/>
-        <w:rPr>
-          <w:rFonts w:ascii="Arial" w:eastAsia="Arial" w:hAnsi="Arial" w:cs="Arial"/>
-          <w:sz w:val="22"/>
-          <w:szCs w:val="22"/>
-        </w:rPr>
-      </w:pPr>
-    </w:p>
-    <w:p>
-      <w:pPr>
-        <w:spacing w:before="2" w:line="276" w:lineRule="auto"/>
-        <w:ind w:right="28"/>
-        <w:jc w:val="both"/>
-        <w:rPr>
-          <w:rFonts w:ascii="Arial" w:eastAsia="Arial" w:hAnsi="Arial" w:cs="Arial"/>
-          <w:sz w:val="22"/>
-          <w:szCs w:val="22"/>
-        </w:rPr>
-      </w:pPr>
-    </w:p>
-    <w:p>
-      <w:pPr>
-        <w:spacing w:before="2" w:line="276" w:lineRule="auto"/>
-        <w:ind w:right="28"/>
-        <w:jc w:val="both"/>
-        <w:rPr>
-          <w:rFonts w:ascii="Arial" w:eastAsia="Arial" w:hAnsi="Arial" w:cs="Arial"/>
-          <w:sz w:val="22"/>
-          <w:szCs w:val="22"/>
-        </w:rPr>
-      </w:pPr>
-    </w:p>
-    <w:p>
-      <w:pPr>
-        <w:pStyle w:val="ListParagraph"/>
-        <w:spacing w:before="2" w:line="276" w:lineRule="auto"/>
-        <w:ind w:left="927" w:right="28"/>
-        <w:jc w:val="right"/>
-        <w:rPr>
-          <w:rFonts w:ascii="Arial" w:eastAsia="Arial" w:hAnsi="Arial" w:cs="Arial"/>
-          <w:sz w:val="22"/>
-          <w:szCs w:val="22"/>
-        </w:rPr>
-      </w:pPr>
-      <w:r>
-        <w:rPr>
-          <w:rFonts w:ascii="Arial" w:eastAsia="Arial" w:hAnsi="Arial" w:cs="Arial"/>
-          <w:sz w:val="22"/>
-          <w:szCs w:val="22"/>
-        </w:rPr>
-        <w:t>e. Keputusan...</w:t>
-      </w:r>
-    </w:p>
+    <w:bookmarkStart w:id="0" w:name="_Hlk198203503"/>
     <w:p>
       <w:pPr>
         <w:pStyle w:val="ListParagraph"/>
@@ -4586,7 +4444,111 @@
           <w:szCs w:val="22"/>
         </w:rPr>
       </w:pPr>
-      <w:bookmarkStart w:id="0" w:name="_Hlk198203503"/>
+      <w:r>
+        <w:rPr>
+          <w:rFonts w:eastAsia="Arial"/>
+          <w:noProof/>
+        </w:rPr>
+        <mc:AlternateContent>
+          <mc:Choice Requires="wps">
+            <w:drawing>
+              <wp:anchor distT="45720" distB="45720" distL="114300" distR="114300" simplePos="0" relativeHeight="251659264" behindDoc="0" locked="0" layoutInCell="1" allowOverlap="1" wp14:anchorId="69A0B544" wp14:editId="6C6DEFB1">
+                <wp:simplePos x="0" y="0"/>
+                <wp:positionH relativeFrom="margin">
+                  <wp:posOffset>4740275</wp:posOffset>
+                </wp:positionH>
+                <wp:positionV relativeFrom="margin">
+                  <wp:posOffset>8284845</wp:posOffset>
+                </wp:positionV>
+                <wp:extent cx="1198880" cy="284480"/>
+                <wp:effectExtent l="0" t="0" r="1270" b="1270"/>
+                <wp:wrapSquare wrapText="bothSides"/>
+                <wp:docPr id="4" name="Text Box 2"/>
+                <wp:cNvGraphicFramePr>
+                  <a:graphicFrameLocks xmlns:a="http://schemas.openxmlformats.org/drawingml/2006/main"/>
+                </wp:cNvGraphicFramePr>
+                <a:graphic xmlns:a="http://schemas.openxmlformats.org/drawingml/2006/main">
+                  <a:graphicData uri="http://schemas.microsoft.com/office/word/2010/wordprocessingShape">
+                    <wps:wsp>
+                      <wps:cNvSpPr txBox="1">
+                        <a:spLocks noChangeArrowheads="1"/>
+                      </wps:cNvSpPr>
+                      <wps:spPr bwMode="auto">
+                        <a:xfrm>
+                          <a:off x="0" y="0"/>
+                          <a:ext cx="1198880" cy="284480"/>
+                        </a:xfrm>
+                        <a:prstGeom prst="rect">
+                          <a:avLst/>
+                        </a:prstGeom>
+                        <a:solidFill>
+                          <a:srgbClr val="FFFFFF"/>
+                        </a:solidFill>
+                        <a:ln w="9525">
+                          <a:noFill/>
+                          <a:miter lim="800000"/>
+                          <a:headEnd/>
+                          <a:tailEnd/>
+                        </a:ln>
+                      </wps:spPr>
+                      <wps:txbx>
+                        <w:txbxContent>
+                          <w:p>
+                            <w:r>
+                              <w:rPr>
+                                <w:rFonts w:ascii="Arial" w:hAnsi="Arial" w:cs="Arial"/>
+                                <w:sz w:val="22"/>
+                                <w:szCs w:val="22"/>
+                                <w:lang w:val="en-US"/>
+                              </w:rPr>
+                              <w:t>f. Keputusan...</w:t>
+                            </w:r>
+                          </w:p>
+                        </w:txbxContent>
+                      </wps:txbx>
+                      <wps:bodyPr rot="0" vert="horz" wrap="square" lIns="91440" tIns="45720" rIns="91440" bIns="45720" anchor="t" anchorCtr="0">
+                        <a:noAutofit/>
+                      </wps:bodyPr>
+                    </wps:wsp>
+                  </a:graphicData>
+                </a:graphic>
+                <wp14:sizeRelH relativeFrom="margin">
+                  <wp14:pctWidth>0</wp14:pctWidth>
+                </wp14:sizeRelH>
+                <wp14:sizeRelV relativeFrom="margin">
+                  <wp14:pctHeight>0</wp14:pctHeight>
+                </wp14:sizeRelV>
+              </wp:anchor>
+            </w:drawing>
+          </mc:Choice>
+          <mc:Fallback>
+            <w:pict>
+              <v:shapetype w14:anchorId="69A0B544" id="_x0000_t202" coordsize="21600,21600" o:spt="202" path="m,l,21600r21600,l21600,xe">
+                <v:stroke joinstyle="miter"/>
+                <v:path gradientshapeok="t" o:connecttype="rect"/>
+              </v:shapetype>
+              <v:shape id="Text Box 2" o:spid="_x0000_s1026" type="#_x0000_t202" style="position:absolute;left:0;text-align:left;margin-left:373.25pt;margin-top:652.35pt;width:94.4pt;height:22.4pt;z-index:251659264;visibility:visible;mso-wrap-style:square;mso-width-percent:0;mso-height-percent:0;mso-wrap-distance-left:9pt;mso-wrap-distance-top:3.6pt;mso-wrap-distance-right:9pt;mso-wrap-distance-bottom:3.6pt;mso-position-horizontal:absolute;mso-position-horizontal-relative:margin;mso-position-vertical:absolute;mso-position-vertical-relative:margin;mso-width-percent:0;mso-height-percent:0;mso-width-relative:margin;mso-height-relative:margin;v-text-anchor:top" o:gfxdata="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" stroked="f">
+                <v:textbox>
+                  <w:txbxContent>
+                    <w:p>
+                      <w:r>
+                        <w:rPr>
+                          <w:rFonts w:ascii="Arial" w:hAnsi="Arial" w:cs="Arial"/>
+                          <w:sz w:val="22"/>
+                          <w:szCs w:val="22"/>
+                          <w:lang w:val="en-US"/>
+                        </w:rPr>
+                        <w:t>f. Keputusan...</w:t>
+                      </w:r>
+                    </w:p>
+                  </w:txbxContent>
+                </v:textbox>
+                <w10:wrap type="square" anchorx="margin" anchory="margin"/>
+              </v:shape>
+            </w:pict>
+          </mc:Fallback>
+        </mc:AlternateContent>
+      </w:r>
       <w:r>
         <w:rPr>
           <w:rFonts w:ascii="Arial" w:eastAsia="Arial" w:hAnsi="Arial" w:cs="Arial"/>
@@ -4594,7 +4556,6 @@
           <w:sz w:val="22"/>
           <w:szCs w:val="22"/>
         </w:rPr>
-        <w:lastRenderedPageBreak/>
         <w:t>K</w:t>
       </w:r>
       <w:r>
@@ -5233,6 +5194,7 @@
           <w:sz w:val="22"/>
           <w:szCs w:val="22"/>
         </w:rPr>
+        <w:lastRenderedPageBreak/>
         <w:t>K</w:t>
       </w:r>
       <w:r>
@@ -5814,7 +5776,7 @@
           <w:sz w:val="22"/>
           <w:szCs w:val="22"/>
         </w:rPr>
-        <w:t>{nomor_undangan_rapat}</w:t>
+        <w:t>UM0102/B/Bp2jk17/2026/{nomor_undangan_rapat}</w:t>
       </w:r>
       <w:r>
         <w:rPr>
@@ -6746,12 +6708,123 @@
       <w:r>
         <w:rPr>
           <w:rFonts w:ascii="Arial" w:eastAsia="Arial" w:hAnsi="Arial" w:cs="Arial"/>
-          <w:i/>
-          <w:iCs/>
-          <w:sz w:val="22"/>
-          <w:szCs w:val="22"/>
-        </w:rPr>
-        <w:t>3. Hasil...</w:t>
+          <w:noProof/>
+          <w:sz w:val="22"/>
+          <w:szCs w:val="22"/>
+        </w:rPr>
+        <mc:AlternateContent>
+          <mc:Choice Requires="wps">
+            <w:drawing>
+              <wp:anchor distT="45720" distB="45720" distL="114300" distR="114300" simplePos="0" relativeHeight="251661312" behindDoc="0" locked="0" layoutInCell="1" allowOverlap="1" wp14:anchorId="72CA27B3" wp14:editId="757E269D">
+                <wp:simplePos x="0" y="0"/>
+                <wp:positionH relativeFrom="margin">
+                  <wp:align>right</wp:align>
+                </wp:positionH>
+                <wp:positionV relativeFrom="margin">
+                  <wp:align>bottom</wp:align>
+                </wp:positionV>
+                <wp:extent cx="833120" cy="284480"/>
+                <wp:effectExtent l="0" t="0" r="5080" b="1270"/>
+                <wp:wrapSquare wrapText="bothSides"/>
+                <wp:docPr id="217" name="Text Box 2"/>
+                <wp:cNvGraphicFramePr>
+                  <a:graphicFrameLocks xmlns:a="http://schemas.openxmlformats.org/drawingml/2006/main"/>
+                </wp:cNvGraphicFramePr>
+                <a:graphic xmlns:a="http://schemas.openxmlformats.org/drawingml/2006/main">
+                  <a:graphicData uri="http://schemas.microsoft.com/office/word/2010/wordprocessingShape">
+                    <wps:wsp>
+                      <wps:cNvSpPr txBox="1">
+                        <a:spLocks noChangeArrowheads="1"/>
+                      </wps:cNvSpPr>
+                      <wps:spPr bwMode="auto">
+                        <a:xfrm>
+                          <a:off x="0" y="0"/>
+                          <a:ext cx="833120" cy="284480"/>
+                        </a:xfrm>
+                        <a:prstGeom prst="rect">
+                          <a:avLst/>
+                        </a:prstGeom>
+                        <a:solidFill>
+                          <a:srgbClr val="FFFFFF"/>
+                        </a:solidFill>
+                        <a:ln w="9525">
+                          <a:noFill/>
+                          <a:miter lim="800000"/>
+                          <a:headEnd/>
+                          <a:tailEnd/>
+                        </a:ln>
+                      </wps:spPr>
+                      <wps:txbx>
+                        <w:txbxContent>
+                          <w:p>
+                            <w:pPr>
+                              <w:jc w:val="right"/>
+                              <w:rPr>
+                                <w:rFonts w:ascii="Arial" w:hAnsi="Arial" w:cs="Arial"/>
+                                <w:sz w:val="22"/>
+                                <w:szCs w:val="22"/>
+                              </w:rPr>
+                            </w:pPr>
+                            <w:r>
+                              <w:rPr>
+                                <w:rFonts w:ascii="Arial" w:hAnsi="Arial" w:cs="Arial"/>
+                                <w:sz w:val="22"/>
+                                <w:szCs w:val="22"/>
+                                <w:lang w:val="en-US"/>
+                              </w:rPr>
+                              <w:t>3. Hasil…</w:t>
+                            </w:r>
+                          </w:p>
+                          <w:p/>
+                        </w:txbxContent>
+                      </wps:txbx>
+                      <wps:bodyPr rot="0" vert="horz" wrap="square" lIns="91440" tIns="45720" rIns="91440" bIns="45720" anchor="t" anchorCtr="0">
+                        <a:noAutofit/>
+                      </wps:bodyPr>
+                    </wps:wsp>
+                  </a:graphicData>
+                </a:graphic>
+                <wp14:sizeRelH relativeFrom="margin">
+                  <wp14:pctWidth>0</wp14:pctWidth>
+                </wp14:sizeRelH>
+                <wp14:sizeRelV relativeFrom="margin">
+                  <wp14:pctHeight>0</wp14:pctHeight>
+                </wp14:sizeRelV>
+              </wp:anchor>
+            </w:drawing>
+          </mc:Choice>
+          <mc:Fallback>
+            <w:pict>
+              <v:shape w14:anchorId="72CA27B3" id="_x0000_s1027" type="#_x0000_t202" style="position:absolute;left:0;text-align:left;margin-left:14.4pt;margin-top:0;width:65.6pt;height:22.4pt;z-index:251661312;visibility:visible;mso-wrap-style:square;mso-width-percent:0;mso-height-percent:0;mso-wrap-distance-left:9pt;mso-wrap-distance-top:3.6pt;mso-wrap-distance-right:9pt;mso-wrap-distance-bottom:3.6pt;mso-position-horizontal:right;mso-position-horizontal-relative:margin;mso-position-vertical:bottom;mso-position-vertical-relative:margin;mso-width-percent:0;mso-height-percent:0;mso-width-relative:margin;mso-height-relative:margin;v-text-anchor:top" o:gfxdata="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" stroked="f">
+                <v:textbox>
+                  <w:txbxContent>
+                    <w:p>
+                      <w:pPr>
+                        <w:jc w:val="right"/>
+                        <w:rPr>
+                          <w:rFonts w:ascii="Arial" w:hAnsi="Arial" w:cs="Arial"/>
+                          <w:sz w:val="22"/>
+                          <w:szCs w:val="22"/>
+                        </w:rPr>
+                      </w:pPr>
+                      <w:r>
+                        <w:rPr>
+                          <w:rFonts w:ascii="Arial" w:hAnsi="Arial" w:cs="Arial"/>
+                          <w:sz w:val="22"/>
+                          <w:szCs w:val="22"/>
+                          <w:lang w:val="en-US"/>
+                        </w:rPr>
+                        <w:t>3. Hasil…</w:t>
+                      </w:r>
+                    </w:p>
+                    <w:p/>
+                  </w:txbxContent>
+                </v:textbox>
+                <w10:wrap type="square" anchorx="margin" anchory="margin"/>
+              </v:shape>
+            </w:pict>
+          </mc:Fallback>
+        </mc:AlternateContent>
       </w:r>
     </w:p>
     <w:p>
@@ -6893,7 +6966,6 @@
                 <w:szCs w:val="22"/>
               </w:rPr>
             </w:pPr>
-            <w:proofErr w:type="spellStart"/>
             <w:r>
               <w:rPr>
                 <w:rFonts w:ascii="Arial" w:hAnsi="Arial" w:cs="Arial"/>
@@ -6903,19 +6975,7 @@
                 <w:szCs w:val="22"/>
                 <w:lang w:val="en-US"/>
               </w:rPr>
-              <w:t>Catatan</w:t>
-            </w:r>
-            <w:proofErr w:type="spellEnd"/>
-            <w:r>
-              <w:rPr>
-                <w:rFonts w:ascii="Arial" w:hAnsi="Arial" w:cs="Arial"/>
-                <w:b/>
-                <w:bCs/>
-                <w:sz w:val="22"/>
-                <w:szCs w:val="22"/>
-                <w:lang w:val="en-US"/>
-              </w:rPr>
-              <w:t>/</w:t>
+              <w:t>Catatan/</w:t>
             </w:r>
             <w:r>
               <w:rPr>
@@ -6949,7 +7009,6 @@
                 <w:lang w:val="en-US"/>
               </w:rPr>
             </w:pPr>
-            <w:proofErr w:type="spellStart"/>
             <w:r>
               <w:rPr>
                 <w:rFonts w:ascii="Arial" w:hAnsi="Arial" w:cs="Arial"/>
@@ -6959,33 +7018,8 @@
                 <w:szCs w:val="22"/>
                 <w:lang w:val="en-US"/>
               </w:rPr>
-              <w:t>Tindak</w:t>
-            </w:r>
-            <w:proofErr w:type="spellEnd"/>
-            <w:r>
-              <w:rPr>
-                <w:rFonts w:ascii="Arial" w:hAnsi="Arial" w:cs="Arial"/>
-                <w:b/>
-                <w:bCs/>
-                <w:sz w:val="22"/>
-                <w:szCs w:val="22"/>
-                <w:lang w:val="en-US"/>
-              </w:rPr>
-              <w:t xml:space="preserve"> </w:t>
-            </w:r>
-            <w:proofErr w:type="spellStart"/>
-            <w:r>
-              <w:rPr>
-                <w:rFonts w:ascii="Arial" w:hAnsi="Arial" w:cs="Arial"/>
-                <w:b/>
-                <w:bCs/>
-                <w:sz w:val="22"/>
-                <w:szCs w:val="22"/>
-                <w:lang w:val="en-US"/>
-              </w:rPr>
-              <w:t>Lanjut</w:t>
-            </w:r>
-            <w:proofErr w:type="spellEnd"/>
+              <w:t>Tindak Lanjut</w:t>
+            </w:r>
           </w:p>
         </w:tc>
       </w:tr>
@@ -7217,14 +7251,16 @@
                 <w:rFonts w:ascii="Arial" w:hAnsi="Arial" w:cs="Arial"/>
                 <w:sz w:val="22"/>
                 <w:szCs w:val="22"/>
-                <w:lang w:val="en-US"/>
-              </w:rPr>
-            </w:pPr>
-            <w:r>
-              <w:rPr>
-                <w:rFonts w:ascii="Arial" w:hAnsi="Arial" w:cs="Arial"/>
-                <w:sz w:val="22"/>
-                <w:szCs w:val="22"/>
+                <w:highlight w:val="yellow"/>
+                <w:lang w:val="en-US"/>
+              </w:rPr>
+            </w:pPr>
+            <w:r>
+              <w:rPr>
+                <w:rFonts w:ascii="Arial" w:hAnsi="Arial" w:cs="Arial"/>
+                <w:sz w:val="22"/>
+                <w:szCs w:val="22"/>
+                <w:highlight w:val="yellow"/>
                 <w:lang w:val="en-US"/>
               </w:rPr>
               <w:t>-</w:t>
@@ -7245,14 +7281,16 @@
                 <w:rFonts w:ascii="Arial" w:hAnsi="Arial" w:cs="Arial"/>
                 <w:sz w:val="22"/>
                 <w:szCs w:val="22"/>
-                <w:lang w:val="en-US"/>
-              </w:rPr>
-            </w:pPr>
-            <w:r>
-              <w:rPr>
-                <w:rFonts w:ascii="Arial" w:hAnsi="Arial" w:cs="Arial"/>
-                <w:sz w:val="22"/>
-                <w:szCs w:val="22"/>
+                <w:highlight w:val="yellow"/>
+                <w:lang w:val="en-US"/>
+              </w:rPr>
+            </w:pPr>
+            <w:r>
+              <w:rPr>
+                <w:rFonts w:ascii="Arial" w:hAnsi="Arial" w:cs="Arial"/>
+                <w:sz w:val="22"/>
+                <w:szCs w:val="22"/>
+                <w:highlight w:val="yellow"/>
                 <w:lang w:val="en-US"/>
               </w:rPr>
               <w:t>-</w:t>
@@ -7272,14 +7310,16 @@
                 <w:rFonts w:ascii="Arial" w:hAnsi="Arial" w:cs="Arial"/>
                 <w:sz w:val="22"/>
                 <w:szCs w:val="22"/>
-                <w:lang w:val="en-US"/>
-              </w:rPr>
-            </w:pPr>
-            <w:r>
-              <w:rPr>
-                <w:rFonts w:ascii="Arial" w:hAnsi="Arial" w:cs="Arial"/>
-                <w:sz w:val="22"/>
-                <w:szCs w:val="22"/>
+                <w:highlight w:val="yellow"/>
+                <w:lang w:val="en-US"/>
+              </w:rPr>
+            </w:pPr>
+            <w:r>
+              <w:rPr>
+                <w:rFonts w:ascii="Arial" w:hAnsi="Arial" w:cs="Arial"/>
+                <w:sz w:val="22"/>
+                <w:szCs w:val="22"/>
+                <w:highlight w:val="yellow"/>
                 <w:lang w:val="en-US"/>
               </w:rPr>
               <w:t>-</w:t>
@@ -7299,14 +7339,16 @@
                 <w:rFonts w:ascii="Arial" w:hAnsi="Arial" w:cs="Arial"/>
                 <w:sz w:val="22"/>
                 <w:szCs w:val="22"/>
-                <w:lang w:val="en-US"/>
-              </w:rPr>
-            </w:pPr>
-            <w:r>
-              <w:rPr>
-                <w:rFonts w:ascii="Arial" w:hAnsi="Arial" w:cs="Arial"/>
-                <w:sz w:val="22"/>
-                <w:szCs w:val="22"/>
+                <w:highlight w:val="yellow"/>
+                <w:lang w:val="en-US"/>
+              </w:rPr>
+            </w:pPr>
+            <w:r>
+              <w:rPr>
+                <w:rFonts w:ascii="Arial" w:hAnsi="Arial" w:cs="Arial"/>
+                <w:sz w:val="22"/>
+                <w:szCs w:val="22"/>
+                <w:highlight w:val="yellow"/>
                 <w:lang w:val="en-US"/>
               </w:rPr>
               <w:t>-</w:t>
@@ -7366,47 +7408,7 @@
                 <w:szCs w:val="22"/>
                 <w:lang w:val="en-US"/>
               </w:rPr>
-              <w:t xml:space="preserve">Surat </w:t>
-            </w:r>
-            <w:proofErr w:type="spellStart"/>
-            <w:r>
-              <w:rPr>
-                <w:rFonts w:ascii="Arial" w:hAnsi="Arial" w:cs="Arial"/>
-                <w:sz w:val="22"/>
-                <w:szCs w:val="22"/>
-                <w:lang w:val="en-US"/>
-              </w:rPr>
-              <w:t>usulan</w:t>
-            </w:r>
-            <w:proofErr w:type="spellEnd"/>
-            <w:r>
-              <w:rPr>
-                <w:rFonts w:ascii="Arial" w:hAnsi="Arial" w:cs="Arial"/>
-                <w:sz w:val="22"/>
-                <w:szCs w:val="22"/>
-                <w:lang w:val="en-US"/>
-              </w:rPr>
-              <w:t xml:space="preserve"> tender </w:t>
-            </w:r>
-            <w:proofErr w:type="spellStart"/>
-            <w:r>
-              <w:rPr>
-                <w:rFonts w:ascii="Arial" w:hAnsi="Arial" w:cs="Arial"/>
-                <w:sz w:val="22"/>
-                <w:szCs w:val="22"/>
-                <w:lang w:val="en-US"/>
-              </w:rPr>
-              <w:t>dari</w:t>
-            </w:r>
-            <w:proofErr w:type="spellEnd"/>
-            <w:r>
-              <w:rPr>
-                <w:rFonts w:ascii="Arial" w:hAnsi="Arial" w:cs="Arial"/>
-                <w:sz w:val="22"/>
-                <w:szCs w:val="22"/>
-                <w:lang w:val="en-US"/>
-              </w:rPr>
-              <w:t xml:space="preserve"> PPK</w:t>
+              <w:t>Surat usulan tender dari PPK</w:t>
             </w:r>
           </w:p>
         </w:tc>
@@ -7423,14 +7425,16 @@
                 <w:rFonts w:ascii="Arial" w:hAnsi="Arial" w:cs="Arial"/>
                 <w:sz w:val="22"/>
                 <w:szCs w:val="22"/>
-                <w:lang w:val="en-US"/>
-              </w:rPr>
-            </w:pPr>
-            <w:r>
-              <w:rPr>
-                <w:rFonts w:ascii="Arial" w:hAnsi="Arial" w:cs="Arial"/>
-                <w:sz w:val="22"/>
-                <w:szCs w:val="22"/>
+                <w:highlight w:val="yellow"/>
+                <w:lang w:val="en-US"/>
+              </w:rPr>
+            </w:pPr>
+            <w:r>
+              <w:rPr>
+                <w:rFonts w:ascii="Arial" w:hAnsi="Arial" w:cs="Arial"/>
+                <w:sz w:val="22"/>
+                <w:szCs w:val="22"/>
+                <w:highlight w:val="yellow"/>
                 <w:lang w:val="en-US"/>
               </w:rPr>
               <w:t>-</w:t>
@@ -7451,14 +7455,16 @@
                 <w:rFonts w:ascii="Arial" w:hAnsi="Arial" w:cs="Arial"/>
                 <w:sz w:val="22"/>
                 <w:szCs w:val="22"/>
-                <w:lang w:val="en-US"/>
-              </w:rPr>
-            </w:pPr>
-            <w:r>
-              <w:rPr>
-                <w:rFonts w:ascii="Arial" w:hAnsi="Arial" w:cs="Arial"/>
-                <w:sz w:val="22"/>
-                <w:szCs w:val="22"/>
+                <w:highlight w:val="yellow"/>
+                <w:lang w:val="en-US"/>
+              </w:rPr>
+            </w:pPr>
+            <w:r>
+              <w:rPr>
+                <w:rFonts w:ascii="Arial" w:hAnsi="Arial" w:cs="Arial"/>
+                <w:sz w:val="22"/>
+                <w:szCs w:val="22"/>
+                <w:highlight w:val="yellow"/>
                 <w:lang w:val="en-US"/>
               </w:rPr>
               <w:t>-</w:t>
@@ -7478,14 +7484,16 @@
                 <w:rFonts w:ascii="Arial" w:hAnsi="Arial" w:cs="Arial"/>
                 <w:sz w:val="22"/>
                 <w:szCs w:val="22"/>
-                <w:lang w:val="en-US"/>
-              </w:rPr>
-            </w:pPr>
-            <w:r>
-              <w:rPr>
-                <w:rFonts w:ascii="Arial" w:hAnsi="Arial" w:cs="Arial"/>
-                <w:sz w:val="22"/>
-                <w:szCs w:val="22"/>
+                <w:highlight w:val="yellow"/>
+                <w:lang w:val="en-US"/>
+              </w:rPr>
+            </w:pPr>
+            <w:r>
+              <w:rPr>
+                <w:rFonts w:ascii="Arial" w:hAnsi="Arial" w:cs="Arial"/>
+                <w:sz w:val="22"/>
+                <w:szCs w:val="22"/>
+                <w:highlight w:val="yellow"/>
                 <w:lang w:val="en-US"/>
               </w:rPr>
               <w:t>-</w:t>
@@ -7505,14 +7513,16 @@
                 <w:rFonts w:ascii="Arial" w:hAnsi="Arial" w:cs="Arial"/>
                 <w:sz w:val="22"/>
                 <w:szCs w:val="22"/>
-                <w:lang w:val="en-US"/>
-              </w:rPr>
-            </w:pPr>
-            <w:r>
-              <w:rPr>
-                <w:rFonts w:ascii="Arial" w:hAnsi="Arial" w:cs="Arial"/>
-                <w:sz w:val="22"/>
-                <w:szCs w:val="22"/>
+                <w:highlight w:val="yellow"/>
+                <w:lang w:val="en-US"/>
+              </w:rPr>
+            </w:pPr>
+            <w:r>
+              <w:rPr>
+                <w:rFonts w:ascii="Arial" w:hAnsi="Arial" w:cs="Arial"/>
+                <w:sz w:val="22"/>
+                <w:szCs w:val="22"/>
+                <w:highlight w:val="yellow"/>
                 <w:lang w:val="en-US"/>
               </w:rPr>
               <w:t>-</w:t>
@@ -7565,65 +7575,14 @@
                 <w:lang w:val="en-US"/>
               </w:rPr>
             </w:pPr>
-            <w:proofErr w:type="spellStart"/>
-            <w:r>
-              <w:rPr>
-                <w:rFonts w:ascii="Arial" w:hAnsi="Arial" w:cs="Arial"/>
-                <w:sz w:val="22"/>
-                <w:szCs w:val="22"/>
-                <w:lang w:val="en-US"/>
-              </w:rPr>
-              <w:t>Kerangka</w:t>
-            </w:r>
-            <w:proofErr w:type="spellEnd"/>
-            <w:r>
-              <w:rPr>
-                <w:rFonts w:ascii="Arial" w:hAnsi="Arial" w:cs="Arial"/>
-                <w:sz w:val="22"/>
-                <w:szCs w:val="22"/>
-                <w:lang w:val="en-US"/>
-              </w:rPr>
-              <w:t xml:space="preserve"> </w:t>
-            </w:r>
-            <w:proofErr w:type="spellStart"/>
-            <w:r>
-              <w:rPr>
-                <w:rFonts w:ascii="Arial" w:hAnsi="Arial" w:cs="Arial"/>
-                <w:sz w:val="22"/>
-                <w:szCs w:val="22"/>
-                <w:lang w:val="en-US"/>
-              </w:rPr>
-              <w:t>Acuan</w:t>
-            </w:r>
-            <w:proofErr w:type="spellEnd"/>
-            <w:r>
-              <w:rPr>
-                <w:rFonts w:ascii="Arial" w:hAnsi="Arial" w:cs="Arial"/>
-                <w:sz w:val="22"/>
-                <w:szCs w:val="22"/>
-                <w:lang w:val="en-US"/>
-              </w:rPr>
-              <w:t xml:space="preserve"> </w:t>
-            </w:r>
-            <w:proofErr w:type="spellStart"/>
-            <w:r>
-              <w:rPr>
-                <w:rFonts w:ascii="Arial" w:hAnsi="Arial" w:cs="Arial"/>
-                <w:sz w:val="22"/>
-                <w:szCs w:val="22"/>
-                <w:lang w:val="en-US"/>
-              </w:rPr>
-              <w:t>Kerja</w:t>
-            </w:r>
-            <w:proofErr w:type="spellEnd"/>
-            <w:r>
-              <w:rPr>
-                <w:rFonts w:ascii="Arial" w:hAnsi="Arial" w:cs="Arial"/>
-                <w:sz w:val="22"/>
-                <w:szCs w:val="22"/>
-                <w:lang w:val="en-US"/>
-              </w:rPr>
-              <w:t xml:space="preserve"> (</w:t>
+            <w:r>
+              <w:rPr>
+                <w:rFonts w:ascii="Arial" w:hAnsi="Arial" w:cs="Arial"/>
+                <w:sz w:val="22"/>
+                <w:szCs w:val="22"/>
+                <w:lang w:val="en-US"/>
+              </w:rPr>
+              <w:t>Kerangka Acuan Kerja (</w:t>
             </w:r>
             <w:r>
               <w:rPr>
@@ -7657,14 +7616,16 @@
                 <w:rFonts w:ascii="Arial" w:hAnsi="Arial" w:cs="Arial"/>
                 <w:sz w:val="22"/>
                 <w:szCs w:val="22"/>
-                <w:lang w:val="en-US"/>
-              </w:rPr>
-            </w:pPr>
-            <w:r>
-              <w:rPr>
-                <w:rFonts w:ascii="Arial" w:hAnsi="Arial" w:cs="Arial"/>
-                <w:sz w:val="22"/>
-                <w:szCs w:val="22"/>
+                <w:highlight w:val="yellow"/>
+                <w:lang w:val="en-US"/>
+              </w:rPr>
+            </w:pPr>
+            <w:r>
+              <w:rPr>
+                <w:rFonts w:ascii="Arial" w:hAnsi="Arial" w:cs="Arial"/>
+                <w:sz w:val="22"/>
+                <w:szCs w:val="22"/>
+                <w:highlight w:val="yellow"/>
                 <w:lang w:val="en-US"/>
               </w:rPr>
               <w:t>-</w:t>
@@ -7685,14 +7646,16 @@
                 <w:rFonts w:ascii="Arial" w:hAnsi="Arial" w:cs="Arial"/>
                 <w:sz w:val="22"/>
                 <w:szCs w:val="22"/>
-                <w:lang w:val="en-US"/>
-              </w:rPr>
-            </w:pPr>
-            <w:r>
-              <w:rPr>
-                <w:rFonts w:ascii="Arial" w:hAnsi="Arial" w:cs="Arial"/>
-                <w:sz w:val="22"/>
-                <w:szCs w:val="22"/>
+                <w:highlight w:val="yellow"/>
+                <w:lang w:val="en-US"/>
+              </w:rPr>
+            </w:pPr>
+            <w:r>
+              <w:rPr>
+                <w:rFonts w:ascii="Arial" w:hAnsi="Arial" w:cs="Arial"/>
+                <w:sz w:val="22"/>
+                <w:szCs w:val="22"/>
+                <w:highlight w:val="yellow"/>
                 <w:lang w:val="en-US"/>
               </w:rPr>
               <w:t>-</w:t>
@@ -7712,14 +7675,16 @@
                 <w:rFonts w:ascii="Arial" w:hAnsi="Arial" w:cs="Arial"/>
                 <w:sz w:val="22"/>
                 <w:szCs w:val="22"/>
-                <w:lang w:val="en-US"/>
-              </w:rPr>
-            </w:pPr>
-            <w:r>
-              <w:rPr>
-                <w:rFonts w:ascii="Arial" w:hAnsi="Arial" w:cs="Arial"/>
-                <w:sz w:val="22"/>
-                <w:szCs w:val="22"/>
+                <w:highlight w:val="yellow"/>
+                <w:lang w:val="en-US"/>
+              </w:rPr>
+            </w:pPr>
+            <w:r>
+              <w:rPr>
+                <w:rFonts w:ascii="Arial" w:hAnsi="Arial" w:cs="Arial"/>
+                <w:sz w:val="22"/>
+                <w:szCs w:val="22"/>
+                <w:highlight w:val="yellow"/>
                 <w:lang w:val="en-US"/>
               </w:rPr>
               <w:t>-</w:t>
@@ -7739,14 +7704,16 @@
                 <w:rFonts w:ascii="Arial" w:hAnsi="Arial" w:cs="Arial"/>
                 <w:sz w:val="22"/>
                 <w:szCs w:val="22"/>
-                <w:lang w:val="en-US"/>
-              </w:rPr>
-            </w:pPr>
-            <w:r>
-              <w:rPr>
-                <w:rFonts w:ascii="Arial" w:hAnsi="Arial" w:cs="Arial"/>
-                <w:sz w:val="22"/>
-                <w:szCs w:val="22"/>
+                <w:highlight w:val="yellow"/>
+                <w:lang w:val="en-US"/>
+              </w:rPr>
+            </w:pPr>
+            <w:r>
+              <w:rPr>
+                <w:rFonts w:ascii="Arial" w:hAnsi="Arial" w:cs="Arial"/>
+                <w:sz w:val="22"/>
+                <w:szCs w:val="22"/>
+                <w:highlight w:val="yellow"/>
                 <w:lang w:val="en-US"/>
               </w:rPr>
               <w:t>-</w:t>
@@ -7821,13 +7788,15 @@
                 <w:rFonts w:ascii="Arial" w:hAnsi="Arial" w:cs="Arial"/>
                 <w:sz w:val="22"/>
                 <w:szCs w:val="22"/>
-              </w:rPr>
-            </w:pPr>
-            <w:r>
-              <w:rPr>
-                <w:rFonts w:ascii="Arial" w:hAnsi="Arial" w:cs="Arial"/>
-                <w:sz w:val="22"/>
-                <w:szCs w:val="22"/>
+                <w:highlight w:val="yellow"/>
+              </w:rPr>
+            </w:pPr>
+            <w:r>
+              <w:rPr>
+                <w:rFonts w:ascii="Arial" w:hAnsi="Arial" w:cs="Arial"/>
+                <w:sz w:val="22"/>
+                <w:szCs w:val="22"/>
+                <w:highlight w:val="yellow"/>
                 <w:lang w:val="en-US"/>
               </w:rPr>
               <w:t>-</w:t>
@@ -7848,14 +7817,16 @@
                 <w:rFonts w:ascii="Arial" w:hAnsi="Arial" w:cs="Arial"/>
                 <w:sz w:val="22"/>
                 <w:szCs w:val="22"/>
-                <w:lang w:val="en-US"/>
-              </w:rPr>
-            </w:pPr>
-            <w:r>
-              <w:rPr>
-                <w:rFonts w:ascii="Arial" w:hAnsi="Arial" w:cs="Arial"/>
-                <w:sz w:val="22"/>
-                <w:szCs w:val="22"/>
+                <w:highlight w:val="yellow"/>
+                <w:lang w:val="en-US"/>
+              </w:rPr>
+            </w:pPr>
+            <w:r>
+              <w:rPr>
+                <w:rFonts w:ascii="Arial" w:hAnsi="Arial" w:cs="Arial"/>
+                <w:sz w:val="22"/>
+                <w:szCs w:val="22"/>
+                <w:highlight w:val="yellow"/>
                 <w:lang w:val="en-US"/>
               </w:rPr>
               <w:t>-</w:t>
@@ -7875,14 +7846,16 @@
                 <w:rFonts w:ascii="Arial" w:hAnsi="Arial" w:cs="Arial"/>
                 <w:sz w:val="22"/>
                 <w:szCs w:val="22"/>
-                <w:lang w:val="en-US"/>
-              </w:rPr>
-            </w:pPr>
-            <w:r>
-              <w:rPr>
-                <w:rFonts w:ascii="Arial" w:hAnsi="Arial" w:cs="Arial"/>
-                <w:sz w:val="22"/>
-                <w:szCs w:val="22"/>
+                <w:highlight w:val="yellow"/>
+                <w:lang w:val="en-US"/>
+              </w:rPr>
+            </w:pPr>
+            <w:r>
+              <w:rPr>
+                <w:rFonts w:ascii="Arial" w:hAnsi="Arial" w:cs="Arial"/>
+                <w:sz w:val="22"/>
+                <w:szCs w:val="22"/>
+                <w:highlight w:val="yellow"/>
                 <w:lang w:val="en-US"/>
               </w:rPr>
               <w:t>-</w:t>
@@ -7902,14 +7875,16 @@
                 <w:rFonts w:ascii="Arial" w:hAnsi="Arial" w:cs="Arial"/>
                 <w:sz w:val="22"/>
                 <w:szCs w:val="22"/>
-                <w:lang w:val="en-US"/>
-              </w:rPr>
-            </w:pPr>
-            <w:r>
-              <w:rPr>
-                <w:rFonts w:ascii="Arial" w:hAnsi="Arial" w:cs="Arial"/>
-                <w:sz w:val="22"/>
-                <w:szCs w:val="22"/>
+                <w:highlight w:val="yellow"/>
+                <w:lang w:val="en-US"/>
+              </w:rPr>
+            </w:pPr>
+            <w:r>
+              <w:rPr>
+                <w:rFonts w:ascii="Arial" w:hAnsi="Arial" w:cs="Arial"/>
+                <w:sz w:val="22"/>
+                <w:szCs w:val="22"/>
+                <w:highlight w:val="yellow"/>
                 <w:lang w:val="en-US"/>
               </w:rPr>
               <w:t>-</w:t>
@@ -7984,13 +7959,15 @@
                 <w:rFonts w:ascii="Arial" w:hAnsi="Arial" w:cs="Arial"/>
                 <w:sz w:val="22"/>
                 <w:szCs w:val="22"/>
-              </w:rPr>
-            </w:pPr>
-            <w:r>
-              <w:rPr>
-                <w:rFonts w:ascii="Arial" w:hAnsi="Arial" w:cs="Arial"/>
-                <w:sz w:val="22"/>
-                <w:szCs w:val="22"/>
+                <w:highlight w:val="yellow"/>
+              </w:rPr>
+            </w:pPr>
+            <w:r>
+              <w:rPr>
+                <w:rFonts w:ascii="Arial" w:hAnsi="Arial" w:cs="Arial"/>
+                <w:sz w:val="22"/>
+                <w:szCs w:val="22"/>
+                <w:highlight w:val="yellow"/>
                 <w:lang w:val="en-US"/>
               </w:rPr>
               <w:t>-</w:t>
@@ -8011,14 +7988,16 @@
                 <w:rFonts w:ascii="Arial" w:hAnsi="Arial" w:cs="Arial"/>
                 <w:sz w:val="22"/>
                 <w:szCs w:val="22"/>
-                <w:lang w:val="en-US"/>
-              </w:rPr>
-            </w:pPr>
-            <w:r>
-              <w:rPr>
-                <w:rFonts w:ascii="Arial" w:hAnsi="Arial" w:cs="Arial"/>
-                <w:sz w:val="22"/>
-                <w:szCs w:val="22"/>
+                <w:highlight w:val="yellow"/>
+                <w:lang w:val="en-US"/>
+              </w:rPr>
+            </w:pPr>
+            <w:r>
+              <w:rPr>
+                <w:rFonts w:ascii="Arial" w:hAnsi="Arial" w:cs="Arial"/>
+                <w:sz w:val="22"/>
+                <w:szCs w:val="22"/>
+                <w:highlight w:val="yellow"/>
                 <w:lang w:val="en-US"/>
               </w:rPr>
               <w:t>-</w:t>
@@ -8038,14 +8017,16 @@
                 <w:rFonts w:ascii="Arial" w:hAnsi="Arial" w:cs="Arial"/>
                 <w:sz w:val="22"/>
                 <w:szCs w:val="22"/>
-                <w:lang w:val="en-US"/>
-              </w:rPr>
-            </w:pPr>
-            <w:r>
-              <w:rPr>
-                <w:rFonts w:ascii="Arial" w:hAnsi="Arial" w:cs="Arial"/>
-                <w:sz w:val="22"/>
-                <w:szCs w:val="22"/>
+                <w:highlight w:val="yellow"/>
+                <w:lang w:val="en-US"/>
+              </w:rPr>
+            </w:pPr>
+            <w:r>
+              <w:rPr>
+                <w:rFonts w:ascii="Arial" w:hAnsi="Arial" w:cs="Arial"/>
+                <w:sz w:val="22"/>
+                <w:szCs w:val="22"/>
+                <w:highlight w:val="yellow"/>
                 <w:lang w:val="en-US"/>
               </w:rPr>
               <w:t>-</w:t>
@@ -8065,14 +8046,16 @@
                 <w:rFonts w:ascii="Arial" w:hAnsi="Arial" w:cs="Arial"/>
                 <w:sz w:val="22"/>
                 <w:szCs w:val="22"/>
-                <w:lang w:val="en-US"/>
-              </w:rPr>
-            </w:pPr>
-            <w:r>
-              <w:rPr>
-                <w:rFonts w:ascii="Arial" w:hAnsi="Arial" w:cs="Arial"/>
-                <w:sz w:val="22"/>
-                <w:szCs w:val="22"/>
+                <w:highlight w:val="yellow"/>
+                <w:lang w:val="en-US"/>
+              </w:rPr>
+            </w:pPr>
+            <w:r>
+              <w:rPr>
+                <w:rFonts w:ascii="Arial" w:hAnsi="Arial" w:cs="Arial"/>
+                <w:sz w:val="22"/>
+                <w:szCs w:val="22"/>
+                <w:highlight w:val="yellow"/>
                 <w:lang w:val="en-US"/>
               </w:rPr>
               <w:t>-</w:t>
@@ -8147,13 +8130,15 @@
                 <w:rFonts w:ascii="Arial" w:hAnsi="Arial" w:cs="Arial"/>
                 <w:sz w:val="22"/>
                 <w:szCs w:val="22"/>
-              </w:rPr>
-            </w:pPr>
-            <w:r>
-              <w:rPr>
-                <w:rFonts w:ascii="Arial" w:hAnsi="Arial" w:cs="Arial"/>
-                <w:sz w:val="22"/>
-                <w:szCs w:val="22"/>
+                <w:highlight w:val="yellow"/>
+              </w:rPr>
+            </w:pPr>
+            <w:r>
+              <w:rPr>
+                <w:rFonts w:ascii="Arial" w:hAnsi="Arial" w:cs="Arial"/>
+                <w:sz w:val="22"/>
+                <w:szCs w:val="22"/>
+                <w:highlight w:val="yellow"/>
                 <w:lang w:val="en-US"/>
               </w:rPr>
               <w:t>-</w:t>
@@ -8174,14 +8159,16 @@
                 <w:rFonts w:ascii="Arial" w:hAnsi="Arial" w:cs="Arial"/>
                 <w:sz w:val="22"/>
                 <w:szCs w:val="22"/>
-                <w:lang w:val="en-US"/>
-              </w:rPr>
-            </w:pPr>
-            <w:r>
-              <w:rPr>
-                <w:rFonts w:ascii="Arial" w:hAnsi="Arial" w:cs="Arial"/>
-                <w:sz w:val="22"/>
-                <w:szCs w:val="22"/>
+                <w:highlight w:val="yellow"/>
+                <w:lang w:val="en-US"/>
+              </w:rPr>
+            </w:pPr>
+            <w:r>
+              <w:rPr>
+                <w:rFonts w:ascii="Arial" w:hAnsi="Arial" w:cs="Arial"/>
+                <w:sz w:val="22"/>
+                <w:szCs w:val="22"/>
+                <w:highlight w:val="yellow"/>
                 <w:lang w:val="en-US"/>
               </w:rPr>
               <w:t>-</w:t>
@@ -8201,14 +8188,16 @@
                 <w:rFonts w:ascii="Arial" w:hAnsi="Arial" w:cs="Arial"/>
                 <w:sz w:val="22"/>
                 <w:szCs w:val="22"/>
-                <w:lang w:val="en-US"/>
-              </w:rPr>
-            </w:pPr>
-            <w:r>
-              <w:rPr>
-                <w:rFonts w:ascii="Arial" w:hAnsi="Arial" w:cs="Arial"/>
-                <w:sz w:val="22"/>
-                <w:szCs w:val="22"/>
+                <w:highlight w:val="yellow"/>
+                <w:lang w:val="en-US"/>
+              </w:rPr>
+            </w:pPr>
+            <w:r>
+              <w:rPr>
+                <w:rFonts w:ascii="Arial" w:hAnsi="Arial" w:cs="Arial"/>
+                <w:sz w:val="22"/>
+                <w:szCs w:val="22"/>
+                <w:highlight w:val="yellow"/>
                 <w:lang w:val="en-US"/>
               </w:rPr>
               <w:t>-</w:t>
@@ -8228,14 +8217,16 @@
                 <w:rFonts w:ascii="Arial" w:hAnsi="Arial" w:cs="Arial"/>
                 <w:sz w:val="22"/>
                 <w:szCs w:val="22"/>
-                <w:lang w:val="en-US"/>
-              </w:rPr>
-            </w:pPr>
-            <w:r>
-              <w:rPr>
-                <w:rFonts w:ascii="Arial" w:hAnsi="Arial" w:cs="Arial"/>
-                <w:sz w:val="22"/>
-                <w:szCs w:val="22"/>
+                <w:highlight w:val="yellow"/>
+                <w:lang w:val="en-US"/>
+              </w:rPr>
+            </w:pPr>
+            <w:r>
+              <w:rPr>
+                <w:rFonts w:ascii="Arial" w:hAnsi="Arial" w:cs="Arial"/>
+                <w:sz w:val="22"/>
+                <w:szCs w:val="22"/>
+                <w:highlight w:val="yellow"/>
                 <w:lang w:val="en-US"/>
               </w:rPr>
               <w:t>-</w:t>
@@ -8310,13 +8301,15 @@
                 <w:rFonts w:ascii="Arial" w:hAnsi="Arial" w:cs="Arial"/>
                 <w:sz w:val="22"/>
                 <w:szCs w:val="22"/>
-              </w:rPr>
-            </w:pPr>
-            <w:r>
-              <w:rPr>
-                <w:rFonts w:ascii="Arial" w:hAnsi="Arial" w:cs="Arial"/>
-                <w:sz w:val="22"/>
-                <w:szCs w:val="22"/>
+                <w:highlight w:val="yellow"/>
+              </w:rPr>
+            </w:pPr>
+            <w:r>
+              <w:rPr>
+                <w:rFonts w:ascii="Arial" w:hAnsi="Arial" w:cs="Arial"/>
+                <w:sz w:val="22"/>
+                <w:szCs w:val="22"/>
+                <w:highlight w:val="yellow"/>
                 <w:lang w:val="en-US"/>
               </w:rPr>
               <w:t>-</w:t>
@@ -8337,14 +8330,16 @@
                 <w:rFonts w:ascii="Arial" w:hAnsi="Arial" w:cs="Arial"/>
                 <w:sz w:val="22"/>
                 <w:szCs w:val="22"/>
-                <w:lang w:val="en-US"/>
-              </w:rPr>
-            </w:pPr>
-            <w:r>
-              <w:rPr>
-                <w:rFonts w:ascii="Arial" w:hAnsi="Arial" w:cs="Arial"/>
-                <w:sz w:val="22"/>
-                <w:szCs w:val="22"/>
+                <w:highlight w:val="yellow"/>
+                <w:lang w:val="en-US"/>
+              </w:rPr>
+            </w:pPr>
+            <w:r>
+              <w:rPr>
+                <w:rFonts w:ascii="Arial" w:hAnsi="Arial" w:cs="Arial"/>
+                <w:sz w:val="22"/>
+                <w:szCs w:val="22"/>
+                <w:highlight w:val="yellow"/>
                 <w:lang w:val="en-US"/>
               </w:rPr>
               <w:t>-</w:t>
@@ -8364,14 +8359,16 @@
                 <w:rFonts w:ascii="Arial" w:hAnsi="Arial" w:cs="Arial"/>
                 <w:sz w:val="22"/>
                 <w:szCs w:val="22"/>
-                <w:lang w:val="en-US"/>
-              </w:rPr>
-            </w:pPr>
-            <w:r>
-              <w:rPr>
-                <w:rFonts w:ascii="Arial" w:hAnsi="Arial" w:cs="Arial"/>
-                <w:sz w:val="22"/>
-                <w:szCs w:val="22"/>
+                <w:highlight w:val="yellow"/>
+                <w:lang w:val="en-US"/>
+              </w:rPr>
+            </w:pPr>
+            <w:r>
+              <w:rPr>
+                <w:rFonts w:ascii="Arial" w:hAnsi="Arial" w:cs="Arial"/>
+                <w:sz w:val="22"/>
+                <w:szCs w:val="22"/>
+                <w:highlight w:val="yellow"/>
                 <w:lang w:val="en-US"/>
               </w:rPr>
               <w:t>-</w:t>
@@ -8391,14 +8388,16 @@
                 <w:rFonts w:ascii="Arial" w:hAnsi="Arial" w:cs="Arial"/>
                 <w:sz w:val="22"/>
                 <w:szCs w:val="22"/>
-                <w:lang w:val="en-US"/>
-              </w:rPr>
-            </w:pPr>
-            <w:r>
-              <w:rPr>
-                <w:rFonts w:ascii="Arial" w:hAnsi="Arial" w:cs="Arial"/>
-                <w:sz w:val="22"/>
-                <w:szCs w:val="22"/>
+                <w:highlight w:val="yellow"/>
+                <w:lang w:val="en-US"/>
+              </w:rPr>
+            </w:pPr>
+            <w:r>
+              <w:rPr>
+                <w:rFonts w:ascii="Arial" w:hAnsi="Arial" w:cs="Arial"/>
+                <w:sz w:val="22"/>
+                <w:szCs w:val="22"/>
+                <w:highlight w:val="yellow"/>
                 <w:lang w:val="en-US"/>
               </w:rPr>
               <w:t>-</w:t>
@@ -8473,14 +8472,16 @@
                 <w:rFonts w:ascii="Arial" w:hAnsi="Arial" w:cs="Arial"/>
                 <w:sz w:val="22"/>
                 <w:szCs w:val="22"/>
-                <w:lang w:val="en-US"/>
-              </w:rPr>
-            </w:pPr>
-            <w:r>
-              <w:rPr>
-                <w:rFonts w:ascii="Arial" w:hAnsi="Arial" w:cs="Arial"/>
-                <w:sz w:val="22"/>
-                <w:szCs w:val="22"/>
+                <w:highlight w:val="yellow"/>
+                <w:lang w:val="en-US"/>
+              </w:rPr>
+            </w:pPr>
+            <w:r>
+              <w:rPr>
+                <w:rFonts w:ascii="Arial" w:hAnsi="Arial" w:cs="Arial"/>
+                <w:sz w:val="22"/>
+                <w:szCs w:val="22"/>
+                <w:highlight w:val="yellow"/>
                 <w:lang w:val="en-US"/>
               </w:rPr>
               <w:t>-</w:t>
@@ -8501,14 +8502,16 @@
                 <w:rFonts w:ascii="Arial" w:hAnsi="Arial" w:cs="Arial"/>
                 <w:sz w:val="22"/>
                 <w:szCs w:val="22"/>
-                <w:lang w:val="en-US"/>
-              </w:rPr>
-            </w:pPr>
-            <w:r>
-              <w:rPr>
-                <w:rFonts w:ascii="Arial" w:hAnsi="Arial" w:cs="Arial"/>
-                <w:sz w:val="22"/>
-                <w:szCs w:val="22"/>
+                <w:highlight w:val="yellow"/>
+                <w:lang w:val="en-US"/>
+              </w:rPr>
+            </w:pPr>
+            <w:r>
+              <w:rPr>
+                <w:rFonts w:ascii="Arial" w:hAnsi="Arial" w:cs="Arial"/>
+                <w:sz w:val="22"/>
+                <w:szCs w:val="22"/>
+                <w:highlight w:val="yellow"/>
                 <w:lang w:val="en-US"/>
               </w:rPr>
               <w:t>-</w:t>
@@ -8528,14 +8531,16 @@
                 <w:rFonts w:ascii="Arial" w:hAnsi="Arial" w:cs="Arial"/>
                 <w:sz w:val="22"/>
                 <w:szCs w:val="22"/>
-                <w:lang w:val="en-US"/>
-              </w:rPr>
-            </w:pPr>
-            <w:r>
-              <w:rPr>
-                <w:rFonts w:ascii="Arial" w:hAnsi="Arial" w:cs="Arial"/>
-                <w:sz w:val="22"/>
-                <w:szCs w:val="22"/>
+                <w:highlight w:val="yellow"/>
+                <w:lang w:val="en-US"/>
+              </w:rPr>
+            </w:pPr>
+            <w:r>
+              <w:rPr>
+                <w:rFonts w:ascii="Arial" w:hAnsi="Arial" w:cs="Arial"/>
+                <w:sz w:val="22"/>
+                <w:szCs w:val="22"/>
+                <w:highlight w:val="yellow"/>
                 <w:lang w:val="en-US"/>
               </w:rPr>
               <w:t>-</w:t>
@@ -8555,14 +8560,16 @@
                 <w:rFonts w:ascii="Arial" w:hAnsi="Arial" w:cs="Arial"/>
                 <w:sz w:val="22"/>
                 <w:szCs w:val="22"/>
-                <w:lang w:val="en-US"/>
-              </w:rPr>
-            </w:pPr>
-            <w:r>
-              <w:rPr>
-                <w:rFonts w:ascii="Arial" w:hAnsi="Arial" w:cs="Arial"/>
-                <w:sz w:val="22"/>
-                <w:szCs w:val="22"/>
+                <w:highlight w:val="yellow"/>
+                <w:lang w:val="en-US"/>
+              </w:rPr>
+            </w:pPr>
+            <w:r>
+              <w:rPr>
+                <w:rFonts w:ascii="Arial" w:hAnsi="Arial" w:cs="Arial"/>
+                <w:sz w:val="22"/>
+                <w:szCs w:val="22"/>
+                <w:highlight w:val="yellow"/>
                 <w:lang w:val="en-US"/>
               </w:rPr>
               <w:t>-</w:t>
@@ -8644,14 +8651,16 @@
                 <w:rFonts w:ascii="Arial" w:hAnsi="Arial" w:cs="Arial"/>
                 <w:sz w:val="22"/>
                 <w:szCs w:val="22"/>
-                <w:lang w:val="en-US"/>
-              </w:rPr>
-            </w:pPr>
-            <w:r>
-              <w:rPr>
-                <w:rFonts w:ascii="Arial" w:hAnsi="Arial" w:cs="Arial"/>
-                <w:sz w:val="22"/>
-                <w:szCs w:val="22"/>
+                <w:highlight w:val="yellow"/>
+                <w:lang w:val="en-US"/>
+              </w:rPr>
+            </w:pPr>
+            <w:r>
+              <w:rPr>
+                <w:rFonts w:ascii="Arial" w:hAnsi="Arial" w:cs="Arial"/>
+                <w:sz w:val="22"/>
+                <w:szCs w:val="22"/>
+                <w:highlight w:val="yellow"/>
                 <w:lang w:val="en-US"/>
               </w:rPr>
               <w:t>-</w:t>
@@ -8672,14 +8681,16 @@
                 <w:rFonts w:ascii="Arial" w:hAnsi="Arial" w:cs="Arial"/>
                 <w:sz w:val="22"/>
                 <w:szCs w:val="22"/>
-                <w:lang w:val="en-US"/>
-              </w:rPr>
-            </w:pPr>
-            <w:r>
-              <w:rPr>
-                <w:rFonts w:ascii="Arial" w:hAnsi="Arial" w:cs="Arial"/>
-                <w:sz w:val="22"/>
-                <w:szCs w:val="22"/>
+                <w:highlight w:val="yellow"/>
+                <w:lang w:val="en-US"/>
+              </w:rPr>
+            </w:pPr>
+            <w:r>
+              <w:rPr>
+                <w:rFonts w:ascii="Arial" w:hAnsi="Arial" w:cs="Arial"/>
+                <w:sz w:val="22"/>
+                <w:szCs w:val="22"/>
+                <w:highlight w:val="yellow"/>
                 <w:lang w:val="en-US"/>
               </w:rPr>
               <w:t>-</w:t>
@@ -8700,14 +8711,16 @@
                 <w:rFonts w:ascii="Arial" w:hAnsi="Arial" w:cs="Arial"/>
                 <w:sz w:val="22"/>
                 <w:szCs w:val="22"/>
-                <w:lang w:val="en-US"/>
-              </w:rPr>
-            </w:pPr>
-            <w:r>
-              <w:rPr>
-                <w:rFonts w:ascii="Arial" w:hAnsi="Arial" w:cs="Arial"/>
-                <w:sz w:val="22"/>
-                <w:szCs w:val="22"/>
+                <w:highlight w:val="yellow"/>
+                <w:lang w:val="en-US"/>
+              </w:rPr>
+            </w:pPr>
+            <w:r>
+              <w:rPr>
+                <w:rFonts w:ascii="Arial" w:hAnsi="Arial" w:cs="Arial"/>
+                <w:sz w:val="22"/>
+                <w:szCs w:val="22"/>
+                <w:highlight w:val="yellow"/>
                 <w:lang w:val="en-US"/>
               </w:rPr>
               <w:t>-</w:t>
@@ -8728,14 +8741,16 @@
                 <w:rFonts w:ascii="Arial" w:hAnsi="Arial" w:cs="Arial"/>
                 <w:sz w:val="22"/>
                 <w:szCs w:val="22"/>
-                <w:lang w:val="en-US"/>
-              </w:rPr>
-            </w:pPr>
-            <w:r>
-              <w:rPr>
-                <w:rFonts w:ascii="Arial" w:hAnsi="Arial" w:cs="Arial"/>
-                <w:sz w:val="22"/>
-                <w:szCs w:val="22"/>
+                <w:highlight w:val="yellow"/>
+                <w:lang w:val="en-US"/>
+              </w:rPr>
+            </w:pPr>
+            <w:r>
+              <w:rPr>
+                <w:rFonts w:ascii="Arial" w:hAnsi="Arial" w:cs="Arial"/>
+                <w:sz w:val="22"/>
+                <w:szCs w:val="22"/>
+                <w:highlight w:val="yellow"/>
                 <w:lang w:val="en-US"/>
               </w:rPr>
               <w:t>-</w:t>
@@ -8805,14 +8820,16 @@
                 <w:rFonts w:ascii="Arial" w:hAnsi="Arial" w:cs="Arial"/>
                 <w:sz w:val="22"/>
                 <w:szCs w:val="22"/>
-                <w:lang w:val="en-US"/>
-              </w:rPr>
-            </w:pPr>
-            <w:r>
-              <w:rPr>
-                <w:rFonts w:ascii="Arial" w:hAnsi="Arial" w:cs="Arial"/>
-                <w:sz w:val="22"/>
-                <w:szCs w:val="22"/>
+                <w:highlight w:val="yellow"/>
+                <w:lang w:val="en-US"/>
+              </w:rPr>
+            </w:pPr>
+            <w:r>
+              <w:rPr>
+                <w:rFonts w:ascii="Arial" w:hAnsi="Arial" w:cs="Arial"/>
+                <w:sz w:val="22"/>
+                <w:szCs w:val="22"/>
+                <w:highlight w:val="yellow"/>
                 <w:lang w:val="en-US"/>
               </w:rPr>
               <w:t>-</w:t>
@@ -8833,14 +8850,16 @@
                 <w:rFonts w:ascii="Arial" w:hAnsi="Arial" w:cs="Arial"/>
                 <w:sz w:val="22"/>
                 <w:szCs w:val="22"/>
-                <w:lang w:val="en-US"/>
-              </w:rPr>
-            </w:pPr>
-            <w:r>
-              <w:rPr>
-                <w:rFonts w:ascii="Arial" w:hAnsi="Arial" w:cs="Arial"/>
-                <w:sz w:val="22"/>
-                <w:szCs w:val="22"/>
+                <w:highlight w:val="yellow"/>
+                <w:lang w:val="en-US"/>
+              </w:rPr>
+            </w:pPr>
+            <w:r>
+              <w:rPr>
+                <w:rFonts w:ascii="Arial" w:hAnsi="Arial" w:cs="Arial"/>
+                <w:sz w:val="22"/>
+                <w:szCs w:val="22"/>
+                <w:highlight w:val="yellow"/>
                 <w:lang w:val="en-US"/>
               </w:rPr>
               <w:t>-</w:t>
@@ -8861,14 +8880,16 @@
                 <w:rFonts w:ascii="Arial" w:hAnsi="Arial" w:cs="Arial"/>
                 <w:sz w:val="22"/>
                 <w:szCs w:val="22"/>
-                <w:lang w:val="en-US"/>
-              </w:rPr>
-            </w:pPr>
-            <w:r>
-              <w:rPr>
-                <w:rFonts w:ascii="Arial" w:hAnsi="Arial" w:cs="Arial"/>
-                <w:sz w:val="22"/>
-                <w:szCs w:val="22"/>
+                <w:highlight w:val="yellow"/>
+                <w:lang w:val="en-US"/>
+              </w:rPr>
+            </w:pPr>
+            <w:r>
+              <w:rPr>
+                <w:rFonts w:ascii="Arial" w:hAnsi="Arial" w:cs="Arial"/>
+                <w:sz w:val="22"/>
+                <w:szCs w:val="22"/>
+                <w:highlight w:val="yellow"/>
                 <w:lang w:val="en-US"/>
               </w:rPr>
               <w:t>-</w:t>
@@ -8889,14 +8910,16 @@
                 <w:rFonts w:ascii="Arial" w:hAnsi="Arial" w:cs="Arial"/>
                 <w:sz w:val="22"/>
                 <w:szCs w:val="22"/>
-                <w:lang w:val="en-US"/>
-              </w:rPr>
-            </w:pPr>
-            <w:r>
-              <w:rPr>
-                <w:rFonts w:ascii="Arial" w:hAnsi="Arial" w:cs="Arial"/>
-                <w:sz w:val="22"/>
-                <w:szCs w:val="22"/>
+                <w:highlight w:val="yellow"/>
+                <w:lang w:val="en-US"/>
+              </w:rPr>
+            </w:pPr>
+            <w:r>
+              <w:rPr>
+                <w:rFonts w:ascii="Arial" w:hAnsi="Arial" w:cs="Arial"/>
+                <w:sz w:val="22"/>
+                <w:szCs w:val="22"/>
+                <w:highlight w:val="yellow"/>
                 <w:lang w:val="en-US"/>
               </w:rPr>
               <w:t>-</w:t>
@@ -8966,14 +8989,16 @@
                 <w:rFonts w:ascii="Arial" w:hAnsi="Arial" w:cs="Arial"/>
                 <w:sz w:val="22"/>
                 <w:szCs w:val="22"/>
-                <w:lang w:val="en-US"/>
-              </w:rPr>
-            </w:pPr>
-            <w:r>
-              <w:rPr>
-                <w:rFonts w:ascii="Arial" w:hAnsi="Arial" w:cs="Arial"/>
-                <w:sz w:val="22"/>
-                <w:szCs w:val="22"/>
+                <w:highlight w:val="yellow"/>
+                <w:lang w:val="en-US"/>
+              </w:rPr>
+            </w:pPr>
+            <w:r>
+              <w:rPr>
+                <w:rFonts w:ascii="Arial" w:hAnsi="Arial" w:cs="Arial"/>
+                <w:sz w:val="22"/>
+                <w:szCs w:val="22"/>
+                <w:highlight w:val="yellow"/>
                 <w:lang w:val="en-US"/>
               </w:rPr>
               <w:t>-</w:t>
@@ -8994,14 +9019,16 @@
                 <w:rFonts w:ascii="Arial" w:hAnsi="Arial" w:cs="Arial"/>
                 <w:sz w:val="22"/>
                 <w:szCs w:val="22"/>
-                <w:lang w:val="en-US"/>
-              </w:rPr>
-            </w:pPr>
-            <w:r>
-              <w:rPr>
-                <w:rFonts w:ascii="Arial" w:hAnsi="Arial" w:cs="Arial"/>
-                <w:sz w:val="22"/>
-                <w:szCs w:val="22"/>
+                <w:highlight w:val="yellow"/>
+                <w:lang w:val="en-US"/>
+              </w:rPr>
+            </w:pPr>
+            <w:r>
+              <w:rPr>
+                <w:rFonts w:ascii="Arial" w:hAnsi="Arial" w:cs="Arial"/>
+                <w:sz w:val="22"/>
+                <w:szCs w:val="22"/>
+                <w:highlight w:val="yellow"/>
                 <w:lang w:val="en-US"/>
               </w:rPr>
               <w:t>-</w:t>
@@ -9021,14 +9048,16 @@
                 <w:rFonts w:ascii="Arial" w:hAnsi="Arial" w:cs="Arial"/>
                 <w:sz w:val="22"/>
                 <w:szCs w:val="22"/>
-                <w:lang w:val="en-US"/>
-              </w:rPr>
-            </w:pPr>
-            <w:r>
-              <w:rPr>
-                <w:rFonts w:ascii="Arial" w:hAnsi="Arial" w:cs="Arial"/>
-                <w:sz w:val="22"/>
-                <w:szCs w:val="22"/>
+                <w:highlight w:val="yellow"/>
+                <w:lang w:val="en-US"/>
+              </w:rPr>
+            </w:pPr>
+            <w:r>
+              <w:rPr>
+                <w:rFonts w:ascii="Arial" w:hAnsi="Arial" w:cs="Arial"/>
+                <w:sz w:val="22"/>
+                <w:szCs w:val="22"/>
+                <w:highlight w:val="yellow"/>
                 <w:lang w:val="en-US"/>
               </w:rPr>
               <w:t>-</w:t>
@@ -9048,14 +9077,16 @@
                 <w:rFonts w:ascii="Arial" w:hAnsi="Arial" w:cs="Arial"/>
                 <w:sz w:val="22"/>
                 <w:szCs w:val="22"/>
-                <w:lang w:val="en-US"/>
-              </w:rPr>
-            </w:pPr>
-            <w:r>
-              <w:rPr>
-                <w:rFonts w:ascii="Arial" w:hAnsi="Arial" w:cs="Arial"/>
-                <w:sz w:val="22"/>
-                <w:szCs w:val="22"/>
+                <w:highlight w:val="yellow"/>
+                <w:lang w:val="en-US"/>
+              </w:rPr>
+            </w:pPr>
+            <w:r>
+              <w:rPr>
+                <w:rFonts w:ascii="Arial" w:hAnsi="Arial" w:cs="Arial"/>
+                <w:sz w:val="22"/>
+                <w:szCs w:val="22"/>
+                <w:highlight w:val="yellow"/>
                 <w:lang w:val="en-US"/>
               </w:rPr>
               <w:t>-</w:t>
@@ -9125,14 +9156,16 @@
                 <w:rFonts w:ascii="Arial" w:hAnsi="Arial" w:cs="Arial"/>
                 <w:sz w:val="22"/>
                 <w:szCs w:val="22"/>
-                <w:lang w:val="en-US"/>
-              </w:rPr>
-            </w:pPr>
-            <w:r>
-              <w:rPr>
-                <w:rFonts w:ascii="Arial" w:hAnsi="Arial" w:cs="Arial"/>
-                <w:sz w:val="22"/>
-                <w:szCs w:val="22"/>
+                <w:highlight w:val="yellow"/>
+                <w:lang w:val="en-US"/>
+              </w:rPr>
+            </w:pPr>
+            <w:r>
+              <w:rPr>
+                <w:rFonts w:ascii="Arial" w:hAnsi="Arial" w:cs="Arial"/>
+                <w:sz w:val="22"/>
+                <w:szCs w:val="22"/>
+                <w:highlight w:val="yellow"/>
                 <w:lang w:val="en-US"/>
               </w:rPr>
               <w:t>-</w:t>
@@ -9153,14 +9186,16 @@
                 <w:rFonts w:ascii="Arial" w:hAnsi="Arial" w:cs="Arial"/>
                 <w:sz w:val="22"/>
                 <w:szCs w:val="22"/>
-                <w:lang w:val="en-US"/>
-              </w:rPr>
-            </w:pPr>
-            <w:r>
-              <w:rPr>
-                <w:rFonts w:ascii="Arial" w:hAnsi="Arial" w:cs="Arial"/>
-                <w:sz w:val="22"/>
-                <w:szCs w:val="22"/>
+                <w:highlight w:val="yellow"/>
+                <w:lang w:val="en-US"/>
+              </w:rPr>
+            </w:pPr>
+            <w:r>
+              <w:rPr>
+                <w:rFonts w:ascii="Arial" w:hAnsi="Arial" w:cs="Arial"/>
+                <w:sz w:val="22"/>
+                <w:szCs w:val="22"/>
+                <w:highlight w:val="yellow"/>
                 <w:lang w:val="en-US"/>
               </w:rPr>
               <w:t>-</w:t>
@@ -9181,14 +9216,16 @@
                 <w:rFonts w:ascii="Arial" w:hAnsi="Arial" w:cs="Arial"/>
                 <w:sz w:val="22"/>
                 <w:szCs w:val="22"/>
-                <w:lang w:val="en-US"/>
-              </w:rPr>
-            </w:pPr>
-            <w:r>
-              <w:rPr>
-                <w:rFonts w:ascii="Arial" w:hAnsi="Arial" w:cs="Arial"/>
-                <w:sz w:val="22"/>
-                <w:szCs w:val="22"/>
+                <w:highlight w:val="yellow"/>
+                <w:lang w:val="en-US"/>
+              </w:rPr>
+            </w:pPr>
+            <w:r>
+              <w:rPr>
+                <w:rFonts w:ascii="Arial" w:hAnsi="Arial" w:cs="Arial"/>
+                <w:sz w:val="22"/>
+                <w:szCs w:val="22"/>
+                <w:highlight w:val="yellow"/>
                 <w:lang w:val="en-US"/>
               </w:rPr>
               <w:t>-</w:t>
@@ -9209,14 +9246,16 @@
                 <w:rFonts w:ascii="Arial" w:hAnsi="Arial" w:cs="Arial"/>
                 <w:sz w:val="22"/>
                 <w:szCs w:val="22"/>
-                <w:lang w:val="en-US"/>
-              </w:rPr>
-            </w:pPr>
-            <w:r>
-              <w:rPr>
-                <w:rFonts w:ascii="Arial" w:hAnsi="Arial" w:cs="Arial"/>
-                <w:sz w:val="22"/>
-                <w:szCs w:val="22"/>
+                <w:highlight w:val="yellow"/>
+                <w:lang w:val="en-US"/>
+              </w:rPr>
+            </w:pPr>
+            <w:r>
+              <w:rPr>
+                <w:rFonts w:ascii="Arial" w:hAnsi="Arial" w:cs="Arial"/>
+                <w:sz w:val="22"/>
+                <w:szCs w:val="22"/>
+                <w:highlight w:val="yellow"/>
                 <w:lang w:val="en-US"/>
               </w:rPr>
               <w:t>-</w:t>
@@ -9298,14 +9337,16 @@
                 <w:rFonts w:ascii="Arial" w:hAnsi="Arial" w:cs="Arial"/>
                 <w:sz w:val="22"/>
                 <w:szCs w:val="22"/>
-                <w:lang w:val="en-US"/>
-              </w:rPr>
-            </w:pPr>
-            <w:r>
-              <w:rPr>
-                <w:rFonts w:ascii="Arial" w:hAnsi="Arial" w:cs="Arial"/>
-                <w:sz w:val="22"/>
-                <w:szCs w:val="22"/>
+                <w:highlight w:val="yellow"/>
+                <w:lang w:val="en-US"/>
+              </w:rPr>
+            </w:pPr>
+            <w:r>
+              <w:rPr>
+                <w:rFonts w:ascii="Arial" w:hAnsi="Arial" w:cs="Arial"/>
+                <w:sz w:val="22"/>
+                <w:szCs w:val="22"/>
+                <w:highlight w:val="yellow"/>
                 <w:lang w:val="en-US"/>
               </w:rPr>
               <w:t>-</w:t>
@@ -9326,14 +9367,16 @@
                 <w:rFonts w:ascii="Arial" w:hAnsi="Arial" w:cs="Arial"/>
                 <w:sz w:val="22"/>
                 <w:szCs w:val="22"/>
-                <w:lang w:val="en-US"/>
-              </w:rPr>
-            </w:pPr>
-            <w:r>
-              <w:rPr>
-                <w:rFonts w:ascii="Arial" w:hAnsi="Arial" w:cs="Arial"/>
-                <w:sz w:val="22"/>
-                <w:szCs w:val="22"/>
+                <w:highlight w:val="yellow"/>
+                <w:lang w:val="en-US"/>
+              </w:rPr>
+            </w:pPr>
+            <w:r>
+              <w:rPr>
+                <w:rFonts w:ascii="Arial" w:hAnsi="Arial" w:cs="Arial"/>
+                <w:sz w:val="22"/>
+                <w:szCs w:val="22"/>
+                <w:highlight w:val="yellow"/>
                 <w:lang w:val="en-US"/>
               </w:rPr>
               <w:t>-</w:t>
@@ -9354,14 +9397,16 @@
                 <w:rFonts w:ascii="Arial" w:hAnsi="Arial" w:cs="Arial"/>
                 <w:sz w:val="22"/>
                 <w:szCs w:val="22"/>
-                <w:lang w:val="en-US"/>
-              </w:rPr>
-            </w:pPr>
-            <w:r>
-              <w:rPr>
-                <w:rFonts w:ascii="Arial" w:hAnsi="Arial" w:cs="Arial"/>
-                <w:sz w:val="22"/>
-                <w:szCs w:val="22"/>
+                <w:highlight w:val="yellow"/>
+                <w:lang w:val="en-US"/>
+              </w:rPr>
+            </w:pPr>
+            <w:r>
+              <w:rPr>
+                <w:rFonts w:ascii="Arial" w:hAnsi="Arial" w:cs="Arial"/>
+                <w:sz w:val="22"/>
+                <w:szCs w:val="22"/>
+                <w:highlight w:val="yellow"/>
                 <w:lang w:val="en-US"/>
               </w:rPr>
               <w:t>-</w:t>
@@ -9382,14 +9427,16 @@
                 <w:rFonts w:ascii="Arial" w:hAnsi="Arial" w:cs="Arial"/>
                 <w:sz w:val="22"/>
                 <w:szCs w:val="22"/>
-                <w:lang w:val="en-US"/>
-              </w:rPr>
-            </w:pPr>
-            <w:r>
-              <w:rPr>
-                <w:rFonts w:ascii="Arial" w:hAnsi="Arial" w:cs="Arial"/>
-                <w:sz w:val="22"/>
-                <w:szCs w:val="22"/>
+                <w:highlight w:val="yellow"/>
+                <w:lang w:val="en-US"/>
+              </w:rPr>
+            </w:pPr>
+            <w:r>
+              <w:rPr>
+                <w:rFonts w:ascii="Arial" w:hAnsi="Arial" w:cs="Arial"/>
+                <w:sz w:val="22"/>
+                <w:szCs w:val="22"/>
+                <w:highlight w:val="yellow"/>
                 <w:lang w:val="en-US"/>
               </w:rPr>
               <w:t>-</w:t>
@@ -9472,14 +9519,16 @@
                 <w:rFonts w:ascii="Arial" w:hAnsi="Arial" w:cs="Arial"/>
                 <w:sz w:val="22"/>
                 <w:szCs w:val="22"/>
-                <w:lang w:val="en-US"/>
-              </w:rPr>
-            </w:pPr>
-            <w:r>
-              <w:rPr>
-                <w:rFonts w:ascii="Arial" w:hAnsi="Arial" w:cs="Arial"/>
-                <w:sz w:val="22"/>
-                <w:szCs w:val="22"/>
+                <w:highlight w:val="yellow"/>
+                <w:lang w:val="en-US"/>
+              </w:rPr>
+            </w:pPr>
+            <w:r>
+              <w:rPr>
+                <w:rFonts w:ascii="Arial" w:hAnsi="Arial" w:cs="Arial"/>
+                <w:sz w:val="22"/>
+                <w:szCs w:val="22"/>
+                <w:highlight w:val="yellow"/>
                 <w:lang w:val="en-US"/>
               </w:rPr>
               <w:t>-</w:t>
@@ -9500,14 +9549,16 @@
                 <w:rFonts w:ascii="Arial" w:hAnsi="Arial" w:cs="Arial"/>
                 <w:sz w:val="22"/>
                 <w:szCs w:val="22"/>
-                <w:lang w:val="en-US"/>
-              </w:rPr>
-            </w:pPr>
-            <w:r>
-              <w:rPr>
-                <w:rFonts w:ascii="Arial" w:hAnsi="Arial" w:cs="Arial"/>
-                <w:sz w:val="22"/>
-                <w:szCs w:val="22"/>
+                <w:highlight w:val="yellow"/>
+                <w:lang w:val="en-US"/>
+              </w:rPr>
+            </w:pPr>
+            <w:r>
+              <w:rPr>
+                <w:rFonts w:ascii="Arial" w:hAnsi="Arial" w:cs="Arial"/>
+                <w:sz w:val="22"/>
+                <w:szCs w:val="22"/>
+                <w:highlight w:val="yellow"/>
                 <w:lang w:val="en-US"/>
               </w:rPr>
               <w:t>-</w:t>
@@ -9528,14 +9579,16 @@
                 <w:rFonts w:ascii="Arial" w:hAnsi="Arial" w:cs="Arial"/>
                 <w:sz w:val="22"/>
                 <w:szCs w:val="22"/>
-                <w:lang w:val="en-US"/>
-              </w:rPr>
-            </w:pPr>
-            <w:r>
-              <w:rPr>
-                <w:rFonts w:ascii="Arial" w:hAnsi="Arial" w:cs="Arial"/>
-                <w:sz w:val="22"/>
-                <w:szCs w:val="22"/>
+                <w:highlight w:val="yellow"/>
+                <w:lang w:val="en-US"/>
+              </w:rPr>
+            </w:pPr>
+            <w:r>
+              <w:rPr>
+                <w:rFonts w:ascii="Arial" w:hAnsi="Arial" w:cs="Arial"/>
+                <w:sz w:val="22"/>
+                <w:szCs w:val="22"/>
+                <w:highlight w:val="yellow"/>
                 <w:lang w:val="en-US"/>
               </w:rPr>
               <w:t>-</w:t>
@@ -9556,14 +9609,16 @@
                 <w:rFonts w:ascii="Arial" w:hAnsi="Arial" w:cs="Arial"/>
                 <w:sz w:val="22"/>
                 <w:szCs w:val="22"/>
-                <w:lang w:val="en-US"/>
-              </w:rPr>
-            </w:pPr>
-            <w:r>
-              <w:rPr>
-                <w:rFonts w:ascii="Arial" w:hAnsi="Arial" w:cs="Arial"/>
-                <w:sz w:val="22"/>
-                <w:szCs w:val="22"/>
+                <w:highlight w:val="yellow"/>
+                <w:lang w:val="en-US"/>
+              </w:rPr>
+            </w:pPr>
+            <w:r>
+              <w:rPr>
+                <w:rFonts w:ascii="Arial" w:hAnsi="Arial" w:cs="Arial"/>
+                <w:sz w:val="22"/>
+                <w:szCs w:val="22"/>
+                <w:highlight w:val="yellow"/>
                 <w:lang w:val="en-US"/>
               </w:rPr>
               <w:t>-</w:t>
@@ -9638,14 +9693,16 @@
                 <w:rFonts w:ascii="Arial" w:hAnsi="Arial" w:cs="Arial"/>
                 <w:sz w:val="22"/>
                 <w:szCs w:val="22"/>
-                <w:lang w:val="en-US"/>
-              </w:rPr>
-            </w:pPr>
-            <w:r>
-              <w:rPr>
-                <w:rFonts w:ascii="Arial" w:hAnsi="Arial" w:cs="Arial"/>
-                <w:sz w:val="22"/>
-                <w:szCs w:val="22"/>
+                <w:highlight w:val="yellow"/>
+                <w:lang w:val="en-US"/>
+              </w:rPr>
+            </w:pPr>
+            <w:r>
+              <w:rPr>
+                <w:rFonts w:ascii="Arial" w:hAnsi="Arial" w:cs="Arial"/>
+                <w:sz w:val="22"/>
+                <w:szCs w:val="22"/>
+                <w:highlight w:val="yellow"/>
                 <w:lang w:val="en-US"/>
               </w:rPr>
               <w:t>-</w:t>
@@ -9666,14 +9723,16 @@
                 <w:rFonts w:ascii="Arial" w:hAnsi="Arial" w:cs="Arial"/>
                 <w:sz w:val="22"/>
                 <w:szCs w:val="22"/>
-                <w:lang w:val="en-US"/>
-              </w:rPr>
-            </w:pPr>
-            <w:r>
-              <w:rPr>
-                <w:rFonts w:ascii="Arial" w:hAnsi="Arial" w:cs="Arial"/>
-                <w:sz w:val="22"/>
-                <w:szCs w:val="22"/>
+                <w:highlight w:val="yellow"/>
+                <w:lang w:val="en-US"/>
+              </w:rPr>
+            </w:pPr>
+            <w:r>
+              <w:rPr>
+                <w:rFonts w:ascii="Arial" w:hAnsi="Arial" w:cs="Arial"/>
+                <w:sz w:val="22"/>
+                <w:szCs w:val="22"/>
+                <w:highlight w:val="yellow"/>
                 <w:lang w:val="en-US"/>
               </w:rPr>
               <w:t>-</w:t>
@@ -9694,14 +9753,16 @@
                 <w:rFonts w:ascii="Arial" w:hAnsi="Arial" w:cs="Arial"/>
                 <w:sz w:val="22"/>
                 <w:szCs w:val="22"/>
-                <w:lang w:val="en-US"/>
-              </w:rPr>
-            </w:pPr>
-            <w:r>
-              <w:rPr>
-                <w:rFonts w:ascii="Arial" w:hAnsi="Arial" w:cs="Arial"/>
-                <w:sz w:val="22"/>
-                <w:szCs w:val="22"/>
+                <w:highlight w:val="yellow"/>
+                <w:lang w:val="en-US"/>
+              </w:rPr>
+            </w:pPr>
+            <w:r>
+              <w:rPr>
+                <w:rFonts w:ascii="Arial" w:hAnsi="Arial" w:cs="Arial"/>
+                <w:sz w:val="22"/>
+                <w:szCs w:val="22"/>
+                <w:highlight w:val="yellow"/>
                 <w:lang w:val="en-US"/>
               </w:rPr>
               <w:t>-</w:t>
@@ -9722,14 +9783,16 @@
                 <w:rFonts w:ascii="Arial" w:hAnsi="Arial" w:cs="Arial"/>
                 <w:sz w:val="22"/>
                 <w:szCs w:val="22"/>
-                <w:lang w:val="en-US"/>
-              </w:rPr>
-            </w:pPr>
-            <w:r>
-              <w:rPr>
-                <w:rFonts w:ascii="Arial" w:hAnsi="Arial" w:cs="Arial"/>
-                <w:sz w:val="22"/>
-                <w:szCs w:val="22"/>
+                <w:highlight w:val="yellow"/>
+                <w:lang w:val="en-US"/>
+              </w:rPr>
+            </w:pPr>
+            <w:r>
+              <w:rPr>
+                <w:rFonts w:ascii="Arial" w:hAnsi="Arial" w:cs="Arial"/>
+                <w:sz w:val="22"/>
+                <w:szCs w:val="22"/>
+                <w:highlight w:val="yellow"/>
                 <w:lang w:val="en-US"/>
               </w:rPr>
               <w:t>-</w:t>
@@ -9812,14 +9875,16 @@
                 <w:rFonts w:ascii="Arial" w:hAnsi="Arial" w:cs="Arial"/>
                 <w:sz w:val="22"/>
                 <w:szCs w:val="22"/>
-                <w:lang w:val="en-US"/>
-              </w:rPr>
-            </w:pPr>
-            <w:r>
-              <w:rPr>
-                <w:rFonts w:ascii="Arial" w:hAnsi="Arial" w:cs="Arial"/>
-                <w:sz w:val="22"/>
-                <w:szCs w:val="22"/>
+                <w:highlight w:val="yellow"/>
+                <w:lang w:val="en-US"/>
+              </w:rPr>
+            </w:pPr>
+            <w:r>
+              <w:rPr>
+                <w:rFonts w:ascii="Arial" w:hAnsi="Arial" w:cs="Arial"/>
+                <w:sz w:val="22"/>
+                <w:szCs w:val="22"/>
+                <w:highlight w:val="yellow"/>
                 <w:lang w:val="en-US"/>
               </w:rPr>
               <w:t>-</w:t>
@@ -9840,14 +9905,16 @@
                 <w:rFonts w:ascii="Arial" w:hAnsi="Arial" w:cs="Arial"/>
                 <w:sz w:val="22"/>
                 <w:szCs w:val="22"/>
-                <w:lang w:val="en-US"/>
-              </w:rPr>
-            </w:pPr>
-            <w:r>
-              <w:rPr>
-                <w:rFonts w:ascii="Arial" w:hAnsi="Arial" w:cs="Arial"/>
-                <w:sz w:val="22"/>
-                <w:szCs w:val="22"/>
+                <w:highlight w:val="yellow"/>
+                <w:lang w:val="en-US"/>
+              </w:rPr>
+            </w:pPr>
+            <w:r>
+              <w:rPr>
+                <w:rFonts w:ascii="Arial" w:hAnsi="Arial" w:cs="Arial"/>
+                <w:sz w:val="22"/>
+                <w:szCs w:val="22"/>
+                <w:highlight w:val="yellow"/>
                 <w:lang w:val="en-US"/>
               </w:rPr>
               <w:t>-</w:t>
@@ -9868,14 +9935,16 @@
                 <w:rFonts w:ascii="Arial" w:hAnsi="Arial" w:cs="Arial"/>
                 <w:sz w:val="22"/>
                 <w:szCs w:val="22"/>
-                <w:lang w:val="en-US"/>
-              </w:rPr>
-            </w:pPr>
-            <w:r>
-              <w:rPr>
-                <w:rFonts w:ascii="Arial" w:hAnsi="Arial" w:cs="Arial"/>
-                <w:sz w:val="22"/>
-                <w:szCs w:val="22"/>
+                <w:highlight w:val="yellow"/>
+                <w:lang w:val="en-US"/>
+              </w:rPr>
+            </w:pPr>
+            <w:r>
+              <w:rPr>
+                <w:rFonts w:ascii="Arial" w:hAnsi="Arial" w:cs="Arial"/>
+                <w:sz w:val="22"/>
+                <w:szCs w:val="22"/>
+                <w:highlight w:val="yellow"/>
                 <w:lang w:val="en-US"/>
               </w:rPr>
               <w:t>-</w:t>
@@ -9896,14 +9965,16 @@
                 <w:rFonts w:ascii="Arial" w:hAnsi="Arial" w:cs="Arial"/>
                 <w:sz w:val="22"/>
                 <w:szCs w:val="22"/>
-                <w:lang w:val="en-US"/>
-              </w:rPr>
-            </w:pPr>
-            <w:r>
-              <w:rPr>
-                <w:rFonts w:ascii="Arial" w:hAnsi="Arial" w:cs="Arial"/>
-                <w:sz w:val="22"/>
-                <w:szCs w:val="22"/>
+                <w:highlight w:val="yellow"/>
+                <w:lang w:val="en-US"/>
+              </w:rPr>
+            </w:pPr>
+            <w:r>
+              <w:rPr>
+                <w:rFonts w:ascii="Arial" w:hAnsi="Arial" w:cs="Arial"/>
+                <w:sz w:val="22"/>
+                <w:szCs w:val="22"/>
+                <w:highlight w:val="yellow"/>
                 <w:lang w:val="en-US"/>
               </w:rPr>
               <w:t>-</w:t>
@@ -9994,14 +10065,16 @@
                 <w:rFonts w:ascii="Arial" w:hAnsi="Arial" w:cs="Arial"/>
                 <w:sz w:val="22"/>
                 <w:szCs w:val="22"/>
-                <w:lang w:val="en-US"/>
-              </w:rPr>
-            </w:pPr>
-            <w:r>
-              <w:rPr>
-                <w:rFonts w:ascii="Arial" w:hAnsi="Arial" w:cs="Arial"/>
-                <w:sz w:val="22"/>
-                <w:szCs w:val="22"/>
+                <w:highlight w:val="yellow"/>
+                <w:lang w:val="en-US"/>
+              </w:rPr>
+            </w:pPr>
+            <w:r>
+              <w:rPr>
+                <w:rFonts w:ascii="Arial" w:hAnsi="Arial" w:cs="Arial"/>
+                <w:sz w:val="22"/>
+                <w:szCs w:val="22"/>
+                <w:highlight w:val="yellow"/>
                 <w:lang w:val="en-US"/>
               </w:rPr>
               <w:t>-</w:t>
@@ -10022,14 +10095,16 @@
                 <w:rFonts w:ascii="Arial" w:hAnsi="Arial" w:cs="Arial"/>
                 <w:sz w:val="22"/>
                 <w:szCs w:val="22"/>
-                <w:lang w:val="en-US"/>
-              </w:rPr>
-            </w:pPr>
-            <w:r>
-              <w:rPr>
-                <w:rFonts w:ascii="Arial" w:hAnsi="Arial" w:cs="Arial"/>
-                <w:sz w:val="22"/>
-                <w:szCs w:val="22"/>
+                <w:highlight w:val="yellow"/>
+                <w:lang w:val="en-US"/>
+              </w:rPr>
+            </w:pPr>
+            <w:r>
+              <w:rPr>
+                <w:rFonts w:ascii="Arial" w:hAnsi="Arial" w:cs="Arial"/>
+                <w:sz w:val="22"/>
+                <w:szCs w:val="22"/>
+                <w:highlight w:val="yellow"/>
                 <w:lang w:val="en-US"/>
               </w:rPr>
               <w:t>-</w:t>
@@ -10050,14 +10125,16 @@
                 <w:rFonts w:ascii="Arial" w:hAnsi="Arial" w:cs="Arial"/>
                 <w:sz w:val="22"/>
                 <w:szCs w:val="22"/>
-                <w:lang w:val="en-US"/>
-              </w:rPr>
-            </w:pPr>
-            <w:r>
-              <w:rPr>
-                <w:rFonts w:ascii="Arial" w:hAnsi="Arial" w:cs="Arial"/>
-                <w:sz w:val="22"/>
-                <w:szCs w:val="22"/>
+                <w:highlight w:val="yellow"/>
+                <w:lang w:val="en-US"/>
+              </w:rPr>
+            </w:pPr>
+            <w:r>
+              <w:rPr>
+                <w:rFonts w:ascii="Arial" w:hAnsi="Arial" w:cs="Arial"/>
+                <w:sz w:val="22"/>
+                <w:szCs w:val="22"/>
+                <w:highlight w:val="yellow"/>
                 <w:lang w:val="en-US"/>
               </w:rPr>
               <w:t>-</w:t>
@@ -10078,14 +10155,16 @@
                 <w:rFonts w:ascii="Arial" w:hAnsi="Arial" w:cs="Arial"/>
                 <w:sz w:val="22"/>
                 <w:szCs w:val="22"/>
-                <w:lang w:val="en-US"/>
-              </w:rPr>
-            </w:pPr>
-            <w:r>
-              <w:rPr>
-                <w:rFonts w:ascii="Arial" w:hAnsi="Arial" w:cs="Arial"/>
-                <w:sz w:val="22"/>
-                <w:szCs w:val="22"/>
+                <w:highlight w:val="yellow"/>
+                <w:lang w:val="en-US"/>
+              </w:rPr>
+            </w:pPr>
+            <w:r>
+              <w:rPr>
+                <w:rFonts w:ascii="Arial" w:hAnsi="Arial" w:cs="Arial"/>
+                <w:sz w:val="22"/>
+                <w:szCs w:val="22"/>
+                <w:highlight w:val="yellow"/>
                 <w:lang w:val="en-US"/>
               </w:rPr>
               <w:t>-</w:t>
@@ -10178,14 +10257,16 @@
                 <w:rFonts w:ascii="Arial" w:hAnsi="Arial" w:cs="Arial"/>
                 <w:sz w:val="22"/>
                 <w:szCs w:val="22"/>
-                <w:lang w:val="en-US"/>
-              </w:rPr>
-            </w:pPr>
-            <w:r>
-              <w:rPr>
-                <w:rFonts w:ascii="Arial" w:hAnsi="Arial" w:cs="Arial"/>
-                <w:sz w:val="22"/>
-                <w:szCs w:val="22"/>
+                <w:highlight w:val="yellow"/>
+                <w:lang w:val="en-US"/>
+              </w:rPr>
+            </w:pPr>
+            <w:r>
+              <w:rPr>
+                <w:rFonts w:ascii="Arial" w:hAnsi="Arial" w:cs="Arial"/>
+                <w:sz w:val="22"/>
+                <w:szCs w:val="22"/>
+                <w:highlight w:val="yellow"/>
                 <w:lang w:val="en-US"/>
               </w:rPr>
               <w:t>-</w:t>
@@ -10206,14 +10287,16 @@
                 <w:rFonts w:ascii="Arial" w:hAnsi="Arial" w:cs="Arial"/>
                 <w:sz w:val="22"/>
                 <w:szCs w:val="22"/>
-                <w:lang w:val="en-US"/>
-              </w:rPr>
-            </w:pPr>
-            <w:r>
-              <w:rPr>
-                <w:rFonts w:ascii="Arial" w:hAnsi="Arial" w:cs="Arial"/>
-                <w:sz w:val="22"/>
-                <w:szCs w:val="22"/>
+                <w:highlight w:val="yellow"/>
+                <w:lang w:val="en-US"/>
+              </w:rPr>
+            </w:pPr>
+            <w:r>
+              <w:rPr>
+                <w:rFonts w:ascii="Arial" w:hAnsi="Arial" w:cs="Arial"/>
+                <w:sz w:val="22"/>
+                <w:szCs w:val="22"/>
+                <w:highlight w:val="yellow"/>
                 <w:lang w:val="en-US"/>
               </w:rPr>
               <w:t>-</w:t>
@@ -10234,14 +10317,16 @@
                 <w:rFonts w:ascii="Arial" w:hAnsi="Arial" w:cs="Arial"/>
                 <w:sz w:val="22"/>
                 <w:szCs w:val="22"/>
-                <w:lang w:val="en-US"/>
-              </w:rPr>
-            </w:pPr>
-            <w:r>
-              <w:rPr>
-                <w:rFonts w:ascii="Arial" w:hAnsi="Arial" w:cs="Arial"/>
-                <w:sz w:val="22"/>
-                <w:szCs w:val="22"/>
+                <w:highlight w:val="yellow"/>
+                <w:lang w:val="en-US"/>
+              </w:rPr>
+            </w:pPr>
+            <w:r>
+              <w:rPr>
+                <w:rFonts w:ascii="Arial" w:hAnsi="Arial" w:cs="Arial"/>
+                <w:sz w:val="22"/>
+                <w:szCs w:val="22"/>
+                <w:highlight w:val="yellow"/>
                 <w:lang w:val="en-US"/>
               </w:rPr>
               <w:t>-</w:t>
@@ -10262,14 +10347,16 @@
                 <w:rFonts w:ascii="Arial" w:hAnsi="Arial" w:cs="Arial"/>
                 <w:sz w:val="22"/>
                 <w:szCs w:val="22"/>
-                <w:lang w:val="en-US"/>
-              </w:rPr>
-            </w:pPr>
-            <w:r>
-              <w:rPr>
-                <w:rFonts w:ascii="Arial" w:hAnsi="Arial" w:cs="Arial"/>
-                <w:sz w:val="22"/>
-                <w:szCs w:val="22"/>
+                <w:highlight w:val="yellow"/>
+                <w:lang w:val="en-US"/>
+              </w:rPr>
+            </w:pPr>
+            <w:r>
+              <w:rPr>
+                <w:rFonts w:ascii="Arial" w:hAnsi="Arial" w:cs="Arial"/>
+                <w:sz w:val="22"/>
+                <w:szCs w:val="22"/>
+                <w:highlight w:val="yellow"/>
                 <w:lang w:val="en-US"/>
               </w:rPr>
               <w:t>-</w:t>
@@ -10362,14 +10449,16 @@
                 <w:rFonts w:ascii="Arial" w:hAnsi="Arial" w:cs="Arial"/>
                 <w:sz w:val="22"/>
                 <w:szCs w:val="22"/>
-                <w:lang w:val="en-US"/>
-              </w:rPr>
-            </w:pPr>
-            <w:r>
-              <w:rPr>
-                <w:rFonts w:ascii="Arial" w:hAnsi="Arial" w:cs="Arial"/>
-                <w:sz w:val="22"/>
-                <w:szCs w:val="22"/>
+                <w:highlight w:val="yellow"/>
+                <w:lang w:val="en-US"/>
+              </w:rPr>
+            </w:pPr>
+            <w:r>
+              <w:rPr>
+                <w:rFonts w:ascii="Arial" w:hAnsi="Arial" w:cs="Arial"/>
+                <w:sz w:val="22"/>
+                <w:szCs w:val="22"/>
+                <w:highlight w:val="yellow"/>
                 <w:lang w:val="en-US"/>
               </w:rPr>
               <w:t>-</w:t>
@@ -10384,6 +10473,7 @@
                 <w:rFonts w:ascii="Arial" w:hAnsi="Arial" w:cs="Arial"/>
                 <w:sz w:val="22"/>
                 <w:szCs w:val="22"/>
+                <w:highlight w:val="yellow"/>
                 <w:lang w:val="en-US"/>
               </w:rPr>
             </w:pPr>
@@ -10397,6 +10487,7 @@
                 <w:rFonts w:ascii="Arial" w:hAnsi="Arial" w:cs="Arial"/>
                 <w:sz w:val="22"/>
                 <w:szCs w:val="22"/>
+                <w:highlight w:val="yellow"/>
                 <w:lang w:val="en-US"/>
               </w:rPr>
             </w:pPr>
@@ -10416,14 +10507,16 @@
                 <w:rFonts w:ascii="Arial" w:hAnsi="Arial" w:cs="Arial"/>
                 <w:sz w:val="22"/>
                 <w:szCs w:val="22"/>
-                <w:lang w:val="en-US"/>
-              </w:rPr>
-            </w:pPr>
-            <w:r>
-              <w:rPr>
-                <w:rFonts w:ascii="Arial" w:hAnsi="Arial" w:cs="Arial"/>
-                <w:sz w:val="22"/>
-                <w:szCs w:val="22"/>
+                <w:highlight w:val="yellow"/>
+                <w:lang w:val="en-US"/>
+              </w:rPr>
+            </w:pPr>
+            <w:r>
+              <w:rPr>
+                <w:rFonts w:ascii="Arial" w:hAnsi="Arial" w:cs="Arial"/>
+                <w:sz w:val="22"/>
+                <w:szCs w:val="22"/>
+                <w:highlight w:val="yellow"/>
                 <w:lang w:val="en-US"/>
               </w:rPr>
               <w:t>-</w:t>
@@ -10444,14 +10537,16 @@
                 <w:rFonts w:ascii="Arial" w:hAnsi="Arial" w:cs="Arial"/>
                 <w:sz w:val="22"/>
                 <w:szCs w:val="22"/>
-                <w:lang w:val="en-US"/>
-              </w:rPr>
-            </w:pPr>
-            <w:r>
-              <w:rPr>
-                <w:rFonts w:ascii="Arial" w:hAnsi="Arial" w:cs="Arial"/>
-                <w:sz w:val="22"/>
-                <w:szCs w:val="22"/>
+                <w:highlight w:val="yellow"/>
+                <w:lang w:val="en-US"/>
+              </w:rPr>
+            </w:pPr>
+            <w:r>
+              <w:rPr>
+                <w:rFonts w:ascii="Arial" w:hAnsi="Arial" w:cs="Arial"/>
+                <w:sz w:val="22"/>
+                <w:szCs w:val="22"/>
+                <w:highlight w:val="yellow"/>
                 <w:lang w:val="en-US"/>
               </w:rPr>
               <w:t>-</w:t>
@@ -10472,14 +10567,16 @@
                 <w:rFonts w:ascii="Arial" w:hAnsi="Arial" w:cs="Arial"/>
                 <w:sz w:val="22"/>
                 <w:szCs w:val="22"/>
-                <w:lang w:val="en-US"/>
-              </w:rPr>
-            </w:pPr>
-            <w:r>
-              <w:rPr>
-                <w:rFonts w:ascii="Arial" w:hAnsi="Arial" w:cs="Arial"/>
-                <w:sz w:val="22"/>
-                <w:szCs w:val="22"/>
+                <w:highlight w:val="yellow"/>
+                <w:lang w:val="en-US"/>
+              </w:rPr>
+            </w:pPr>
+            <w:r>
+              <w:rPr>
+                <w:rFonts w:ascii="Arial" w:hAnsi="Arial" w:cs="Arial"/>
+                <w:sz w:val="22"/>
+                <w:szCs w:val="22"/>
+                <w:highlight w:val="yellow"/>
                 <w:lang w:val="en-US"/>
               </w:rPr>
               <w:t>-</w:t>
@@ -10551,37 +10648,15 @@
                 <w:lang w:val="en-US"/>
               </w:rPr>
             </w:pPr>
-            <w:proofErr w:type="spellStart"/>
-            <w:r>
-              <w:rPr>
-                <w:rFonts w:ascii="Arial" w:hAnsi="Arial" w:cs="Arial"/>
-                <w:sz w:val="22"/>
-                <w:szCs w:val="22"/>
-                <w:lang w:val="en-US"/>
-              </w:rPr>
-              <w:t>Dokumen</w:t>
-            </w:r>
-            <w:proofErr w:type="spellEnd"/>
-            <w:r>
-              <w:rPr>
-                <w:rFonts w:ascii="Arial" w:hAnsi="Arial" w:cs="Arial"/>
-                <w:sz w:val="22"/>
-                <w:szCs w:val="22"/>
-                <w:lang w:val="en-US"/>
-              </w:rPr>
-              <w:t xml:space="preserve"> </w:t>
-            </w:r>
-            <w:proofErr w:type="spellStart"/>
-            <w:r>
-              <w:rPr>
-                <w:rFonts w:ascii="Arial" w:hAnsi="Arial" w:cs="Arial"/>
-                <w:sz w:val="22"/>
-                <w:szCs w:val="22"/>
-                <w:lang w:val="en-US"/>
-              </w:rPr>
-              <w:t>Pengadaan</w:t>
-            </w:r>
-            <w:proofErr w:type="spellEnd"/>
+            <w:r>
+              <w:rPr>
+                <w:rFonts w:ascii="Arial" w:hAnsi="Arial" w:cs="Arial"/>
+                <w:sz w:val="22"/>
+                <w:szCs w:val="22"/>
+                <w:lang w:val="en-US"/>
+              </w:rPr>
+              <w:t>Dokumen Pengadaan</w:t>
+            </w:r>
           </w:p>
         </w:tc>
         <w:tc>
@@ -10598,6 +10673,7 @@
                 <w:rFonts w:ascii="Arial" w:hAnsi="Arial" w:cs="Arial"/>
                 <w:sz w:val="22"/>
                 <w:szCs w:val="22"/>
+                <w:highlight w:val="yellow"/>
                 <w:lang w:val="en-US"/>
               </w:rPr>
             </w:pPr>
@@ -10617,6 +10693,7 @@
                 <w:rFonts w:ascii="Arial" w:hAnsi="Arial" w:cs="Arial"/>
                 <w:sz w:val="22"/>
                 <w:szCs w:val="22"/>
+                <w:highlight w:val="yellow"/>
                 <w:lang w:val="en-US"/>
               </w:rPr>
             </w:pPr>
@@ -10636,6 +10713,7 @@
                 <w:rFonts w:ascii="Arial" w:hAnsi="Arial" w:cs="Arial"/>
                 <w:sz w:val="22"/>
                 <w:szCs w:val="22"/>
+                <w:highlight w:val="yellow"/>
                 <w:lang w:val="en-US"/>
               </w:rPr>
             </w:pPr>
@@ -10655,6 +10733,7 @@
                 <w:rFonts w:ascii="Arial" w:hAnsi="Arial" w:cs="Arial"/>
                 <w:sz w:val="22"/>
                 <w:szCs w:val="22"/>
+                <w:highlight w:val="yellow"/>
                 <w:lang w:val="en-US"/>
               </w:rPr>
             </w:pPr>
@@ -10702,37 +10781,15 @@
                 <w:lang w:val="en-US"/>
               </w:rPr>
             </w:pPr>
-            <w:proofErr w:type="spellStart"/>
-            <w:r>
-              <w:rPr>
-                <w:rFonts w:ascii="Arial" w:hAnsi="Arial" w:cs="Arial"/>
-                <w:sz w:val="22"/>
-                <w:szCs w:val="22"/>
-                <w:lang w:val="en-US"/>
-              </w:rPr>
-              <w:t>Dokumen</w:t>
-            </w:r>
-            <w:proofErr w:type="spellEnd"/>
-            <w:r>
-              <w:rPr>
-                <w:rFonts w:ascii="Arial" w:hAnsi="Arial" w:cs="Arial"/>
-                <w:sz w:val="22"/>
-                <w:szCs w:val="22"/>
-                <w:lang w:val="en-US"/>
-              </w:rPr>
-              <w:t xml:space="preserve"> </w:t>
-            </w:r>
-            <w:proofErr w:type="spellStart"/>
-            <w:r>
-              <w:rPr>
-                <w:rFonts w:ascii="Arial" w:hAnsi="Arial" w:cs="Arial"/>
-                <w:sz w:val="22"/>
-                <w:szCs w:val="22"/>
-                <w:lang w:val="en-US"/>
-              </w:rPr>
-              <w:t>Kualifikasi</w:t>
-            </w:r>
-            <w:proofErr w:type="spellEnd"/>
+            <w:r>
+              <w:rPr>
+                <w:rFonts w:ascii="Arial" w:hAnsi="Arial" w:cs="Arial"/>
+                <w:sz w:val="22"/>
+                <w:szCs w:val="22"/>
+                <w:lang w:val="en-US"/>
+              </w:rPr>
+              <w:t>Dokumen Kualifikasi</w:t>
+            </w:r>
           </w:p>
         </w:tc>
         <w:tc>
@@ -10748,14 +10805,16 @@
                 <w:rFonts w:ascii="Arial" w:hAnsi="Arial" w:cs="Arial"/>
                 <w:sz w:val="22"/>
                 <w:szCs w:val="22"/>
-                <w:lang w:val="en-US"/>
-              </w:rPr>
-            </w:pPr>
-            <w:r>
-              <w:rPr>
-                <w:rFonts w:ascii="Arial" w:hAnsi="Arial" w:cs="Arial"/>
-                <w:sz w:val="22"/>
-                <w:szCs w:val="22"/>
+                <w:highlight w:val="yellow"/>
+                <w:lang w:val="en-US"/>
+              </w:rPr>
+            </w:pPr>
+            <w:r>
+              <w:rPr>
+                <w:rFonts w:ascii="Arial" w:hAnsi="Arial" w:cs="Arial"/>
+                <w:sz w:val="22"/>
+                <w:szCs w:val="22"/>
+                <w:highlight w:val="yellow"/>
                 <w:lang w:val="en-US"/>
               </w:rPr>
               <w:t>-</w:t>
@@ -10776,14 +10835,16 @@
                 <w:rFonts w:ascii="Arial" w:hAnsi="Arial" w:cs="Arial"/>
                 <w:sz w:val="22"/>
                 <w:szCs w:val="22"/>
-                <w:lang w:val="en-US"/>
-              </w:rPr>
-            </w:pPr>
-            <w:r>
-              <w:rPr>
-                <w:rFonts w:ascii="Arial" w:hAnsi="Arial" w:cs="Arial"/>
-                <w:sz w:val="22"/>
-                <w:szCs w:val="22"/>
+                <w:highlight w:val="yellow"/>
+                <w:lang w:val="en-US"/>
+              </w:rPr>
+            </w:pPr>
+            <w:r>
+              <w:rPr>
+                <w:rFonts w:ascii="Arial" w:hAnsi="Arial" w:cs="Arial"/>
+                <w:sz w:val="22"/>
+                <w:szCs w:val="22"/>
+                <w:highlight w:val="yellow"/>
                 <w:lang w:val="en-US"/>
               </w:rPr>
               <w:t>-</w:t>
@@ -10804,14 +10865,16 @@
                 <w:rFonts w:ascii="Arial" w:hAnsi="Arial" w:cs="Arial"/>
                 <w:sz w:val="22"/>
                 <w:szCs w:val="22"/>
-                <w:lang w:val="en-US"/>
-              </w:rPr>
-            </w:pPr>
-            <w:r>
-              <w:rPr>
-                <w:rFonts w:ascii="Arial" w:hAnsi="Arial" w:cs="Arial"/>
-                <w:sz w:val="22"/>
-                <w:szCs w:val="22"/>
+                <w:highlight w:val="yellow"/>
+                <w:lang w:val="en-US"/>
+              </w:rPr>
+            </w:pPr>
+            <w:r>
+              <w:rPr>
+                <w:rFonts w:ascii="Arial" w:hAnsi="Arial" w:cs="Arial"/>
+                <w:sz w:val="22"/>
+                <w:szCs w:val="22"/>
+                <w:highlight w:val="yellow"/>
                 <w:lang w:val="en-US"/>
               </w:rPr>
               <w:t>-</w:t>
@@ -10832,14 +10895,16 @@
                 <w:rFonts w:ascii="Arial" w:hAnsi="Arial" w:cs="Arial"/>
                 <w:sz w:val="22"/>
                 <w:szCs w:val="22"/>
-                <w:lang w:val="en-US"/>
-              </w:rPr>
-            </w:pPr>
-            <w:r>
-              <w:rPr>
-                <w:rFonts w:ascii="Arial" w:hAnsi="Arial" w:cs="Arial"/>
-                <w:sz w:val="22"/>
-                <w:szCs w:val="22"/>
+                <w:highlight w:val="yellow"/>
+                <w:lang w:val="en-US"/>
+              </w:rPr>
+            </w:pPr>
+            <w:r>
+              <w:rPr>
+                <w:rFonts w:ascii="Arial" w:hAnsi="Arial" w:cs="Arial"/>
+                <w:sz w:val="22"/>
+                <w:szCs w:val="22"/>
+                <w:highlight w:val="yellow"/>
                 <w:lang w:val="en-US"/>
               </w:rPr>
               <w:t>-</w:t>
@@ -10888,37 +10953,15 @@
                 <w:lang w:val="en-US"/>
               </w:rPr>
             </w:pPr>
-            <w:proofErr w:type="spellStart"/>
-            <w:r>
-              <w:rPr>
-                <w:rFonts w:ascii="Arial" w:hAnsi="Arial" w:cs="Arial"/>
-                <w:sz w:val="22"/>
-                <w:szCs w:val="22"/>
-                <w:lang w:val="en-US"/>
-              </w:rPr>
-              <w:t>Dokumen</w:t>
-            </w:r>
-            <w:proofErr w:type="spellEnd"/>
-            <w:r>
-              <w:rPr>
-                <w:rFonts w:ascii="Arial" w:hAnsi="Arial" w:cs="Arial"/>
-                <w:sz w:val="22"/>
-                <w:szCs w:val="22"/>
-                <w:lang w:val="en-US"/>
-              </w:rPr>
-              <w:t xml:space="preserve"> </w:t>
-            </w:r>
-            <w:proofErr w:type="spellStart"/>
-            <w:r>
-              <w:rPr>
-                <w:rFonts w:ascii="Arial" w:hAnsi="Arial" w:cs="Arial"/>
-                <w:sz w:val="22"/>
-                <w:szCs w:val="22"/>
-                <w:lang w:val="en-US"/>
-              </w:rPr>
-              <w:t>Seleksi</w:t>
-            </w:r>
-            <w:proofErr w:type="spellEnd"/>
+            <w:r>
+              <w:rPr>
+                <w:rFonts w:ascii="Arial" w:hAnsi="Arial" w:cs="Arial"/>
+                <w:sz w:val="22"/>
+                <w:szCs w:val="22"/>
+                <w:lang w:val="en-US"/>
+              </w:rPr>
+              <w:t>Dokumen Seleksi</w:t>
+            </w:r>
           </w:p>
         </w:tc>
         <w:tc>
@@ -10933,14 +10976,16 @@
                 <w:rFonts w:ascii="Arial" w:hAnsi="Arial" w:cs="Arial"/>
                 <w:sz w:val="22"/>
                 <w:szCs w:val="22"/>
-                <w:lang w:val="en-US"/>
-              </w:rPr>
-            </w:pPr>
-            <w:r>
-              <w:rPr>
-                <w:rFonts w:ascii="Arial" w:hAnsi="Arial" w:cs="Arial"/>
-                <w:sz w:val="22"/>
-                <w:szCs w:val="22"/>
+                <w:highlight w:val="yellow"/>
+                <w:lang w:val="en-US"/>
+              </w:rPr>
+            </w:pPr>
+            <w:r>
+              <w:rPr>
+                <w:rFonts w:ascii="Arial" w:hAnsi="Arial" w:cs="Arial"/>
+                <w:sz w:val="22"/>
+                <w:szCs w:val="22"/>
+                <w:highlight w:val="yellow"/>
                 <w:lang w:val="en-US"/>
               </w:rPr>
               <w:t>-</w:t>
@@ -10961,14 +11006,16 @@
                 <w:rFonts w:ascii="Arial" w:hAnsi="Arial" w:cs="Arial"/>
                 <w:sz w:val="22"/>
                 <w:szCs w:val="22"/>
-                <w:lang w:val="en-US"/>
-              </w:rPr>
-            </w:pPr>
-            <w:r>
-              <w:rPr>
-                <w:rFonts w:ascii="Arial" w:hAnsi="Arial" w:cs="Arial"/>
-                <w:sz w:val="22"/>
-                <w:szCs w:val="22"/>
+                <w:highlight w:val="yellow"/>
+                <w:lang w:val="en-US"/>
+              </w:rPr>
+            </w:pPr>
+            <w:r>
+              <w:rPr>
+                <w:rFonts w:ascii="Arial" w:hAnsi="Arial" w:cs="Arial"/>
+                <w:sz w:val="22"/>
+                <w:szCs w:val="22"/>
+                <w:highlight w:val="yellow"/>
                 <w:lang w:val="en-US"/>
               </w:rPr>
               <w:t>-</w:t>
@@ -10989,14 +11036,16 @@
                 <w:rFonts w:ascii="Arial" w:hAnsi="Arial" w:cs="Arial"/>
                 <w:sz w:val="22"/>
                 <w:szCs w:val="22"/>
-                <w:lang w:val="en-US"/>
-              </w:rPr>
-            </w:pPr>
-            <w:r>
-              <w:rPr>
-                <w:rFonts w:ascii="Arial" w:hAnsi="Arial" w:cs="Arial"/>
-                <w:sz w:val="22"/>
-                <w:szCs w:val="22"/>
+                <w:highlight w:val="yellow"/>
+                <w:lang w:val="en-US"/>
+              </w:rPr>
+            </w:pPr>
+            <w:r>
+              <w:rPr>
+                <w:rFonts w:ascii="Arial" w:hAnsi="Arial" w:cs="Arial"/>
+                <w:sz w:val="22"/>
+                <w:szCs w:val="22"/>
+                <w:highlight w:val="yellow"/>
                 <w:lang w:val="en-US"/>
               </w:rPr>
               <w:t>-</w:t>
@@ -11017,14 +11066,16 @@
                 <w:rFonts w:ascii="Arial" w:hAnsi="Arial" w:cs="Arial"/>
                 <w:sz w:val="22"/>
                 <w:szCs w:val="22"/>
-                <w:lang w:val="en-US"/>
-              </w:rPr>
-            </w:pPr>
-            <w:r>
-              <w:rPr>
-                <w:rFonts w:ascii="Arial" w:hAnsi="Arial" w:cs="Arial"/>
-                <w:sz w:val="22"/>
-                <w:szCs w:val="22"/>
+                <w:highlight w:val="yellow"/>
+                <w:lang w:val="en-US"/>
+              </w:rPr>
+            </w:pPr>
+            <w:r>
+              <w:rPr>
+                <w:rFonts w:ascii="Arial" w:hAnsi="Arial" w:cs="Arial"/>
+                <w:sz w:val="22"/>
+                <w:szCs w:val="22"/>
+                <w:highlight w:val="yellow"/>
                 <w:lang w:val="en-US"/>
               </w:rPr>
               <w:t>-</w:t>
@@ -11184,267 +11235,119 @@
           <w:szCs w:val="22"/>
         </w:rPr>
       </w:pPr>
-    </w:p>
-    <w:p>
-      <w:pPr>
-        <w:spacing w:before="2" w:line="276" w:lineRule="auto"/>
-        <w:ind w:right="28"/>
-        <w:jc w:val="right"/>
-        <w:rPr>
-          <w:rFonts w:ascii="Arial" w:eastAsia="Arial" w:hAnsi="Arial" w:cs="Arial"/>
-          <w:i/>
-          <w:iCs/>
-          <w:sz w:val="22"/>
-          <w:szCs w:val="22"/>
-        </w:rPr>
-      </w:pPr>
-    </w:p>
-    <w:p>
-      <w:pPr>
-        <w:spacing w:before="2" w:line="276" w:lineRule="auto"/>
-        <w:ind w:right="28"/>
-        <w:jc w:val="right"/>
-        <w:rPr>
-          <w:rFonts w:ascii="Arial" w:eastAsia="Arial" w:hAnsi="Arial" w:cs="Arial"/>
-          <w:i/>
-          <w:iCs/>
-          <w:sz w:val="22"/>
-          <w:szCs w:val="22"/>
-        </w:rPr>
-      </w:pPr>
-    </w:p>
-    <w:p>
-      <w:pPr>
-        <w:spacing w:before="2" w:line="276" w:lineRule="auto"/>
-        <w:ind w:right="28"/>
-        <w:jc w:val="right"/>
-        <w:rPr>
-          <w:rFonts w:ascii="Arial" w:eastAsia="Arial" w:hAnsi="Arial" w:cs="Arial"/>
-          <w:i/>
-          <w:iCs/>
-          <w:sz w:val="22"/>
-          <w:szCs w:val="22"/>
-        </w:rPr>
-      </w:pPr>
-    </w:p>
-    <w:p>
-      <w:pPr>
-        <w:spacing w:before="2" w:line="276" w:lineRule="auto"/>
-        <w:ind w:right="28"/>
-        <w:jc w:val="right"/>
-        <w:rPr>
-          <w:rFonts w:ascii="Arial" w:eastAsia="Arial" w:hAnsi="Arial" w:cs="Arial"/>
-          <w:i/>
-          <w:iCs/>
-          <w:sz w:val="22"/>
-          <w:szCs w:val="22"/>
-        </w:rPr>
-      </w:pPr>
-    </w:p>
-    <w:p>
-      <w:pPr>
-        <w:spacing w:before="2" w:line="276" w:lineRule="auto"/>
-        <w:ind w:right="28"/>
-        <w:jc w:val="right"/>
-        <w:rPr>
-          <w:rFonts w:ascii="Arial" w:eastAsia="Arial" w:hAnsi="Arial" w:cs="Arial"/>
-          <w:i/>
-          <w:iCs/>
-          <w:sz w:val="22"/>
-          <w:szCs w:val="22"/>
-        </w:rPr>
-      </w:pPr>
-    </w:p>
-    <w:p>
-      <w:pPr>
-        <w:spacing w:before="2" w:line="276" w:lineRule="auto"/>
-        <w:ind w:right="28"/>
-        <w:jc w:val="right"/>
-        <w:rPr>
-          <w:rFonts w:ascii="Arial" w:eastAsia="Arial" w:hAnsi="Arial" w:cs="Arial"/>
-          <w:i/>
-          <w:iCs/>
-          <w:sz w:val="22"/>
-          <w:szCs w:val="22"/>
-        </w:rPr>
-      </w:pPr>
-    </w:p>
-    <w:p>
-      <w:pPr>
-        <w:spacing w:before="2" w:line="276" w:lineRule="auto"/>
-        <w:ind w:right="28"/>
-        <w:jc w:val="right"/>
-        <w:rPr>
-          <w:rFonts w:ascii="Arial" w:eastAsia="Arial" w:hAnsi="Arial" w:cs="Arial"/>
-          <w:i/>
-          <w:iCs/>
-          <w:sz w:val="22"/>
-          <w:szCs w:val="22"/>
-        </w:rPr>
-      </w:pPr>
-    </w:p>
-    <w:p>
-      <w:pPr>
-        <w:spacing w:before="2" w:line="276" w:lineRule="auto"/>
-        <w:ind w:right="28"/>
-        <w:jc w:val="right"/>
-        <w:rPr>
-          <w:rFonts w:ascii="Arial" w:eastAsia="Arial" w:hAnsi="Arial" w:cs="Arial"/>
-          <w:i/>
-          <w:iCs/>
-          <w:sz w:val="22"/>
-          <w:szCs w:val="22"/>
-        </w:rPr>
-      </w:pPr>
-    </w:p>
-    <w:p>
-      <w:pPr>
-        <w:spacing w:before="2" w:line="276" w:lineRule="auto"/>
-        <w:ind w:right="28"/>
-        <w:jc w:val="right"/>
-        <w:rPr>
-          <w:rFonts w:ascii="Arial" w:eastAsia="Arial" w:hAnsi="Arial" w:cs="Arial"/>
-          <w:i/>
-          <w:iCs/>
-          <w:sz w:val="22"/>
-          <w:szCs w:val="22"/>
-        </w:rPr>
-      </w:pPr>
-    </w:p>
-    <w:p>
-      <w:pPr>
-        <w:spacing w:before="2" w:line="276" w:lineRule="auto"/>
-        <w:ind w:right="28"/>
-        <w:jc w:val="right"/>
-        <w:rPr>
-          <w:rFonts w:ascii="Arial" w:eastAsia="Arial" w:hAnsi="Arial" w:cs="Arial"/>
-          <w:i/>
-          <w:iCs/>
-          <w:sz w:val="22"/>
-          <w:szCs w:val="22"/>
-        </w:rPr>
-      </w:pPr>
-    </w:p>
-    <w:p>
-      <w:pPr>
-        <w:spacing w:before="2" w:line="276" w:lineRule="auto"/>
-        <w:ind w:right="28"/>
-        <w:jc w:val="right"/>
-        <w:rPr>
-          <w:rFonts w:ascii="Arial" w:eastAsia="Arial" w:hAnsi="Arial" w:cs="Arial"/>
-          <w:i/>
-          <w:iCs/>
-          <w:sz w:val="22"/>
-          <w:szCs w:val="22"/>
-        </w:rPr>
-      </w:pPr>
-    </w:p>
-    <w:p>
-      <w:pPr>
-        <w:spacing w:before="2" w:line="276" w:lineRule="auto"/>
-        <w:ind w:right="28"/>
-        <w:jc w:val="right"/>
-        <w:rPr>
-          <w:rFonts w:ascii="Arial" w:eastAsia="Arial" w:hAnsi="Arial" w:cs="Arial"/>
-          <w:i/>
-          <w:iCs/>
-          <w:sz w:val="22"/>
-          <w:szCs w:val="22"/>
-        </w:rPr>
-      </w:pPr>
-    </w:p>
-    <w:p>
-      <w:pPr>
-        <w:spacing w:before="2" w:line="276" w:lineRule="auto"/>
-        <w:ind w:right="28"/>
-        <w:jc w:val="right"/>
-        <w:rPr>
-          <w:rFonts w:ascii="Arial" w:eastAsia="Arial" w:hAnsi="Arial" w:cs="Arial"/>
-          <w:i/>
-          <w:iCs/>
-          <w:sz w:val="22"/>
-          <w:szCs w:val="22"/>
-        </w:rPr>
-      </w:pPr>
-    </w:p>
-    <w:p>
-      <w:pPr>
-        <w:spacing w:before="2" w:line="276" w:lineRule="auto"/>
-        <w:ind w:right="28"/>
-        <w:jc w:val="right"/>
-        <w:rPr>
-          <w:rFonts w:ascii="Arial" w:eastAsia="Arial" w:hAnsi="Arial" w:cs="Arial"/>
-          <w:i/>
-          <w:iCs/>
-          <w:sz w:val="22"/>
-          <w:szCs w:val="22"/>
-        </w:rPr>
-      </w:pPr>
-    </w:p>
-    <w:p>
-      <w:pPr>
-        <w:spacing w:before="2" w:line="276" w:lineRule="auto"/>
-        <w:ind w:right="28"/>
-        <w:jc w:val="right"/>
-        <w:rPr>
-          <w:rFonts w:ascii="Arial" w:eastAsia="Arial" w:hAnsi="Arial" w:cs="Arial"/>
-          <w:i/>
-          <w:iCs/>
-          <w:sz w:val="22"/>
-          <w:szCs w:val="22"/>
-        </w:rPr>
-      </w:pPr>
-    </w:p>
-    <w:p>
-      <w:pPr>
-        <w:spacing w:before="2" w:line="276" w:lineRule="auto"/>
-        <w:ind w:right="28"/>
-        <w:jc w:val="right"/>
-        <w:rPr>
-          <w:rFonts w:ascii="Arial" w:eastAsia="Arial" w:hAnsi="Arial" w:cs="Arial"/>
-          <w:i/>
-          <w:iCs/>
-          <w:sz w:val="22"/>
-          <w:szCs w:val="22"/>
-        </w:rPr>
-      </w:pPr>
-    </w:p>
-    <w:p>
-      <w:pPr>
-        <w:spacing w:before="2" w:line="276" w:lineRule="auto"/>
-        <w:ind w:right="28"/>
-        <w:jc w:val="right"/>
-        <w:rPr>
-          <w:rFonts w:ascii="Arial" w:eastAsia="Arial" w:hAnsi="Arial" w:cs="Arial"/>
-          <w:i/>
-          <w:iCs/>
-          <w:sz w:val="22"/>
-          <w:szCs w:val="22"/>
-        </w:rPr>
-      </w:pPr>
-    </w:p>
-    <w:p>
-      <w:pPr>
-        <w:spacing w:before="2" w:line="276" w:lineRule="auto"/>
-        <w:ind w:right="28"/>
-        <w:jc w:val="right"/>
-        <w:rPr>
-          <w:rFonts w:ascii="Arial" w:eastAsia="Arial" w:hAnsi="Arial" w:cs="Arial"/>
-          <w:i/>
-          <w:iCs/>
-          <w:sz w:val="22"/>
-          <w:szCs w:val="22"/>
-        </w:rPr>
-      </w:pPr>
-      <w:r>
-        <w:rPr>
-          <w:rFonts w:ascii="Arial" w:eastAsia="Arial" w:hAnsi="Arial" w:cs="Arial"/>
-          <w:i/>
-          <w:iCs/>
-          <w:sz w:val="22"/>
-          <w:szCs w:val="22"/>
-        </w:rPr>
-        <w:t>Demikian…</w:t>
+      <w:r>
+        <w:rPr>
+          <w:rFonts w:ascii="Arial" w:eastAsia="Arial" w:hAnsi="Arial" w:cs="Arial"/>
+          <w:noProof/>
+          <w:sz w:val="22"/>
+          <w:szCs w:val="22"/>
+        </w:rPr>
+        <mc:AlternateContent>
+          <mc:Choice Requires="wps">
+            <w:drawing>
+              <wp:anchor distT="45720" distB="45720" distL="114300" distR="114300" simplePos="0" relativeHeight="251663360" behindDoc="0" locked="0" layoutInCell="1" allowOverlap="1" wp14:anchorId="53A325DE" wp14:editId="51442256">
+                <wp:simplePos x="0" y="0"/>
+                <wp:positionH relativeFrom="margin">
+                  <wp:align>right</wp:align>
+                </wp:positionH>
+                <wp:positionV relativeFrom="margin">
+                  <wp:align>bottom</wp:align>
+                </wp:positionV>
+                <wp:extent cx="937260" cy="344170"/>
+                <wp:effectExtent l="0" t="0" r="0" b="0"/>
+                <wp:wrapSquare wrapText="bothSides"/>
+                <wp:docPr id="3" name="Text Box 2"/>
+                <wp:cNvGraphicFramePr>
+                  <a:graphicFrameLocks xmlns:a="http://schemas.openxmlformats.org/drawingml/2006/main"/>
+                </wp:cNvGraphicFramePr>
+                <a:graphic xmlns:a="http://schemas.openxmlformats.org/drawingml/2006/main">
+                  <a:graphicData uri="http://schemas.microsoft.com/office/word/2010/wordprocessingShape">
+                    <wps:wsp>
+                      <wps:cNvSpPr txBox="1">
+                        <a:spLocks noChangeArrowheads="1"/>
+                      </wps:cNvSpPr>
+                      <wps:spPr bwMode="auto">
+                        <a:xfrm>
+                          <a:off x="0" y="0"/>
+                          <a:ext cx="937260" cy="344170"/>
+                        </a:xfrm>
+                        <a:prstGeom prst="rect">
+                          <a:avLst/>
+                        </a:prstGeom>
+                        <a:solidFill>
+                          <a:srgbClr val="FFFFFF"/>
+                        </a:solidFill>
+                        <a:ln w="9525">
+                          <a:noFill/>
+                          <a:miter lim="800000"/>
+                          <a:headEnd/>
+                          <a:tailEnd/>
+                        </a:ln>
+                      </wps:spPr>
+                      <wps:txbx>
+                        <w:txbxContent>
+                          <w:p>
+                            <w:r>
+                              <w:rPr>
+                                <w:rFonts w:ascii="Arial" w:hAnsi="Arial" w:cs="Arial"/>
+                                <w:sz w:val="22"/>
+                                <w:szCs w:val="22"/>
+                                <w:lang w:val="en-US"/>
+                              </w:rPr>
+                              <w:t>Demikian…</w:t>
+                            </w:r>
+                          </w:p>
+                        </w:txbxContent>
+                      </wps:txbx>
+                      <wps:bodyPr rot="0" vert="horz" wrap="square" lIns="91440" tIns="45720" rIns="91440" bIns="45720" anchor="t" anchorCtr="0">
+                        <a:noAutofit/>
+                      </wps:bodyPr>
+                    </wps:wsp>
+                  </a:graphicData>
+                </a:graphic>
+                <wp14:sizeRelH relativeFrom="margin">
+                  <wp14:pctWidth>0</wp14:pctWidth>
+                </wp14:sizeRelH>
+                <wp14:sizeRelV relativeFrom="margin">
+                  <wp14:pctHeight>0</wp14:pctHeight>
+                </wp14:sizeRelV>
+              </wp:anchor>
+            </w:drawing>
+          </mc:Choice>
+          <mc:Fallback>
+            <w:pict>
+              <v:shape w14:anchorId="53A325DE" id="_x0000_s1028" type="#_x0000_t202" style="position:absolute;left:0;text-align:left;margin-left:22.6pt;margin-top:0;width:73.8pt;height:27.1pt;z-index:251663360;visibility:visible;mso-wrap-style:square;mso-width-percent:0;mso-height-percent:0;mso-wrap-distance-left:9pt;mso-wrap-distance-top:3.6pt;mso-wrap-distance-right:9pt;mso-wrap-distance-bottom:3.6pt;mso-position-horizontal:right;mso-position-horizontal-relative:margin;mso-position-vertical:bottom;mso-position-vertical-relative:margin;mso-width-percent:0;mso-height-percent:0;mso-width-relative:margin;mso-height-relative:margin;v-text-anchor:top" o:gfxdata="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" stroked="f">
+                <v:textbox>
+                  <w:txbxContent>
+                    <w:p>
+                      <w:proofErr w:type="spellStart"/>
+                      <w:r>
+                        <w:rPr>
+                          <w:rFonts w:ascii="Arial" w:hAnsi="Arial" w:cs="Arial"/>
+                          <w:sz w:val="22"/>
+                          <w:szCs w:val="22"/>
+                          <w:lang w:val="en-US"/>
+                        </w:rPr>
+                        <w:t>Demikian</w:t>
+                      </w:r>
+                      <w:proofErr w:type="spellEnd"/>
+                      <w:r>
+                        <w:rPr>
+                          <w:rFonts w:ascii="Arial" w:hAnsi="Arial" w:cs="Arial"/>
+                          <w:sz w:val="22"/>
+                          <w:szCs w:val="22"/>
+                          <w:lang w:val="en-US"/>
+                        </w:rPr>
+                        <w:t>…</w:t>
+                      </w:r>
+                    </w:p>
+                  </w:txbxContent>
+                </v:textbox>
+                <w10:wrap type="square" anchorx="margin" anchory="margin"/>
+              </v:shape>
+            </w:pict>
+          </mc:Fallback>
+        </mc:AlternateContent>
       </w:r>
     </w:p>
     <w:p>
@@ -12990,29 +12893,7 @@
                 <w:szCs w:val="22"/>
                 <w:lang w:val="en-US"/>
               </w:rPr>
-              <w:t>{</w:t>
-            </w:r>
-            <w:proofErr w:type="spellStart"/>
-            <w:r>
-              <w:rPr>
-                <w:rFonts w:ascii="Arial" w:eastAsia="Arial" w:hAnsi="Arial" w:cs="Arial"/>
-                <w:spacing w:val="-2"/>
-                <w:sz w:val="22"/>
-                <w:szCs w:val="22"/>
-                <w:lang w:val="en-US"/>
-              </w:rPr>
-              <w:t>nama_ppk</w:t>
-            </w:r>
-            <w:proofErr w:type="spellEnd"/>
-            <w:r>
-              <w:rPr>
-                <w:rFonts w:ascii="Arial" w:eastAsia="Arial" w:hAnsi="Arial" w:cs="Arial"/>
-                <w:spacing w:val="-2"/>
-                <w:sz w:val="22"/>
-                <w:szCs w:val="22"/>
-                <w:lang w:val="en-US"/>
-              </w:rPr>
-              <w:t>}</w:t>
+              <w:t>{nama_ppk}</w:t>
             </w:r>
           </w:p>
         </w:tc>
@@ -13042,27 +12923,7 @@
                 <w:szCs w:val="22"/>
                 <w:lang w:val="en-US"/>
               </w:rPr>
-              <w:t>{</w:t>
-            </w:r>
-            <w:proofErr w:type="spellStart"/>
-            <w:r>
-              <w:rPr>
-                <w:rFonts w:ascii="Arial" w:hAnsi="Arial" w:cs="Arial"/>
-                <w:sz w:val="22"/>
-                <w:szCs w:val="22"/>
-                <w:lang w:val="en-US"/>
-              </w:rPr>
-              <w:t>ppk</w:t>
-            </w:r>
-            <w:proofErr w:type="spellEnd"/>
-            <w:r>
-              <w:rPr>
-                <w:rFonts w:ascii="Arial" w:hAnsi="Arial" w:cs="Arial"/>
-                <w:sz w:val="22"/>
-                <w:szCs w:val="22"/>
-                <w:lang w:val="en-US"/>
-              </w:rPr>
-              <w:t>}</w:t>
+              <w:t>{ppk}</w:t>
             </w:r>
           </w:p>
         </w:tc>
@@ -13263,7 +13124,7 @@
         <w:lang w:val="en-US"/>
       </w:rPr>
       <w:drawing>
-        <wp:anchor distT="0" distB="0" distL="114300" distR="114300" simplePos="0" relativeHeight="251660288" behindDoc="0" locked="0" layoutInCell="1" allowOverlap="1" wp14:anchorId="23E7D79A" wp14:editId="1046F408">
+        <wp:anchor distT="0" distB="0" distL="114300" distR="114300" simplePos="0" relativeHeight="251660288" behindDoc="0" locked="0" layoutInCell="1" allowOverlap="1" wp14:anchorId="7A803AD0" wp14:editId="245D3A2C">
           <wp:simplePos x="0" y="0"/>
           <wp:positionH relativeFrom="margin">
             <wp:posOffset>-308344</wp:posOffset>
@@ -13417,45 +13278,7 @@
         <w:szCs w:val="16"/>
         <w:lang w:val="en-US"/>
       </w:rPr>
-      <w:t>{</w:t>
-    </w:r>
-    <w:proofErr w:type="spellStart"/>
-    <w:r>
-      <w:rPr>
-        <w:rFonts w:ascii="Arial" w:eastAsia="Calibri" w:hAnsi="Arial" w:cs="Arial"/>
-        <w:b/>
-        <w:bCs/>
-        <w:spacing w:val="-8"/>
-        <w:sz w:val="16"/>
-        <w:szCs w:val="16"/>
-        <w:lang w:val="en-US"/>
-      </w:rPr>
-      <w:t>kode_pokja</w:t>
-    </w:r>
-    <w:proofErr w:type="spellEnd"/>
-    <w:r>
-      <w:rPr>
-        <w:rFonts w:ascii="Arial" w:eastAsia="Calibri" w:hAnsi="Arial" w:cs="Arial"/>
-        <w:b/>
-        <w:bCs/>
-        <w:spacing w:val="-8"/>
-        <w:sz w:val="16"/>
-        <w:szCs w:val="16"/>
-        <w:lang w:val="en-US"/>
-      </w:rPr>
-      <w:t>}</w:t>
-    </w:r>
-    <w:r>
-      <w:rPr>
-        <w:rFonts w:ascii="Arial" w:eastAsia="Calibri" w:hAnsi="Arial" w:cs="Arial"/>
-        <w:b/>
-        <w:bCs/>
-        <w:spacing w:val="-8"/>
-        <w:sz w:val="16"/>
-        <w:szCs w:val="16"/>
-        <w:lang w:val="en-US"/>
-      </w:rPr>
-      <w:t xml:space="preserve"> </w:t>
+      <w:t xml:space="preserve">{kode_pokja} </w:t>
     </w:r>
     <w:r>
       <w:rPr>
@@ -13490,57 +13313,19 @@
       </w:rPr>
       <w:t xml:space="preserve">Jl. Yos Sudarso No. 37A Lt.2, Banjarmasin 70119 Telepon (0511) 6723416 Surel </w:t>
     </w:r>
-    <w:r>
-      <w:fldChar w:fldCharType="begin"/>
-    </w:r>
-    <w:r>
-      <w:instrText xml:space="preserve"> HYPERLINK "mailto:%7bemail_ketua_pokja%7ddi." </w:instrText>
-    </w:r>
-    <w:r>
-      <w:fldChar w:fldCharType="separate"/>
-    </w:r>
-    <w:r>
-      <w:rPr>
-        <w:rStyle w:val="Hyperlink"/>
-        <w:rFonts w:ascii="Arial" w:eastAsia="Calibri" w:hAnsi="Arial" w:cs="Arial"/>
-        <w:sz w:val="15"/>
-        <w:szCs w:val="15"/>
-        <w:lang w:val="en-US"/>
-      </w:rPr>
-      <w:t>{</w:t>
-    </w:r>
-    <w:proofErr w:type="spellStart"/>
-    <w:r>
-      <w:rPr>
-        <w:rStyle w:val="Hyperlink"/>
-        <w:rFonts w:ascii="Arial" w:eastAsia="Calibri" w:hAnsi="Arial" w:cs="Arial"/>
-        <w:sz w:val="15"/>
-        <w:szCs w:val="15"/>
-        <w:lang w:val="en-US"/>
-      </w:rPr>
-      <w:t>email_ketua_pokja</w:t>
-    </w:r>
-    <w:proofErr w:type="spellEnd"/>
-    <w:r>
-      <w:rPr>
-        <w:rStyle w:val="Hyperlink"/>
-        <w:rFonts w:ascii="Arial" w:eastAsia="Calibri" w:hAnsi="Arial" w:cs="Arial"/>
-        <w:sz w:val="15"/>
-        <w:szCs w:val="15"/>
-        <w:lang w:val="en-US"/>
-      </w:rPr>
-      <w:t>}</w:t>
-    </w:r>
-    <w:r>
-      <w:rPr>
-        <w:rStyle w:val="Hyperlink"/>
-        <w:rFonts w:ascii="Arial" w:eastAsia="Calibri" w:hAnsi="Arial" w:cs="Arial"/>
-        <w:sz w:val="15"/>
-        <w:szCs w:val="15"/>
-        <w:lang w:val="en-US"/>
-      </w:rPr>
-      <w:fldChar w:fldCharType="end"/>
-    </w:r>
+    <w:hyperlink r:id="rId2" w:history="1">
+      <w:r>
+        <w:rPr>
+          <w:rFonts w:ascii="Arial" w:eastAsia="Calibri" w:hAnsi="Arial" w:cs="Arial"/>
+          <w:color w:val="0000FF"/>
+          <w:sz w:val="15"/>
+          <w:szCs w:val="15"/>
+          <w:u w:val="single"/>
+          <w:lang w:val="en-US"/>
+        </w:rPr>
+        <w:t>{email_ketua_pokja}</w:t>
+      </w:r>
+    </w:hyperlink>
     <w:r>
       <w:rPr>
         <w:rFonts w:ascii="Arial" w:eastAsia="Calibri" w:hAnsi="Arial" w:cs="Arial"/>
@@ -13574,7 +13359,7 @@
       <mc:AlternateContent>
         <mc:Choice Requires="wps">
           <w:drawing>
-            <wp:anchor distT="0" distB="0" distL="114300" distR="114300" simplePos="0" relativeHeight="251659264" behindDoc="0" locked="0" layoutInCell="1" allowOverlap="1" wp14:anchorId="0D0C9C85" wp14:editId="37DD43FA">
+            <wp:anchor distT="0" distB="0" distL="114300" distR="114300" simplePos="0" relativeHeight="251659264" behindDoc="0" locked="0" layoutInCell="1" allowOverlap="1" wp14:anchorId="278D6029" wp14:editId="75AEC4E1">
               <wp:simplePos x="0" y="0"/>
               <wp:positionH relativeFrom="margin">
                 <wp:posOffset>567858</wp:posOffset>
@@ -13622,9 +13407,9 @@
             </wp:anchor>
           </w:drawing>
         </mc:Choice>
-        <mc:Fallback xmlns:w16sdtfl="http://schemas.microsoft.com/office/word/2024/wordml/sdtformatlock" xmlns:w16du="http://schemas.microsoft.com/office/word/2023/wordml/word16du" xmlns:oel="http://schemas.microsoft.com/office/2019/extlst">
+        <mc:Fallback>
           <w:pict>
-            <v:line w14:anchorId="259F0BA6" id="Straight Connector 984700384" o:spid="_x0000_s1026" style="position:absolute;z-index:251659264;visibility:visible;mso-wrap-style:square;mso-width-percent:0;mso-height-percent:0;mso-wrap-distance-left:9pt;mso-wrap-distance-top:0;mso-wrap-distance-right:9pt;mso-wrap-distance-bottom:0;mso-position-horizontal:absolute;mso-position-horizontal-relative:margin;mso-position-vertical:absolute;mso-position-vertical-relative:text;mso-width-percent:0;mso-height-percent:0;mso-width-relative:margin;mso-height-relative:margin" from="44.7pt,.75pt" to="468.4pt,.75pt" o:gfxdata="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" strokecolor="windowText" strokeweight="2.5pt">
+            <v:line w14:anchorId="3560C548" id="Straight Connector 984700384" o:spid="_x0000_s1026" style="position:absolute;z-index:251659264;visibility:visible;mso-wrap-style:square;mso-width-percent:0;mso-height-percent:0;mso-wrap-distance-left:9pt;mso-wrap-distance-top:0;mso-wrap-distance-right:9pt;mso-wrap-distance-bottom:0;mso-position-horizontal:absolute;mso-position-horizontal-relative:margin;mso-position-vertical:absolute;mso-position-vertical-relative:text;mso-width-percent:0;mso-height-percent:0;mso-width-relative:margin;mso-height-relative:margin" from="44.7pt,.75pt" to="468.4pt,.75pt" o:gfxdata="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" strokecolor="windowText" strokeweight="2.5pt">
               <v:stroke joinstyle="miter"/>
               <w10:wrap anchorx="margin"/>
             </v:line>
@@ -13636,11 +13421,6 @@
     <w:bookmarkEnd w:id="4"/>
     <w:bookmarkEnd w:id="5"/>
     <w:bookmarkEnd w:id="6"/>
-  </w:p>
-  <w:p>
-    <w:pPr>
-      <w:pStyle w:val="Header"/>
-    </w:pPr>
   </w:p>
 </w:hdr>
 </file>
